--- a/docx/sermon_021_ENGLISH.docx
+++ b/docx/sermon_021_ENGLISH.docx
@@ -3,8 +3,13 @@
 <w:document xmlns:wpc="http://schemas.microsoft.com/office/word/2010/wordprocessingCanvas" xmlns:cx="http://schemas.microsoft.com/office/drawing/2014/chartex" xmlns:cx1="http://schemas.microsoft.com/office/drawing/2015/9/8/chartex" xmlns:cx2="http://schemas.microsoft.com/office/drawing/2015/10/21/chartex" xmlns:cx3="http://schemas.microsoft.com/office/drawing/2016/5/9/chartex" xmlns:cx4="http://schemas.microsoft.com/office/drawing/2016/5/10/chartex" xmlns:cx5="http://schemas.microsoft.com/office/drawing/2016/5/11/chartex" xmlns:cx6="http://schemas.microsoft.com/office/drawing/2016/5/12/chartex" xmlns:cx7="http://schemas.microsoft.com/office/drawing/2016/5/13/chartex" xmlns:cx8="http://schemas.microsoft.com/office/drawing/2016/5/14/chartex" xmlns:mc="http://schemas.openxmlformats.org/markup-compatibility/2006" xmlns:aink="http://schemas.microsoft.com/office/drawing/2016/ink" xmlns:am3d="http://schemas.microsoft.com/office/drawing/2017/model3d" xmlns:o="urn:schemas-microsoft-com:office:office" xmlns:oel="http://schemas.microsoft.com/office/2019/extlst" xmlns:r="http://schemas.openxmlformats.org/officeDocument/2006/relationships" xmlns:m="http://schemas.openxmlformats.org/officeDocument/2006/math" xmlns:v="urn:schemas-microsoft-com:vml" xmlns:wp14="http://schemas.microsoft.com/office/word/2010/wordprocessingDrawing" xmlns:wp="http://schemas.openxmlformats.org/drawingml/2006/wordprocessingDrawing" xmlns:w10="urn:schemas-microsoft-com:office:word" xmlns:w="http://schemas.openxmlformats.org/wordprocessingml/2006/main" xmlns:w14="http://schemas.microsoft.com/office/word/2010/wordml" xmlns:w15="http://schemas.microsoft.com/office/word/2012/wordml" xmlns:w16cex="http://schemas.microsoft.com/office/word/2018/wordml/cex" xmlns:w16cid="http://schemas.microsoft.com/office/word/2016/wordml/cid" xmlns:w16="http://schemas.microsoft.com/office/word/2018/wordml" xmlns:w16du="http://schemas.microsoft.com/office/word/2023/wordml/word16du" xmlns:w16sdtdh="http://schemas.microsoft.com/office/word/2020/wordml/sdtdatahash" xmlns:w16sdtfl="http://schemas.microsoft.com/office/word/2024/wordml/sdtformatlock" xmlns:w16se="http://schemas.microsoft.com/office/word/2015/wordml/symex" xmlns:wpg="http://schemas.microsoft.com/office/word/2010/wordprocessingGroup" xmlns:wpi="http://schemas.microsoft.com/office/word/2010/wordprocessingInk" xmlns:wne="http://schemas.microsoft.com/office/word/2006/wordml" xmlns:wps="http://schemas.microsoft.com/office/word/2010/wordprocessingShape" mc:Ignorable="w14 w15 w16se w16cid w16 w16cex w16sdtdh w16sdtfl w16du wp14">
   <w:body>
     <w:p>
-      <w:r>
-        <w:t>Pahankanuwa Sermon #21</w:t>
+      <w:proofErr w:type="spellStart"/>
+      <w:r>
+        <w:t>Pahankanuwa</w:t>
+      </w:r>
+      <w:proofErr w:type="spellEnd"/>
+      <w:r>
+        <w:t xml:space="preserve"> Sermon #21</w:t>
       </w:r>
     </w:p>
     <w:p>
@@ -17,18 +22,76 @@
       </w:r>
       <w:r>
         <w:br/>
-        <w:t>Author: Ven. Katukurunde Nanananda Thero</w:t>
+        <w:t xml:space="preserve">Author: Ven. </w:t>
+      </w:r>
+      <w:proofErr w:type="spellStart"/>
+      <w:r>
+        <w:t>Katukurunde</w:t>
+      </w:r>
+      <w:proofErr w:type="spellEnd"/>
+      <w:r>
+        <w:t xml:space="preserve"> </w:t>
+      </w:r>
+      <w:proofErr w:type="spellStart"/>
+      <w:r>
+        <w:t>Nanananda</w:t>
+      </w:r>
+      <w:proofErr w:type="spellEnd"/>
+      <w:r>
+        <w:t xml:space="preserve"> Thero</w:t>
       </w:r>
     </w:p>
     <w:p>
       <w:r>
-        <w:t>(Pahankaṇuwa Sinhala Audio Dhamma Sermon No. )</w:t>
-      </w:r>
+        <w:t>(</w:t>
+      </w:r>
+      <w:proofErr w:type="spellStart"/>
+      <w:r>
+        <w:t>Pahankaṇuwa</w:t>
+      </w:r>
+      <w:proofErr w:type="spellEnd"/>
+      <w:r>
+        <w:t xml:space="preserve"> Sinhala Audio Dhamma Sermon </w:t>
+      </w:r>
+      <w:proofErr w:type="gramStart"/>
+      <w:r>
+        <w:t>No. )</w:t>
+      </w:r>
+      <w:proofErr w:type="gramEnd"/>
     </w:p>
     <w:p>
       <w:r>
-        <w:t>Namo tassa bhagavato arahato sammāsambuddhassa</w:t>
-      </w:r>
+        <w:t xml:space="preserve">Namo </w:t>
+      </w:r>
+      <w:proofErr w:type="spellStart"/>
+      <w:r>
+        <w:t>tassa</w:t>
+      </w:r>
+      <w:proofErr w:type="spellEnd"/>
+      <w:r>
+        <w:t xml:space="preserve"> </w:t>
+      </w:r>
+      <w:proofErr w:type="spellStart"/>
+      <w:r>
+        <w:t>bhagavato</w:t>
+      </w:r>
+      <w:proofErr w:type="spellEnd"/>
+      <w:r>
+        <w:t xml:space="preserve"> </w:t>
+      </w:r>
+      <w:proofErr w:type="spellStart"/>
+      <w:r>
+        <w:t>arahato</w:t>
+      </w:r>
+      <w:proofErr w:type="spellEnd"/>
+      <w:r>
+        <w:t xml:space="preserve"> </w:t>
+      </w:r>
+      <w:proofErr w:type="spellStart"/>
+      <w:r>
+        <w:t>sammāsambuddhassa</w:t>
+      </w:r>
+      <w:proofErr w:type="spellEnd"/>
       <w:r>
         <w:br/>
       </w:r>
@@ -36,21 +99,83 @@
         <w:br/>
         <w:t>(Homage to the Blessed One, the Worthy One, the Fully Self-Enlightened One)</w:t>
       </w:r>
-    </w:p>
-    <w:p/>
-    <w:p>
-      <w:r/>
     </w:p>
     <w:p/>
     <w:p/>
+    <w:p/>
+    <w:p/>
     <w:p>
       <w:r>
-        <w:t>*Ārogāparamā lābhā santuṭṭhiparamaṃ dhanaṃ*</w:t>
+        <w:t>*</w:t>
+      </w:r>
+      <w:proofErr w:type="spellStart"/>
+      <w:r>
+        <w:t>Ārogāparamā</w:t>
+      </w:r>
+      <w:proofErr w:type="spellEnd"/>
+      <w:r>
+        <w:t xml:space="preserve"> </w:t>
+      </w:r>
+      <w:proofErr w:type="spellStart"/>
+      <w:r>
+        <w:t>lābhā</w:t>
+      </w:r>
+      <w:proofErr w:type="spellEnd"/>
+      <w:r>
+        <w:t xml:space="preserve"> </w:t>
+      </w:r>
+      <w:proofErr w:type="spellStart"/>
+      <w:r>
+        <w:t>santuṭṭhiparamaṃ</w:t>
+      </w:r>
+      <w:proofErr w:type="spellEnd"/>
+      <w:r>
+        <w:t xml:space="preserve"> </w:t>
+      </w:r>
+      <w:proofErr w:type="spellStart"/>
+      <w:r>
+        <w:t>dhanaṃ</w:t>
+      </w:r>
+      <w:proofErr w:type="spellEnd"/>
+      <w:r>
+        <w:t>*</w:t>
       </w:r>
     </w:p>
     <w:p>
       <w:r>
-        <w:t>*Vissāsaparamā ñātī nibbānaparamaṃ sukhaṃ*</w:t>
+        <w:t>*</w:t>
+      </w:r>
+      <w:proofErr w:type="spellStart"/>
+      <w:r>
+        <w:t>Vissāsaparamā</w:t>
+      </w:r>
+      <w:proofErr w:type="spellEnd"/>
+      <w:r>
+        <w:t xml:space="preserve"> </w:t>
+      </w:r>
+      <w:proofErr w:type="spellStart"/>
+      <w:r>
+        <w:t>ñātī</w:t>
+      </w:r>
+      <w:proofErr w:type="spellEnd"/>
+      <w:r>
+        <w:t xml:space="preserve"> </w:t>
+      </w:r>
+      <w:proofErr w:type="spellStart"/>
+      <w:r>
+        <w:t>nibbānaparamaṃ</w:t>
+      </w:r>
+      <w:proofErr w:type="spellEnd"/>
+      <w:r>
+        <w:t xml:space="preserve"> </w:t>
+      </w:r>
+      <w:proofErr w:type="spellStart"/>
+      <w:r>
+        <w:t>sukhaṃ</w:t>
+      </w:r>
+      <w:proofErr w:type="spellEnd"/>
+      <w:r>
+        <w:t>*</w:t>
       </w:r>
     </w:p>
     <w:p>
@@ -60,457 +185,3793 @@
     </w:p>
     <w:p>
       <w:r>
-        <w:t>Everyone strives throughout their entire life to attain happiness, comfort, and peace. However, we often see that through those very efforts, they end up bringing about suffering / unsatisfactoriness / stress, unrest, and destruction upon themselves. This kind of outcome occurs due to following incorrect fundamental principles and courses of action. If one correctly understands the values highlighted by the Blessed Buddha, one will be able to achieve true happiness, relief, and peace. In the thematic verse we have chosen today, four such valuable principles are mentioned. This verse was delivered specifically to King Pasenadi Kosala.</w:t>
+        <w:t>Every person strives throughout their entire life to attain happiness, relief, and peace. However, through the very efforts they make, it is frequently seen that they only acquire suffering (*dukkha*), unease, and ruin. This happens because of following wrong principles and courses of action. If one correctly understands the values highlighted by the Blessed One, one will be able to attain happiness, relief, and peace. Today, the stanza (*</w:t>
+      </w:r>
+      <w:proofErr w:type="spellStart"/>
+      <w:r>
+        <w:t>gāthā</w:t>
+      </w:r>
+      <w:proofErr w:type="spellEnd"/>
+      <w:r>
+        <w:t xml:space="preserve">*) we have chosen as our theme mentions four such values. This stanza was preached to King </w:t>
+      </w:r>
+      <w:proofErr w:type="spellStart"/>
+      <w:r>
+        <w:t>Pasenadi</w:t>
+      </w:r>
+      <w:proofErr w:type="spellEnd"/>
+      <w:r>
+        <w:t xml:space="preserve"> of Kosala.</w:t>
       </w:r>
     </w:p>
     <w:p>
       <w:r>
-        <w:t>This King Kosala was accustomed to consuming a massive amount of food daily. A *droṇa* refers to a very large measure of grain used in those days. It is recorded that he would consume a *droṇa* of cooked rice in a single meal. One morning, after consuming such a massive amount of food, he came to visit the Buddha. He was unable to sit straight, tossing and turning from side to side, and nodding off in a food coma. Seeing this, the Buddha asked him: "Great King, did you not arrive after taking some rest?" The king replied: "Venerable Sir, I came immediately after taking my meal. From the moment I ate, my body has felt extremely heavy and sluggish." Then the Buddha declared: "Yes, Great King, eating beyond measure leads to suffering / unsatisfactoriness / stress in this manner." Addressing the king with a slightly humorous and advisory tone, the Buddha uttered this verse:</w:t>
+        <w:t>This King of Kosala was accustomed to eating a large quantity of food daily. A *</w:t>
+      </w:r>
+      <w:proofErr w:type="spellStart"/>
+      <w:r>
+        <w:t>droṇa</w:t>
+      </w:r>
+      <w:proofErr w:type="spellEnd"/>
+      <w:r>
+        <w:t>* is said to be a large measure of grain used in those days. It is recorded that he consumed boiled rice prepared from a *</w:t>
+      </w:r>
+      <w:proofErr w:type="spellStart"/>
+      <w:r>
+        <w:t>droṇa</w:t>
+      </w:r>
+      <w:proofErr w:type="spellEnd"/>
+      <w:r>
+        <w:t xml:space="preserve">* of raw rice for a single meal. One morning, having consumed such a vast amount of food, he came to the Blessed One, and being unable even to sit up straight, rolling from side to side, and nodding off in a stupor from a food-coma, he sat there. Then the Blessed One asked him, "Why, Great King? Did you not come after </w:t>
+      </w:r>
+      <w:proofErr w:type="gramStart"/>
+      <w:r>
+        <w:t>taking</w:t>
+      </w:r>
+      <w:proofErr w:type="gramEnd"/>
+      <w:r>
+        <w:t xml:space="preserve"> some rest?" The King replied, "Venerable Sir, I came immediately after having my meal. Ever since I took food, my body has felt very heavy." Then the Blessed One stated, "Yes, Great King, by consuming food beyond measure, suffering (*dukkha*) arises in this manner," and as </w:t>
+      </w:r>
+      <w:proofErr w:type="gramStart"/>
+      <w:r>
+        <w:t>a slightly</w:t>
+      </w:r>
+      <w:proofErr w:type="gramEnd"/>
+      <w:r>
+        <w:t xml:space="preserve"> humorous or sarcastic advice to the King, he uttered a certain stanza of Dhamma:</w:t>
       </w:r>
     </w:p>
     <w:p>
       <w:r>
-        <w:t>*Yadā hotī mahagghaso niddāyitā*</w:t>
+        <w:t>*</w:t>
+      </w:r>
+      <w:proofErr w:type="spellStart"/>
+      <w:r>
+        <w:t>Yadā</w:t>
+      </w:r>
+      <w:proofErr w:type="spellEnd"/>
+      <w:r>
+        <w:t xml:space="preserve"> </w:t>
+      </w:r>
+      <w:proofErr w:type="spellStart"/>
+      <w:r>
+        <w:t>hotī</w:t>
+      </w:r>
+      <w:proofErr w:type="spellEnd"/>
+      <w:r>
+        <w:t xml:space="preserve"> </w:t>
+      </w:r>
+      <w:proofErr w:type="spellStart"/>
+      <w:r>
+        <w:t>mahagghaso</w:t>
+      </w:r>
+      <w:proofErr w:type="spellEnd"/>
+      <w:r>
+        <w:t xml:space="preserve"> </w:t>
+      </w:r>
+      <w:proofErr w:type="spellStart"/>
+      <w:r>
+        <w:t>niddāyitā</w:t>
+      </w:r>
+      <w:proofErr w:type="spellEnd"/>
+      <w:r>
+        <w:t>*</w:t>
       </w:r>
     </w:p>
     <w:p>
       <w:r>
         <w:lastRenderedPageBreak/>
-        <w:t>*Mahāvarāho va nivāpapuṭṭho*</w:t>
-      </w:r>
+        <w:t>*</w:t>
+      </w:r>
+      <w:proofErr w:type="spellStart"/>
+      <w:r>
+        <w:t>mahāvarāho</w:t>
+      </w:r>
+      <w:proofErr w:type="spellEnd"/>
+      <w:r>
+        <w:t xml:space="preserve"> </w:t>
+      </w:r>
+      <w:proofErr w:type="spellStart"/>
+      <w:r>
+        <w:t>va</w:t>
+      </w:r>
+      <w:proofErr w:type="spellEnd"/>
+      <w:r>
+        <w:t xml:space="preserve"> </w:t>
+      </w:r>
+      <w:proofErr w:type="spellStart"/>
+      <w:proofErr w:type="gramStart"/>
+      <w:r>
+        <w:t>nivāpapuṭṭho</w:t>
+      </w:r>
+      <w:proofErr w:type="spellEnd"/>
+      <w:r>
+        <w:t>,*</w:t>
+      </w:r>
+      <w:proofErr w:type="gramEnd"/>
     </w:p>
     <w:p>
       <w:r>
-        <w:t>*Punappunaṃ gabbhamupeti mando*</w:t>
-      </w:r>
+        <w:t>*</w:t>
+      </w:r>
+      <w:proofErr w:type="spellStart"/>
+      <w:r>
+        <w:t>punappunaṃ</w:t>
+      </w:r>
+      <w:proofErr w:type="spellEnd"/>
+      <w:r>
+        <w:t xml:space="preserve"> </w:t>
+      </w:r>
+      <w:proofErr w:type="spellStart"/>
+      <w:r>
+        <w:t>gabbhamupeti</w:t>
+      </w:r>
+      <w:proofErr w:type="spellEnd"/>
+      <w:r>
+        <w:t xml:space="preserve"> </w:t>
+      </w:r>
+      <w:proofErr w:type="gramStart"/>
+      <w:r>
+        <w:t>mando.*</w:t>
+      </w:r>
+      <w:proofErr w:type="gramEnd"/>
     </w:p>
     <w:p>
       <w:r>
-        <w:t>The meaning of that verse is: "The foolish person who eats excessively, sleeps, and tosses and turns from side to side in drowsiness, like a great hog fattened on fodder to be slaughtered, undergoes birth / arising again and again in a mother’s womb." After uttering this verse, the Buddha further explained: "Great King, food is something that should be consumed knowing the proper measure. It is only when one eats knowing the measure that the body experiences comfort and health." To help the king remember this advice, the Buddha spoke another verse:</w:t>
+        <w:t xml:space="preserve">The meaning of that stanza is: The foolish person who eats excessively and sleeps, rolling from side to side in drowsiness, is just like a pig fattened on various foods for slaughter, returning </w:t>
+      </w:r>
+      <w:proofErr w:type="gramStart"/>
+      <w:r>
+        <w:t>again and again</w:t>
+      </w:r>
+      <w:proofErr w:type="gramEnd"/>
+      <w:r>
+        <w:t xml:space="preserve"> to a mother's womb. Having uttered this stanza, the Blessed One further stated, "Great King, food is something that must be eaten knowing the proper measure. Only when one eats knowing the proper measure does the body feel comfortable." Then, to help him remember this advice, He uttered another stanza:</w:t>
       </w:r>
     </w:p>
     <w:p>
       <w:r>
-        <w:t>*Manujassa sadā satīmato*</w:t>
-      </w:r>
+        <w:t>*</w:t>
+      </w:r>
+      <w:proofErr w:type="spellStart"/>
+      <w:r>
+        <w:t>Manujassa</w:t>
+      </w:r>
+      <w:proofErr w:type="spellEnd"/>
+      <w:r>
+        <w:t xml:space="preserve"> </w:t>
+      </w:r>
+      <w:proofErr w:type="spellStart"/>
+      <w:r>
+        <w:t>sadā</w:t>
+      </w:r>
+      <w:proofErr w:type="spellEnd"/>
+      <w:r>
+        <w:t xml:space="preserve"> </w:t>
+      </w:r>
+      <w:proofErr w:type="spellStart"/>
+      <w:proofErr w:type="gramStart"/>
+      <w:r>
+        <w:t>satīmato</w:t>
+      </w:r>
+      <w:proofErr w:type="spellEnd"/>
+      <w:r>
+        <w:t>,*</w:t>
+      </w:r>
+      <w:proofErr w:type="gramEnd"/>
     </w:p>
     <w:p>
       <w:r>
-        <w:t>*Mattaṃ jānato laddhabhojane*</w:t>
-      </w:r>
+        <w:t>*</w:t>
+      </w:r>
+      <w:proofErr w:type="spellStart"/>
+      <w:r>
+        <w:t>mattaṃ</w:t>
+      </w:r>
+      <w:proofErr w:type="spellEnd"/>
+      <w:r>
+        <w:t xml:space="preserve"> </w:t>
+      </w:r>
+      <w:proofErr w:type="spellStart"/>
+      <w:r>
+        <w:t>jānato</w:t>
+      </w:r>
+      <w:proofErr w:type="spellEnd"/>
+      <w:r>
+        <w:t xml:space="preserve"> </w:t>
+      </w:r>
+      <w:proofErr w:type="spellStart"/>
+      <w:proofErr w:type="gramStart"/>
+      <w:r>
+        <w:t>laddhabhojane</w:t>
+      </w:r>
+      <w:proofErr w:type="spellEnd"/>
+      <w:r>
+        <w:t>;*</w:t>
+      </w:r>
+      <w:proofErr w:type="gramEnd"/>
     </w:p>
     <w:p>
       <w:r>
-        <w:t>*Tanu tassa bhavanti vedanā*</w:t>
-      </w:r>
+        <w:t>*</w:t>
+      </w:r>
+      <w:proofErr w:type="spellStart"/>
+      <w:proofErr w:type="gramStart"/>
+      <w:r>
+        <w:t>tanu</w:t>
+      </w:r>
+      <w:proofErr w:type="spellEnd"/>
+      <w:proofErr w:type="gramEnd"/>
+      <w:r>
+        <w:t xml:space="preserve"> </w:t>
+      </w:r>
+      <w:proofErr w:type="spellStart"/>
+      <w:r>
+        <w:t>tassa</w:t>
+      </w:r>
+      <w:proofErr w:type="spellEnd"/>
+      <w:r>
+        <w:t xml:space="preserve"> </w:t>
+      </w:r>
+      <w:proofErr w:type="spellStart"/>
+      <w:r>
+        <w:t>bhavanti</w:t>
+      </w:r>
+      <w:proofErr w:type="spellEnd"/>
+      <w:r>
+        <w:t xml:space="preserve"> </w:t>
+      </w:r>
+      <w:proofErr w:type="spellStart"/>
+      <w:proofErr w:type="gramStart"/>
+      <w:r>
+        <w:t>vedanā</w:t>
+      </w:r>
+      <w:proofErr w:type="spellEnd"/>
+      <w:r>
+        <w:t>,*</w:t>
+      </w:r>
+      <w:proofErr w:type="gramEnd"/>
     </w:p>
     <w:p>
       <w:r>
-        <w:t>*Saṇikaṃ jīrati āyupālayaṃ*</w:t>
-      </w:r>
+        <w:t>*</w:t>
+      </w:r>
+      <w:proofErr w:type="spellStart"/>
+      <w:r>
+        <w:t>saṇikaṃ</w:t>
+      </w:r>
+      <w:proofErr w:type="spellEnd"/>
+      <w:r>
+        <w:t xml:space="preserve"> </w:t>
+      </w:r>
+      <w:proofErr w:type="spellStart"/>
+      <w:r>
+        <w:t>jīrati</w:t>
+      </w:r>
+      <w:proofErr w:type="spellEnd"/>
+      <w:r>
+        <w:t xml:space="preserve"> </w:t>
+      </w:r>
+      <w:proofErr w:type="gramStart"/>
+      <w:r>
+        <w:t>āyupālayaṃ.*</w:t>
+      </w:r>
+      <w:proofErr w:type="gramEnd"/>
     </w:p>
     <w:p>
       <w:r>
-        <w:t>The meaning of this verse is: "For a human being who is always mindful and knows the measure in the food received, their feelings / sensations decrease. Guarding their lifespan, they transition slowly into decay and death / aging and death." In this way, the Buddha declared the benefits of reducing one’s food intake. Even though this verse was uttered, the King was unable to memorize it at the time, because he was so drowsy. Thus, the King turned to the youth named Sudassana, his nephew who had accompanied him, and said: "Please memorize this on my behalf." The young Sudassana memorized the verse and asked the Buddha: "Venerable Sir, what should be done with this verse?" The Buddha instructed him: "Whenever the King is taking his meals, stand nearby, and just as his last handful of rice is about to be put into his mouth, recite this verse. Then, the King, considering the meaning of the verse, will set that handful of rice aside. The next day, prepare his food by reducing the amount of rice by the number of grains contained in that set-aside handful. In this way, gradually train the King in the practice of reducing his food intake."</w:t>
+        <w:t>The meaning of that stanza is: For a human who is always mindful, knowing the proper measure in the food obtained, his feelings (*</w:t>
+      </w:r>
+      <w:proofErr w:type="spellStart"/>
+      <w:r>
+        <w:t>vedanā</w:t>
+      </w:r>
+      <w:proofErr w:type="spellEnd"/>
+      <w:r>
+        <w:t xml:space="preserve">*) become mild; he ages slowly, preserving his </w:t>
+      </w:r>
+      <w:proofErr w:type="gramStart"/>
+      <w:r>
+        <w:t>life-span</w:t>
+      </w:r>
+      <w:proofErr w:type="gramEnd"/>
+      <w:r>
+        <w:t>. Thus, He declared the benefit of eating less food.</w:t>
       </w:r>
     </w:p>
     <w:p>
       <w:r>
-        <w:t>The youth Sudassana acted exactly as instructed. Not only did the King follow the practice, but whenever the verse was recited, he also rewarded Sudassana with a thousand coins. By continuing this for several days, a situation arose where the King was able to sustain himself on just a *nāḷi* (a smaller measure) of food. Along with this, as a benefit of this practice, the King experienced great physical comfort, lightness, and strength.</w:t>
+        <w:t xml:space="preserve">But even though this stanza was proclaimed, the King could not memorize it. He was that drowsy. So, the King said to the young man named </w:t>
+      </w:r>
+      <w:proofErr w:type="spellStart"/>
+      <w:r>
+        <w:t>Sudassana</w:t>
+      </w:r>
+      <w:proofErr w:type="spellEnd"/>
+      <w:r>
+        <w:t xml:space="preserve">, his nephew who had accompanied him, "Memorize this on my behalf." The youth </w:t>
+      </w:r>
+      <w:proofErr w:type="spellStart"/>
+      <w:r>
+        <w:t>Sudassana</w:t>
+      </w:r>
+      <w:proofErr w:type="spellEnd"/>
+      <w:r>
+        <w:t xml:space="preserve"> memorized the stanza and asked the Blessed One, "Venerable Sir, what should be done with this stanza?" The Blessed One instructed him: "When this King is taking his meals, stand nearby, and just as he is about to put the very last morsel of rice into his mouth, recite this stanza. Then, considering the meaning of the stanza, the King will put that morsel of rice aside. The next day, prepare the meal by reducing the amount of raw rice by the number of rice grains in that discarded morsel. In this manner, gradually accustom the King to the practice of reducing his food intake."</w:t>
       </w:r>
     </w:p>
     <w:p>
       <w:r>
-        <w:t xml:space="preserve">Having witnessed these benefits, the King came to the Buddha one day in high spirits and declared: "Venerable Sir, now I have so much physical strength that I can chase and catch a deer or a horse. My body is very light now, and the old heaviness and fatness have disappeared. I feel very healthy. This has been a source of great happiness to me." He then mentioned several other reasons that had brought him happiness on that occasion: "Recently, I had conflicts and battles with my nephew, King Ajātasattu. Now, I have settled </w:t>
-      </w:r>
-      <w:r>
-        <w:lastRenderedPageBreak/>
-        <w:t>those conflicts by giving my daughter, Princess Vajirā, in marriage to that king. Furthermore, the conflict had arisen over the ownership of the village of Kāsi. I have gifted that village of Kāsi to my daughter as a dowry for her 'bath-powder' expenses—which, in modern terms, we might call 'soap expenses.' This is a custom among kings. Since the war has ended because of this, it is also a source of great joy to me." He then mentioned another reason for his joy: "Recently, a family gem belonging to our royal household was lost and could not be found. It has suddenly been recovered. This too is a cause of happiness for me."</w:t>
+        <w:t xml:space="preserve">So, the youth </w:t>
+      </w:r>
+      <w:proofErr w:type="spellStart"/>
+      <w:r>
+        <w:t>Sudassana</w:t>
+      </w:r>
+      <w:proofErr w:type="spellEnd"/>
+      <w:r>
+        <w:t xml:space="preserve"> acted in that very manner. Not only that, but whenever the stanza was recited, the King even gave a gift of a thousand coins to the youth </w:t>
+      </w:r>
+      <w:proofErr w:type="spellStart"/>
+      <w:r>
+        <w:t>Sudassana</w:t>
+      </w:r>
+      <w:proofErr w:type="spellEnd"/>
+      <w:r>
+        <w:t>. As this went on for several days, the King reached a state where he could subsist on just one *</w:t>
+      </w:r>
+      <w:proofErr w:type="spellStart"/>
+      <w:r>
+        <w:t>nāḷi</w:t>
+      </w:r>
+      <w:proofErr w:type="spellEnd"/>
+      <w:r>
+        <w:t>* (a much smaller measure) of food. Along with this, as a benefit of that practice, the King experienced great physical comfort, lightness, and strength.</w:t>
       </w:r>
     </w:p>
     <w:p>
       <w:r>
-        <w:t>Next, he presented a fourth reason: "Considering it a way to become more trusted and pleasing to the disciples of the Blessed One, I have married a relative daughter of the Blessed One"—referring to Princess Vāsabhakhattiyā of the Sakyan clan. "Therefore, through these several matters, I now experience great happiness and joy." When the king expressed this, the Buddha delivered this verse in response to his words:</w:t>
+        <w:t xml:space="preserve">Seeing these benefits, one day the King came to the Blessed One in great joy and declared: "Venerable Sir, now my body has so much strength that I can chase and catch a deer or a horse. My body is now very light, and that obesity I had earlier is gone. I feel very healthy. This has been a source of great happiness to me." At that moment, he also expressed several other matters that had brought him happiness: "In recent days, I had battles with my nephew, King Ajātasattu. Now, I have settled those battles by giving my daughter, Princess Vajirā, in marriage to that king. Furthermore, the battle had arisen over the ownership of </w:t>
+      </w:r>
+      <w:r>
+        <w:lastRenderedPageBreak/>
+        <w:t xml:space="preserve">the village of </w:t>
+      </w:r>
+      <w:proofErr w:type="spellStart"/>
+      <w:r>
+        <w:t>Kāsi</w:t>
+      </w:r>
+      <w:proofErr w:type="spellEnd"/>
+      <w:r>
+        <w:t xml:space="preserve">. I have gifted that village of </w:t>
+      </w:r>
+      <w:proofErr w:type="spellStart"/>
+      <w:r>
+        <w:t>Kāsi</w:t>
+      </w:r>
+      <w:proofErr w:type="spellEnd"/>
+      <w:r>
+        <w:t xml:space="preserve"> to my daughter as bath-powder money—which we could call a soap allowance in modern terms—this was a custom among kings. Since I handed over that village as a dowry to my daughter, the conflict has ceased, and that is also a source of great joy to me." He mentioned another reason for his joy: "Recently, a family heirloom gem in our palace was lost and could not be found. That </w:t>
+      </w:r>
+      <w:proofErr w:type="gramStart"/>
+      <w:r>
+        <w:t>too was</w:t>
+      </w:r>
+      <w:proofErr w:type="gramEnd"/>
+      <w:r>
+        <w:t xml:space="preserve"> suddenly recovered. That is also a cause of happiness for me." Then, fourthly, he presented another matter: "To make myself more trustworthy and pleasing to the Blessed One's disciples, and considering it a significant matter, I have taken a relative-daughter of the Blessed One in marriage"—here he was referring to Princess </w:t>
+      </w:r>
+      <w:proofErr w:type="spellStart"/>
+      <w:r>
+        <w:t>Vāsabhakhattiyā</w:t>
+      </w:r>
+      <w:proofErr w:type="spellEnd"/>
+      <w:r>
+        <w:t xml:space="preserve"> of the </w:t>
+      </w:r>
+      <w:proofErr w:type="spellStart"/>
+      <w:r>
+        <w:t>Sakyan</w:t>
+      </w:r>
+      <w:proofErr w:type="spellEnd"/>
+      <w:r>
+        <w:t xml:space="preserve"> clan. "I have wedded this </w:t>
+      </w:r>
+      <w:proofErr w:type="gramStart"/>
+      <w:r>
+        <w:t>relative-daughter</w:t>
+      </w:r>
+      <w:proofErr w:type="gramEnd"/>
+      <w:r>
+        <w:t>. Thus, in these several ways, I now possess great happiness and joy." When the King declared this, it was in relation to these statements that the Blessed One uttered this stanza:</w:t>
       </w:r>
     </w:p>
     <w:p>
       <w:r>
-        <w:t xml:space="preserve">Indeed, Great King, among all gains, freedom from illness (health) is the greatest gain. Among all wealth, contentment with what is received is the greatest wealth, the supreme wealth. Among all relatives, trust is the highest relative. And when considering happiness, </w:t>
-      </w:r>
+        <w:t xml:space="preserve">Indeed, Great King, among gains, health is the greatest gain. Among riches, contentment with what one has is the greatest wealth, the ultimate wealth. Among relatives, trust is the supreme relative. And when considering happiness, the ultimate happiness is </w:t>
+      </w:r>
+      <w:proofErr w:type="spellStart"/>
       <w:r>
         <w:t>Nibbāna</w:t>
       </w:r>
-      <w:r>
-        <w:t xml:space="preserve"> is the supreme happiness. Giving this meaning, the Buddha uttered the verse we mentioned earlier:</w:t>
+      <w:proofErr w:type="spellEnd"/>
+      <w:r>
+        <w:t>. Giving this meaning, He uttered this stanza—the one we mentioned earlier:</w:t>
       </w:r>
     </w:p>
     <w:p>
       <w:r>
-        <w:t>*Ārogyaparamā lābhā santuṭṭhiparamaṃ dhanaṃ*</w:t>
-      </w:r>
+        <w:t>*</w:t>
+      </w:r>
+      <w:proofErr w:type="spellStart"/>
+      <w:r>
+        <w:t>Ārogāparamā</w:t>
+      </w:r>
+      <w:proofErr w:type="spellEnd"/>
+      <w:r>
+        <w:t xml:space="preserve"> </w:t>
+      </w:r>
+      <w:proofErr w:type="spellStart"/>
+      <w:r>
+        <w:t>lābhā</w:t>
+      </w:r>
+      <w:proofErr w:type="spellEnd"/>
+      <w:r>
+        <w:t xml:space="preserve">, </w:t>
+      </w:r>
+      <w:proofErr w:type="spellStart"/>
+      <w:r>
+        <w:t>santuṭṭhiparamam</w:t>
+      </w:r>
+      <w:proofErr w:type="spellEnd"/>
+      <w:r>
+        <w:t xml:space="preserve"> </w:t>
+      </w:r>
+      <w:proofErr w:type="spellStart"/>
+      <w:proofErr w:type="gramStart"/>
+      <w:r>
+        <w:t>dhanaṃ</w:t>
+      </w:r>
+      <w:proofErr w:type="spellEnd"/>
+      <w:r>
+        <w:t>,*</w:t>
+      </w:r>
+      <w:proofErr w:type="gramEnd"/>
     </w:p>
     <w:p>
       <w:r>
-        <w:t>*Vissāsaparamā ñātī nibbānaparamaṃ sukhaṃ*</w:t>
-      </w:r>
+        <w:t>*</w:t>
+      </w:r>
+      <w:proofErr w:type="spellStart"/>
+      <w:r>
+        <w:t>vissāsaparamā</w:t>
+      </w:r>
+      <w:proofErr w:type="spellEnd"/>
+      <w:r>
+        <w:t xml:space="preserve"> </w:t>
+      </w:r>
+      <w:proofErr w:type="spellStart"/>
+      <w:r>
+        <w:t>ñātī</w:t>
+      </w:r>
+      <w:proofErr w:type="spellEnd"/>
+      <w:r>
+        <w:t xml:space="preserve">, </w:t>
+      </w:r>
+      <w:proofErr w:type="spellStart"/>
+      <w:r>
+        <w:t>nibbānaparamam</w:t>
+      </w:r>
+      <w:proofErr w:type="spellEnd"/>
+      <w:r>
+        <w:t xml:space="preserve"> </w:t>
+      </w:r>
+      <w:proofErr w:type="gramStart"/>
+      <w:r>
+        <w:t>sukham.*</w:t>
+      </w:r>
+      <w:proofErr w:type="gramEnd"/>
     </w:p>
     <w:p>
       <w:r>
-        <w:t>Thus, this verse and the story behind it are highly exemplary for us. The first point clearly highlights the matter concerning the King: the issue of food consumption and health. When we reflect on this, we can see what a profound Dhamma the Buddha brought out from the simple issue of the King’s food consumption. First of all, consider the metaphor used—the metaphor of the pig in that verse. The Buddha was not hesitant to speak even to a king in a satirical manner. This shows how much deep respect the King had for the Buddha. As you all know, a pig is an animal with a mouth and a massive belly adapted for eating, with its belly touching the ground. In houses, people feed various filthy things to the pig at the back of the house, not out of love for the pig, nor to get milk from it, as you well know. Ultimately, the fatter it gets, the quicker its death is brought about. This is an excellent metaphor for the King to remember.</w:t>
+        <w:t xml:space="preserve">Now, this stanza, as well as the stories surrounding it, provide us with wonderful examples. The first point is clearly visible to us. Health was declared in relation to the King's situation, which was the issue of eating food. When we contemplate this, we see what a valuable Dhamma the Blessed One brought to light through the King's eating habits. </w:t>
+      </w:r>
+      <w:proofErr w:type="gramStart"/>
+      <w:r>
+        <w:t>First of all</w:t>
+      </w:r>
+      <w:proofErr w:type="gramEnd"/>
+      <w:r>
+        <w:t xml:space="preserve">, let alone other things, even the simile used—the simile of the pig in that stanza—shows this. The Blessed One was not afraid to speak in a sarcastic manner even to a king. To that extent, the King also had immense respect for the Blessed One. Now, you all know that a pig is an animal with a mouth made for eating, a large mouth, and a large belly that drags along the ground. In houses, they feed it all kinds of waste at the back of the house, not out of love for the pig, nor to get milk from </w:t>
+      </w:r>
+      <w:proofErr w:type="gramStart"/>
+      <w:r>
+        <w:t>it—</w:t>
+      </w:r>
+      <w:proofErr w:type="gramEnd"/>
+      <w:r>
+        <w:t xml:space="preserve">you know this very well. In the end, the fatter it gets, the quicker its death approaches. That was an excellent </w:t>
+      </w:r>
+      <w:proofErr w:type="gramStart"/>
+      <w:r>
+        <w:t>simile</w:t>
+      </w:r>
+      <w:proofErr w:type="gramEnd"/>
+      <w:r>
+        <w:t xml:space="preserve"> for the King to keep in mind.</w:t>
       </w:r>
     </w:p>
     <w:p>
       <w:r>
-        <w:t>Therefore, if we contemplate this in accordance with the Dhamma, the result of eating beyond measure is that it reduces one's inclination toward the Dhamma due to drowsiness, laziness, and inactivity. Because of this, one's samsaric cycle is further prolonged. That means one becomes prey to Death (Māra) and undergoes death again and again, through such excessive consumption of food. Thus, like that metaphor, the practical method the Buddha provided to the King to reduce his food is of amazing practical value. What is this principle? It is knowing the measure in eating. Whose measure is it? It is the measure of the one who eats. Therefore, only the person who eats knows their own measure. No one else can measure it for them. It was to match this that the Buddha gave the King a verse that acts like a wise reflection. Its meaning was mentioned earlier.</w:t>
+        <w:t xml:space="preserve">Therefore, if we think of the result of over-eating in terms of </w:t>
+      </w:r>
+      <w:proofErr w:type="gramStart"/>
+      <w:r>
+        <w:t>the Dhamma</w:t>
+      </w:r>
+      <w:proofErr w:type="gramEnd"/>
+      <w:r>
+        <w:t xml:space="preserve">, because of drowsiness, laziness, and physical inactivity, one's inclination toward </w:t>
+      </w:r>
+      <w:proofErr w:type="gramStart"/>
+      <w:r>
+        <w:t>the Dhamma</w:t>
+      </w:r>
+      <w:proofErr w:type="gramEnd"/>
+      <w:r>
+        <w:t xml:space="preserve"> decreases. Consequently, *</w:t>
+      </w:r>
+      <w:proofErr w:type="spellStart"/>
+      <w:r>
+        <w:t>saṃsāra</w:t>
+      </w:r>
+      <w:proofErr w:type="spellEnd"/>
+      <w:r>
+        <w:t xml:space="preserve">* is prolonged </w:t>
+      </w:r>
+      <w:proofErr w:type="gramStart"/>
+      <w:r>
+        <w:t>further and further</w:t>
+      </w:r>
+      <w:proofErr w:type="gramEnd"/>
+      <w:r>
+        <w:t xml:space="preserve">. </w:t>
+      </w:r>
+      <w:proofErr w:type="gramStart"/>
+      <w:r>
+        <w:t>That is to say, one</w:t>
+      </w:r>
+      <w:proofErr w:type="gramEnd"/>
+      <w:r>
+        <w:t xml:space="preserve"> falls prey to Māra and undergoes death </w:t>
+      </w:r>
+      <w:proofErr w:type="gramStart"/>
+      <w:r>
+        <w:t>again and again</w:t>
+      </w:r>
+      <w:proofErr w:type="gramEnd"/>
+      <w:r>
+        <w:t xml:space="preserve"> by consuming excessive food in that manner. Thus, in addition to that simile, the practical method the Blessed One gave to the King to reduce his food intake is of extraordinary practical value. What is it? It is the practice of knowing the proper measure in consuming food (*</w:t>
+      </w:r>
+      <w:proofErr w:type="spellStart"/>
+      <w:r>
+        <w:t>bhojane</w:t>
+      </w:r>
+      <w:proofErr w:type="spellEnd"/>
+      <w:r>
+        <w:t xml:space="preserve"> </w:t>
+      </w:r>
+      <w:proofErr w:type="spellStart"/>
+      <w:r>
+        <w:t>mattaññutā</w:t>
+      </w:r>
+      <w:proofErr w:type="spellEnd"/>
+      <w:r>
+        <w:t>*). Whose measure is it? It is the measure of the person who eats. Therefore, only the person who eats knows their own measure; no one else can measure it for them. Thus, fittingly, the Blessed One next uttered a stanza that serves like a reflection (*</w:t>
+      </w:r>
+      <w:proofErr w:type="spellStart"/>
+      <w:r>
+        <w:t>paccavekkhaṇā</w:t>
+      </w:r>
+      <w:proofErr w:type="spellEnd"/>
+      <w:r>
+        <w:t>*) for the King. We have already explained its meaning.</w:t>
       </w:r>
     </w:p>
     <w:p>
       <w:r>
-        <w:t>When the youth Sudassana recited that verse, the King was reminded of the benefits of eating less: that feelings / sensations decrease when food is reduced. Just as the last handful of rice was about to be eaten, he would abandon it. By practicing abandonment in this way, he gradually came to understand the exact amount of food needed to sustain himself. The King, who used to consume a massive amount of food like a *droṇa*, was subsequently able to be content with just a *nāḷi*.</w:t>
+        <w:lastRenderedPageBreak/>
+        <w:t xml:space="preserve">When the youth </w:t>
+      </w:r>
+      <w:proofErr w:type="spellStart"/>
+      <w:r>
+        <w:t>Sudassana</w:t>
+      </w:r>
+      <w:proofErr w:type="spellEnd"/>
+      <w:r>
+        <w:t xml:space="preserve"> recited that stanza, the King remembered the beneficial aspect of eating less food: that feelings (*</w:t>
+      </w:r>
+      <w:proofErr w:type="spellStart"/>
+      <w:r>
+        <w:t>vedanā</w:t>
+      </w:r>
+      <w:proofErr w:type="spellEnd"/>
+      <w:r>
+        <w:t>*) decrease when food is consumed in moderation. Just as the last morsel of rice was about to go in, he would discard it. By letting go in this manner, he gradually understood the precise amount necessary for his sustenance. The King, who used to eat a huge quantity of food amounting to a *</w:t>
+      </w:r>
+      <w:proofErr w:type="spellStart"/>
+      <w:r>
+        <w:t>droṇa</w:t>
+      </w:r>
+      <w:proofErr w:type="spellEnd"/>
+      <w:r>
+        <w:t>*, was eventually able to be satisfied with a single *</w:t>
+      </w:r>
+      <w:proofErr w:type="spellStart"/>
+      <w:r>
+        <w:t>nāḷi</w:t>
+      </w:r>
+      <w:proofErr w:type="spellEnd"/>
+      <w:r>
+        <w:t>*. Here too, we can see the wonderful quality of the Blessed One as the "incomparable leader of persons to be tamed" (*</w:t>
+      </w:r>
+      <w:proofErr w:type="spellStart"/>
+      <w:r>
+        <w:t>purisadamma</w:t>
+      </w:r>
+      <w:proofErr w:type="spellEnd"/>
+      <w:r>
+        <w:t xml:space="preserve"> </w:t>
+      </w:r>
+      <w:proofErr w:type="spellStart"/>
+      <w:r>
+        <w:t>sārathi</w:t>
+      </w:r>
+      <w:proofErr w:type="spellEnd"/>
+      <w:r>
+        <w:t>*). He showed a method suited to taming a person.</w:t>
       </w:r>
     </w:p>
     <w:p>
       <w:r>
-        <w:t>In this, we can clearly see the Buddha's marvelous quality of being the incomparable leader of persons to be tamed (*purisadhamma-sārathi*). He showed a suitable practical method to tame a person. Next, when we consider this generally, this weakness regarding food is also prevalent among lay devotees, especially during banquets and feasts. In an era where the food table is often used to show off one's wealth, status, and luxury, it shows us that we must be very careful with food. Just like lay devotees, members of the Sangha also need to be careful with this matter during community almsgivings (*saṅghika-dāna*). If food is not taken in moderation, not only does it cause various illnesses, but it also makes the body inactive, leading to drowsiness and laziness. This results in numerous disadvantages. It hastens aging.</w:t>
+        <w:t xml:space="preserve">Next, when we think generally, we see that this weakness regarding food is also present among lay devotees, who over-eat at banquets and feasts. In an era where food is often used as an ostentatious display of status and wealth on the dining table, it shows us that we must be careful with food. Just like lay devotees, the </w:t>
+      </w:r>
+      <w:proofErr w:type="spellStart"/>
+      <w:r>
+        <w:t>Saṅgha</w:t>
+      </w:r>
+      <w:proofErr w:type="spellEnd"/>
+      <w:r>
+        <w:t xml:space="preserve"> also </w:t>
+      </w:r>
+      <w:proofErr w:type="gramStart"/>
+      <w:r>
+        <w:t>has to</w:t>
+      </w:r>
+      <w:proofErr w:type="gramEnd"/>
+      <w:r>
+        <w:t xml:space="preserve"> be careful regarding this matter at *</w:t>
+      </w:r>
+      <w:proofErr w:type="spellStart"/>
+      <w:r>
+        <w:t>saṅghika</w:t>
+      </w:r>
+      <w:proofErr w:type="spellEnd"/>
+      <w:r>
+        <w:t xml:space="preserve"> </w:t>
+      </w:r>
+      <w:proofErr w:type="spellStart"/>
+      <w:r>
+        <w:t>dānas</w:t>
+      </w:r>
+      <w:proofErr w:type="spellEnd"/>
+      <w:r>
+        <w:t>* (almsgivings to the community). Because if one does not eat in moderation, not only do various diseases arise, but the body also becomes sluggish. Drowsiness and laziness set in. Consequently, many disadvantages arise, and the body decays rapidly.</w:t>
       </w:r>
     </w:p>
     <w:p>
       <w:r>
-        <w:t>"Saṇikaṃ jīrati āyupālayaṃ" – it is said that by reducing food, one ages slowly. Why is this? It is because undigested food is often the primary cause for the acceleration of decay and death / aging and death, the hastening of old age, and the abundance of illnesses. Therefore, this point is well worth remembering. This is indeed in agreement with medical science as well. In medicine, there are two important principles regarding food: *hitabhuk* and *mitabhuk*. *Hitabhuk*, dear devotees, means eating wholesome food—nutritious food that is beneficial to one’s health. *Mitabhuk* means knowing the measure in that food.</w:t>
+        <w:t xml:space="preserve">"Slowly he ages, preserving his </w:t>
+      </w:r>
+      <w:proofErr w:type="gramStart"/>
+      <w:r>
+        <w:t>life-span</w:t>
+      </w:r>
+      <w:proofErr w:type="gramEnd"/>
+      <w:r>
+        <w:t>" (*</w:t>
+      </w:r>
+      <w:proofErr w:type="spellStart"/>
+      <w:r>
+        <w:t>saṇikaṃ</w:t>
+      </w:r>
+      <w:proofErr w:type="spellEnd"/>
+      <w:r>
+        <w:t xml:space="preserve"> </w:t>
+      </w:r>
+      <w:proofErr w:type="spellStart"/>
+      <w:r>
+        <w:t>jīrati</w:t>
+      </w:r>
+      <w:proofErr w:type="spellEnd"/>
+      <w:r>
+        <w:t xml:space="preserve"> </w:t>
+      </w:r>
+      <w:proofErr w:type="spellStart"/>
+      <w:r>
+        <w:t>āyupālayaṃ</w:t>
+      </w:r>
+      <w:proofErr w:type="spellEnd"/>
+      <w:r>
+        <w:t xml:space="preserve">*). Why is it said that one ages slowly when food is reduced? It is because undigested food is often what hastens decay, speeds up old age, and multiplies diseases. Thus, this point is also worth remembering. This is </w:t>
+      </w:r>
+      <w:proofErr w:type="gramStart"/>
+      <w:r>
+        <w:t>actually in</w:t>
+      </w:r>
+      <w:proofErr w:type="gramEnd"/>
+      <w:r>
+        <w:t xml:space="preserve"> agreement with medical science. In medical science, too, there are two important principles regarding food: *</w:t>
+      </w:r>
+      <w:proofErr w:type="spellStart"/>
+      <w:r>
+        <w:t>hita-bhuk</w:t>
+      </w:r>
+      <w:proofErr w:type="spellEnd"/>
+      <w:r>
+        <w:t>* (eating what is beneficial) and *</w:t>
+      </w:r>
+      <w:proofErr w:type="spellStart"/>
+      <w:r>
+        <w:t>mita-bhuk</w:t>
+      </w:r>
+      <w:proofErr w:type="spellEnd"/>
+      <w:r>
+        <w:t>* (eating in moderation). *Hita-</w:t>
+      </w:r>
+      <w:proofErr w:type="spellStart"/>
+      <w:r>
+        <w:t>bhuk</w:t>
+      </w:r>
+      <w:proofErr w:type="spellEnd"/>
+      <w:r>
+        <w:t xml:space="preserve">*, dear devotees, means eating </w:t>
+      </w:r>
+      <w:proofErr w:type="gramStart"/>
+      <w:r>
+        <w:t>wholesome food—</w:t>
+      </w:r>
+      <w:proofErr w:type="gramEnd"/>
+      <w:r>
+        <w:t>nutritious food that is beneficial to one's health. Next, *</w:t>
+      </w:r>
+      <w:proofErr w:type="spellStart"/>
+      <w:r>
+        <w:t>mita-bhuk</w:t>
+      </w:r>
+      <w:proofErr w:type="spellEnd"/>
+      <w:r>
+        <w:t>* means knowing the measure of that food.</w:t>
       </w:r>
     </w:p>
     <w:p>
       <w:r>
-        <w:t>In dispensational terms, this *hitabhuk* principle is expressed through the words *sappāya* (wholesome) and *asappāya* (unwholesome). It means taking wholesome food and nutritious food. Abandoning what is harmful, knowing what is wholesome for oneself, removing the unwholesome, and taking only what is wholesome. Then, the principle of *mitabhuk* corresponds to moderation in eating (*bhojane mattaññutā*). The Buddha has shown not only to the Sangha, but especially to meditators and yogis, that they must eat knowing the measure. It is through this that one can practice meditation successfully. By removing the aforementioned drowsiness and laziness, it helps to keep the body and mind active and awake, preventing one from being enslaved by the craving / thirst for taste. For members of the Sangha, the principle regarding food is even more rigorous. That is what is called "wise reflection" (*paccavekkhaṇā*). In ancient terminology, it was referred to as "eating by chewing/reflecting" (*pasvikā vaḷandanavā*) regarding monks. This does not carry the colloquial meaning used today; "eating by reflecting" means consuming food after reflecting and examining it with wisdom. The Buddha even declared a special formula for the Sangha to contemplate when consuming food, just as he gave that special verse to King Kosala. It reminds them that this food is not taken for physical strength, or for beautifying the body like laypeople do. It is taken solely—the word "solely" is specifically emphasized—for the sustenance of this body, for keeping it going, and for carrying out this noble holy life (*brahmacariya*). Furthermore, it is taken to appease old feelings / sensations of hunger, to prevent new feelings / sensations of overeating from arising, and to practice meditation comfortably in peace. In this way, the Buddha advised monks to turn the act of eating itself into a form of meditation.</w:t>
+        <w:t>If we express this in dispensation (*</w:t>
+      </w:r>
+      <w:proofErr w:type="spellStart"/>
+      <w:r>
+        <w:t>sāsana</w:t>
+      </w:r>
+      <w:proofErr w:type="spellEnd"/>
+      <w:r>
+        <w:t>*) terms, this *</w:t>
+      </w:r>
+      <w:proofErr w:type="spellStart"/>
+      <w:r>
+        <w:t>hita-bhuk</w:t>
+      </w:r>
+      <w:proofErr w:type="spellEnd"/>
+      <w:r>
+        <w:t>* principle itself is denoted by the words *</w:t>
+      </w:r>
+      <w:proofErr w:type="spellStart"/>
+      <w:r>
+        <w:t>sappāya</w:t>
+      </w:r>
+      <w:proofErr w:type="spellEnd"/>
+      <w:r>
+        <w:t>* (suitable) and *</w:t>
+      </w:r>
+      <w:proofErr w:type="spellStart"/>
+      <w:r>
+        <w:t>asappāya</w:t>
+      </w:r>
+      <w:proofErr w:type="spellEnd"/>
+      <w:r>
+        <w:t>* (unsuitable). *</w:t>
+      </w:r>
+      <w:proofErr w:type="spellStart"/>
+      <w:r>
+        <w:t>Sappāya</w:t>
+      </w:r>
+      <w:proofErr w:type="spellEnd"/>
+      <w:r>
+        <w:t>* refers to consuming wholesome, nutritious food. By discarding what is unwholesome and knowing what is suitable for oneself, one removes the unsuitable and takes the suitable. Then, corresponding to *</w:t>
+      </w:r>
+      <w:proofErr w:type="spellStart"/>
+      <w:r>
+        <w:t>mita-bhuk</w:t>
+      </w:r>
+      <w:proofErr w:type="spellEnd"/>
+      <w:r>
+        <w:t>* is "moderation in eating" (*</w:t>
+      </w:r>
+      <w:proofErr w:type="spellStart"/>
+      <w:r>
+        <w:t>bhojane</w:t>
+      </w:r>
+      <w:proofErr w:type="spellEnd"/>
+      <w:r>
+        <w:t xml:space="preserve"> </w:t>
+      </w:r>
+      <w:proofErr w:type="spellStart"/>
+      <w:r>
+        <w:t>mattaññutā</w:t>
+      </w:r>
+      <w:proofErr w:type="spellEnd"/>
+      <w:r>
+        <w:t xml:space="preserve">*). The Blessed One has pointed out to the </w:t>
+      </w:r>
+      <w:proofErr w:type="spellStart"/>
+      <w:r>
+        <w:t>Saṅgha</w:t>
+      </w:r>
+      <w:proofErr w:type="spellEnd"/>
+      <w:r>
+        <w:t>, and particularly to yogis—not only to monastics but also to lay practitioners—to eat knowing the proper measure. It is through this that one can successfully practice Dhamma and meditation. By removing drowsiness and laziness, it helps to keep the body and mind active and awake, without succumbing to craving (*</w:t>
+      </w:r>
+      <w:proofErr w:type="spellStart"/>
+      <w:r>
+        <w:t>taṇhā</w:t>
+      </w:r>
+      <w:proofErr w:type="spellEnd"/>
+      <w:r>
+        <w:t>*) for taste.</w:t>
       </w:r>
     </w:p>
     <w:p>
       <w:r>
-        <w:t xml:space="preserve">Therefore, through this practice, whether lay or ordained, everyone can achieve freedom from illness—the blessing of health. Indeed, why was health declared as the highest gain? Because no matter what other gains one may have, no matter how much wealth and grain one possesses, if one is sick, one cannot enjoy them. It is mentioned that some of the world’s multi-millionaires could not even eat a single slice of bread due to their illnesses. Even in modern times, people living urban lives, due to the results of actions they perform in this very life—eating in an improper manner during banquets, just as King Kosala did in his early days—are forced in their final days to survive on a single slice of bread, perhaps even stale bread. They fall into such a state. This becomes the cause of their illness. The Buddha has declared that overeating leads to many illnesses. Therefore, this message is extremely valuable to the world. It applies not only to ordinary people going about their daily lives, but to everyone who meditates and strives for </w:t>
-      </w:r>
-      <w:r>
-        <w:t>Nibbāna</w:t>
-      </w:r>
-      <w:r>
-        <w:t xml:space="preserve">. If one breaks this principle, the result will be just like what happened to the pig. Externally, one may look robust, but not only does it bring about an untimely death, it also leads to obtaining numerous deaths throughout the long journey of samsara, due to being greedy for the taste of food. Therefore, the Buddha illustrated the principle regarding food to the Sangha using wonderful metaphors. He compared food to medicine for an illness. What is the illness? He said to consider food as a medicine for this disease of hunger, which makes everyone groan involuntarily. It is not to be taken for entertainment, but rather in a way that arouses a sense of urgency and dispassion (*saṃvega*). The Buddha explained this to yogis so that it becomes a support for </w:t>
-      </w:r>
-      <w:r>
-        <w:t>Nibbāna</w:t>
-      </w:r>
+        <w:t xml:space="preserve">For the </w:t>
+      </w:r>
+      <w:proofErr w:type="spellStart"/>
+      <w:r>
+        <w:t>Saṅgha</w:t>
+      </w:r>
+      <w:proofErr w:type="spellEnd"/>
+      <w:r>
+        <w:t>, this principle regarding food is even stricter. That is what is called reflection (*</w:t>
+      </w:r>
+      <w:proofErr w:type="spellStart"/>
+      <w:r>
+        <w:t>paccavekkhaṇā</w:t>
+      </w:r>
+      <w:proofErr w:type="spellEnd"/>
+      <w:r>
+        <w:t>*). There is an old phrase, "consuming by reflecting" (*</w:t>
+      </w:r>
+      <w:proofErr w:type="spellStart"/>
+      <w:r>
+        <w:t>pasvikā</w:t>
+      </w:r>
+      <w:proofErr w:type="spellEnd"/>
+      <w:r>
+        <w:t xml:space="preserve"> </w:t>
+      </w:r>
+      <w:proofErr w:type="spellStart"/>
+      <w:r>
+        <w:t>vaḷandanavā</w:t>
+      </w:r>
+      <w:proofErr w:type="spellEnd"/>
+      <w:r>
+        <w:t xml:space="preserve">*), used in reference to monastics. It does not carry the colloquial meaning used nowadays; "consuming by reflecting" means eating with wise consideration and reflection. The Blessed One has even laid down a specific passage for monastics to recite when eating, just as He gave that special stanza to King Kosala. It reminds them that this food is not taken for physical strength or beautification of the body like laypeople do. It is taken solely—and </w:t>
+      </w:r>
+      <w:r>
+        <w:lastRenderedPageBreak/>
+        <w:t>the word "solely" is specifically used—for the maintenance of this body, for keeping it going, and for leading this noble holy life (*</w:t>
+      </w:r>
+      <w:proofErr w:type="spellStart"/>
+      <w:r>
+        <w:t>brahmacariya</w:t>
+      </w:r>
+      <w:proofErr w:type="spellEnd"/>
+      <w:r>
+        <w:t>*). Furthermore, it is to appease the old feeling (*</w:t>
+      </w:r>
+      <w:proofErr w:type="spellStart"/>
+      <w:r>
+        <w:t>vedanā</w:t>
+      </w:r>
+      <w:proofErr w:type="spellEnd"/>
+      <w:r>
+        <w:t>* of hunger) and to prevent new feeling (*</w:t>
+      </w:r>
+      <w:proofErr w:type="spellStart"/>
+      <w:r>
+        <w:t>vedanā</w:t>
+      </w:r>
+      <w:proofErr w:type="spellEnd"/>
+      <w:r>
+        <w:t xml:space="preserve">* of over-eating) from arising, so that one can practice Dhamma and meditation in comfort. In this way, the Blessed One has prescribed that they consume food by turning the act itself into </w:t>
+      </w:r>
+      <w:proofErr w:type="gramStart"/>
+      <w:r>
+        <w:t>a meditation</w:t>
+      </w:r>
+      <w:proofErr w:type="gramEnd"/>
       <w:r>
         <w:t>.</w:t>
       </w:r>
     </w:p>
     <w:p>
       <w:r>
-        <w:t>Another metaphor is given: just as oil is applied to the axle-pin of a moving cart to keep it functioning, so should one consider food. Sustaining this body in the four postures is like driving this cart. This food is like the lubricating oil that supports it. We are told to think of it in this manner. There are even more moving and dispassionate metaphors that might even evoke fear when heard. To cross the desert of samsara, when one has no choice but to take food, the Buddha presented a striking parable.</w:t>
+        <w:t xml:space="preserve">Thus, through this principle concerning food, whether lay or ordained, everyone can attain that health, the blessing of physical well-being. Indeed, why was health declared as the ultimate gain? Because no matter what other gains one has, no matter what wealth or grain one possesses, if one is sick, one cannot enjoy them. It is said of certain multi-millionaires in this world that sometimes they were in a state where they could not even subsist on a single slice of bread, perhaps due to diseases born of karma. Even today, lay devotees living urban lives, sometimes due to karma created in this very life—not some ancient karma—eat inappropriately at banquets just like King Kosala did in his early days, and in their final years, they are forced to subsist on a slice of bread, perhaps even stale bread. They fall into such a state. That becomes the cause of their illness. </w:t>
+      </w:r>
+      <w:proofErr w:type="gramStart"/>
+      <w:r>
+        <w:t>The Blessed</w:t>
+      </w:r>
+      <w:proofErr w:type="gramEnd"/>
+      <w:r>
+        <w:t xml:space="preserve"> One has stated that various diseases arise from over-eating.</w:t>
       </w:r>
     </w:p>
     <w:p>
       <w:r>
-        <w:t xml:space="preserve">A mother and father set out to cross a vast desert with their only beloved child. Mid-way, their food supplies ran out, and they had no other choice. They killed their child and ate the flesh—various details are given about how this happened. Let us understand that they did this not for any other reason, but solely to sustain their lives to cross the desert. When they ate that food, they did not eat the flesh of their child for enjoyment; they ate it while beating their breasts and crying, "Oh, our only child!" solely to cross the desert. The Buddha presented such a poignant perspective on food, so that it may be looked at with such a sense of urgency, directly aiding the realization of </w:t>
-      </w:r>
+        <w:t xml:space="preserve">Therefore, this is an extremely valuable message for the world. Not only for ordinary devotees living their day-to-day lives, but also for everyone practicing Dhamma and meditation, striving for </w:t>
+      </w:r>
+      <w:proofErr w:type="spellStart"/>
       <w:r>
         <w:t>Nibbāna</w:t>
       </w:r>
+      <w:proofErr w:type="spellEnd"/>
+      <w:r>
+        <w:t>. If this principle is broken, what happens is exactly what happened to that pig. Although they may look stout externally, they not only meet an early death but also pave the way for numerous deaths throughout *</w:t>
+      </w:r>
+      <w:proofErr w:type="spellStart"/>
+      <w:r>
+        <w:t>saṃsāra</w:t>
+      </w:r>
+      <w:proofErr w:type="spellEnd"/>
+      <w:r>
+        <w:t xml:space="preserve">* due to greed for food and taste. Because of this, the Blessed One has presented the principle of food to the </w:t>
+      </w:r>
+      <w:proofErr w:type="spellStart"/>
+      <w:r>
+        <w:t>Saṅgha</w:t>
+      </w:r>
+      <w:proofErr w:type="spellEnd"/>
+      <w:r>
+        <w:t xml:space="preserve"> using most extraordinary similes, instructing them to consume food as if it were medicine for an illness. What is the illness? They are told to treat food as </w:t>
+      </w:r>
+      <w:proofErr w:type="gramStart"/>
+      <w:r>
+        <w:t>a medicine</w:t>
+      </w:r>
+      <w:proofErr w:type="gramEnd"/>
+      <w:r>
+        <w:t xml:space="preserve"> for this self-groaning disease of hunger that everyone has. Not as a form of entertainment, but in a way that sometimes evokes a sense of urgency (*</w:t>
+      </w:r>
+      <w:proofErr w:type="spellStart"/>
+      <w:r>
+        <w:t>saṃvega</w:t>
+      </w:r>
+      <w:proofErr w:type="spellEnd"/>
+      <w:r>
+        <w:t xml:space="preserve">*), the Blessed One has described food to practitioners so that it directly aids in attaining </w:t>
+      </w:r>
+      <w:proofErr w:type="spellStart"/>
+      <w:r>
+        <w:t>Nibbāna</w:t>
+      </w:r>
+      <w:proofErr w:type="spellEnd"/>
       <w:r>
         <w:t>.</w:t>
       </w:r>
     </w:p>
     <w:p>
       <w:r>
-        <w:t xml:space="preserve">Through various such metaphors, the Buddha showed that food is indeed necessary for life. We cannot live without eating and drinking like the Nigaṇṭhas (Jains). According to the Middle Path, it is something that must be used to sustain this life, to support our meditation, and to realize </w:t>
-      </w:r>
-      <w:r>
-        <w:t>Nibbāna</w:t>
-      </w:r>
-      <w:r>
-        <w:t>. Thus, from that perspective, this principle of *mitabhuk*—knowing the measure in one’s food—is an invaluable practice.</w:t>
+        <w:t xml:space="preserve">Next, He gives another simile: just as oil is applied to the axle of a moving cart to make it run, so should food be regarded. Maintaining this body in the four postures is like driving this vehicle of the body. Food is like the lubricating oil that </w:t>
+      </w:r>
+      <w:proofErr w:type="gramStart"/>
+      <w:r>
+        <w:t>assists</w:t>
+      </w:r>
+      <w:proofErr w:type="gramEnd"/>
+      <w:r>
+        <w:t xml:space="preserve"> this. They are told to think in that manner. There are other even more striking, urgency-inducing (*</w:t>
+      </w:r>
+      <w:proofErr w:type="spellStart"/>
+      <w:r>
+        <w:t>saṃvega</w:t>
+      </w:r>
+      <w:proofErr w:type="spellEnd"/>
+      <w:r>
+        <w:t>*) similes. You might even feel frightened upon hearing them. The Blessed One describes the consuming of food—which is unavoidable if one is to cross over the desert of *</w:t>
+      </w:r>
+      <w:proofErr w:type="spellStart"/>
+      <w:r>
+        <w:t>saṃsāra</w:t>
+      </w:r>
+      <w:proofErr w:type="spellEnd"/>
+      <w:r>
+        <w:t>*—through a unique allegorical story.</w:t>
       </w:r>
     </w:p>
     <w:p>
       <w:r>
-        <w:t>Next, let us contemplate the phrase *santuṭṭhiparamaṃ dhanaṃ*—contentment with what is received. This is also an extremely valuable virtue in society. Why is that? No matter how much of a multi-millionaire one may be, if one is a miser or full of insatiable desire, and is not satisfied with what is received, they are always poor in mind. They are not rich in mind; they are mentally poor. That is why contentment with what is received is considered the greatest wealth: *santuṭṭhiparamaṃ dhanaṃ*. A person who lacks this virtue of contentment with what is received is impoverished and poor, no matter how much wealth they possess. In short, this also has some connection to the story of King Kosala. Why is that? We must look at the news regarding the battle he had with King Ajātasattu, which the King briefly mentioned.</w:t>
+        <w:t xml:space="preserve">Parents who set out with their only child to cross a desert ran out of food midway. Having no other alternative, they killed and ate their own child. </w:t>
+      </w:r>
+      <w:proofErr w:type="gramStart"/>
+      <w:r>
+        <w:t>However</w:t>
+      </w:r>
+      <w:proofErr w:type="gramEnd"/>
+      <w:r>
+        <w:t xml:space="preserve"> the child died—various details are given by different commentators—let us understand that it was done for nothing other than to keep themselves alive. When they ate that food, eating their own child's flesh, they did not do so for entertainment. Beating their breasts, crying, "Alas, our only child!", they ate it simply to cross over the desert. The Blessed One presented such a perspective on </w:t>
+      </w:r>
+      <w:r>
+        <w:lastRenderedPageBreak/>
+        <w:t xml:space="preserve">food, urging one to view food in that heart-rending, urgency-evoking manner, so that it leads directly to </w:t>
+      </w:r>
+      <w:proofErr w:type="spellStart"/>
+      <w:r>
+        <w:t>Nibbāna</w:t>
+      </w:r>
+      <w:proofErr w:type="spellEnd"/>
+      <w:r>
+        <w:t>.</w:t>
       </w:r>
     </w:p>
     <w:p>
       <w:r>
-        <w:t>What was the issue regarding the village of Kāsi? These details are gathered from various places in the Suttas to clarify the matter. First of all, it must be said that King Mahākosala—the father of King Pasenadi Kosala—had given his daughter in marriage to King Bimbisāra. That daughter was known as Kosala Devī, and she was the sister of King Pasenadi Kosala. Her son was Ajātasattu. When Ajātasattu was still a prince, he killed his father to seize the kingship. After Bimbisāra was killed, King Pasenadi Kosala, out of grief and distress over this patricide, decided that this patricide did not deserve to hold their ancestral land. Thus, he took back the village of Kāsi, which had been gifted by King Mahākosala as a dowry for 'bath-powder' expenses, as mentioned earlier. It was on this account that King Ajātasattu waged war against King Pasenadi Kosala.</w:t>
+        <w:t xml:space="preserve">Through these various similes, the Blessed One showed that food is indeed necessary for life. One cannot live without eating and drinking like the </w:t>
+      </w:r>
+      <w:proofErr w:type="spellStart"/>
+      <w:r>
+        <w:t>Nigaṇṭhas</w:t>
+      </w:r>
+      <w:proofErr w:type="spellEnd"/>
+      <w:r>
+        <w:t xml:space="preserve">. According to the Middle Path, it is something to be used as an aid for one's Dhamma practice, for maintaining this life, and for realizing </w:t>
+      </w:r>
+      <w:proofErr w:type="spellStart"/>
+      <w:r>
+        <w:t>Nibbāna</w:t>
+      </w:r>
+      <w:proofErr w:type="spellEnd"/>
+      <w:r>
+        <w:t>. So, even from that perspective, this *</w:t>
+      </w:r>
+      <w:proofErr w:type="spellStart"/>
+      <w:r>
+        <w:t>mita-bhuk</w:t>
+      </w:r>
+      <w:proofErr w:type="spellEnd"/>
+      <w:r>
+        <w:t>* principle regarding food—eating while knowing one's measure—is a highly valuable practice.</w:t>
       </w:r>
     </w:p>
     <w:p>
       <w:r>
-        <w:t>In the first battle, King Kosala was defeated. In the second battle, King Kosala captured King Ajātasattu alive, and also confiscated his fourfold army, taking them into custody. Upon hearing this news, the Buddha uttered a series of verses. Those verses did not contain praise for King Kosala. Instead, they described the grave consequences of plunder. The general meaning of those verses is: "Some people plunder others according to their own whims. They only understand when the day comes that they themselves are plundered." Several other valuable, advisory points are mentioned in those verses:</w:t>
+        <w:t>Next, if we contemplate the phrase "contentment is the greatest wealth" (*</w:t>
+      </w:r>
+      <w:proofErr w:type="spellStart"/>
+      <w:r>
+        <w:t>santuṭṭhiparamam</w:t>
+      </w:r>
+      <w:proofErr w:type="spellEnd"/>
+      <w:r>
+        <w:t xml:space="preserve"> </w:t>
+      </w:r>
+      <w:proofErr w:type="spellStart"/>
+      <w:r>
+        <w:t>dhanaṃ</w:t>
+      </w:r>
+      <w:proofErr w:type="spellEnd"/>
+      <w:r>
+        <w:t xml:space="preserve">*), being content with what one has, we see that it is also an extremely valuable virtue in society. The reason is that no matter how </w:t>
+      </w:r>
+      <w:proofErr w:type="gramStart"/>
+      <w:r>
+        <w:t>much of</w:t>
+      </w:r>
+      <w:proofErr w:type="gramEnd"/>
+      <w:r>
+        <w:t xml:space="preserve"> a millionaire someone is, if they are miserly, envious, and not satisfied with what they have, they are always mentally poor. They are not rich in mind, but poor in mind. That is why contentment with what one has is considered the greatest wealth. "Contentment is the greatest wealth"—a person who lacks the virtue of being content with what they have is poor and destitute, no matter how much wealth they possess. To put it briefly, this also has a connection to the story of King Kosala. Why is that? We must relate the account of the battle with King Ajātasattu, which corresponds to the brief statement made by the King.</w:t>
       </w:r>
     </w:p>
     <w:p>
       <w:r>
-        <w:t>"The killer meets a killer; the conqueror meets a conqueror; the abuser meets abuse; the plunderer is plundered."</w:t>
+        <w:t xml:space="preserve">What was this issue regarding the village of </w:t>
+      </w:r>
+      <w:proofErr w:type="spellStart"/>
+      <w:r>
+        <w:t>Kāsi</w:t>
+      </w:r>
+      <w:proofErr w:type="spellEnd"/>
+      <w:r>
+        <w:t xml:space="preserve">? These matters are shown by piecing together facts mentioned in various places in the Sutta discourses. First, it must be said that King </w:t>
+      </w:r>
+      <w:proofErr w:type="spellStart"/>
+      <w:r>
+        <w:t>Mahā</w:t>
+      </w:r>
+      <w:proofErr w:type="spellEnd"/>
+      <w:r>
+        <w:t xml:space="preserve"> Kosala—that is, the father of King </w:t>
+      </w:r>
+      <w:proofErr w:type="spellStart"/>
+      <w:r>
+        <w:t>Pasenadi</w:t>
+      </w:r>
+      <w:proofErr w:type="spellEnd"/>
+      <w:r>
+        <w:t xml:space="preserve"> of Kosala—gave his daughter in marriage to King Bimbisāra. That daughter was King </w:t>
+      </w:r>
+      <w:proofErr w:type="spellStart"/>
+      <w:r>
+        <w:t>Pasenadi's</w:t>
+      </w:r>
+      <w:proofErr w:type="spellEnd"/>
+      <w:r>
+        <w:t xml:space="preserve"> sister, and she was known as Queen Kosala Devī. Her son was Ajātasattu. </w:t>
+      </w:r>
+      <w:proofErr w:type="spellStart"/>
+      <w:r>
+        <w:t>Ajātasattu</w:t>
+      </w:r>
+      <w:proofErr w:type="spellEnd"/>
+      <w:r>
+        <w:t xml:space="preserve"> killed his father while still a prince and usurped the throne. After </w:t>
+      </w:r>
+      <w:proofErr w:type="spellStart"/>
+      <w:r>
+        <w:t>Bimbisāra</w:t>
+      </w:r>
+      <w:proofErr w:type="spellEnd"/>
+      <w:r>
+        <w:t xml:space="preserve"> was killed, King </w:t>
+      </w:r>
+      <w:proofErr w:type="spellStart"/>
+      <w:r>
+        <w:t>Pasenadi</w:t>
+      </w:r>
+      <w:proofErr w:type="spellEnd"/>
+      <w:r>
+        <w:t xml:space="preserve"> of Kosala, out of the grief he felt over this, decided that this patricide did not deserve a land belonging to their clan, and took back the village of </w:t>
+      </w:r>
+      <w:proofErr w:type="spellStart"/>
+      <w:r>
+        <w:t>Kāsi</w:t>
+      </w:r>
+      <w:proofErr w:type="spellEnd"/>
+      <w:r>
+        <w:t xml:space="preserve">. In fact, that village of </w:t>
+      </w:r>
+      <w:proofErr w:type="spellStart"/>
+      <w:r>
+        <w:t>Kāsi</w:t>
+      </w:r>
+      <w:proofErr w:type="spellEnd"/>
+      <w:r>
+        <w:t xml:space="preserve"> had been given by King </w:t>
+      </w:r>
+      <w:proofErr w:type="spellStart"/>
+      <w:r>
+        <w:t>Mahā</w:t>
+      </w:r>
+      <w:proofErr w:type="spellEnd"/>
+      <w:r>
+        <w:t xml:space="preserve"> Kosala as a dowry—as mentioned, like a soap allowance—but King Kosala repossessed it. It was on this account that King </w:t>
+      </w:r>
+      <w:proofErr w:type="spellStart"/>
+      <w:r>
+        <w:t>Ajātasattu</w:t>
+      </w:r>
+      <w:proofErr w:type="spellEnd"/>
+      <w:r>
+        <w:t xml:space="preserve"> went to war with King </w:t>
+      </w:r>
+      <w:proofErr w:type="spellStart"/>
+      <w:r>
+        <w:t>Pasenadi</w:t>
+      </w:r>
+      <w:proofErr w:type="spellEnd"/>
+      <w:r>
+        <w:t xml:space="preserve"> of Kosala.</w:t>
       </w:r>
     </w:p>
     <w:p>
       <w:r>
-        <w:t>This means that if one kills, death will come to oneself as well, either from that person or from someone else. You can understand the consequences of the other actions mentioned. When that kamma recoils, the plunderer becomes subject to having their own wealth plundered. Although it is not explicitly stated that this was said to King Kosala, he must have heard about this advisory verse uttered by the Buddha. Having heard it, King Kosala must have abandoned his earlier policy. Thus, when he had captured King Ajātasattu, considering only the family relationship that he was his nephew, he let him go free. However, he kept the fourfold army under his control. But what did he do this time? He returned everything, gave his daughter in marriage to him, making him his son-in-law for the second time, and also gifted that village back as 'bath-powder' expenses. In doing so, King Kosala acted with great generosity and adopted a very noble path instead of plundering. In this lies the essence of *santuṭṭhiparamaṃ dhanaṃ*—contentment with what is received, rather than seizing others' properties to inflate one’s wealth. Thus, we can understand that King Kosala had received some spiritual shaping from the Buddha, and that the principle of *santuṭṭhiparamaṃ dhanaṃ* was indeed connected to the King's life.</w:t>
+        <w:t xml:space="preserve">In that war, King Kosala was defeated the first time. The second time, King Kosala captured King </w:t>
+      </w:r>
+      <w:proofErr w:type="spellStart"/>
+      <w:r>
+        <w:t>Ajātasattu</w:t>
+      </w:r>
+      <w:proofErr w:type="spellEnd"/>
+      <w:r>
+        <w:t xml:space="preserve"> alive, caught him red-handed, and took possession of his fourfold army, taking them into custody. When the Blessed One came to know of this, He uttered a series of stanzas. Those stanzas did not convey praise for King Kosala. Rather, they showed how disadvantageous plunder is. The general idea of those stanzas is: some people plunder others at will, but they only understand when others come forward and plunder them in turn. Several other valuable, instructive points are mentioned in that series of stanzas:</w:t>
       </w:r>
     </w:p>
     <w:p>
       <w:r>
-        <w:t>Next, let us come to the third line: *vissāsaparamā ñātī*—trust is the greatest relative. When we first think about this, it might not be immediately clear. What does this mean? Even when we think of our own parents as relatives, they are indeed the first ones we recall. However, if there is no trust, if there is distrust, then there is no true relationship. On the other hand, even if there is no blood relation or any other formal relationship, if there is trust, if there is mutual trust, that person is the true relative. That is the point the Buddha is highlighting here. This also fits perfectly. King Ajātasattu was already a relative, a nephew/son-in-law. But despite being a relative, because there was no mutual trust, they waged war. Moreover, that trust would have been further destroyed if King Kosala had kept the fourfold army in his custody. Realizing this, King Kosala gave everything back, married his daughter to him, and thereby established genuine trust. That trust is the true relationship. This is true from that perspective as well. Furthermore, King Kosala mentioned another additional matter: thinking that the Sangha would trust him more and treat him with greater favor, he married Princess Vāsabhakhattiyā of the Sakyan clan. In truth, the Buddha did not necessarily praise or validate whether one marries or not; rather, mutual trust itself is the true relative, the greatest relative. We can understand from this that this is something applicable not only to the life of King Kosala but to the lives of every one of us in our daily lives.</w:t>
+        <w:t>"The slayer gets a slayer; the conqueror gets a conqueror; the abuser gets abused; the annoyer gets annoyed; the plunderer gets plundered."</w:t>
       </w:r>
     </w:p>
     <w:p>
       <w:r>
-        <w:t>Now, in this way, these three points we have discussed are helpful even to our daily lives—even though most people only think of the mundane side when they talk of 'daily life.' First is a valuable principle regarding health. The food we eat to live should not be used to aid our death. It should not be used to bring death closer. However, in society today, a person’s worth is often measured by the food they eat. Such a concept has developed. Or, it is measured by the number of stars of the place where they eat. Due to such hollow values, people die untimely deaths and develop physical illnesses prematurely. Consuming food and drink with absolutely no consideration for what is wholesome (*sappāya*) or unwholesome (*asappāya*), or for the proper amount, they turn what should be a medicine into a poison. It is such an era. Therefore, the point the Buddha presented through *ārogyaparamā lābhā* is helpful not only to King Kosala but to us as well.</w:t>
+        <w:t xml:space="preserve">This means that if someone kills, they too will meet death—either by that person or by someone else. You can understand the other points mentioned as well; they are the results of action. Once that karma rotates back to the plunderer, he himself becomes subject to </w:t>
+      </w:r>
+      <w:r>
+        <w:lastRenderedPageBreak/>
+        <w:t xml:space="preserve">having his own property plundered. Even though it was not said directly to King Kosala, he must have heard about this instructive stanza uttered by the Blessed One. Having heard it, King Kosala must have abandoned his earlier stance. Previously, when he captured King </w:t>
+      </w:r>
+      <w:proofErr w:type="spellStart"/>
+      <w:r>
+        <w:t>Ajātasattu</w:t>
+      </w:r>
+      <w:proofErr w:type="spellEnd"/>
+      <w:r>
+        <w:t xml:space="preserve">, he had let him go simply out of familial consideration because he was his nephew, but he had confiscated his fourfold army. What did he do this time? He handed all of that back, gave his daughter in marriage to him, making him his son-in-law for the second time, and donated that village of </w:t>
+      </w:r>
+      <w:proofErr w:type="spellStart"/>
+      <w:r>
+        <w:t>Kāsi</w:t>
+      </w:r>
+      <w:proofErr w:type="spellEnd"/>
+      <w:r>
+        <w:t xml:space="preserve"> as bath-powder money. Thus, King Kosala adopted a very generous and valuable course of action there, instead of plundering. Within that lies "contentment is the greatest wealth" (*</w:t>
+      </w:r>
+      <w:proofErr w:type="spellStart"/>
+      <w:r>
+        <w:t>santuṭṭhiparamam</w:t>
+      </w:r>
+      <w:proofErr w:type="spellEnd"/>
+      <w:r>
+        <w:t xml:space="preserve"> </w:t>
+      </w:r>
+      <w:proofErr w:type="spellStart"/>
+      <w:r>
+        <w:t>dhanaṃ</w:t>
+      </w:r>
+      <w:proofErr w:type="spellEnd"/>
+      <w:r>
+        <w:t>*)—not expanding one's wealth by grabbing other people's possessions. Based on this, we can understand that King Kosala had received some guidance from the Blessed One, and that this principle of contentment was connected to the King's life.</w:t>
       </w:r>
     </w:p>
     <w:p>
       <w:r>
-        <w:t>Next, even if we briefly take the principle of contentment with what is received, it is highly applicable to our daily lives. When we look around today, we see a trend in society where people measure their wealth and status by looking at the appliances and goods used by their neighbors. This is not in accordance with the concept of "simple living and high thinking" that we often mention. Instead, people think, "If I do not have the latest luxury item that my neighbor uses, then I am poor," and they fall into disastrous situations such as getting into heavy debt to acquire them. Such is the society today.</w:t>
+        <w:t>Next, let us come to the third line: "Trust is the supreme relative" (*</w:t>
+      </w:r>
+      <w:proofErr w:type="spellStart"/>
+      <w:r>
+        <w:t>vissāsaparamā</w:t>
+      </w:r>
+      <w:proofErr w:type="spellEnd"/>
+      <w:r>
+        <w:t xml:space="preserve"> </w:t>
+      </w:r>
+      <w:proofErr w:type="spellStart"/>
+      <w:r>
+        <w:t>ñātī</w:t>
+      </w:r>
+      <w:proofErr w:type="spellEnd"/>
+      <w:r>
+        <w:t xml:space="preserve">*). When you first think about it, it might not be immediately clear. What does this mean? Even when we think of relatives, our parents are the first who come to mind. But if there is no trust, if there is distrust, then there is no real relationship. Conversely, even if there is no blood relationship or any other kinship, if there is trust in someone, if there is mutual trust, that person is the true relative. That is what the Blessed One highlights. This fits here as well. King </w:t>
+      </w:r>
+      <w:proofErr w:type="spellStart"/>
+      <w:r>
+        <w:t>Ajātasattu</w:t>
+      </w:r>
+      <w:proofErr w:type="spellEnd"/>
+      <w:r>
+        <w:t xml:space="preserve"> was already a relative, a nephew. But despite </w:t>
+      </w:r>
+      <w:proofErr w:type="gramStart"/>
+      <w:r>
+        <w:t>being a relative</w:t>
+      </w:r>
+      <w:proofErr w:type="gramEnd"/>
+      <w:r>
+        <w:t xml:space="preserve">, because there was no mutual trust, they went to war. Furthermore, that trust would have been further eroded if King Kosala had kept the fourfold army in his custody. Instead, understanding this, King Kosala handed all of that back, gave his daughter in marriage, and established trust in the truest sense. That trust is the true relationship. This holds true from that perspective. Next, the King stated another additional point. Thinking of making himself more trustworthy to the </w:t>
+      </w:r>
+      <w:proofErr w:type="spellStart"/>
+      <w:r>
+        <w:t>Saṅgha</w:t>
+      </w:r>
+      <w:proofErr w:type="spellEnd"/>
+      <w:r>
+        <w:t xml:space="preserve">—believing that the monastics would respect him even more—what did he do? He wedded Princess Vāsabhakhattiyā of the </w:t>
+      </w:r>
+      <w:proofErr w:type="spellStart"/>
+      <w:r>
+        <w:t>Sakyan</w:t>
+      </w:r>
+      <w:proofErr w:type="spellEnd"/>
+      <w:r>
+        <w:t xml:space="preserve"> clan. Now, looking at this realistically, it is not that the Blessed One </w:t>
+      </w:r>
+      <w:proofErr w:type="gramStart"/>
+      <w:r>
+        <w:t>approved</w:t>
+      </w:r>
+      <w:proofErr w:type="gramEnd"/>
+      <w:r>
+        <w:t xml:space="preserve"> of this; whether he married her or not, the truth is that mutual trust itself is the real relative, the greatest relative. We can understand that this is something applicable to the life of King Kosala as well as to the lives of every one of you, dear devotees.</w:t>
       </w:r>
     </w:p>
     <w:p>
       <w:r>
-        <w:t>Thus, even though they may possess millions in terms of money, they live their daily lives poor in mind, because they lack contentment with what is received. On the other hand, there may be someone who does not possess such wealth, who might be regarded as poor by society. If they possess this quality of contentment with what is received—which does not mean merely being satisfied with what one has and not striving further, but rather living in a manner that is in keeping with what one currently possesses. If one tries to live today according to a plan targeted for several years in the future, what happens? One falls into debt. One should live within today’s means, and as it increases, adjust accordingly, while practicing saving. Even if we do not speak of these things, you can reflect on them yourselves, and you must be hearing many sermons related to them. However, in connection with this, what we have to say is about these values. Often, these things are entangled due to a wrong understanding of life's values. If we remember this principle of *santuṭṭhiparamaṃ dhanaṃ* brought out by the Buddha in our daily household lives, we can live happily with our children, surviving on what we have, without constantly sighing and complaining, thinking, "Let us live on what we have, that is enough for us." We can incline toward such a practice.</w:t>
+        <w:t xml:space="preserve">So now, in this way, we have three points that are useful even for our daily lives—when people speak of "daily life," they mostly think of the </w:t>
+      </w:r>
+      <w:proofErr w:type="gramStart"/>
+      <w:r>
+        <w:t>worldly</w:t>
+      </w:r>
+      <w:proofErr w:type="gramEnd"/>
+      <w:r>
+        <w:t xml:space="preserve"> side. First is the valuable principle of health. The food we consume, which we take to live, should not be used to aid death. It should not be used to bring death closer. But nowadays in society, a person is often measured by the food they eat. Such a concept has developed. Or they are measured by the number of stars of the place where they eat. Due to such hollow values, people die untimely deaths. They bring diseases upon their bodies prematurely. Consuming food and drink without any regard for what is suitable (*</w:t>
+      </w:r>
+      <w:proofErr w:type="spellStart"/>
+      <w:r>
+        <w:t>sappāya</w:t>
+      </w:r>
+      <w:proofErr w:type="spellEnd"/>
+      <w:r>
+        <w:t>*) or unsuitable (*</w:t>
+      </w:r>
+      <w:proofErr w:type="spellStart"/>
+      <w:r>
+        <w:t>asappāya</w:t>
+      </w:r>
+      <w:proofErr w:type="spellEnd"/>
+      <w:r>
+        <w:t>*), or for the beneficial or harmful quantity, they turn what should be a medicine into a poison. They make it a toxic poison. Such is the era we live in. Therefore, what the Blessed One presented through "health is the ultimate gain" is helpful not only to King Kosala but to us as well.</w:t>
       </w:r>
     </w:p>
     <w:p>
       <w:r>
-        <w:t>Similarly, regarding relatives—many people tire themselves out trying to establish relationships and connections with big, influential people to secure a high status in society. No matter how many connections or blood relationships one establishes, if there is no trust, if there is mutual distrust, suspicion, jealousy, and anger, so that they cannot even look at each other's faces, then there is no real relationship. Therefore, the true relationship is trust. If you have a good friend, that person is your best relative. No other relationships are needed. This too is an extremely valuable principle for society.</w:t>
+        <w:lastRenderedPageBreak/>
+        <w:t>Next, if we briefly consider these few points, even the principle of being content with what one has applies to daily life. Looking around nowadays, we see a custom in society where people measure their wealth by looking at the appliances and items used by their neighbors. They do not follow the concept of "simple living and high thinking" that we frequently mention. Instead, they think, "If I do not have the latest luxury item that my neighbor uses, I am poor," and they fall into disastrous situations such as getting into debt to acquire it. Today's society is in such a plight.</w:t>
       </w:r>
     </w:p>
     <w:p>
       <w:r>
-        <w:t xml:space="preserve">Next, we come to the deepest part of the Dhamma. Even though we say it is the deepest, let no one be afraid. We always make an effort—even if we cannot do so to the extent of the Buddha—to present this Dhamma in simple ways so that one can penetrate that depth. Why did the Buddha say *nibbānaṃ paramaṃ sukhaṃ*—that </w:t>
-      </w:r>
-      <w:r>
-        <w:t>Nibbāna</w:t>
-      </w:r>
-      <w:r>
-        <w:t xml:space="preserve"> is the supreme happiness? Let us contemplate this for a moment. Usually, we associate happiness with pleasant feeling / sensation. But the Buddha declared a marvelous thing: *yaṃ kiñci vedayitaṃ taṃ dukkhasmiṃ*—which means, whatever is felt, whatever can be classified as feeling / sensation, is included in suffering / unsatisfactoriness / stress. This was realized and declared by the Buddha. When we speak of feelings / sensations, there are three types: pleasant feeling / sensation, painful feeling / sensation, and neutral feeling / sensation. In the Dhamma, they are termed *sukha*, *dukkha*, and *adukkhamasukha*. Let us first take painful feeling / sensation, then pleasant feeling / sensation, and then neutral feeling / sensation, which can be called "neither-painful-nor-pleasant" feeling / sensation. That is the neutral feeling / sensation.</w:t>
+        <w:t>Thus, everyone lives their daily lives mentally poor, no matter how many millions they possess in terms of money. This is because they lack contentment with what they have. On the other hand, there may be someone with little wealth, perhaps considered poor by society. If they possess this virtue of being content with what they have—and being content with what one has does not mean one stops earning and just remains satisfied with that—they live in a way that fits what they currently have. If one tries to live today according to a plan targeted for several years in the future, what happens? One gets into debt. One should live with the wealth one has today. When it increases slightly, one adjusts accordingly, but one must still practice saving and living within one's means. Even if we do not speak of these things, you, dear devotees, will contemplate them. You surely get to hear many sermons on these matters. However, what we have to say in connection with this is about those very values. Often, these are confused because of a wrong understanding of life values. If we remember this principle highlighted by the Blessed One, "contentment is the greatest wealth" (*</w:t>
+      </w:r>
+      <w:proofErr w:type="spellStart"/>
+      <w:r>
+        <w:t>santuṭṭhiparamam</w:t>
+      </w:r>
+      <w:proofErr w:type="spellEnd"/>
+      <w:r>
+        <w:t xml:space="preserve"> </w:t>
+      </w:r>
+      <w:proofErr w:type="spellStart"/>
+      <w:r>
+        <w:t>dhanaṃ</w:t>
+      </w:r>
+      <w:proofErr w:type="spellEnd"/>
+      <w:r>
+        <w:t xml:space="preserve">*), in our daily households, then without sighing in regret like those people, we can live happily with our children, subsisting on what we have, thinking, "Let us subsist on what is available; this is enough for us." One can lean toward </w:t>
+      </w:r>
+      <w:proofErr w:type="gramStart"/>
+      <w:r>
+        <w:t>such a</w:t>
+      </w:r>
+      <w:proofErr w:type="gramEnd"/>
+      <w:r>
+        <w:t xml:space="preserve"> practice.</w:t>
       </w:r>
     </w:p>
     <w:p>
       <w:r>
-        <w:t>The ordinary person has no clear awareness of this neutral feeling / sensation. In fact, the Buddha states: what is the nature of the worldling (*puthujjana*)? When oppressed by painful feeling / sensation, the worldling, seeking pleasant feeling / sensation, inclines toward it, because the worldling knows no other escape from painful feeling / sensation. As soon as painful feeling / sensation arises, the worldling grasps at pleasant feeling / sensation, because they have no understanding of neutral feeling / sensation. The ancient teachers illustrated this with a metaphor: when a deer runs across a rocky mountain, the path by which it approached the rock is visible, and the path by which it descended is also visible, but the tracks left on the rock itself are not visible. Similarly, the ordinary person does not comprehend the neutral feeling / sensation. It is a very subtle thing. That subtle feeling / sensation is felt only by a meditative mind, by those who develop absorption (*jhāna*). Thus, here we have pain, pleasure, and in between, neither-painful-nor-pleasant.</w:t>
+        <w:t xml:space="preserve">Similarly, regarding relatives—many people make various efforts to build connections and establish relationships with influential people </w:t>
+      </w:r>
+      <w:proofErr w:type="gramStart"/>
+      <w:r>
+        <w:t>in order to</w:t>
+      </w:r>
+      <w:proofErr w:type="gramEnd"/>
+      <w:r>
+        <w:t xml:space="preserve"> gain high status in society. No matter how many relationships they build, whether blood relations or any other connections, if that trust is absent, if there is no trust, if there are grievances such that they cannot even look at each other's faces, if there is distrust, suspicion, and envy, then there is no real relationship. Therefore, the true relationship </w:t>
+      </w:r>
+      <w:proofErr w:type="gramStart"/>
+      <w:r>
+        <w:t>is that</w:t>
+      </w:r>
+      <w:proofErr w:type="gramEnd"/>
+      <w:r>
+        <w:t xml:space="preserve"> trust. If one has a good friend, that person is the best relative; no other relationship is needed. This too is an extremely valuable principle for society.</w:t>
       </w:r>
     </w:p>
     <w:p>
       <w:r>
-        <w:t>To understand this matter a bit more clearly, let us bring in a simple metaphor. In villages, children play a game called riding on a coconut frond, swinging back and forth. For the same game, they sometimes make a simple plaything: they place a plank over a log or some support, and two children sit on either side and swing up and down. This is a small game called "seesaw." Indeed, "seesaw" is a foreign name for this plaything, which might be in use now. They make a seesaw. What exists on a seesaw is a constant swinging. In truth, our existence is also like this. This samsaric existence is exactly like this. There is a swinging between suffering / unsatisfactoriness / stress and pleasure. Like swinging on a swing, this is a form of oscillation. The entirety of samsaric existence lies between these two, swinging back and forth, saying "seesaw, seesaw." But the Buddha saw the danger and peril inherent in this. This never comes to an end. Within this, one only arrives at suffering / unsatisfactoriness / stress. Seeking to escape painful feeling / sensation, one goes to pleasant feeling / sensation. But when one looks closely, that pleasant feeling / sensation is impermanent / inconstant. When it ends, this side goes down again. It is such a process.</w:t>
+        <w:t>Now we come to the deepest part of the Dhamma. Do not let the word "deepest" frighten you. Although we cannot do so to the extent of the Blessed One, we always try to present this Dhamma in simple ways so that you can approach that depth. Why is it said, "Extinguishment is the ultimate happiness" (*</w:t>
+      </w:r>
+      <w:proofErr w:type="spellStart"/>
+      <w:r>
+        <w:t>nibbānaparamam</w:t>
+      </w:r>
+      <w:proofErr w:type="spellEnd"/>
+      <w:r>
+        <w:t xml:space="preserve"> </w:t>
+      </w:r>
+      <w:proofErr w:type="spellStart"/>
+      <w:r>
+        <w:t>sukham</w:t>
+      </w:r>
+      <w:proofErr w:type="spellEnd"/>
+      <w:r>
+        <w:t xml:space="preserve">*)? Why is </w:t>
+      </w:r>
+      <w:proofErr w:type="spellStart"/>
+      <w:r>
+        <w:t>Nibbāna</w:t>
+      </w:r>
+      <w:proofErr w:type="spellEnd"/>
+      <w:r>
+        <w:t xml:space="preserve"> called the greatest happiness? Let us consider that for a moment. Generally, we all associate happiness with pleasant feeling (*</w:t>
+      </w:r>
+      <w:proofErr w:type="spellStart"/>
+      <w:r>
+        <w:t>vedanā</w:t>
+      </w:r>
+      <w:proofErr w:type="spellEnd"/>
+      <w:r>
+        <w:t>*). But the Blessed One declared something very extraordinary: *</w:t>
+      </w:r>
+      <w:proofErr w:type="spellStart"/>
+      <w:r>
+        <w:t>yaṃ</w:t>
+      </w:r>
+      <w:proofErr w:type="spellEnd"/>
+      <w:r>
+        <w:t xml:space="preserve"> </w:t>
+      </w:r>
+      <w:proofErr w:type="spellStart"/>
+      <w:r>
+        <w:t>kiñci</w:t>
+      </w:r>
+      <w:proofErr w:type="spellEnd"/>
+      <w:r>
+        <w:t xml:space="preserve"> </w:t>
+      </w:r>
+      <w:proofErr w:type="spellStart"/>
+      <w:r>
+        <w:t>vedayitaṃ</w:t>
+      </w:r>
+      <w:proofErr w:type="spellEnd"/>
+      <w:r>
+        <w:t xml:space="preserve"> </w:t>
+      </w:r>
+      <w:proofErr w:type="spellStart"/>
+      <w:r>
+        <w:t>taṃ</w:t>
+      </w:r>
+      <w:proofErr w:type="spellEnd"/>
+      <w:r>
+        <w:t xml:space="preserve"> </w:t>
+      </w:r>
+      <w:proofErr w:type="spellStart"/>
+      <w:r>
+        <w:t>dukkhasmiṃ</w:t>
+      </w:r>
+      <w:proofErr w:type="spellEnd"/>
+      <w:r>
+        <w:t>*—that is, "whatever is felt is in suffering (*dukkha*)." The Blessed One realized and declared that whatever can be taken as a feeling (*</w:t>
+      </w:r>
+      <w:proofErr w:type="spellStart"/>
+      <w:r>
+        <w:t>vedanā</w:t>
+      </w:r>
+      <w:proofErr w:type="spellEnd"/>
+      <w:r>
+        <w:t>*) is all suffering (*dukkha*). When we speak of feelings (*</w:t>
+      </w:r>
+      <w:proofErr w:type="spellStart"/>
+      <w:r>
+        <w:t>vedanā</w:t>
+      </w:r>
+      <w:proofErr w:type="spellEnd"/>
+      <w:r>
+        <w:t xml:space="preserve">*), there </w:t>
+      </w:r>
+      <w:r>
+        <w:lastRenderedPageBreak/>
+        <w:t>are three kinds of feelings, which you may have heard of: pleasant feeling, painful feeling, and neutral feeling. In the Dhamma, they are termed *</w:t>
+      </w:r>
+      <w:proofErr w:type="spellStart"/>
+      <w:r>
+        <w:t>sukha</w:t>
+      </w:r>
+      <w:proofErr w:type="spellEnd"/>
+      <w:r>
+        <w:t>*, *dukkha*, and *</w:t>
+      </w:r>
+      <w:proofErr w:type="spellStart"/>
+      <w:r>
+        <w:t>adukkhamasukha</w:t>
+      </w:r>
+      <w:proofErr w:type="spellEnd"/>
+      <w:r>
+        <w:t>*. If we translate them into Sinhala, painful feeling, pleasant feeling, and neutral feeling can be described as "neither-painful-nor-pleasant feeling." "Neither-painful-nor-</w:t>
+      </w:r>
+      <w:proofErr w:type="gramStart"/>
+      <w:r>
+        <w:t>pleasant"—</w:t>
+      </w:r>
+      <w:proofErr w:type="gramEnd"/>
+      <w:r>
+        <w:t>that is the dispensation term. It is neutral feeling (*</w:t>
+      </w:r>
+      <w:proofErr w:type="spellStart"/>
+      <w:r>
+        <w:t>vedanā</w:t>
+      </w:r>
+      <w:proofErr w:type="spellEnd"/>
+      <w:r>
+        <w:t>*).</w:t>
       </w:r>
     </w:p>
     <w:p>
       <w:r>
-        <w:t xml:space="preserve">This is exactly what the Buddha explains regarding the three types of feelings / sensations. The nature of painful feeling / sensation is that it is painful while it lasts, and pleasant when it changes. The nature of pleasant feeling / sensation is that it is pleasant while it lasts, and painful when it changes. But neutral feeling / sensation—the feeling / sensation in the middle—is subtle. It is painful as long as it is not understood, but pleasant when understood. It is described as *aññāṇa-dukkha ñāṇa-sukha*. *Aññāṇa* means not understanding. As long as one does not understand neutral feeling / sensation, it is a source of suffering / unsatisfactoriness / stress. But if wisdom, understanding, and comprehension arise at that point, it can be turned into a source of happiness. Based on this Dhamma principle, even before the Buddha's time, those who strove to escape this samsara turned away from the five cords of sensual pleasure in which the ordinary worldling is mired. They practiced absorption (*jhāna*) meditation and gradually brought their minds to the third state—the neutral state. If we consider this in terms of preparations / formations / volitional activity, we must remember that the Buddha defined </w:t>
-      </w:r>
-      <w:r>
-        <w:t>Nibbāna</w:t>
-      </w:r>
-      <w:r>
-        <w:t xml:space="preserve"> as the stilling of all preparations / formations / volitional activity (*sabba-saṅkhāra-samatha*).</w:t>
+        <w:t>An ordinary person has no awareness of this neutral feeling (*</w:t>
+      </w:r>
+      <w:proofErr w:type="spellStart"/>
+      <w:r>
+        <w:t>vedanā</w:t>
+      </w:r>
+      <w:proofErr w:type="spellEnd"/>
+      <w:r>
+        <w:t>*). In fact, the Blessed One states: What is the nature of a worldling (*</w:t>
+      </w:r>
+      <w:proofErr w:type="spellStart"/>
+      <w:r>
+        <w:t>puthujjana</w:t>
+      </w:r>
+      <w:proofErr w:type="spellEnd"/>
+      <w:r>
+        <w:t>*) in this world? When afflicted by painful feeling, the worldling, hoping for pleasant feeling, inclines toward pleasant feeling, because the worldling knows no other way to escape painful feeling. As soon as painful feeling arises, the worldling grasps at pleasant feeling, because he has no clear understanding of neutral feeling. The teachers of old explain this through a simile. When a deer walks over a rocky mountain, the path by which the deer approached the mountain is visible, and the path by which it descended is also visible, but the footprints left on top of the rock are not visible. Similarly, an ordinary person generally does not perceive neutral feeling; it is a subtle thing. That subtle feeling (*</w:t>
+      </w:r>
+      <w:proofErr w:type="spellStart"/>
+      <w:r>
+        <w:t>vedanā</w:t>
+      </w:r>
+      <w:proofErr w:type="spellEnd"/>
+      <w:r>
+        <w:t>*) is felt only by a meditative mind, by those who develop absorption (*</w:t>
+      </w:r>
+      <w:proofErr w:type="spellStart"/>
+      <w:r>
+        <w:t>jhāna</w:t>
+      </w:r>
+      <w:proofErr w:type="spellEnd"/>
+      <w:r>
+        <w:t>*) meditation. Thus, here we have the "neither-painful-</w:t>
+      </w:r>
+      <w:proofErr w:type="gramStart"/>
+      <w:r>
+        <w:t>nor</w:t>
+      </w:r>
+      <w:proofErr w:type="gramEnd"/>
+      <w:r>
+        <w:t>-pleasant" situated right between pain and pleasure.</w:t>
       </w:r>
     </w:p>
     <w:p>
       <w:r>
-        <w:t>Let us call them "preparations." This word "preparation / formation / volitional activity" is a very deep term. It is stated as *sabbe saṅkhārā aniccā*—all preparations / formations / volitional activity are impermanent / inconstant. Throughout this entire samsaric existence, there is a constant accumulation of preparations / formations / volitional activity. But due to the impermanent / inconstant nature of these preparations / formations / volitional activity, the Buddha declared that this entire samsaric existence is suffering / unsatisfactoriness / stress. That is why the Buddha declared *saṅkhārā paramā dukhā*—preparations / formations / volitional activity are the supreme suffering / unsatisfactoriness / stress. Even if we eliminate and escape from all the coarse suffering / unsatisfactoriness / stress that we usually think of, ultimately, this very nature of preparations / formations / volitional activity is suffering / unsatisfactoriness / stress. Preparations / formations / volitional activity are the greatest suffering / unsatisfactoriness / stress.</w:t>
+        <w:t xml:space="preserve">If we direct our attention a bit more to this point, let us bring in a small </w:t>
+      </w:r>
+      <w:proofErr w:type="gramStart"/>
+      <w:r>
+        <w:t>simile</w:t>
+      </w:r>
+      <w:proofErr w:type="gramEnd"/>
+      <w:r>
+        <w:t xml:space="preserve">. In villages, children play a small game called riding on coconut petioles. They sit on a coconut petiole and swing this way and that. For this same game, they sometimes construct a small plaything. They place a plank over a wooden log or some pivot, and two children sit on either end and swing up and down, back and forth. This is a small game called "seesaw, seesaw, seesaw." In fact, "seesaw" is the foreign name for this play equipment. This may also have come into common use now. They make a seesaw. Now, what happens on a seesaw is </w:t>
+      </w:r>
+      <w:proofErr w:type="gramStart"/>
+      <w:r>
+        <w:t>a continuous</w:t>
+      </w:r>
+      <w:proofErr w:type="gramEnd"/>
+      <w:r>
+        <w:t xml:space="preserve"> swinging. In truth, existence is also just like this. This *</w:t>
+      </w:r>
+      <w:proofErr w:type="spellStart"/>
+      <w:r>
+        <w:t>saṃsāric</w:t>
+      </w:r>
+      <w:proofErr w:type="spellEnd"/>
+      <w:r>
+        <w:t>* existence is exactly like this. It is a swinging between suffering (*dukkha*) and pleasure. Like swinging on a swing, it is a kind of oscillation. It is between these two extremes that this entire *</w:t>
+      </w:r>
+      <w:proofErr w:type="spellStart"/>
+      <w:r>
+        <w:t>saṃsāric</w:t>
+      </w:r>
+      <w:proofErr w:type="spellEnd"/>
+      <w:r>
+        <w:t>* existence lies. They go on swinging, saying "seesaw, seesaw." But the Blessed One saw the risk and danger inherent in this. This never comes to an end. Within this, one only falls into suffering (*dukkha*). Thinking of escaping painful feeling, one goes to pleasant feeling; but when one gets there and looks, it is not permanent (*</w:t>
+      </w:r>
+      <w:proofErr w:type="spellStart"/>
+      <w:r>
+        <w:t>anicca</w:t>
+      </w:r>
+      <w:proofErr w:type="spellEnd"/>
+      <w:r>
+        <w:t>*). When it ends there, this side sinks down again. That is how it is.</w:t>
       </w:r>
     </w:p>
     <w:p>
       <w:r>
-        <w:t>There are three subtle levels of preparations / formations / volitional activity. For the yogi practicing concentration, inhalation and exhalation are perceived. While external difficulties and troubles are indeed suffering / unsatisfactoriness / stress, at the very least, when we look closely, even this inhalation and exhalation has a nature of suffering / unsatisfactoriness / stress, though the ordinary world does not understand it. In fact, inhalation and exhalation are called bodily preparations / formations / volitional activity (*kāya-saṅkhāra*). This is the subtlest level of bodily preparations / formations / volitional activity. Next, verbal preparations / formations / volitional activity (*vacī-saṅkhāra*) refer to preparations / formations / volitional activity of speech, which at the lowest level are described as directed thought and evaluation (*vitakka-vicāra*)—the thoughts within the mind. When a problem arises on a sleepless night, one can clearly understand what a suffering / unsatisfactoriness / stress this *vitakka-vicāra* is. One cannot sleep; thoughts keep coming, one after another, and one cannot escape them. It is like being dragged by two strong men into a pit of glowing embers. That is *vitakka-vicāra*. As the mind becomes subtler and enters the levels of absorption (*jhāna*), one understands that this too is suffering / unsatisfactoriness / stress. That is verbal preparation / formation / volitional activity. Then, beyond that, there are mental preparations / formations / volitional activity (*citta-saṅkhāra*).</w:t>
+        <w:t>That is precisely what the Blessed One points out regarding the three feelings (*</w:t>
+      </w:r>
+      <w:proofErr w:type="spellStart"/>
+      <w:r>
+        <w:t>vedanā</w:t>
+      </w:r>
+      <w:proofErr w:type="spellEnd"/>
+      <w:r>
+        <w:t xml:space="preserve">*). The nature of painful feeling is that it is painful </w:t>
+      </w:r>
+      <w:proofErr w:type="gramStart"/>
+      <w:r>
+        <w:t>as long as</w:t>
+      </w:r>
+      <w:proofErr w:type="gramEnd"/>
+      <w:r>
+        <w:t xml:space="preserve"> it lasts, and pleasant when it changes. The nature of pleasant feeling is that it is pleasant while it lasts, and painful when it changes. But the neutral feeling—the feeling in the middle—is a subtle thing. It is painful </w:t>
+      </w:r>
+      <w:proofErr w:type="gramStart"/>
+      <w:r>
+        <w:t>as long as</w:t>
+      </w:r>
+      <w:proofErr w:type="gramEnd"/>
+      <w:r>
+        <w:t xml:space="preserve"> it is not understood; it is pleasant when it is understood. This is expressed as *</w:t>
+      </w:r>
+      <w:proofErr w:type="spellStart"/>
+      <w:r>
+        <w:t>aññāṇadukkhā</w:t>
+      </w:r>
+      <w:proofErr w:type="spellEnd"/>
+      <w:r>
+        <w:t xml:space="preserve">, </w:t>
+      </w:r>
+      <w:proofErr w:type="spellStart"/>
+      <w:r>
+        <w:t>ñāṇasukhā</w:t>
+      </w:r>
+      <w:proofErr w:type="spellEnd"/>
+      <w:r>
+        <w:t>*. *</w:t>
+      </w:r>
+      <w:proofErr w:type="spellStart"/>
+      <w:r>
+        <w:t>Aññāṇa</w:t>
+      </w:r>
+      <w:proofErr w:type="spellEnd"/>
+      <w:r>
+        <w:t xml:space="preserve">* means not understanding. </w:t>
+      </w:r>
+      <w:proofErr w:type="gramStart"/>
+      <w:r>
+        <w:t>As long as</w:t>
+      </w:r>
+      <w:proofErr w:type="gramEnd"/>
+      <w:r>
+        <w:t xml:space="preserve"> one does not understand neutral feeling, it is suffering (*dukkha*). But if at some point wisdom, understanding, and comprehension reach it, it can be turned into happiness. Based on this very Dhamma principle, even before the time of the Buddha, those who strived to escape </w:t>
+      </w:r>
+      <w:r>
+        <w:lastRenderedPageBreak/>
+        <w:t>this *</w:t>
+      </w:r>
+      <w:proofErr w:type="spellStart"/>
+      <w:r>
+        <w:t>saṃsāra</w:t>
+      </w:r>
+      <w:proofErr w:type="spellEnd"/>
+      <w:r>
+        <w:t>* detached themselves from the five cords of sensual pleasure in which the ordinary worldlings are mired, developed absorption (*</w:t>
+      </w:r>
+      <w:proofErr w:type="spellStart"/>
+      <w:r>
+        <w:t>jhāna</w:t>
+      </w:r>
+      <w:proofErr w:type="spellEnd"/>
+      <w:r>
+        <w:t>*) meditation, and gradually brought their minds to that third level—the neutral state.</w:t>
       </w:r>
     </w:p>
     <w:p>
       <w:r>
-        <w:t>These are directly connected to the mind. They are described as perception (*saññā*) and feeling / sensation (*vedanā*). Perception means recognizing. In our minds, there is a certain capacity—a capacity to recognize things, and also a capacity to feel. We started our discussion with these very feelings of pleasure and pain. These two, perception and feeling / sensation, are extremely subtle preparations / formations / volitional activity. They are called mental preparations / formations / volitional activity (*citta-saṅkhāra*). It was from these levels of preparations / formations / volitional activity that ancient yogis strove to escape. When the Buddha appeared in the world, the efforts they had made had reached their absolute peak. One who had reached that peak was Uddakarāmaputta. As you have heard, when the Buddha set out in search of teachers, he went to two teachers: Āḷāra Kālāma and Uddakarāmaputta. The teacher Āḷāra Kālāma had reached a very high state of absorption. Higher than that, the teacher Uddakarāmaputta had reached the sphere of neither-perception-nor-non-perception (*nevasaññā-nāsaññāyatana*).</w:t>
+        <w:t>If we look at this in terms of formations (*</w:t>
+      </w:r>
+      <w:proofErr w:type="spellStart"/>
+      <w:r>
+        <w:t>saṅkhāra</w:t>
+      </w:r>
+      <w:proofErr w:type="spellEnd"/>
+      <w:r>
+        <w:t xml:space="preserve">*), there is something in the Dhamma we must recollect: the Blessed One described </w:t>
+      </w:r>
+      <w:proofErr w:type="spellStart"/>
+      <w:r>
+        <w:t>Nibbāna</w:t>
+      </w:r>
+      <w:proofErr w:type="spellEnd"/>
+      <w:r>
+        <w:t xml:space="preserve"> as the stilling of all formations (*</w:t>
+      </w:r>
+      <w:proofErr w:type="spellStart"/>
+      <w:r>
+        <w:t>sabbasankhārasamatha</w:t>
+      </w:r>
+      <w:proofErr w:type="spellEnd"/>
+      <w:r>
+        <w:t>*). Let us define formations (*</w:t>
+      </w:r>
+      <w:proofErr w:type="spellStart"/>
+      <w:r>
+        <w:t>saṅkhāra</w:t>
+      </w:r>
+      <w:proofErr w:type="spellEnd"/>
+      <w:r>
+        <w:t>*) as "constructs" or "fabrications." This word *</w:t>
+      </w:r>
+      <w:proofErr w:type="spellStart"/>
+      <w:r>
+        <w:t>saṅkhāra</w:t>
+      </w:r>
+      <w:proofErr w:type="spellEnd"/>
+      <w:r>
+        <w:t>* is an extremely deep term. It is stated: "all formations are impermanent" (*</w:t>
+      </w:r>
+      <w:proofErr w:type="spellStart"/>
+      <w:r>
+        <w:t>sabbe</w:t>
+      </w:r>
+      <w:proofErr w:type="spellEnd"/>
+      <w:r>
+        <w:t xml:space="preserve"> </w:t>
+      </w:r>
+      <w:proofErr w:type="spellStart"/>
+      <w:r>
+        <w:t>saṅkhārā</w:t>
+      </w:r>
+      <w:proofErr w:type="spellEnd"/>
+      <w:r>
+        <w:t xml:space="preserve"> </w:t>
+      </w:r>
+      <w:proofErr w:type="spellStart"/>
+      <w:r>
+        <w:t>aniccā</w:t>
+      </w:r>
+      <w:proofErr w:type="spellEnd"/>
+      <w:r>
+        <w:t>*). Throughout this entire *</w:t>
+      </w:r>
+      <w:proofErr w:type="spellStart"/>
+      <w:r>
+        <w:t>saṃsāric</w:t>
+      </w:r>
+      <w:proofErr w:type="spellEnd"/>
+      <w:r>
+        <w:t>* existence, there is only an accumulation of formations (*</w:t>
+      </w:r>
+      <w:proofErr w:type="spellStart"/>
+      <w:r>
+        <w:t>saṅkhāra</w:t>
+      </w:r>
+      <w:proofErr w:type="spellEnd"/>
+      <w:r>
+        <w:t>*). But because of the impermanent (*</w:t>
+      </w:r>
+      <w:proofErr w:type="spellStart"/>
+      <w:r>
+        <w:t>anicca</w:t>
+      </w:r>
+      <w:proofErr w:type="spellEnd"/>
+      <w:r>
+        <w:t>*) nature of these formations, the Blessed One declared that this entire *</w:t>
+      </w:r>
+      <w:proofErr w:type="spellStart"/>
+      <w:r>
+        <w:t>saṃsāra</w:t>
+      </w:r>
+      <w:proofErr w:type="spellEnd"/>
+      <w:r>
+        <w:t>* is suffering (*dukkha*). That is why the Blessed One declared: "formations are the ultimate suffering" (*</w:t>
+      </w:r>
+      <w:proofErr w:type="spellStart"/>
+      <w:r>
+        <w:t>saṅkhārā</w:t>
+      </w:r>
+      <w:proofErr w:type="spellEnd"/>
+      <w:r>
+        <w:t xml:space="preserve"> </w:t>
+      </w:r>
+      <w:proofErr w:type="spellStart"/>
+      <w:r>
+        <w:t>paramā</w:t>
+      </w:r>
+      <w:proofErr w:type="spellEnd"/>
+      <w:r>
+        <w:t xml:space="preserve"> </w:t>
+      </w:r>
+      <w:proofErr w:type="spellStart"/>
+      <w:r>
+        <w:t>dukkhā</w:t>
+      </w:r>
+      <w:proofErr w:type="spellEnd"/>
+      <w:r>
+        <w:t>*). Even if we eliminate and escape all those gross, coarse forms of suffering that we usually think of, in the end, this very nature of formations is suffering (*dukkha*). Formations (*</w:t>
+      </w:r>
+      <w:proofErr w:type="spellStart"/>
+      <w:r>
+        <w:t>saṅkhāra</w:t>
+      </w:r>
+      <w:proofErr w:type="spellEnd"/>
+      <w:r>
+        <w:t>*) are the greatest suffering (*dukkha*).</w:t>
       </w:r>
     </w:p>
     <w:p>
       <w:r>
-        <w:t>If we are to understand this sphere of neither-perception-nor-non-perception, we must look at it this way: "perception is neither present nor absent." Now we return to the seesaw. In *nevasaññā-nāsaññāyatana*, perception is neither absent nor present. Within it, there is a swinging, a hesitation, a state of agitation, like standing on a fence. This was the state that yogis had reached when the Buddha appeared in the world. Uddakarāmaputta was the final teacher the Buddha visited. When asked, "What do you teach?" he replied, "The sphere of neither-perception-nor-non-perception." The Buddha attained it even as the teacher was speaking, having attained it in many past lives in samsara. However, the Buddha was not satisfied with it. Why? Because there was still a swinging, an oscillation. Even if one stands in the middle of the seesaw, it still moves. There is no true peace there; it is impermanent / inconstant. That is why the Buddha declared: there is no need to speak further about painful feeling / sensation—it is like a thorn, a great suffering / unsatisfactoriness / stress. As for pleasant feeling / sensation—at the moment of its change and dissolution (*vipariṇāma*), its nature of suffering / unsatisfactoriness / stress becomes apparent. Therefore, it too is suffering / unsatisfactoriness / stress. Thus, there is no need to elaborate on painful feeling / sensation; it is entirely suffering / unsatisfactoriness / stress, like a piercing thorn. Pleasant feeling / sensation is suffering / unsatisfactoriness / stress when it changes. Therefore, the wise person knows beforehand: "Here comes a pleasant feeling / sensation, and with its change, I will have to face suffering / unsatisfactoriness / stress." Next, the neither-painful-nor-pleasant (*adukkhamasukha*) is the neutral state we mentioned. That is what those teachers grasped as the great middle. But the Buddha showed that even this is impermanent / inconstant. Why? Because even if one attains such states of absorption and is reborn in the Brahma worlds for aeons, one still rotates and returns to the cycle.</w:t>
+        <w:t>There are three subtle levels of these formations (*</w:t>
+      </w:r>
+      <w:proofErr w:type="spellStart"/>
+      <w:r>
+        <w:t>saṅkhāra</w:t>
+      </w:r>
+      <w:proofErr w:type="spellEnd"/>
+      <w:r>
+        <w:t>*). To a practitioner (*</w:t>
+      </w:r>
+      <w:proofErr w:type="spellStart"/>
+      <w:r>
+        <w:t>yogāvacara</w:t>
+      </w:r>
+      <w:proofErr w:type="spellEnd"/>
+      <w:r>
+        <w:t>*) developing absorption, the out-breath becomes perceptible. The troubles and distresses of other external activities are indeed suffering (*dukkha*), but when viewed at the minimum level, even this in-breath and out-breath possess the nature of suffering (*dukkha*), though the ordinary world does not understand this. In short, this in-breath and out-breath are identified as bodily formations (*</w:t>
+      </w:r>
+      <w:proofErr w:type="spellStart"/>
+      <w:r>
+        <w:t>kāya-saṅkhāra</w:t>
+      </w:r>
+      <w:proofErr w:type="spellEnd"/>
+      <w:r>
+        <w:t>*), the subtlest level of bodily formations. Next, verbal formations (*</w:t>
+      </w:r>
+      <w:proofErr w:type="spellStart"/>
+      <w:r>
+        <w:t>vacī-saṅkhāra</w:t>
+      </w:r>
+      <w:proofErr w:type="spellEnd"/>
+      <w:r>
+        <w:t>*) are the formations of speech; at the minimum level, these fabrications of speech are described as *</w:t>
+      </w:r>
+      <w:proofErr w:type="spellStart"/>
+      <w:r>
+        <w:t>vitakka</w:t>
+      </w:r>
+      <w:proofErr w:type="spellEnd"/>
+      <w:r>
+        <w:t>* (thought-conception) and *</w:t>
+      </w:r>
+      <w:proofErr w:type="spellStart"/>
+      <w:r>
+        <w:t>vicāra</w:t>
+      </w:r>
+      <w:proofErr w:type="spellEnd"/>
+      <w:r>
+        <w:t>* (discursive thinking)—thoughts within the mind, various kinds of thoughts. When a problem arises, say, on a sleepless night, one can clearly understand what a suffering (*dukkha*) this *</w:t>
+      </w:r>
+      <w:proofErr w:type="spellStart"/>
+      <w:r>
+        <w:t>vitakka</w:t>
+      </w:r>
+      <w:proofErr w:type="spellEnd"/>
+      <w:r>
+        <w:t>* and *</w:t>
+      </w:r>
+      <w:proofErr w:type="spellStart"/>
+      <w:r>
+        <w:t>vicāra</w:t>
+      </w:r>
+      <w:proofErr w:type="spellEnd"/>
+      <w:r>
+        <w:t>* can be. One cannot sleep; thoughts keep coming, one after another, and one cannot escape them. It is like being dragged by both hands toward a pit of embers. That is *</w:t>
+      </w:r>
+      <w:proofErr w:type="spellStart"/>
+      <w:r>
+        <w:t>vitakka</w:t>
+      </w:r>
+      <w:proofErr w:type="spellEnd"/>
+      <w:r>
+        <w:t>* and *</w:t>
+      </w:r>
+      <w:proofErr w:type="spellStart"/>
+      <w:r>
+        <w:t>vicāra</w:t>
+      </w:r>
+      <w:proofErr w:type="spellEnd"/>
+      <w:r>
+        <w:t xml:space="preserve">*. As the mind becomes </w:t>
+      </w:r>
+      <w:proofErr w:type="gramStart"/>
+      <w:r>
+        <w:t>subtler and subtler</w:t>
+      </w:r>
+      <w:proofErr w:type="gramEnd"/>
+      <w:r>
+        <w:t>, moving toward levels of absorption, one realizes that this verbal formation (*</w:t>
+      </w:r>
+      <w:proofErr w:type="spellStart"/>
+      <w:r>
+        <w:t>vacī-saṅkhāra</w:t>
+      </w:r>
+      <w:proofErr w:type="spellEnd"/>
+      <w:r>
+        <w:t>*) is also suffering (*dukkha*). Then, beyond that, there is mental formation (*</w:t>
+      </w:r>
+      <w:proofErr w:type="spellStart"/>
+      <w:r>
+        <w:t>citta-saṅkhāra</w:t>
+      </w:r>
+      <w:proofErr w:type="spellEnd"/>
+      <w:r>
+        <w:t>*).</w:t>
       </w:r>
     </w:p>
     <w:p>
       <w:r>
-        <w:t>For this reason, the Buddha presented the stilling of all preparations / formations / volitional activity as the ultimate peace. He declared that whatever feelings / sensations exist—whether pleasant, painful, or neutral—every feeling / sensation is suffering / unsatisfactoriness / stress. Indeed, on one occasion, the Buddha expressed this to Ven. Ānanda: "Ānanda, some wanderers of other sects might raise this argument: 'These ascetics of the Sakyan clan declare a strange state of meditation, a strange state of concentration called the cessation of perception and feeling / sensation (*saññā-vedayita-nirodha*). What is that? What kind of thing is it?' Next, they will say: 'They declare this special state of absorption, this state of attainment called the cessation of perception and feeling / sensation as a state of happiness. How can there be happiness there if there is no perception, feeling / sensation, or anything else? How can there be happiness when there is no feeling / sensation?'" The Buddha told Ven. Ānanda beforehand that such an argument might be raised, and instructed him to reply to those who raise it in this way:</w:t>
+        <w:t>That is directly connected to the mind itself. There, perception (*</w:t>
+      </w:r>
+      <w:proofErr w:type="spellStart"/>
+      <w:r>
+        <w:t>saññā</w:t>
+      </w:r>
+      <w:proofErr w:type="spellEnd"/>
+      <w:r>
+        <w:t>*) and feeling (*</w:t>
+      </w:r>
+      <w:proofErr w:type="spellStart"/>
+      <w:r>
+        <w:t>vedanā</w:t>
+      </w:r>
+      <w:proofErr w:type="spellEnd"/>
+      <w:r>
+        <w:t>*) are indicated. Perception (*</w:t>
+      </w:r>
+      <w:proofErr w:type="spellStart"/>
+      <w:r>
+        <w:t>saññā</w:t>
+      </w:r>
+      <w:proofErr w:type="spellEnd"/>
+      <w:r>
+        <w:t xml:space="preserve">*) means recognition. In our minds, there is a </w:t>
+      </w:r>
+      <w:proofErr w:type="gramStart"/>
+      <w:r>
+        <w:t>certain capacity—a</w:t>
+      </w:r>
+      <w:proofErr w:type="gramEnd"/>
+      <w:r>
+        <w:t xml:space="preserve"> capacity to recognize things, as well as a capacity to experience. This is what we started with when we spoke of pleasure and pain. These two, perception (*</w:t>
+      </w:r>
+      <w:proofErr w:type="spellStart"/>
+      <w:r>
+        <w:t>saññā</w:t>
+      </w:r>
+      <w:proofErr w:type="spellEnd"/>
+      <w:r>
+        <w:t>*) and feeling (*</w:t>
+      </w:r>
+      <w:proofErr w:type="spellStart"/>
+      <w:r>
+        <w:t>vedanā</w:t>
+      </w:r>
+      <w:proofErr w:type="spellEnd"/>
+      <w:r>
+        <w:t>*), are extremely subtle formations (*</w:t>
+      </w:r>
+      <w:proofErr w:type="spellStart"/>
+      <w:r>
+        <w:t>saṅkhāra</w:t>
+      </w:r>
+      <w:proofErr w:type="spellEnd"/>
+      <w:r>
+        <w:t>*). They are called mental formations (*</w:t>
+      </w:r>
+      <w:proofErr w:type="spellStart"/>
+      <w:r>
+        <w:t>citta-saṅkhāra</w:t>
+      </w:r>
+      <w:proofErr w:type="spellEnd"/>
+      <w:r>
+        <w:t>*). It was to escape from this level of formations (*</w:t>
+      </w:r>
+      <w:proofErr w:type="spellStart"/>
+      <w:r>
+        <w:t>saṅkhāra</w:t>
+      </w:r>
+      <w:proofErr w:type="spellEnd"/>
+      <w:r>
+        <w:t xml:space="preserve">*) that the yogis of old strived. By the time the Buddha appeared, they had reached the utmost limit of their efforts. One such person who had gone to that limit was </w:t>
+      </w:r>
+      <w:proofErr w:type="spellStart"/>
+      <w:r>
+        <w:t>Uddaka</w:t>
+      </w:r>
+      <w:proofErr w:type="spellEnd"/>
+      <w:r>
+        <w:t xml:space="preserve"> </w:t>
+      </w:r>
+      <w:proofErr w:type="spellStart"/>
+      <w:r>
+        <w:t>Rāmaputta</w:t>
+      </w:r>
+      <w:proofErr w:type="spellEnd"/>
+      <w:r>
+        <w:t xml:space="preserve">. You have heard that when the Blessed One went in search of teachers, He approached two teachers: </w:t>
+      </w:r>
+      <w:proofErr w:type="spellStart"/>
+      <w:r>
+        <w:t>Āḷāra</w:t>
+      </w:r>
+      <w:proofErr w:type="spellEnd"/>
+      <w:r>
+        <w:t xml:space="preserve"> </w:t>
+      </w:r>
+      <w:proofErr w:type="spellStart"/>
+      <w:r>
+        <w:t>Kālāma</w:t>
+      </w:r>
+      <w:proofErr w:type="spellEnd"/>
+      <w:r>
+        <w:t xml:space="preserve"> and </w:t>
+      </w:r>
+      <w:proofErr w:type="spellStart"/>
+      <w:r>
+        <w:t>Uddaka</w:t>
+      </w:r>
+      <w:proofErr w:type="spellEnd"/>
+      <w:r>
+        <w:t xml:space="preserve"> </w:t>
+      </w:r>
+      <w:proofErr w:type="spellStart"/>
+      <w:r>
+        <w:t>Rāmaputta</w:t>
+      </w:r>
+      <w:proofErr w:type="spellEnd"/>
+      <w:r>
+        <w:t xml:space="preserve">. The teacher </w:t>
+      </w:r>
+      <w:proofErr w:type="spellStart"/>
+      <w:r>
+        <w:t>Āḷāra</w:t>
+      </w:r>
+      <w:proofErr w:type="spellEnd"/>
+      <w:r>
+        <w:t xml:space="preserve"> Kālāma had attained an extremely high state of absorption called the sphere of nothingness </w:t>
+      </w:r>
+      <w:r>
+        <w:lastRenderedPageBreak/>
+        <w:t>(*</w:t>
+      </w:r>
+      <w:proofErr w:type="spellStart"/>
+      <w:r>
+        <w:t>ākiñcaññāyatana</w:t>
+      </w:r>
+      <w:proofErr w:type="spellEnd"/>
+      <w:r>
+        <w:t xml:space="preserve">*). Even higher than that, the teacher </w:t>
+      </w:r>
+      <w:proofErr w:type="spellStart"/>
+      <w:r>
+        <w:t>Uddaka</w:t>
+      </w:r>
+      <w:proofErr w:type="spellEnd"/>
+      <w:r>
+        <w:t xml:space="preserve"> </w:t>
+      </w:r>
+      <w:proofErr w:type="spellStart"/>
+      <w:r>
+        <w:t>Rāmaputta</w:t>
+      </w:r>
+      <w:proofErr w:type="spellEnd"/>
+      <w:r>
+        <w:t xml:space="preserve"> had attained the state known as the sphere of neither-perception-nor-non-perception (*</w:t>
+      </w:r>
+      <w:proofErr w:type="spellStart"/>
+      <w:r>
+        <w:t>nevasaññānāsaññāyatana</w:t>
+      </w:r>
+      <w:proofErr w:type="spellEnd"/>
+      <w:r>
+        <w:t>*).</w:t>
       </w:r>
     </w:p>
     <w:p>
       <w:r>
-        <w:t>"The Blessed One does not describe happiness solely in terms of pleasant feeling / sensation. Wherever there is peace and extinction, the Blessed One describes that very state as happiness." He explained this matter to clarify that it refers not to mundane happiness, but to supramundane happiness. In supramundane happiness, one has escaped even from the level of feeling / sensation. This is because all levels of mundane happiness are impermanent / inconstant. There is no need to speak of painful feeling / sensation; pleasant feeling / sensation is also suffering / unsatisfactoriness / stress when it changes. Similarly, neutral feeling / sensation is the subtlest nature of suffering / unsatisfactoriness / stress within preparations / formations / volitional activity.</w:t>
+        <w:t>If we are to understand this sphere of neither-perception-nor-non-perception, we must look at it like this: "perception is neither present nor absent." Now we return to our seesaw. In *</w:t>
+      </w:r>
+      <w:proofErr w:type="spellStart"/>
+      <w:r>
+        <w:t>nevasaññānāsaññāyatana</w:t>
+      </w:r>
+      <w:proofErr w:type="spellEnd"/>
+      <w:r>
+        <w:t xml:space="preserve">*, perception is neither absent nor present. Within it, there is </w:t>
+      </w:r>
+      <w:proofErr w:type="gramStart"/>
+      <w:r>
+        <w:t>a hesitation</w:t>
+      </w:r>
+      <w:proofErr w:type="gramEnd"/>
+      <w:r>
+        <w:t xml:space="preserve">, a state of </w:t>
+      </w:r>
+      <w:proofErr w:type="gramStart"/>
+      <w:r>
+        <w:t>double-mindedness</w:t>
+      </w:r>
+      <w:proofErr w:type="gramEnd"/>
+      <w:r>
+        <w:t xml:space="preserve">, a perturbation, like standing on top of a fence. The yogis of that era, when the Blessed One appeared, had reached such a state. Thus, </w:t>
+      </w:r>
+      <w:proofErr w:type="spellStart"/>
+      <w:r>
+        <w:t>Uddaka</w:t>
+      </w:r>
+      <w:proofErr w:type="spellEnd"/>
+      <w:r>
+        <w:t xml:space="preserve"> </w:t>
+      </w:r>
+      <w:proofErr w:type="spellStart"/>
+      <w:r>
+        <w:t>Rāmaputta</w:t>
+      </w:r>
+      <w:proofErr w:type="spellEnd"/>
+      <w:r>
+        <w:t xml:space="preserve"> was the final teacher He approached. When asked, "What do you teach?", he replied, "The sphere of neither-perception-nor-non-perception." Even before that teacher had finished speaking, the Blessed One had already attained it, having realized such states on countless occasions throughout past *</w:t>
+      </w:r>
+      <w:proofErr w:type="spellStart"/>
+      <w:r>
+        <w:t>saṃsāra</w:t>
+      </w:r>
+      <w:proofErr w:type="spellEnd"/>
+      <w:r>
+        <w:t>*. However, the Blessed One was not satisfied with it. Why? Because there was still hesitation. Even if one stands at the center of the seesaw, it still oscillates. There is no true peace there. It is impermanent (*</w:t>
+      </w:r>
+      <w:proofErr w:type="spellStart"/>
+      <w:r>
+        <w:t>anicca</w:t>
+      </w:r>
+      <w:proofErr w:type="spellEnd"/>
+      <w:r>
+        <w:t>*).</w:t>
       </w:r>
     </w:p>
     <w:p>
       <w:r>
-        <w:t>If we analyze this further, another valuable concept is shown in the Dhamma. It is a deep matter, but we will mention it briefly for wise devotees to reflect upon.</w:t>
+        <w:t>That is why the Blessed One declared that painful feeling (*</w:t>
+      </w:r>
+      <w:proofErr w:type="spellStart"/>
+      <w:r>
+        <w:t>vedanā</w:t>
+      </w:r>
+      <w:proofErr w:type="spellEnd"/>
+      <w:r>
+        <w:t>*) needs no further explanation; it is like a thorn, a great suffering (*dukkha*). As for pleasant feeling (*</w:t>
+      </w:r>
+      <w:proofErr w:type="spellStart"/>
+      <w:r>
+        <w:t>vedanā</w:t>
+      </w:r>
+      <w:proofErr w:type="spellEnd"/>
+      <w:r>
+        <w:t>*), while it is present, it is pleasant, but when it undergoes change (*</w:t>
+      </w:r>
+      <w:proofErr w:type="spellStart"/>
+      <w:r>
+        <w:t>vipariṇāma</w:t>
+      </w:r>
+      <w:proofErr w:type="spellEnd"/>
+      <w:r>
+        <w:t>*), its painful nature is realized. Therefore, it too is suffering (*dukkha*). So, painful feeling (*</w:t>
+      </w:r>
+      <w:proofErr w:type="spellStart"/>
+      <w:r>
+        <w:t>vedanā</w:t>
+      </w:r>
+      <w:proofErr w:type="spellEnd"/>
+      <w:r>
+        <w:t>*) needs no further explanation; it is entirely suffering (*dukkha*), like an embedded thorn. Pleasant feeling (*</w:t>
+      </w:r>
+      <w:proofErr w:type="spellStart"/>
+      <w:r>
+        <w:t>vedanā</w:t>
+      </w:r>
+      <w:proofErr w:type="spellEnd"/>
+      <w:r>
+        <w:t>*) is suffering (*dukkha*) when it changes. Hence, a wise person knows beforehand: "Here comes a pleasant feeling, and along with its change, I will now have to face suffering (*dukkha*)." Next, there is neither-painful-nor-pleasant (*</w:t>
+      </w:r>
+      <w:proofErr w:type="spellStart"/>
+      <w:r>
+        <w:t>adukkhamasukha</w:t>
+      </w:r>
+      <w:proofErr w:type="spellEnd"/>
+      <w:r>
+        <w:t xml:space="preserve">*), which we </w:t>
+      </w:r>
+      <w:proofErr w:type="gramStart"/>
+      <w:r>
+        <w:t>called</w:t>
+      </w:r>
+      <w:proofErr w:type="gramEnd"/>
+      <w:r>
+        <w:t xml:space="preserve"> the neutral middle ground. That is what those past teachers grasped onto as a great refuge. But </w:t>
+      </w:r>
+      <w:proofErr w:type="gramStart"/>
+      <w:r>
+        <w:t>the Blessed</w:t>
+      </w:r>
+      <w:proofErr w:type="gramEnd"/>
+      <w:r>
+        <w:t xml:space="preserve"> One pointed out that it too is impermanent (*</w:t>
+      </w:r>
+      <w:proofErr w:type="spellStart"/>
+      <w:r>
+        <w:t>anicca</w:t>
+      </w:r>
+      <w:proofErr w:type="spellEnd"/>
+      <w:r>
+        <w:t>*). Why? Because even if one attains such absorption states and is reborn in the Brahma worlds, remaining there for eons, one still rotates back.</w:t>
       </w:r>
     </w:p>
     <w:p>
       <w:r>
-        <w:t xml:space="preserve">"Dukkha-dukkhata, vipariṇāma-dukkhata, saṅkhāra-dukkhata" – thus, suffering / unsatisfactoriness / stress is shown in three levels. *Dukkha-dukkhata* refers to painful feeling / sensation, which is pain pure and simple when looked at coarsely. Anyone can recognize it. *Vipariṇāma-dukkhata* refers to pleasant feelings / sensations; because they cause pain when they change, pleasant feeling / sensation is also called *vipariṇāma-dukkhata*. And *saṅkhāra-dukkhata* refers to the neutral state we mentioned. This state of *saṅkhāra-dukkhata* is experienced only by those who have developed their minds in the manner described. Only they truly understand this peril of samsara, the fact that none of these feelings / sensations can be grasped, and that this seesaw swinging must be brought to an end. They realize that in place of existence, cessation is required. It was indeed for the realization and comprehension of this that the Buddha preached this Dhamma. This is what is called supramundane. Thus, here we have—as we mentioned, beneath the neither-painful-nor-pleasant feeling / sensation lies ignorance, not knowing, and lack of comprehension. The moment it is turned into comprehension, it becomes happiness. It becomes a peaceful, sublime happiness. This is what the Buddha ultimately presented as </w:t>
-      </w:r>
-      <w:r>
-        <w:t>Nibbāna</w:t>
-      </w:r>
-      <w:r>
-        <w:t xml:space="preserve">. The "cessation of perception and feeling / sensation" (*saññā-vedayita-nirodha*) is a state where both perception and feeling / sensation are ceased. The Buddha demonstrated this, which no other teacher could do. It is an extremely sublime state of concentration, a state of attainment, free from both perception and feeling / sensation. Emerging from it, one realizes </w:t>
-      </w:r>
-      <w:r>
-        <w:t>Nibbāna</w:t>
-      </w:r>
-      <w:r>
-        <w:t xml:space="preserve">. This means one has completely escaped from preparations / formations / volitional activity. Escape from preparations / formations / volitional activity is itself the highest happiness. That is supramundane happiness, otherwise known as </w:t>
-      </w:r>
-      <w:r>
-        <w:t>Nibbāna</w:t>
-      </w:r>
-      <w:r>
-        <w:t>.</w:t>
+        <w:t>Such is the situation. That is why the Blessed One presented the stilling of all formations (*</w:t>
+      </w:r>
+      <w:proofErr w:type="spellStart"/>
+      <w:r>
+        <w:t>saṅkhāra</w:t>
+      </w:r>
+      <w:proofErr w:type="spellEnd"/>
+      <w:r>
+        <w:t>*) as the greatest attainment. The Blessed One declared that whatever feelings (*</w:t>
+      </w:r>
+      <w:proofErr w:type="spellStart"/>
+      <w:r>
+        <w:t>vedanā</w:t>
+      </w:r>
+      <w:proofErr w:type="spellEnd"/>
+      <w:r>
+        <w:t>*) exist, whether pleasant, painful, or neither-painful-nor-pleasant, every feeling (*</w:t>
+      </w:r>
+      <w:proofErr w:type="spellStart"/>
+      <w:r>
+        <w:t>vedanā</w:t>
+      </w:r>
+      <w:proofErr w:type="spellEnd"/>
+      <w:r>
+        <w:t xml:space="preserve">*) is suffering (*dukkha*). Thus, on one occasion, the Blessed One stated to the Venerable </w:t>
+      </w:r>
+      <w:proofErr w:type="spellStart"/>
+      <w:r>
+        <w:t>Ānanda</w:t>
+      </w:r>
+      <w:proofErr w:type="spellEnd"/>
+      <w:r>
+        <w:t xml:space="preserve"> that some ascetics of other sects might raise this debate: "This Ascetic Gotama speaks of a unique meditative state, a unique state of concentration called the 'cessation of perception and feeling' (*</w:t>
+      </w:r>
+      <w:proofErr w:type="spellStart"/>
+      <w:r>
+        <w:t>saññā-vedayita-nirodha</w:t>
+      </w:r>
+      <w:proofErr w:type="spellEnd"/>
+      <w:r>
+        <w:t xml:space="preserve">*). What is that? What kind of thing is it?" They would then say: "They declare this special absorption state, this state of attainment called 'cessation of perception and feeling' as happiness. How </w:t>
+      </w:r>
+      <w:proofErr w:type="gramStart"/>
+      <w:r>
+        <w:t>can it</w:t>
+      </w:r>
+      <w:proofErr w:type="gramEnd"/>
+      <w:r>
+        <w:t xml:space="preserve"> </w:t>
+      </w:r>
+      <w:proofErr w:type="gramStart"/>
+      <w:r>
+        <w:t>be happiness</w:t>
+      </w:r>
+      <w:proofErr w:type="gramEnd"/>
+      <w:r>
+        <w:t xml:space="preserve"> if there is no perception, feeling, or anything else present? How can there be happiness if there is no feeling (*</w:t>
+      </w:r>
+      <w:proofErr w:type="spellStart"/>
+      <w:r>
+        <w:t>vedanā</w:t>
+      </w:r>
+      <w:proofErr w:type="spellEnd"/>
+      <w:r>
+        <w:t xml:space="preserve">*)?" Foreseeing that they might raise this argument, the Blessed One told Venerable </w:t>
+      </w:r>
+      <w:proofErr w:type="spellStart"/>
+      <w:r>
+        <w:t>Ānanda</w:t>
+      </w:r>
+      <w:proofErr w:type="spellEnd"/>
+      <w:r>
+        <w:t xml:space="preserve"> beforehand: "To those who raise such arguments, explain it in this way: The Blessed One does not describe happiness solely in terms of pleasant feeling (*</w:t>
+      </w:r>
+      <w:proofErr w:type="spellStart"/>
+      <w:r>
+        <w:t>vedanā</w:t>
+      </w:r>
+      <w:proofErr w:type="spellEnd"/>
+      <w:r>
+        <w:t xml:space="preserve">*). Wherever happiness is found, the Blessed One designates that very place as happiness." What this points to is not worldly happiness, but supramundane </w:t>
+      </w:r>
+      <w:r>
+        <w:lastRenderedPageBreak/>
+        <w:t>happiness. In supramundane happiness, one has escaped even from the level of feeling (*</w:t>
+      </w:r>
+      <w:proofErr w:type="spellStart"/>
+      <w:r>
+        <w:t>vedanā</w:t>
+      </w:r>
+      <w:proofErr w:type="spellEnd"/>
+      <w:r>
+        <w:t>*). Because all levels of worldly happiness are impermanent (*</w:t>
+      </w:r>
+      <w:proofErr w:type="spellStart"/>
+      <w:r>
+        <w:t>anicca</w:t>
+      </w:r>
+      <w:proofErr w:type="spellEnd"/>
+      <w:r>
+        <w:t>*). Painful feeling (*</w:t>
+      </w:r>
+      <w:proofErr w:type="spellStart"/>
+      <w:r>
+        <w:t>vedanā</w:t>
+      </w:r>
+      <w:proofErr w:type="spellEnd"/>
+      <w:r>
+        <w:t>*) needs no further elaboration. Pleasant feeling (*</w:t>
+      </w:r>
+      <w:proofErr w:type="spellStart"/>
+      <w:r>
+        <w:t>vedanā</w:t>
+      </w:r>
+      <w:proofErr w:type="spellEnd"/>
+      <w:r>
+        <w:t>*) is suffering (*dukkha*) when it changes. And neutral feeling (*</w:t>
+      </w:r>
+      <w:proofErr w:type="spellStart"/>
+      <w:r>
+        <w:t>vedanā</w:t>
+      </w:r>
+      <w:proofErr w:type="spellEnd"/>
+      <w:r>
+        <w:t>*) is the subtlest form of suffering (*dukkha*) within formations (*</w:t>
+      </w:r>
+      <w:proofErr w:type="spellStart"/>
+      <w:r>
+        <w:t>saṅkhāra</w:t>
+      </w:r>
+      <w:proofErr w:type="spellEnd"/>
+      <w:r>
+        <w:t>*).</w:t>
       </w:r>
     </w:p>
     <w:p>
       <w:r>
-        <w:t xml:space="preserve">So, what did the Buddha present as that realization? Let us return to the seesaw. What causes this seesaw to swing? It is the wedge or pivot placed in the middle, isn't it? The plank was placed on top of this wedge. The Buddha removed this wedge. What is this wedge? In the Dhamma, it is called *asmi-māna*—the conceit "I am." Its coarse side is what you have heard of as </w:t>
-      </w:r>
-      <w:r>
-        <w:t>*Sakkāya-diṭṭhi* (View of existing group/body)</w:t>
-      </w:r>
-      <w:r>
-        <w:t>—the view that form is self, feeling / sensation is self, and so on. The subtlest level of this self-concept is the conceit "I am." This conceit "I am" exists at an extremely subtle level, persisting even up to the stage of the Non-Returner (*anāgāmī*). As long as this exists, there is that swinging, there is becoming / existence, there is continuity. But to the Buddha's eye, this was seen as suffering / unsatisfactoriness / stress. Because, according to the force of kamma, within that existence, one falls into various states of becoming / existence, wandering in samsara for a long time in woeful states and happy states. The only solution is escape from this becoming / existence. This is called the cessation of becoming / existence (*bhava-nirodha*)—the stopping of that swinging. To do this, one must comprehend the true nature of feelings / sensations and uproot the conceit "I am" (*asmi-māna*) that lies beneath the notions of "I" and "mine." This is not something to be acquired through mere words; it can only be realized by walking this path of the Dhamma.</w:t>
+        <w:t xml:space="preserve">If we analyze this further, another valuable concept is shown in </w:t>
+      </w:r>
+      <w:proofErr w:type="gramStart"/>
+      <w:r>
+        <w:t>the Dhamma</w:t>
+      </w:r>
+      <w:proofErr w:type="gramEnd"/>
+      <w:r>
+        <w:t>. It is deep, but we will mention it briefly for you, wise devotees, to contemplate. The levels of suffering are presented in three modes: *dukkha-</w:t>
+      </w:r>
+      <w:proofErr w:type="spellStart"/>
+      <w:r>
+        <w:t>dukkhatā</w:t>
+      </w:r>
+      <w:proofErr w:type="spellEnd"/>
+      <w:r>
+        <w:t>* (suffering as pain), *</w:t>
+      </w:r>
+      <w:proofErr w:type="spellStart"/>
+      <w:r>
+        <w:t>vipariṇāma-dukkhatā</w:t>
+      </w:r>
+      <w:proofErr w:type="spellEnd"/>
+      <w:r>
+        <w:t>* (suffering due to change), and *</w:t>
+      </w:r>
+      <w:proofErr w:type="spellStart"/>
+      <w:r>
+        <w:t>saṅkhāra-dukkhatā</w:t>
+      </w:r>
+      <w:proofErr w:type="spellEnd"/>
+      <w:r>
+        <w:t>* (suffering due to formations). *Dukkha-</w:t>
+      </w:r>
+      <w:proofErr w:type="spellStart"/>
+      <w:r>
+        <w:t>dukkhatā</w:t>
+      </w:r>
+      <w:proofErr w:type="spellEnd"/>
+      <w:r>
+        <w:t>* refers to painful feeling (*</w:t>
+      </w:r>
+      <w:proofErr w:type="spellStart"/>
+      <w:r>
+        <w:t>vedanā</w:t>
+      </w:r>
+      <w:proofErr w:type="spellEnd"/>
+      <w:r>
+        <w:t>*)—sheer suffering (*dukkha*) when viewed coarsely, which anyone can recognize. *</w:t>
+      </w:r>
+      <w:proofErr w:type="spellStart"/>
+      <w:r>
+        <w:t>Vipariṇāma-dukkhatā</w:t>
+      </w:r>
+      <w:proofErr w:type="spellEnd"/>
+      <w:r>
+        <w:t>* refers to pleasant feelings (*</w:t>
+      </w:r>
+      <w:proofErr w:type="spellStart"/>
+      <w:r>
+        <w:t>vedanā</w:t>
+      </w:r>
+      <w:proofErr w:type="spellEnd"/>
+      <w:r>
+        <w:t>*); because it leads to suffering (*dukkha*) when it changes, pleasant feeling (*</w:t>
+      </w:r>
+      <w:proofErr w:type="spellStart"/>
+      <w:r>
+        <w:t>vedanā</w:t>
+      </w:r>
+      <w:proofErr w:type="spellEnd"/>
+      <w:r>
+        <w:t>*) is termed suffering due to change. And *</w:t>
+      </w:r>
+      <w:proofErr w:type="spellStart"/>
+      <w:r>
+        <w:t>saṅkhāra-dukkhatā</w:t>
+      </w:r>
+      <w:proofErr w:type="spellEnd"/>
+      <w:r>
+        <w:t>* refers to that neutral state we mentioned. The mode of suffering due to formations (*</w:t>
+      </w:r>
+      <w:proofErr w:type="spellStart"/>
+      <w:r>
+        <w:t>saṅkhāra-dukkhatā</w:t>
+      </w:r>
+      <w:proofErr w:type="spellEnd"/>
+      <w:r>
+        <w:t>*) is the last one shown. It is experienced only by those who have developed their minds in the manner described. Only they truly understand the danger of this *</w:t>
+      </w:r>
+      <w:proofErr w:type="spellStart"/>
+      <w:r>
+        <w:t>saṃsāra</w:t>
+      </w:r>
+      <w:proofErr w:type="spellEnd"/>
+      <w:r>
+        <w:t xml:space="preserve">*—that </w:t>
+      </w:r>
+      <w:proofErr w:type="gramStart"/>
+      <w:r>
+        <w:t>not a single one</w:t>
+      </w:r>
+      <w:proofErr w:type="gramEnd"/>
+      <w:r>
+        <w:t xml:space="preserve"> of these feelings (*</w:t>
+      </w:r>
+      <w:proofErr w:type="spellStart"/>
+      <w:r>
+        <w:t>vedanā</w:t>
+      </w:r>
+      <w:proofErr w:type="spellEnd"/>
+      <w:r>
+        <w:t xml:space="preserve">*) can be grasped, and that this seesaw-swinging must be </w:t>
+      </w:r>
+      <w:proofErr w:type="gramStart"/>
+      <w:r>
+        <w:t>brought to an end</w:t>
+      </w:r>
+      <w:proofErr w:type="gramEnd"/>
+      <w:r>
+        <w:t>. It is that cessation of existence, rather than existence itself, which is needed. It is for this purpose—for this realization—that the Blessed One preached this supramundane Dhamma.</w:t>
       </w:r>
     </w:p>
     <w:p>
       <w:r>
-        <w:t xml:space="preserve">This is what is meant. This is discussed in various ways, and we have illustrated it here using a simple metaphor. Now, let us reflect a moment on why *nibbānaṃ paramaṃ sukhaṃ* was declared. We have brought this out because it is relevant to our theme. Why is </w:t>
-      </w:r>
+        <w:t xml:space="preserve">Thus, what we have here is this: beneath that "neither-painful-nor-pleasant" neutral feeling lies ignorance, lack of knowledge, and lack of comprehension. The moment it is turned into comprehension, there is happiness. That becomes a peaceful, exquisite happiness. That is precisely what the Blessed One ultimately presented as </w:t>
+      </w:r>
+      <w:proofErr w:type="spellStart"/>
       <w:r>
         <w:t>Nibbāna</w:t>
       </w:r>
-      <w:r>
-        <w:t xml:space="preserve"> called the supreme happiness? King Pasenadi Kosala presented those four things as happiness. The Buddha did not stop there. The Buddha did not say, "Yes, yes, Great King, that is indeed the greatest happiness, and our becoming relatives is also the greatest thing." He did not say, "Very well, we too are relatives." He did not stop at the mundane level. He guided him all the way to </w:t>
-      </w:r>
+      <w:proofErr w:type="spellEnd"/>
+      <w:r>
+        <w:t>. This "cessation of perception and feeling" (*</w:t>
+      </w:r>
+      <w:proofErr w:type="spellStart"/>
+      <w:r>
+        <w:t>saññā-vedayita-nirodha</w:t>
+      </w:r>
+      <w:proofErr w:type="spellEnd"/>
+      <w:r>
+        <w:t xml:space="preserve">*) is a state where both perceptions and feelings are ceased. The Blessed One revealed this; no other teacher was able to do so. It is the highest state of concentration, a state of attainment, having freed oneself from both perception and feeling. Emerging from it, one stands in </w:t>
+      </w:r>
+      <w:proofErr w:type="spellStart"/>
       <w:r>
         <w:t>Nibbāna</w:t>
       </w:r>
-      <w:r>
-        <w:t xml:space="preserve">, giving a hint: "These are not the true happiness. Freedom from illness is also not permanent / inconstant. The end of health is illness. Therefore, while *ārogyaparamā lābhā* is indeed a gain, and freedom from illness is the highest among gains, it is not the supreme happiness. Contentment is the supreme wealth, and other types of wealth are also wealth, but true happiness does not lie there. Trust is the highest relative, and even if one establishes relationships and maintains trust, there is no real happiness in any of them. All of these are merely a pile of preparations / formations / volitional activity. All of these are preparations / formations / volitional activity. Therefore, the stilling of all preparations / formations / volitional activity (*sabba-saṅkhāra-samatha*)—the escape from preparations / formations / volitional activity—is the highest happiness. That is what the Buddha highlighted here. </w:t>
-      </w:r>
+      <w:proofErr w:type="spellEnd"/>
+      <w:r>
+        <w:t xml:space="preserve">. </w:t>
+      </w:r>
+      <w:proofErr w:type="gramStart"/>
+      <w:r>
+        <w:t>That is to say, one</w:t>
+      </w:r>
+      <w:proofErr w:type="gramEnd"/>
+      <w:r>
+        <w:t xml:space="preserve"> has completely escaped from formations (*</w:t>
+      </w:r>
+      <w:proofErr w:type="spellStart"/>
+      <w:r>
+        <w:t>saṅkhāra</w:t>
+      </w:r>
+      <w:proofErr w:type="spellEnd"/>
+      <w:r>
+        <w:t>*). Escaping from formations (*</w:t>
+      </w:r>
+      <w:proofErr w:type="spellStart"/>
+      <w:r>
+        <w:t>saṅkhāra</w:t>
+      </w:r>
+      <w:proofErr w:type="spellEnd"/>
+      <w:r>
+        <w:t xml:space="preserve">*) is indeed the highest happiness. That is supramundane happiness, which is designated as </w:t>
+      </w:r>
+      <w:proofErr w:type="spellStart"/>
       <w:r>
         <w:t>Nibbāna</w:t>
       </w:r>
-      <w:r>
-        <w:t xml:space="preserve"> is described as *sabba-saṅkhāra-samatha*—the stilling of all preparations / formations / volitional activity."</w:t>
+      <w:proofErr w:type="spellEnd"/>
+      <w:r>
+        <w:t>.</w:t>
       </w:r>
     </w:p>
     <w:p>
       <w:r>
-        <w:t xml:space="preserve">We have briefly mentioned what these preparations / formations / volitional activity are. In fact, the coarse part of preparations / formations / volitional activity is what exists as kamma. You have heard of this. If one performs unwholesome kamma, everyone knows that by performing demeritorious deeds, one has to suffer in hell. Thus, first of all, one fears that. Therefore, in its place, we think of performing meritorious deeds to go to heaven. But even when one passes away from heaven, it is a source of great grief, and one does not know where one will fall next. Not only heaven, but even the Brahma worlds are impermanent / inconstant, which is why the Buddha declared this. It is said that when the Buddha preached his Dhamma, even the Brahmas trembled, realizing, "We too are impermanent / inconstant. We had thought we were permanent, but now we see that we too are impermanent / inconstant," and they became afraid. That is the Lion's Roar. The Buddha uttered the Lion's Roar. When he declared that all preparations / formations / volitional activity are impermanent / inconstant, it is recorded that even the Brahmas trembled. Such is the nature of these mundane things. Therefore, the Buddha shows that </w:t>
-      </w:r>
-      <w:r>
-        <w:t>Nibbāna</w:t>
-      </w:r>
-      <w:r>
-        <w:t xml:space="preserve"> is the state of being free from all of them, free from the state of preparations / formations / volitional activity—the state of the unconditioned (*visaṅkhāra*). If preparations / formations / volitional activity arise due to ignorance, then all meritorious and demeritorious deeds that cause pleasure and pain are performed based on the ignorance of "I" and "mine." One cannot escape this by mere thinking. It must be realized through the systematic development of meditation. But, as we have expressed on previous occasions, one turns away from unwholesome deeds and sins, and inclines the mind toward merit. Then, without stopping there, one gradually engages in meditation in a way that goes beyond both merit and sin, seeing through insight (*vipassanā*) the three characteristics of impermanent / inconstant (*anicca*), suffering / unsatisfactoriness / stress (*dukkha*), and not-self / non-self / unsubstantial (*anattā*). Seeing the impermanent / inconstant nature of these preparations / formations / volitional activity and becoming disenchanted with samsara, one is able to escape this samsara. Only then can one realize that noble state of </w:t>
-      </w:r>
-      <w:r>
-        <w:t>Nibbāna</w:t>
-      </w:r>
-      <w:r>
-        <w:t xml:space="preserve"> in this very life. That state is the end of the seesaw swinging. From another perspective, the path leading to this is the entire Buddhist practice.</w:t>
+        <w:t xml:space="preserve">So, what did the Blessed One present as that realization? Let us return to our seesaw. What is the cause of this </w:t>
+      </w:r>
+      <w:proofErr w:type="gramStart"/>
+      <w:r>
+        <w:t>seesaw's</w:t>
+      </w:r>
+      <w:proofErr w:type="gramEnd"/>
+      <w:r>
+        <w:t xml:space="preserve"> swinging? It is that pivot placed in the middle, isn't it? It is over that pivot in the middle that the plank is placed. The Blessed One removed that very pivot. What is this pivot? In the Dhamma, it is called the conceit "I am" (*</w:t>
+      </w:r>
+      <w:proofErr w:type="spellStart"/>
+      <w:r>
+        <w:t>asmimāna</w:t>
+      </w:r>
+      <w:proofErr w:type="spellEnd"/>
+      <w:r>
+        <w:t xml:space="preserve">*)—the </w:t>
+      </w:r>
+      <w:proofErr w:type="spellStart"/>
+      <w:r>
+        <w:t>conceit</w:t>
+      </w:r>
+      <w:proofErr w:type="spellEnd"/>
+      <w:r>
+        <w:t xml:space="preserve"> of "I am." Its coarse aspect is what you have heard of as the view of existing group/body (*</w:t>
+      </w:r>
+      <w:proofErr w:type="spellStart"/>
+      <w:r>
+        <w:t>sakkāya-diṭṭhi</w:t>
+      </w:r>
+      <w:proofErr w:type="spellEnd"/>
+      <w:r>
+        <w:t>*), which thinks in terms of "I" and "mine." Today, we hear everyone talking about the view of existing group/body (*</w:t>
+      </w:r>
+      <w:proofErr w:type="spellStart"/>
+      <w:r>
+        <w:t>sakkāya-diṭṭhi</w:t>
+      </w:r>
+      <w:proofErr w:type="spellEnd"/>
+      <w:r>
+        <w:t xml:space="preserve">*): "form is self, feeling is self"—that coarse concept of self. The subtlest level of that is "I </w:t>
+      </w:r>
+      <w:proofErr w:type="gramStart"/>
+      <w:r>
+        <w:t>am"—</w:t>
+      </w:r>
+      <w:proofErr w:type="gramEnd"/>
+      <w:r>
+        <w:t>the conceit "I am." It exists at an extremely subtle level, remaining all the way up to the stage of the non-returner (*</w:t>
+      </w:r>
+      <w:proofErr w:type="spellStart"/>
+      <w:r>
+        <w:t>anāgāmī</w:t>
+      </w:r>
+      <w:proofErr w:type="spellEnd"/>
+      <w:r>
+        <w:t xml:space="preserve">*). </w:t>
+      </w:r>
+      <w:proofErr w:type="gramStart"/>
+      <w:r>
+        <w:t>As long as</w:t>
+      </w:r>
+      <w:proofErr w:type="gramEnd"/>
+      <w:r>
+        <w:t xml:space="preserve"> it is present, that swinging continues; becoming (*bhava*) remains, </w:t>
+      </w:r>
+      <w:r>
+        <w:lastRenderedPageBreak/>
+        <w:t>existence remains. But the Buddha-eye saw that this is suffering (*dukkha*). Because, driven by the force of karma within that existence, one falls into various states of becoming (*bhava*), wandering in *</w:t>
+      </w:r>
+      <w:proofErr w:type="spellStart"/>
+      <w:r>
+        <w:t>saṃsāra</w:t>
+      </w:r>
+      <w:proofErr w:type="spellEnd"/>
+      <w:r>
+        <w:t>* for a long time through miserable realms and happy realms. The only solution is to escape from this becoming (*bhava*). That is called the cessation of becoming (*bhava-</w:t>
+      </w:r>
+      <w:proofErr w:type="spellStart"/>
+      <w:r>
+        <w:t>nirodha</w:t>
+      </w:r>
+      <w:proofErr w:type="spellEnd"/>
+      <w:r>
+        <w:t>*), the stopping of that swinging. What is required for this is to realize the true nature of feelings (*</w:t>
+      </w:r>
+      <w:proofErr w:type="spellStart"/>
+      <w:r>
+        <w:t>vedanā</w:t>
+      </w:r>
+      <w:proofErr w:type="spellEnd"/>
+      <w:r>
+        <w:t>*), and to see that underlying all these feelings is the conceit "I am" (*</w:t>
+      </w:r>
+      <w:proofErr w:type="spellStart"/>
+      <w:r>
+        <w:t>asmimāna</w:t>
+      </w:r>
+      <w:proofErr w:type="spellEnd"/>
+      <w:r>
+        <w:t>*), which lies even deeper than the concepts of "I" and "mine." This is not something to be acquired merely through words; it can only be realized by walking this path of Dhamma.</w:t>
       </w:r>
     </w:p>
     <w:p>
       <w:r>
-        <w:t>This is what we constantly remind you of. What is the meaning of the practice in which a Buddhist is trained, whether it is expressed briefly as the Noble Eightfold Path, or in other ways such as the Four Foundations of Mindfulness? It is to bring the mind to that state. It is to remove even the subtlest conceit "I am" (*asmi-māna*), and to live one's life just as trees and plants live with nature. Since trees and plants do not possess consciousness (*viññāṇa*), they do not experience anything called suffering / unsatisfactoriness / stress. When a rubber tree is tapped, latex flows, but we do not think it experiences painful feeling / sensation. There is no such issue with trees and plants. But it is the conscious being, the being endowed with consciousness (*viññāṇa*), that experiences this suffering / unsatisfactoriness / stress. Furthermore, existence does not end here. This was seen not only by the Buddha but also by others who could see the succession of past aggregates. Even before the Buddha, there were yogis who could see hundreds of thousands of past births / arisings. They too saw this problem of samsara. They saw the problem, but they could not find the answer. It was only the Buddha who was able to find the true answer to it.</w:t>
+        <w:t>That is what this is about. This is discussed in various ways, and we have illustrated it here using a small simile. Now, we must contemplate why it is said, "Extinguishment is the ultimate happiness" (*</w:t>
+      </w:r>
+      <w:proofErr w:type="spellStart"/>
+      <w:r>
+        <w:t>nibbānaparamam</w:t>
+      </w:r>
+      <w:proofErr w:type="spellEnd"/>
+      <w:r>
+        <w:t xml:space="preserve"> </w:t>
+      </w:r>
+      <w:proofErr w:type="spellStart"/>
+      <w:r>
+        <w:t>sukham</w:t>
+      </w:r>
+      <w:proofErr w:type="spellEnd"/>
+      <w:r>
+        <w:t xml:space="preserve">*). We brought this up because it is relevant to our theme. Why is </w:t>
+      </w:r>
+      <w:proofErr w:type="spellStart"/>
+      <w:r>
+        <w:t>Nibbāna</w:t>
+      </w:r>
+      <w:proofErr w:type="spellEnd"/>
+      <w:r>
+        <w:t xml:space="preserve"> called the ultimate happiness? King </w:t>
+      </w:r>
+      <w:proofErr w:type="spellStart"/>
+      <w:r>
+        <w:t>Pasenadi</w:t>
+      </w:r>
+      <w:proofErr w:type="spellEnd"/>
+      <w:r>
+        <w:t xml:space="preserve"> of Kosala presented those four worldly matters as happiness. But the Blessed One did not stop there. He did not say, "Yes, yes, Great King, that is indeed the greatest happiness; and becoming related to us is also the greatest thing." He did not say, "Very well, we too are now relatives." He did not leave it at the </w:t>
+      </w:r>
+      <w:proofErr w:type="gramStart"/>
+      <w:r>
+        <w:t>worldly</w:t>
+      </w:r>
+      <w:proofErr w:type="gramEnd"/>
+      <w:r>
+        <w:t xml:space="preserve"> level. He took it all the way to </w:t>
+      </w:r>
+      <w:proofErr w:type="spellStart"/>
+      <w:r>
+        <w:t>Nibbāna</w:t>
+      </w:r>
+      <w:proofErr w:type="spellEnd"/>
+      <w:r>
+        <w:t xml:space="preserve">. He gave a hint: "These are not </w:t>
+      </w:r>
+      <w:proofErr w:type="gramStart"/>
+      <w:r>
+        <w:t>the true</w:t>
+      </w:r>
+      <w:proofErr w:type="gramEnd"/>
+      <w:r>
+        <w:t xml:space="preserve"> happiness." Even health is not permanent (*</w:t>
+      </w:r>
+      <w:proofErr w:type="spellStart"/>
+      <w:r>
+        <w:t>anicca</w:t>
+      </w:r>
+      <w:proofErr w:type="spellEnd"/>
+      <w:r>
+        <w:t>*). *</w:t>
+      </w:r>
+      <w:proofErr w:type="spellStart"/>
+      <w:r>
+        <w:t>Rogantaṃ</w:t>
+      </w:r>
+      <w:proofErr w:type="spellEnd"/>
+      <w:r>
+        <w:t xml:space="preserve"> hi </w:t>
+      </w:r>
+      <w:proofErr w:type="spellStart"/>
+      <w:r>
+        <w:t>ārogyaṃ</w:t>
+      </w:r>
+      <w:proofErr w:type="spellEnd"/>
+      <w:r>
+        <w:t>*—health ends in illness. Therefore, although "health is the ultimate gain" (*</w:t>
+      </w:r>
+      <w:proofErr w:type="spellStart"/>
+      <w:r>
+        <w:t>ārogāparamā</w:t>
+      </w:r>
+      <w:proofErr w:type="spellEnd"/>
+      <w:r>
+        <w:t xml:space="preserve"> </w:t>
+      </w:r>
+      <w:proofErr w:type="spellStart"/>
+      <w:r>
+        <w:t>lābhā</w:t>
+      </w:r>
+      <w:proofErr w:type="spellEnd"/>
+      <w:r>
+        <w:t>*) holds true as a gain, and health is the highest among gains, it is not the ultimate happiness. "Contentment is the greatest wealth" (*</w:t>
+      </w:r>
+      <w:proofErr w:type="spellStart"/>
+      <w:r>
+        <w:t>santuṭṭhiparamam</w:t>
+      </w:r>
+      <w:proofErr w:type="spellEnd"/>
+      <w:r>
+        <w:t xml:space="preserve"> </w:t>
+      </w:r>
+      <w:proofErr w:type="spellStart"/>
+      <w:r>
+        <w:t>dhanaṃ</w:t>
+      </w:r>
+      <w:proofErr w:type="spellEnd"/>
+      <w:r>
+        <w:t>*), being content with what one has; or other kinds of wealth—they are indeed wealth, but ultimate happiness is not found there. "Trust is the supreme relative" (*</w:t>
+      </w:r>
+      <w:proofErr w:type="spellStart"/>
+      <w:r>
+        <w:t>vissāsaparamā</w:t>
+      </w:r>
+      <w:proofErr w:type="spellEnd"/>
+      <w:r>
+        <w:t xml:space="preserve"> </w:t>
+      </w:r>
+      <w:proofErr w:type="spellStart"/>
+      <w:r>
+        <w:t>ñātī</w:t>
+      </w:r>
+      <w:proofErr w:type="spellEnd"/>
+      <w:r>
+        <w:t>*)—even if one establishes relationships and maintains trust among relatives, there is no true happiness in any of that. All of these are merely a pile of formations (*</w:t>
+      </w:r>
+      <w:proofErr w:type="spellStart"/>
+      <w:r>
+        <w:t>saṅkhāra</w:t>
+      </w:r>
+      <w:proofErr w:type="spellEnd"/>
+      <w:r>
+        <w:t>*). Every single one of them is a formation (*</w:t>
+      </w:r>
+      <w:proofErr w:type="spellStart"/>
+      <w:r>
+        <w:t>saṅkhāra</w:t>
+      </w:r>
+      <w:proofErr w:type="spellEnd"/>
+      <w:r>
+        <w:t>*). Therefore, escaping from formations—which is called the stilling of all formations (*</w:t>
+      </w:r>
+      <w:proofErr w:type="spellStart"/>
+      <w:r>
+        <w:t>sabbasankhārasamatha</w:t>
+      </w:r>
+      <w:proofErr w:type="spellEnd"/>
+      <w:r>
+        <w:t xml:space="preserve">*)—is indeed the highest happiness. That is what the Blessed One highlighted here. </w:t>
+      </w:r>
+      <w:proofErr w:type="spellStart"/>
+      <w:r>
+        <w:t>Nibbāna</w:t>
+      </w:r>
+      <w:proofErr w:type="spellEnd"/>
+      <w:r>
+        <w:t xml:space="preserve"> is defined as *</w:t>
+      </w:r>
+      <w:proofErr w:type="spellStart"/>
+      <w:r>
+        <w:t>sabbasankhārasamatha</w:t>
+      </w:r>
+      <w:proofErr w:type="spellEnd"/>
+      <w:r>
+        <w:t>*—the stilling of all formations (*</w:t>
+      </w:r>
+      <w:proofErr w:type="spellStart"/>
+      <w:r>
+        <w:t>saṅkhāra</w:t>
+      </w:r>
+      <w:proofErr w:type="spellEnd"/>
+      <w:r>
+        <w:t>*).</w:t>
       </w:r>
     </w:p>
     <w:p>
       <w:r>
-        <w:t>Therefore, when we say we accumulate kamma, that is the coarse level of preparations / formations / volitional activity. We create merit and demerit, and we are responsible for them. Why do we emphasize this? Because many people have confused these matters. There is something called *kammassakatā-sammādiṭṭhi*—the right view of ownership of kamma. Standing on that, we turn away from sinful and unwholesome deeds, and incline the mind toward wholesome deeds. Then we perform wholesome deeds. Through that, we obtain good rebirths in happy states. Although that structure is established, one does not stop there. When we look according to the Buddha's Middle Path, one does not grasp at any of these; rather, one uses them all as support. It is just like what was said about food. Everything is used as support—even states of absorption (*jhāna*).</w:t>
+        <w:t>We have briefly mentioned what formations (*</w:t>
+      </w:r>
+      <w:proofErr w:type="spellStart"/>
+      <w:r>
+        <w:t>saṅkhāra</w:t>
+      </w:r>
+      <w:proofErr w:type="spellEnd"/>
+      <w:r>
+        <w:t xml:space="preserve">*) are. Indeed, the coarse part of formations exists as karma. You may have heard of this: if one performs unwholesome karma, as everyone knows, one </w:t>
+      </w:r>
+      <w:proofErr w:type="gramStart"/>
+      <w:r>
+        <w:t>has to</w:t>
+      </w:r>
+      <w:proofErr w:type="gramEnd"/>
+      <w:r>
+        <w:t xml:space="preserve"> suffer in the realms of misery. If one performs unwholesome deeds, one is </w:t>
+      </w:r>
+      <w:proofErr w:type="gramStart"/>
+      <w:r>
+        <w:t>first of all</w:t>
+      </w:r>
+      <w:proofErr w:type="gramEnd"/>
+      <w:r>
+        <w:t xml:space="preserve"> afraid of that. Then, because of that, we think, "Let </w:t>
+      </w:r>
+      <w:proofErr w:type="gramStart"/>
+      <w:r>
+        <w:t>us instead</w:t>
+      </w:r>
+      <w:proofErr w:type="gramEnd"/>
+      <w:r>
+        <w:t xml:space="preserve"> perform meritorious deeds and go to the heavenly worlds." But even if we go there, </w:t>
+      </w:r>
+      <w:proofErr w:type="gramStart"/>
+      <w:r>
+        <w:t>at the moment</w:t>
+      </w:r>
+      <w:proofErr w:type="gramEnd"/>
+      <w:r>
+        <w:t xml:space="preserve"> of passing away (*</w:t>
+      </w:r>
+      <w:proofErr w:type="spellStart"/>
+      <w:r>
+        <w:t>cuti</w:t>
+      </w:r>
+      <w:proofErr w:type="spellEnd"/>
+      <w:r>
+        <w:t>*), there is great suffering (*dukkha*). After passing away from there, there is no telling where one will fall next. That is why the Blessed One declared that not only the heavenly worlds but even the Brahma worlds are impermanent (*</w:t>
+      </w:r>
+      <w:proofErr w:type="spellStart"/>
+      <w:r>
+        <w:t>anicca</w:t>
+      </w:r>
+      <w:proofErr w:type="spellEnd"/>
+      <w:r>
+        <w:t>*). It is said that when the Blessed One preached the Dhamma, even the Brahmas were shaken: "We too are impermanent! All this time we thought we were permanent, but now we see that we too are impermanent," and they became afraid. That is the Lion's Roar (*</w:t>
+      </w:r>
+      <w:proofErr w:type="spellStart"/>
+      <w:r>
+        <w:t>sīhanāda</w:t>
+      </w:r>
+      <w:proofErr w:type="spellEnd"/>
+      <w:r>
+        <w:t xml:space="preserve">*). The Buddha roared his Lion's Roar. It is recorded that when He declared </w:t>
+      </w:r>
+      <w:r>
+        <w:lastRenderedPageBreak/>
+        <w:t>*</w:t>
+      </w:r>
+      <w:proofErr w:type="spellStart"/>
+      <w:r>
+        <w:t>sabbe</w:t>
+      </w:r>
+      <w:proofErr w:type="spellEnd"/>
+      <w:r>
+        <w:t xml:space="preserve"> </w:t>
+      </w:r>
+      <w:proofErr w:type="spellStart"/>
+      <w:r>
+        <w:t>saṅkhārā</w:t>
+      </w:r>
+      <w:proofErr w:type="spellEnd"/>
+      <w:r>
+        <w:t xml:space="preserve"> </w:t>
+      </w:r>
+      <w:proofErr w:type="spellStart"/>
+      <w:r>
+        <w:t>aniccā</w:t>
+      </w:r>
+      <w:proofErr w:type="spellEnd"/>
+      <w:r>
+        <w:t>*—"all formations are impermanent"—even the Brahmas were shaken. Such is the status of worldly things. Therefore, the Blessed One points out that one must escape from all of them, escaping from the state of formations (*</w:t>
+      </w:r>
+      <w:proofErr w:type="spellStart"/>
+      <w:r>
+        <w:t>saṅkhāra</w:t>
+      </w:r>
+      <w:proofErr w:type="spellEnd"/>
+      <w:r>
+        <w:t xml:space="preserve">*) to attain </w:t>
+      </w:r>
+      <w:proofErr w:type="spellStart"/>
+      <w:r>
+        <w:t>Nibbāna</w:t>
+      </w:r>
+      <w:proofErr w:type="spellEnd"/>
+      <w:r>
+        <w:t>, which is unformed (*</w:t>
+      </w:r>
+      <w:proofErr w:type="spellStart"/>
+      <w:r>
+        <w:t>visankhāra</w:t>
+      </w:r>
+      <w:proofErr w:type="spellEnd"/>
+      <w:r>
+        <w:t xml:space="preserve">* / Unconditioned). </w:t>
+      </w:r>
+      <w:proofErr w:type="gramStart"/>
+      <w:r>
+        <w:t>That is to say, since</w:t>
+      </w:r>
+      <w:proofErr w:type="gramEnd"/>
+      <w:r>
+        <w:t xml:space="preserve"> formations (*</w:t>
+      </w:r>
+      <w:proofErr w:type="spellStart"/>
+      <w:r>
+        <w:t>saṅkhāra</w:t>
+      </w:r>
+      <w:proofErr w:type="spellEnd"/>
+      <w:r>
+        <w:t>*) arise due to ignorance (*</w:t>
+      </w:r>
+      <w:proofErr w:type="spellStart"/>
+      <w:r>
+        <w:t>avijjā</w:t>
+      </w:r>
+      <w:proofErr w:type="spellEnd"/>
+      <w:r>
+        <w:t>*), all merit and demerit that cause pleasure and pain are performed based on the ignorance of "I" and "mine." One cannot escape this merely by thinking about it. It must be realized by gradually developing meditation. However, as we have stated on previous occasions, one first turns away from unwholesome actions and sins, inclining the mind toward merit. Then, without stopping there, one gradually engages in meditation to transcend both merit and demerit, gradually practicing insight (*</w:t>
+      </w:r>
+      <w:proofErr w:type="spellStart"/>
+      <w:r>
+        <w:t>vipassanā</w:t>
+      </w:r>
+      <w:proofErr w:type="spellEnd"/>
+      <w:r>
+        <w:t>*) to see things as impermanent (*</w:t>
+      </w:r>
+      <w:proofErr w:type="spellStart"/>
+      <w:r>
+        <w:t>anicca</w:t>
+      </w:r>
+      <w:proofErr w:type="spellEnd"/>
+      <w:r>
+        <w:t>*), suffering (*dukkha*), and not-self (*</w:t>
+      </w:r>
+      <w:proofErr w:type="spellStart"/>
+      <w:r>
+        <w:t>anattā</w:t>
+      </w:r>
+      <w:proofErr w:type="spellEnd"/>
+      <w:r>
+        <w:t>*). Seeing the impermanent (*</w:t>
+      </w:r>
+      <w:proofErr w:type="spellStart"/>
+      <w:r>
+        <w:t>anicca</w:t>
+      </w:r>
+      <w:proofErr w:type="spellEnd"/>
+      <w:r>
+        <w:t>*) nature of these formations (*</w:t>
+      </w:r>
+      <w:proofErr w:type="spellStart"/>
+      <w:r>
+        <w:t>saṅkhāra</w:t>
+      </w:r>
+      <w:proofErr w:type="spellEnd"/>
+      <w:r>
+        <w:t>*), one develops disenchantment with *</w:t>
+      </w:r>
+      <w:proofErr w:type="spellStart"/>
+      <w:r>
+        <w:t>saṃsāra</w:t>
+      </w:r>
+      <w:proofErr w:type="spellEnd"/>
+      <w:r>
+        <w:t xml:space="preserve">*, and only then can one escape this cycle. Only then can one directly realize that noble state of </w:t>
+      </w:r>
+      <w:proofErr w:type="spellStart"/>
+      <w:r>
+        <w:t>Nibbāna</w:t>
+      </w:r>
+      <w:proofErr w:type="spellEnd"/>
+      <w:r>
+        <w:t xml:space="preserve"> in this very life. That state is the end of that seesaw-swinging. In other words, the path leading to that is this entire Buddhist practice.</w:t>
       </w:r>
     </w:p>
     <w:p>
       <w:r>
-        <w:t>Therefore, using merit and wholesome deeds as support, we can practice meditation. We obtain lives with favorable conditions and good intellectual capacities. But we do not stop there. If we remain satisfied with that, our past bad kamma may surface, and without any progress, we may fall back into woeful states. Instead, we use them as support, calm the mind through serenity (*samatha*) meditation, and based on that concentration, contemplate the three characteristics shown by the Buddha: impermanent / inconstant (*anicca*), suffering / unsatisfactoriness / stress (*dukkha*), and not-self / non-self / unsubstantial (*anattā*). Taking up specific meditation subjects, practicing meditation, one must see this within oneself. Because, the Buddha declared a Dhamma that must be realized by oneself (*paccattaṃ veditabbo*). This is not something to be obtained from outside or given by another; it must be seen within one's own five aggregates (*pañcakkhandha*).</w:t>
+        <w:t>This is what we frequently remind you, dear devotees. What is the meaning of the practice by which a Buddhist tames himself—whether we look at it briefly as the Noble Eightfold Path or through various other frameworks like the four foundations of mindfulness (*</w:t>
+      </w:r>
+      <w:proofErr w:type="spellStart"/>
+      <w:r>
+        <w:t>satipaṭṭhāna</w:t>
+      </w:r>
+      <w:proofErr w:type="spellEnd"/>
+      <w:r>
+        <w:t>*)? It is to bring the mind to that state. It is to remove that conceit "I am" (*</w:t>
+      </w:r>
+      <w:proofErr w:type="spellStart"/>
+      <w:r>
+        <w:t>asmimāna</w:t>
+      </w:r>
+      <w:proofErr w:type="spellEnd"/>
+      <w:r>
+        <w:t>*)—even that underlying conceit of "I am"—so that one's life is lived just like the trees and plants around us. Since trees and plants do not possess consciousness (*</w:t>
+      </w:r>
+      <w:proofErr w:type="spellStart"/>
+      <w:r>
+        <w:t>viññāṇa</w:t>
+      </w:r>
+      <w:proofErr w:type="spellEnd"/>
+      <w:r>
+        <w:t>*), there is no such thing as suffering (*dukkha*) for them. When a rubber tree is tapped, latex flows, but we do not think it experiences painful feeling (*</w:t>
+      </w:r>
+      <w:proofErr w:type="spellStart"/>
+      <w:r>
+        <w:t>vedanā</w:t>
+      </w:r>
+      <w:proofErr w:type="spellEnd"/>
+      <w:r>
+        <w:t>*). Trees and plants do not have that kind of problem. But it is for a conscious being—one endowed with consciousness (*</w:t>
+      </w:r>
+      <w:proofErr w:type="spellStart"/>
+      <w:r>
+        <w:t>viññāṇa</w:t>
+      </w:r>
+      <w:proofErr w:type="spellEnd"/>
+      <w:r>
+        <w:t>*)—that this suffering (*dukkha*) exists. Furthermore, existence does not end here. This was seen not only by the Blessed One, but also by others who could perceive the sequence of past aggregates. Before the Blessed One, there were yogis who could see hundreds of thousands of past births (*</w:t>
+      </w:r>
+      <w:proofErr w:type="spellStart"/>
+      <w:r>
+        <w:t>jāti</w:t>
+      </w:r>
+      <w:proofErr w:type="spellEnd"/>
+      <w:r>
+        <w:t>*). They too saw this problem of *</w:t>
+      </w:r>
+      <w:proofErr w:type="spellStart"/>
+      <w:r>
+        <w:t>saṃsāra</w:t>
+      </w:r>
+      <w:proofErr w:type="spellEnd"/>
+      <w:r>
+        <w:t xml:space="preserve">*. They saw the problem, but they could not find the answer. Only </w:t>
+      </w:r>
+      <w:proofErr w:type="gramStart"/>
+      <w:r>
+        <w:t>the Blessed</w:t>
+      </w:r>
+      <w:proofErr w:type="gramEnd"/>
+      <w:r>
+        <w:t xml:space="preserve"> One was able to find the true answer.</w:t>
       </w:r>
     </w:p>
     <w:p>
       <w:r>
-        <w:t>One must first understand this aggregate of form (*rūpakkhandha*), the aggregate of feeling / sensation (*vedanākkhandha*), the pile of form, the pile of feeling / sensation, the pile of recognition, the pile of preparations, and the pile of consciousness as mere piles. We call them aggregates (*khandha*), which means a pile or heap. However, the ordinary person does not perceive this as a pile. There is a tendency to take it as a single, solid unit. It is the meditator who can see it as a pile. As the mind gradually becomes concentrated and reflection is directed toward this, one sees that here form is a pile, and feelings / sensations are also a pile. If this is a pile, then just as each part arises, there is also a passing away. There is a vast pile of arising and passing away here. Ultimately, as one looks closely, it is not even a pile of arising and passing away, but simply a pile of passing away. In this way, it begins to appear in a deep manner. Then, the attachment to this disappears. "This is something that decays, something that breaks down. If I grasp this, I too will perish along with it." It is then that the desire to let go arises, and letting go comes. The primary sign of liberation through letting go arises. By gradually letting go in this way—what was the mistake made by Āḷāra Kālāma, Uddakarāmaputta, and others? As soon as they attained those levels of absorption, they immersed themselves in that happiness and grasped it as the self. Because they took it as the self, they were unable to cross over. The Buddha showed that this existence is something that arises due to a network of causes and conditions. When one sees that network of causes and conditions clearly, the self-perception within it, the feeling of "I" and "mine," gradually disappears. As one sees this deeper and deeper—this is what is called the three characteristics. If something is impermanent / inconstant, it is suffering / unsatisfactoriness / stress, because one must constantly keep preparing and arranging what is impermanent / inconstant.</w:t>
+        <w:t>Thus, what we call accumulating karma is that very coarse level of formations (*</w:t>
+      </w:r>
+      <w:proofErr w:type="spellStart"/>
+      <w:r>
+        <w:t>saṅkhāra</w:t>
+      </w:r>
+      <w:proofErr w:type="spellEnd"/>
+      <w:r>
+        <w:t>*). We generate two types of karma: merit and demerit. We are responsible for them, because we perform merit and demerit based on the premise of "I" and "mine." We emphasize this because many people have confused these matters today. There is a concept called "the right view of ownership of karma" (*</w:t>
+      </w:r>
+      <w:proofErr w:type="spellStart"/>
+      <w:r>
+        <w:t>kammasakatā</w:t>
+      </w:r>
+      <w:proofErr w:type="spellEnd"/>
+      <w:r>
+        <w:t xml:space="preserve"> </w:t>
+      </w:r>
+      <w:proofErr w:type="spellStart"/>
+      <w:r>
+        <w:t>sammādiṭṭhi</w:t>
+      </w:r>
+      <w:proofErr w:type="spellEnd"/>
+      <w:r>
+        <w:t>*). Based on that, we turn away from sinful, unwholesome actions and direct the mind toward wholesome karma. Then we perform wholesome actions, thereby securing good states of rebirth in happy realms. But even though that arrangement is made, one does not stop there. When we look at it according to the Middle Path of the Blessed One, we do not grasp onto any of these; we use them all as aids. It is just as we said about food. Everything is used as an aid, even the states of absorption (*</w:t>
+      </w:r>
+      <w:proofErr w:type="spellStart"/>
+      <w:r>
+        <w:t>jhāna</w:t>
+      </w:r>
+      <w:proofErr w:type="spellEnd"/>
+      <w:r>
+        <w:t>*).</w:t>
       </w:r>
     </w:p>
     <w:p>
       <w:r>
-        <w:t>Preparations / formations / volitional activity mean a pile of preparations. We have often reminded you of the metaphor of the wild plantain (banana) trunk. Why did the Buddha compare preparations / formations / volitional activity to a banana trunk? Because there is no essence, no heartwood. Here there is only a network of causes and conditions. The foolish person takes it as wood with essence and heartwood. Similarly, we give a name to this aggregate of form and take it as "I am so-and-so." It is the same with other things, and ultimately with the mind. It is extremely subtle. The mind grasps it as "I" and "mine." Those ancient yogis, falling into wrong view, ultimately grasped this mind, this consciousness (*viññāṇa*), as the self. But the Buddha declared that all of this is a pile of preparations / formations / volitional activity. This mind, which is consciousness (*viññāṇa*), exists on top of a pile of preparations / formations / volitional activity. Therefore, in short, the Buddha showed all of this as suffering / unsatisfactoriness / stress. The five aggregates themselves are suffering / unsatisfactoriness / stress, as long as one exists in this becoming / existence. When one contemplates this in an extremely subtle way, the entirety of becoming / existence is seen as suffering / unsatisfactoriness / stress.</w:t>
+        <w:lastRenderedPageBreak/>
+        <w:t>Therefore, using merit and wholesome actions as aids, we can practice meditation. We obtain lives endowed with various blessings of birth (*</w:t>
+      </w:r>
+      <w:proofErr w:type="spellStart"/>
+      <w:r>
+        <w:t>upadhi-sampatti</w:t>
+      </w:r>
+      <w:proofErr w:type="spellEnd"/>
+      <w:r>
+        <w:t>*) and strong intellectual capacities. But we do not stop there. If we remain satisfied with that, our past bad karma can surface, and without making any further progress, we can fall back into the realms of misery. Instead, we use those assets; having calmed and concentrated the mind through serenity (*</w:t>
+      </w:r>
+      <w:proofErr w:type="spellStart"/>
+      <w:r>
+        <w:t>samatha</w:t>
+      </w:r>
+      <w:proofErr w:type="spellEnd"/>
+      <w:r>
+        <w:t>*) meditation, and based on that, we contemplate the three characteristics pointed out by the Blessed One: impermanence (*</w:t>
+      </w:r>
+      <w:proofErr w:type="spellStart"/>
+      <w:r>
+        <w:t>anicca</w:t>
+      </w:r>
+      <w:proofErr w:type="spellEnd"/>
+      <w:r>
+        <w:t>*), suffering (*dukkha*), and not-self (*</w:t>
+      </w:r>
+      <w:proofErr w:type="spellStart"/>
+      <w:r>
+        <w:t>anattā</w:t>
+      </w:r>
+      <w:proofErr w:type="spellEnd"/>
+      <w:r>
+        <w:t>*). Taking up specific subjects of meditation (*</w:t>
+      </w:r>
+      <w:proofErr w:type="spellStart"/>
+      <w:r>
+        <w:t>kammaṭṭhāna</w:t>
+      </w:r>
+      <w:proofErr w:type="spellEnd"/>
+      <w:r>
+        <w:t>*), we must practice meditation and see this within ourselves. Because the Blessed One pointed out that this Dhamma is to be directly realized by oneself. This is not something to be acquired externally from someone else's explanation; it must be seen within one's own five aggregates (*</w:t>
+      </w:r>
+      <w:proofErr w:type="spellStart"/>
+      <w:r>
+        <w:t>pañcakkhandha</w:t>
+      </w:r>
+      <w:proofErr w:type="spellEnd"/>
+      <w:r>
+        <w:t>*).</w:t>
       </w:r>
     </w:p>
     <w:p>
       <w:r>
-        <w:t xml:space="preserve">This is difficult for someone to conceive. That is why we illustrate it with a small metaphor. When we represent the Buddha as an incomparable physician, he must state the true nature of the illness. To completely cure this illness, one must be freed from the entire pile of preparations / formations / volitional activity. Those preparations / formations / volitional activity are gradually stilled, down to the lowest level as described: inhalation and exhalation, then *vitakka-vicāra*, then perception and feeling / sensation, and finally, one is freed from the entirety of feelings / sensations. That is why this </w:t>
-      </w:r>
-      <w:r>
-        <w:t>Nibbāna</w:t>
-      </w:r>
-      <w:r>
-        <w:t xml:space="preserve"> is called an unfelt happiness (*avedayita sukha*). This is an unfelt happiness. You may have heard that everything in this world is the happiness of feeling, whereas </w:t>
-      </w:r>
-      <w:r>
-        <w:t>Nibbāna</w:t>
-      </w:r>
-      <w:r>
-        <w:t xml:space="preserve"> is the happiness of stilling. Everything else is the happiness of feeling; </w:t>
-      </w:r>
-      <w:r>
-        <w:t>Nibbāna</w:t>
-      </w:r>
-      <w:r>
-        <w:t xml:space="preserve"> is the happiness of stilling. Therefore, the journey toward that stilling, that tranquility, is this path to </w:t>
-      </w:r>
-      <w:r>
-        <w:t>Nibbāna</w:t>
-      </w:r>
-      <w:r>
-        <w:t>. It was in this connection that the Buddha declared *nibbānaṃ paramaṃ sukhaṃ*—</w:t>
-      </w:r>
-      <w:r>
-        <w:t>Nibbāna</w:t>
-      </w:r>
-      <w:r>
-        <w:t xml:space="preserve"> is the supreme happiness.</w:t>
+        <w:t>First, we must understand this aggregate of form (*</w:t>
+      </w:r>
+      <w:proofErr w:type="spellStart"/>
+      <w:r>
+        <w:t>rūpakkhandha</w:t>
+      </w:r>
+      <w:proofErr w:type="spellEnd"/>
+      <w:r>
+        <w:t>*), this aggregate of feeling (*</w:t>
+      </w:r>
+      <w:proofErr w:type="spellStart"/>
+      <w:r>
+        <w:t>vedanākkhandha</w:t>
+      </w:r>
+      <w:proofErr w:type="spellEnd"/>
+      <w:r>
+        <w:t>*)—this heap of form, heap of feelings, heap of perceptions, heap of formations (*</w:t>
+      </w:r>
+      <w:proofErr w:type="spellStart"/>
+      <w:r>
+        <w:t>saṅkhāras</w:t>
+      </w:r>
+      <w:proofErr w:type="spellEnd"/>
+      <w:r>
+        <w:t>*), and heap of consciousnesses—as just heaps. Although we refer to them as the five aggregates (*</w:t>
+      </w:r>
+      <w:proofErr w:type="spellStart"/>
+      <w:r>
+        <w:t>pañcakkhandha</w:t>
+      </w:r>
+      <w:proofErr w:type="spellEnd"/>
+      <w:r>
+        <w:t>*), meaning "heaps," an ordinary person does not perceive them as heaps. There is a natural tendency to take them as a single, solid unit. It is only the meditating yogi who can see this. As the mind gradually becomes concentrated and wise attention (*</w:t>
+      </w:r>
+      <w:proofErr w:type="spellStart"/>
+      <w:r>
+        <w:t>yoniso</w:t>
+      </w:r>
+      <w:proofErr w:type="spellEnd"/>
+      <w:r>
+        <w:t xml:space="preserve"> </w:t>
+      </w:r>
+      <w:proofErr w:type="spellStart"/>
+      <w:r>
+        <w:t>manasikāra</w:t>
+      </w:r>
+      <w:proofErr w:type="spellEnd"/>
+      <w:r>
+        <w:t xml:space="preserve">*) is directed toward this, one sees: "Here is a heap of form, here is a heap of feelings." If it is a heap, each component arises and passes away. What is present here is a vast heap of arisings and passings-away. In the end, as one looks closely, it is not even a heap of things arising and a heap of things passing away; it is simply a vast heap of passing away. In this manner, it begins to appear in a deep way. Then, one's attachment to </w:t>
+      </w:r>
+      <w:proofErr w:type="gramStart"/>
+      <w:r>
+        <w:t>this fades</w:t>
+      </w:r>
+      <w:proofErr w:type="gramEnd"/>
+      <w:r>
+        <w:t>. "This is something that decays, something that breaks down. If I grasp onto this, will I not perish along with it?" It is then that the inclination to let go arises; letting go occurs. The primary sign of liberation through letting go appears.</w:t>
       </w:r>
     </w:p>
     <w:p>
       <w:r>
-        <w:t xml:space="preserve">Therefore, we must reflect on this valuable day. I hope that this meritorious gathering, while thinking of our mundane life, our daily life, has received from this brief sermon many Dhamma points that help us live with more peace, happiness, comfort, and tranquility than before, and without stopping there, has also gained some understanding of </w:t>
-      </w:r>
-      <w:r>
-        <w:t>Nibbāna</w:t>
-      </w:r>
-      <w:r>
-        <w:t xml:space="preserve">, which helps us finish this work of ending samsara—a work we have been unable to accomplish throughout this entire journey of samsara. As we often remind you, consider this a great opportunity to develop the spiritual faculties and powers of faith, energy, mindfulness, concentration, and wisdom (*saddhā, viriya, sati, samādhi, paññā*) that lead to </w:t>
-      </w:r>
-      <w:r>
-        <w:t>Nibbāna</w:t>
-      </w:r>
-      <w:r>
-        <w:t xml:space="preserve">. Developing these strengths, securing the association of noble friends (*kalyāṇa-mitta*) in this very life, and practicing meditation diligently within this Buddha Sasana—if you have no other special aspirations—may you practice virtue, concentration, and wisdom, and through the realization of the paths and fruits of Stream-entry, Once-returning, Non-returning, and Arahantship, be freed from all samsaric suffering / unsatisfactoriness / stress, and realize that happiness of stilling, the supreme happiness! May this meritorious deed of listening to the Dhamma lead and support you toward that end! Let us make that aspiration. Similarly, if there are any living beings from the lowest Avīci hell to the highest Akaniṭṭha heaven, including your own relatives who desire merit and </w:t>
-      </w:r>
-      <w:r>
-        <w:t>Nibbāna</w:t>
-      </w:r>
-      <w:r>
-        <w:t xml:space="preserve">, by rejoicing in this meritorious deed of listening to and sharing the Dhamma, may they, through an aspiration for enlightenment, end this samsaric suffering / unsatisfactoriness / stress as quickly as possible, be freed from all suffering / unsatisfactoriness / stress such as birth / arising, decay and death / aging and death, sickness, and realize the peace of the noble, deathless </w:t>
-      </w:r>
-      <w:r>
-        <w:t>Nibbāna</w:t>
-      </w:r>
-      <w:r>
-        <w:t>! With this aspiration, recite the verses and share the merits.</w:t>
+        <w:t xml:space="preserve">Gradually letting go in this manner—now, what was the mistake made by </w:t>
+      </w:r>
+      <w:proofErr w:type="spellStart"/>
+      <w:r>
+        <w:t>Āḷāra</w:t>
+      </w:r>
+      <w:proofErr w:type="spellEnd"/>
+      <w:r>
+        <w:t xml:space="preserve"> Kālāma, </w:t>
+      </w:r>
+      <w:proofErr w:type="spellStart"/>
+      <w:r>
+        <w:t>Uddaka</w:t>
+      </w:r>
+      <w:proofErr w:type="spellEnd"/>
+      <w:r>
+        <w:t xml:space="preserve"> </w:t>
+      </w:r>
+      <w:proofErr w:type="spellStart"/>
+      <w:r>
+        <w:t>Rāmaputta</w:t>
+      </w:r>
+      <w:proofErr w:type="spellEnd"/>
+      <w:r>
+        <w:t>, and others? As soon as they attained those states of absorption, they immersed themselves in that pleasure and grasped it as self. It was because they took it as self that they were unable to cross over. The Blessed One showed that this existence is something that arises due to a network of causes and conditions. When one correctly sees that network of causes and conditions, the perception of self—the feeling of "I" and "mine"—is gradually removed. The more one sees this, the deeper one sees it, and that is what the three characteristics are about. Whatever is impermanent (*</w:t>
+      </w:r>
+      <w:proofErr w:type="spellStart"/>
+      <w:r>
+        <w:t>anicca</w:t>
+      </w:r>
+      <w:proofErr w:type="spellEnd"/>
+      <w:r>
+        <w:t xml:space="preserve">*) is suffering (*dukkha*), because one constantly </w:t>
+      </w:r>
+      <w:proofErr w:type="gramStart"/>
+      <w:r>
+        <w:t>has to</w:t>
+      </w:r>
+      <w:proofErr w:type="gramEnd"/>
+      <w:r>
+        <w:t xml:space="preserve"> keep constructing what is impermanent.</w:t>
       </w:r>
     </w:p>
     <w:p>
       <w:r>
-        <w:t>"Ettāvatā ca amhehi..."</w:t>
+        <w:t>Formations (*</w:t>
+      </w:r>
+      <w:proofErr w:type="spellStart"/>
+      <w:r>
+        <w:t>saṅkhāra</w:t>
+      </w:r>
+      <w:proofErr w:type="spellEnd"/>
+      <w:r>
+        <w:t xml:space="preserve">*) are a heap of fabrications. We frequently remind you of the </w:t>
+      </w:r>
+      <w:proofErr w:type="gramStart"/>
+      <w:r>
+        <w:t>simile</w:t>
+      </w:r>
+      <w:proofErr w:type="gramEnd"/>
+      <w:r>
+        <w:t xml:space="preserve"> of the wild banana trunk. Why did the Blessed One compare </w:t>
+      </w:r>
+      <w:proofErr w:type="gramStart"/>
+      <w:r>
+        <w:t>formations</w:t>
+      </w:r>
+      <w:proofErr w:type="gramEnd"/>
+      <w:r>
+        <w:t xml:space="preserve"> (*</w:t>
+      </w:r>
+      <w:proofErr w:type="spellStart"/>
+      <w:r>
+        <w:t>saṅkhāra</w:t>
+      </w:r>
+      <w:proofErr w:type="spellEnd"/>
+      <w:r>
+        <w:t>*) to a banana trunk? There is no core, no heartwood. What exists here is merely a network of causes and conditions. A foolish person mistakes it for a tree trunk with a solid core of wood. In the same way, we take this aggregate of form (*</w:t>
+      </w:r>
+      <w:proofErr w:type="spellStart"/>
+      <w:r>
+        <w:t>rūpakkhandha</w:t>
+      </w:r>
+      <w:proofErr w:type="spellEnd"/>
+      <w:r>
+        <w:t xml:space="preserve">*), give it a name, </w:t>
+      </w:r>
+      <w:r>
+        <w:lastRenderedPageBreak/>
+        <w:t>and take it as "I am so-and-so." The same applies to other things, and ultimately to the mind. That is extremely subtle. The mind grasps it as "I" and "mine." Those past yogis and wrong-view holders ultimately grasped this mind, this consciousness (*</w:t>
+      </w:r>
+      <w:proofErr w:type="spellStart"/>
+      <w:r>
+        <w:t>viññāṇa</w:t>
+      </w:r>
+      <w:proofErr w:type="spellEnd"/>
+      <w:r>
+        <w:t>*), taking it as self. But the Blessed One pointed out that all of this is a heap of formations (*</w:t>
+      </w:r>
+      <w:proofErr w:type="spellStart"/>
+      <w:r>
+        <w:t>saṅkhāra</w:t>
+      </w:r>
+      <w:proofErr w:type="spellEnd"/>
+      <w:r>
+        <w:t>*). It is upon a heap of formations (*</w:t>
+      </w:r>
+      <w:proofErr w:type="spellStart"/>
+      <w:r>
+        <w:t>saṅkhāra</w:t>
+      </w:r>
+      <w:proofErr w:type="spellEnd"/>
+      <w:r>
+        <w:t>*) that this mind called consciousness (*</w:t>
+      </w:r>
+      <w:proofErr w:type="spellStart"/>
+      <w:r>
+        <w:t>viññāṇa</w:t>
+      </w:r>
+      <w:proofErr w:type="spellEnd"/>
+      <w:r>
+        <w:t>*) exists. Therefore, to put it briefly, the Blessed One revealed all of this as suffering (*dukkha*). The five aggregates (*</w:t>
+      </w:r>
+      <w:proofErr w:type="spellStart"/>
+      <w:r>
+        <w:t>pañcakkhandha</w:t>
+      </w:r>
+      <w:proofErr w:type="spellEnd"/>
+      <w:r>
+        <w:t xml:space="preserve">*) are entirely suffering (*dukkha*) </w:t>
+      </w:r>
+      <w:proofErr w:type="gramStart"/>
+      <w:r>
+        <w:t>as long as</w:t>
+      </w:r>
+      <w:proofErr w:type="gramEnd"/>
+      <w:r>
+        <w:t xml:space="preserve"> one remains in becoming (*bhava*). Contemplating this at the subtlest level, the entirety of becoming (*bhava*) is suffering (*dukkha*).</w:t>
+      </w:r>
+    </w:p>
+    <w:p>
+      <w:r>
+        <w:t xml:space="preserve">Now, this is difficult for someone to comprehend. That is why we illustrate it with the medical </w:t>
+      </w:r>
+      <w:proofErr w:type="gramStart"/>
+      <w:r>
+        <w:t>simile</w:t>
+      </w:r>
+      <w:proofErr w:type="gramEnd"/>
+      <w:r>
+        <w:t>. When presenting the Blessed One as the incomparable physician, the true nature of the illness must be stated. If this illness is to be cured completely, one must escape from the entire heap of formations (*</w:t>
+      </w:r>
+      <w:proofErr w:type="spellStart"/>
+      <w:r>
+        <w:t>saṅkhāra</w:t>
+      </w:r>
+      <w:proofErr w:type="spellEnd"/>
+      <w:r>
+        <w:t>*). By gradually stilling those formations (*</w:t>
+      </w:r>
+      <w:proofErr w:type="spellStart"/>
+      <w:r>
+        <w:t>saṅkhāra</w:t>
+      </w:r>
+      <w:proofErr w:type="spellEnd"/>
+      <w:r>
+        <w:t>*) at their subtlest levels—moving from the in-breath and out-breath, to *</w:t>
+      </w:r>
+      <w:proofErr w:type="spellStart"/>
+      <w:r>
+        <w:t>vitakka</w:t>
+      </w:r>
+      <w:proofErr w:type="spellEnd"/>
+      <w:r>
+        <w:t>* and *</w:t>
+      </w:r>
+      <w:proofErr w:type="spellStart"/>
+      <w:r>
+        <w:t>vicāra</w:t>
+      </w:r>
+      <w:proofErr w:type="spellEnd"/>
+      <w:r>
+        <w:t>*, and then to perception and feeling—one ultimately escapes from all feelings (*</w:t>
+      </w:r>
+      <w:proofErr w:type="spellStart"/>
+      <w:r>
+        <w:t>vedanā</w:t>
+      </w:r>
+      <w:proofErr w:type="spellEnd"/>
+      <w:r>
+        <w:t xml:space="preserve">*). That is why </w:t>
+      </w:r>
+      <w:proofErr w:type="spellStart"/>
+      <w:r>
+        <w:t>Nibbāna</w:t>
+      </w:r>
+      <w:proofErr w:type="spellEnd"/>
+      <w:r>
+        <w:t xml:space="preserve"> is called an unfelt happiness (*</w:t>
+      </w:r>
+      <w:proofErr w:type="spellStart"/>
+      <w:r>
+        <w:t>avedayita-sukha</w:t>
+      </w:r>
+      <w:proofErr w:type="spellEnd"/>
+      <w:r>
+        <w:t>*). You may have heard that everything in this world is the happiness of experiencing (*</w:t>
+      </w:r>
+      <w:proofErr w:type="spellStart"/>
+      <w:r>
+        <w:t>vedayita-sukha</w:t>
+      </w:r>
+      <w:proofErr w:type="spellEnd"/>
+      <w:r>
+        <w:t xml:space="preserve">*), whereas </w:t>
+      </w:r>
+      <w:proofErr w:type="spellStart"/>
+      <w:r>
+        <w:t>Nibbāna</w:t>
+      </w:r>
+      <w:proofErr w:type="spellEnd"/>
+      <w:r>
+        <w:t xml:space="preserve"> is the happiness of stilling (*</w:t>
+      </w:r>
+      <w:proofErr w:type="spellStart"/>
+      <w:r>
+        <w:t>upasama-sukha</w:t>
+      </w:r>
+      <w:proofErr w:type="spellEnd"/>
+      <w:r>
+        <w:t xml:space="preserve">*). Everything else is the happiness of experiencing; </w:t>
+      </w:r>
+      <w:proofErr w:type="spellStart"/>
+      <w:r>
+        <w:t>Nibbāna</w:t>
+      </w:r>
+      <w:proofErr w:type="spellEnd"/>
+      <w:r>
+        <w:t xml:space="preserve"> is the happiness of stilling. Therefore, the journey toward that stilling, that tranquility, is this path to </w:t>
+      </w:r>
+      <w:proofErr w:type="spellStart"/>
+      <w:r>
+        <w:t>Nibbāna</w:t>
+      </w:r>
+      <w:proofErr w:type="spellEnd"/>
+      <w:r>
+        <w:t>. It was in reference to this that the Blessed One declared: *</w:t>
+      </w:r>
+      <w:proofErr w:type="spellStart"/>
+      <w:r>
+        <w:t>nibbānaparamam</w:t>
+      </w:r>
+      <w:proofErr w:type="spellEnd"/>
+      <w:r>
+        <w:t xml:space="preserve"> </w:t>
+      </w:r>
+      <w:proofErr w:type="spellStart"/>
+      <w:r>
+        <w:t>sukham</w:t>
+      </w:r>
+      <w:proofErr w:type="spellEnd"/>
+      <w:r>
+        <w:t>*—"Extinguishment is the ultimate happiness."</w:t>
+      </w:r>
+    </w:p>
+    <w:p>
+      <w:r>
+        <w:t xml:space="preserve">Therefore, we should consider that on this valuable day, this meritorious gathering of people, having contemplated from a worldly perspective on what we call daily worldly life, has received many Dhamma points that will help them live with more peace, happiness, relief, and comfort than before. Furthermore, without stopping there, they have gained some understanding through this short Dhamma sermon regarding </w:t>
+      </w:r>
+      <w:proofErr w:type="spellStart"/>
+      <w:r>
+        <w:t>Nibbāna</w:t>
+      </w:r>
+      <w:proofErr w:type="spellEnd"/>
+      <w:r>
+        <w:t xml:space="preserve">, which assists in </w:t>
+      </w:r>
+      <w:proofErr w:type="gramStart"/>
+      <w:r>
+        <w:t>bringing to an end</w:t>
+      </w:r>
+      <w:proofErr w:type="gramEnd"/>
+      <w:r>
+        <w:t xml:space="preserve"> this entire *</w:t>
+      </w:r>
+      <w:proofErr w:type="spellStart"/>
+      <w:r>
+        <w:t>saṃsāric</w:t>
+      </w:r>
+      <w:proofErr w:type="spellEnd"/>
+      <w:r>
+        <w:t>* existence—a task we have been unable to accomplish for so long. You should understand that this has been a wonderful opportunity to develop the spiritual faculties and powers of conviction (*</w:t>
+      </w:r>
+      <w:proofErr w:type="spellStart"/>
+      <w:r>
+        <w:t>saddhā</w:t>
+      </w:r>
+      <w:proofErr w:type="spellEnd"/>
+      <w:r>
+        <w:t>*), energy (*</w:t>
+      </w:r>
+      <w:proofErr w:type="spellStart"/>
+      <w:r>
+        <w:t>viriya</w:t>
+      </w:r>
+      <w:proofErr w:type="spellEnd"/>
+      <w:r>
+        <w:t>*), mindfulness (*sati*), concentration (*samadhi*), and wisdom (*</w:t>
+      </w:r>
+      <w:proofErr w:type="spellStart"/>
+      <w:r>
+        <w:t>paññā</w:t>
+      </w:r>
+      <w:proofErr w:type="spellEnd"/>
+      <w:r>
+        <w:t xml:space="preserve">*) that aid in attaining </w:t>
+      </w:r>
+      <w:proofErr w:type="spellStart"/>
+      <w:r>
+        <w:t>Nibbāna</w:t>
+      </w:r>
+      <w:proofErr w:type="spellEnd"/>
+      <w:r>
+        <w:t>. May you make the aspiration: "By developing these strengths, associating with noble friends (*</w:t>
+      </w:r>
+      <w:proofErr w:type="spellStart"/>
+      <w:r>
+        <w:t>kalyāṇamittas</w:t>
+      </w:r>
+      <w:proofErr w:type="spellEnd"/>
+      <w:r>
+        <w:t>*), and without any other worldly aspirations, may we practice well within this Buddha's dispensation, developing virtue (*</w:t>
+      </w:r>
+      <w:proofErr w:type="spellStart"/>
+      <w:r>
+        <w:t>sīla</w:t>
+      </w:r>
+      <w:proofErr w:type="spellEnd"/>
+      <w:r>
+        <w:t>*), concentration (*</w:t>
+      </w:r>
+      <w:proofErr w:type="spellStart"/>
+      <w:r>
+        <w:t>samādhi</w:t>
+      </w:r>
+      <w:proofErr w:type="spellEnd"/>
+      <w:r>
+        <w:t>*), and wisdom (*</w:t>
+      </w:r>
+      <w:proofErr w:type="spellStart"/>
+      <w:r>
+        <w:t>paññā</w:t>
+      </w:r>
+      <w:proofErr w:type="spellEnd"/>
+      <w:r>
+        <w:t>*), and by realizing the paths and fruits of Stream-entry (*</w:t>
+      </w:r>
+      <w:proofErr w:type="spellStart"/>
+      <w:r>
+        <w:t>Sotāpanna</w:t>
+      </w:r>
+      <w:proofErr w:type="spellEnd"/>
+      <w:r>
+        <w:t>*), Once-returning (*</w:t>
+      </w:r>
+      <w:proofErr w:type="spellStart"/>
+      <w:r>
+        <w:t>Sakadāgāmi</w:t>
+      </w:r>
+      <w:proofErr w:type="spellEnd"/>
+      <w:r>
+        <w:t xml:space="preserve">*), Non-returning (*Anāgāmi*), and </w:t>
+      </w:r>
+      <w:proofErr w:type="spellStart"/>
+      <w:r>
+        <w:t>Arahatship</w:t>
+      </w:r>
+      <w:proofErr w:type="spellEnd"/>
+      <w:r>
+        <w:t>, may this meritorious acquisition of hearing the Dhamma surely lead us to escape all *</w:t>
+      </w:r>
+      <w:proofErr w:type="spellStart"/>
+      <w:r>
+        <w:t>saṃsāric</w:t>
+      </w:r>
+      <w:proofErr w:type="spellEnd"/>
+      <w:r>
+        <w:t>* suffering (*dukkha*) and realize that happiness of stilling, the ultimate happiness!"</w:t>
+      </w:r>
+    </w:p>
+    <w:p>
+      <w:r>
+        <w:t>In the same way, may you share these merits by reciting stanzas, wishing that all living beings from the lowest hell (*</w:t>
+      </w:r>
+      <w:proofErr w:type="spellStart"/>
+      <w:r>
+        <w:t>Avīci</w:t>
+      </w:r>
+      <w:proofErr w:type="spellEnd"/>
+      <w:r>
+        <w:t>*) to the highest heaven (*</w:t>
+      </w:r>
+      <w:proofErr w:type="spellStart"/>
+      <w:r>
+        <w:t>Akaniṭṭha</w:t>
+      </w:r>
+      <w:proofErr w:type="spellEnd"/>
+      <w:r>
+        <w:t xml:space="preserve">*), including your </w:t>
+      </w:r>
+      <w:r>
+        <w:lastRenderedPageBreak/>
+        <w:t xml:space="preserve">own deceased relatives who desire merit and seek </w:t>
+      </w:r>
+      <w:proofErr w:type="spellStart"/>
+      <w:r>
+        <w:t>Nibbāna</w:t>
+      </w:r>
+      <w:proofErr w:type="spellEnd"/>
+      <w:r>
+        <w:t>, may rejoice in this meritorious deed of delivering and hearing the Dhamma, and through one of the three forms of enlightenment they aspire to, may they bring this *</w:t>
+      </w:r>
+      <w:proofErr w:type="spellStart"/>
+      <w:r>
+        <w:t>saṃsāric</w:t>
+      </w:r>
+      <w:proofErr w:type="spellEnd"/>
+      <w:r>
+        <w:t>* suffering (*dukkha*) to an end as quickly as possible, freeing themselves from all suffering (*dukkha*) such as birth (*</w:t>
+      </w:r>
+      <w:proofErr w:type="spellStart"/>
+      <w:r>
+        <w:t>jāti</w:t>
+      </w:r>
+      <w:proofErr w:type="spellEnd"/>
+      <w:r>
+        <w:t>*), aging and death (*</w:t>
+      </w:r>
+      <w:proofErr w:type="spellStart"/>
+      <w:r>
+        <w:t>jarāmaraṇa</w:t>
+      </w:r>
+      <w:proofErr w:type="spellEnd"/>
+      <w:r>
+        <w:t xml:space="preserve">*), and sickness, and find peace in the supreme, deathless, great </w:t>
+      </w:r>
+      <w:proofErr w:type="spellStart"/>
+      <w:r>
+        <w:t>Nibbāna</w:t>
+      </w:r>
+      <w:proofErr w:type="spellEnd"/>
+      <w:r>
+        <w:t>.</w:t>
+      </w:r>
+    </w:p>
+    <w:p>
+      <w:r>
+        <w:t>"</w:t>
+      </w:r>
+      <w:proofErr w:type="spellStart"/>
+      <w:r>
+        <w:t>Ettāvatā</w:t>
+      </w:r>
+      <w:proofErr w:type="spellEnd"/>
+      <w:r>
+        <w:t xml:space="preserve"> ca </w:t>
+      </w:r>
+      <w:proofErr w:type="spellStart"/>
+      <w:r>
+        <w:t>amhehi</w:t>
+      </w:r>
+      <w:proofErr w:type="spellEnd"/>
+      <w:r>
+        <w:t>..."</w:t>
       </w:r>
     </w:p>
     <w:sectPr>

--- a/docx/sermon_021_ENGLISH.docx
+++ b/docx/sermon_021_ENGLISH.docx
@@ -3,22 +3,25 @@
 <w:document xmlns:wpc="http://schemas.microsoft.com/office/word/2010/wordprocessingCanvas" xmlns:mo="http://schemas.microsoft.com/office/mac/office/2008/main" xmlns:mc="http://schemas.openxmlformats.org/markup-compatibility/2006" xmlns:mv="urn:schemas-microsoft-com:mac:vml" xmlns:o="urn:schemas-microsoft-com:office:office" xmlns:r="http://schemas.openxmlformats.org/officeDocument/2006/relationships" xmlns:m="http://schemas.openxmlformats.org/officeDocument/2006/math" xmlns:v="urn:schemas-microsoft-com:vml" xmlns:wp14="http://schemas.microsoft.com/office/word/2010/wordprocessingDrawing" xmlns:wp="http://schemas.openxmlformats.org/drawingml/2006/wordprocessingDrawing" xmlns:w10="urn:schemas-microsoft-com:office:word" xmlns:w="http://schemas.openxmlformats.org/wordprocessingml/2006/main" xmlns:w14="http://schemas.microsoft.com/office/word/2010/wordml" xmlns:wpg="http://schemas.microsoft.com/office/word/2010/wordprocessingGroup" xmlns:wpi="http://schemas.microsoft.com/office/word/2010/wordprocessingInk" xmlns:wne="http://schemas.microsoft.com/office/word/2006/wordml" xmlns:wps="http://schemas.microsoft.com/office/word/2010/wordprocessingShape" mc:Ignorable="w14 wp14">
   <w:body>
     <w:p>
+      <w:pPr>
+        <w:pStyle w:val="Heading1"/>
+      </w:pPr>
+      <w:bookmarkStart w:id="23" w:name="_Toc242628804"/>
       <w:r>
         <w:rPr>
           <w:rFonts w:ascii="Georgia" w:hAnsi="Georgia"/>
           <w:b/>
-          <w:i w:val="0"/>
           <w:sz w:val="32"/>
         </w:rPr>
+        <w:lastRenderedPageBreak/>
         <w:t>Pahankanuwa Sermon #21</w:t>
       </w:r>
+      <w:bookmarkEnd w:id="23"/>
     </w:p>
     <w:p>
       <w:r>
         <w:rPr>
           <w:rFonts w:ascii="Georgia" w:hAnsi="Georgia"/>
-          <w:b w:val="0"/>
-          <w:i w:val="0"/>
           <w:sz w:val="22"/>
         </w:rPr>
         <w:t>English Translation</w:t>
@@ -28,8 +31,6 @@
       <w:r>
         <w:rPr>
           <w:rFonts w:ascii="Georgia" w:hAnsi="Georgia"/>
-          <w:b w:val="0"/>
-          <w:i w:val="0"/>
           <w:sz w:val="22"/>
         </w:rPr>
         <w:t>Translated from Sinhala</w:t>
@@ -40,9 +41,7 @@
         <w:rPr>
           <w:rFonts w:ascii="Georgia" w:hAnsi="Georgia"/>
           <w:b/>
-          <w:i w:val="0"/>
           <w:color w:val="000000"/>
-          <w:sz w:val="24"/>
         </w:rPr>
         <w:t>Author: Ven. Katukurunde Nanananda Thero</w:t>
       </w:r>
@@ -51,9 +50,6 @@
       <w:r>
         <w:rPr>
           <w:rFonts w:ascii="Georgia" w:hAnsi="Georgia"/>
-          <w:b w:val="0"/>
-          <w:i w:val="0"/>
-          <w:sz w:val="24"/>
         </w:rPr>
         <w:t>(Pahankaṇuwa Sinhala Audio Dhamma Sermon No. )</w:t>
       </w:r>
@@ -62,9 +58,6 @@
       <w:r>
         <w:rPr>
           <w:rFonts w:ascii="Georgia" w:hAnsi="Georgia"/>
-          <w:b w:val="0"/>
-          <w:i w:val="0"/>
-          <w:sz w:val="24"/>
         </w:rPr>
         <w:t>Namo tassa bhagavato arahato sammāsambuddhassa</w:t>
       </w:r>
@@ -73,9 +66,6 @@
       <w:r>
         <w:rPr>
           <w:rFonts w:ascii="Georgia" w:hAnsi="Georgia"/>
-          <w:b w:val="0"/>
-          <w:i w:val="0"/>
-          <w:sz w:val="24"/>
         </w:rPr>
         <w:t>(Homage to the Blessed One, the Worthy One, the Fully Self-Enlightened One)</w:t>
       </w:r>
@@ -85,7 +75,6 @@
         <w:rPr>
           <w:rFonts w:ascii="Georgia" w:hAnsi="Georgia"/>
           <w:b/>
-          <w:i w:val="0"/>
           <w:color w:val="000000"/>
           <w:sz w:val="22"/>
         </w:rPr>
@@ -96,7 +85,6 @@
       <w:r>
         <w:rPr>
           <w:rFonts w:ascii="Georgia" w:hAnsi="Georgia"/>
-          <w:b w:val="0"/>
           <w:i/>
           <w:color w:val="000000"/>
           <w:sz w:val="28"/>
@@ -109,7 +97,6 @@
         <w:rPr>
           <w:rFonts w:ascii="Georgia" w:hAnsi="Georgia"/>
           <w:b/>
-          <w:i w:val="0"/>
           <w:sz w:val="22"/>
         </w:rPr>
         <w:t>From:</w:t>
@@ -119,8 +106,6 @@
       <w:r>
         <w:rPr>
           <w:rFonts w:ascii="Georgia" w:hAnsi="Georgia"/>
-          <w:b w:val="0"/>
-          <w:i w:val="0"/>
           <w:color w:val="000000"/>
           <w:sz w:val="28"/>
         </w:rPr>
@@ -131,9 +116,6 @@
       <w:r>
         <w:rPr>
           <w:rFonts w:ascii="Georgia" w:hAnsi="Georgia"/>
-          <w:b w:val="0"/>
-          <w:i w:val="0"/>
-          <w:sz w:val="24"/>
         </w:rPr>
         <w:t>Dear Listeners,</w:t>
       </w:r>
@@ -142,9 +124,6 @@
       <w:r>
         <w:rPr>
           <w:rFonts w:ascii="Georgia" w:hAnsi="Georgia"/>
-          <w:b w:val="0"/>
-          <w:i w:val="0"/>
-          <w:sz w:val="24"/>
         </w:rPr>
         <w:t>Every person strives throughout their entire life to attain happiness, relief, and peace. However, through the very efforts they make, it is frequently seen that they only acquire suffering (*dukkha*), unease, and ruin. This happens because of following wrong principles and courses of action. If one correctly understands the values highlighted by the Blessed One, one will be able to attain happiness, relief, and peace. Today, the stanza (*gāthā*) we have chosen as our theme mentions four such values. This stanza was preached to King Pasenadi of Kosala.</w:t>
       </w:r>
@@ -153,9 +132,6 @@
       <w:r>
         <w:rPr>
           <w:rFonts w:ascii="Georgia" w:hAnsi="Georgia"/>
-          <w:b w:val="0"/>
-          <w:i w:val="0"/>
-          <w:sz w:val="24"/>
         </w:rPr>
         <w:t>This King of Kosala was accustomed to eating a large quantity of food daily. A *droṇa* is said to be a large measure of grain used in those days. It is recorded that he consumed boiled rice prepared from a *droṇa* of raw rice for a single meal. One morning, having consumed such a vast amount of food, he came to the Blessed One, and being unable even to sit up straight, rolling from side to side, and nodding off in a stupor from a food-coma, he sat there. Then the Blessed One asked him, "Why, Great King? Did you not come after taking some rest?" The King replied, "Venerable Sir, I came immediately after having my meal. Ever since I took food, my body has felt very heavy." Then the Blessed One stated, "Yes, Great King, by consuming food beyond measure, suffering (*dukkha*) arises in this manner," and as a slightly humorous or sarcastic advice to the King, he uttered a certain stanza of Dhamma:</w:t>
       </w:r>
@@ -164,9 +140,6 @@
       <w:r>
         <w:rPr>
           <w:rFonts w:ascii="Georgia" w:hAnsi="Georgia"/>
-          <w:b w:val="0"/>
-          <w:i w:val="0"/>
-          <w:sz w:val="24"/>
         </w:rPr>
         <w:t>*Yadā hotī mahagghaso niddāyitā*</w:t>
       </w:r>
@@ -175,9 +148,6 @@
       <w:r>
         <w:rPr>
           <w:rFonts w:ascii="Georgia" w:hAnsi="Georgia"/>
-          <w:b w:val="0"/>
-          <w:i w:val="0"/>
-          <w:sz w:val="24"/>
         </w:rPr>
         <w:t>*mahāvarāho va nivāpapuṭṭho,*</w:t>
       </w:r>
@@ -186,9 +156,6 @@
       <w:r>
         <w:rPr>
           <w:rFonts w:ascii="Georgia" w:hAnsi="Georgia"/>
-          <w:b w:val="0"/>
-          <w:i w:val="0"/>
-          <w:sz w:val="24"/>
         </w:rPr>
         <w:t>*punappunaṃ gabbhamupeti mando.*</w:t>
       </w:r>
@@ -197,10 +164,8 @@
       <w:r>
         <w:rPr>
           <w:rFonts w:ascii="Georgia" w:hAnsi="Georgia"/>
-          <w:b w:val="0"/>
-          <w:i w:val="0"/>
-          <w:sz w:val="24"/>
         </w:rPr>
+        <w:lastRenderedPageBreak/>
         <w:t>The meaning of that stanza is: The foolish person who eats excessively and sleeps, rolling from side to side in drowsiness, is just like a pig fattened on various foods for slaughter, returning again and again to a mother's womb. Having uttered this stanza, the Blessed One further stated, "Great King, food is something that must be eaten knowing the proper measure. Only when one eats knowing the proper measure does the body feel comfortable." Then, to help him remember this advice, He uttered another stanza:</w:t>
       </w:r>
     </w:p>
@@ -208,9 +173,6 @@
       <w:r>
         <w:rPr>
           <w:rFonts w:ascii="Georgia" w:hAnsi="Georgia"/>
-          <w:b w:val="0"/>
-          <w:i w:val="0"/>
-          <w:sz w:val="24"/>
         </w:rPr>
         <w:t>*Manujassa sadā satīmato,*</w:t>
       </w:r>
@@ -219,9 +181,6 @@
       <w:r>
         <w:rPr>
           <w:rFonts w:ascii="Georgia" w:hAnsi="Georgia"/>
-          <w:b w:val="0"/>
-          <w:i w:val="0"/>
-          <w:sz w:val="24"/>
         </w:rPr>
         <w:t>*mattaṃ jānato laddhabhojane;*</w:t>
       </w:r>
@@ -230,9 +189,6 @@
       <w:r>
         <w:rPr>
           <w:rFonts w:ascii="Georgia" w:hAnsi="Georgia"/>
-          <w:b w:val="0"/>
-          <w:i w:val="0"/>
-          <w:sz w:val="24"/>
         </w:rPr>
         <w:t>*tanu tassa bhavanti vedanā,*</w:t>
       </w:r>
@@ -241,9 +197,6 @@
       <w:r>
         <w:rPr>
           <w:rFonts w:ascii="Georgia" w:hAnsi="Georgia"/>
-          <w:b w:val="0"/>
-          <w:i w:val="0"/>
-          <w:sz w:val="24"/>
         </w:rPr>
         <w:t>*saṇikaṃ jīrati āyupālayaṃ.*</w:t>
       </w:r>
@@ -252,9 +205,6 @@
       <w:r>
         <w:rPr>
           <w:rFonts w:ascii="Georgia" w:hAnsi="Georgia"/>
-          <w:b w:val="0"/>
-          <w:i w:val="0"/>
-          <w:sz w:val="24"/>
         </w:rPr>
         <w:t>The meaning of that stanza is: For a human who is always mindful, knowing the proper measure in the food obtained, his feelings (*vedanā*) become mild; he ages slowly, preserving his life-span. Thus, He declared the benefit of eating less food.</w:t>
       </w:r>
@@ -263,9 +213,6 @@
       <w:r>
         <w:rPr>
           <w:rFonts w:ascii="Georgia" w:hAnsi="Georgia"/>
-          <w:b w:val="0"/>
-          <w:i w:val="0"/>
-          <w:sz w:val="24"/>
         </w:rPr>
         <w:t>But even though this stanza was proclaimed, the King could not memorize it. He was that drowsy. So, the King said to the young man named Sudassana, his nephew who had accompanied him, "Memorize this on my behalf." The youth Sudassana memorized the stanza and asked the Blessed One, "Venerable Sir, what should be done with this stanza?" The Blessed One instructed him: "When this King is taking his meals, stand nearby, and just as he is about to put the very last morsel of rice into his mouth, recite this stanza. Then, considering the meaning of the stanza, the King will put that morsel of rice aside. The next day, prepare the meal by reducing the amount of raw rice by the number of rice grains in that discarded morsel. In this manner, gradually accustom the King to the practice of reducing his food intake."</w:t>
       </w:r>
@@ -274,9 +221,6 @@
       <w:r>
         <w:rPr>
           <w:rFonts w:ascii="Georgia" w:hAnsi="Georgia"/>
-          <w:b w:val="0"/>
-          <w:i w:val="0"/>
-          <w:sz w:val="24"/>
         </w:rPr>
         <w:t>So, the youth Sudassana acted in that very manner. Not only that, but whenever the stanza was recited, the King even gave a gift of a thousand coins to the youth Sudassana. As this went on for several days, the King reached a state where he could subsist on just one *nāḷi* (a much smaller measure) of food. Along with this, as a benefit of that practice, the King experienced great physical comfort, lightness, and strength.</w:t>
       </w:r>
@@ -285,20 +229,21 @@
       <w:r>
         <w:rPr>
           <w:rFonts w:ascii="Georgia" w:hAnsi="Georgia"/>
-          <w:b w:val="0"/>
-          <w:i w:val="0"/>
-          <w:sz w:val="24"/>
         </w:rPr>
-        <w:t>Seeing these benefits, one day the King came to the Blessed One in great joy and declared: "Venerable Sir, now my body has so much strength that I can chase and catch a deer or a horse. My body is now very light, and that obesity I had earlier is gone. I feel very healthy. This has been a source of great happiness to me." At that moment, he also expressed several other matters that had brought him happiness: "In recent days, I had battles with my nephew, King Ajātasattu. Now, I have settled those battles by giving my daughter, Princess Vajirā, in marriage to that king. Furthermore, the battle had arisen over the ownership of the village of Kāsi. I have gifted that village of Kāsi to my daughter as bath-powder money—which we could call a soap allowance in modern terms—this was a custom among kings. Since I handed over that village as a dowry to my daughter, the conflict has ceased, and that is also a source of great joy to me." He mentioned another reason for his joy: "Recently, a family heirloom gem in our palace was lost and could not be found. That too was suddenly recovered. That is also a cause of happiness for me." Then, fourthly, he presented another matter: "To make myself more trustworthy and pleasing to the Blessed One's disciples, and considering it a significant matter, I have taken a relative-daughter of the Blessed One in marriage"—here he was referring to Princess Vāsabhakhattiyā of the Sakyan clan. "I have wedded this relative-daughter. Thus, in these several ways, I now possess great happiness and joy." When the King declared this, it was in relation to these statements that the Blessed One uttered this stanza:</w:t>
+        <w:t xml:space="preserve">Seeing these benefits, one day the King came to the Blessed One in great joy and declared: "Venerable Sir, now my body has so much strength that I can chase and catch a deer or a horse. My body is now very light, and that obesity I had earlier is gone. I feel very healthy. This has been a source of great happiness to me." At that moment, he also expressed several other matters that had brought him happiness: "In recent days, I had battles with my nephew, King Ajātasattu. Now, I have settled those battles by giving my daughter, Princess Vajirā, in marriage to that king. Furthermore, the battle had arisen over the ownership of the village of Kāsi. I have gifted that village of Kāsi to my daughter as bath-powder money—which we could call a soap allowance in modern terms—this was a custom among kings. Since I </w:t>
+      </w:r>
+      <w:r>
+        <w:rPr>
+          <w:rFonts w:ascii="Georgia" w:hAnsi="Georgia"/>
+        </w:rPr>
+        <w:lastRenderedPageBreak/>
+        <w:t>handed over that village as a dowry to my daughter, the conflict has ceased, and that is also a source of great joy to me." He mentioned another reason for his joy: "Recently, a family heirloom gem in our palace was lost and could not be found. That too was suddenly recovered. That is also a cause of happiness for me." Then, fourthly, he presented another matter: "To make myself more trustworthy and pleasing to the Blessed One's disciples, and considering it a significant matter, I have taken a relative-daughter of the Blessed One in marriage"—here he was referring to Princess Vāsabhakhattiyā of the Sakyan clan. "I have wedded this relative-daughter. Thus, in these several ways, I now possess great happiness and joy." When the King declared this, it was in relation to these statements that the Blessed One uttered this stanza:</w:t>
       </w:r>
     </w:p>
     <w:p>
       <w:r>
         <w:rPr>
           <w:rFonts w:ascii="Georgia" w:hAnsi="Georgia"/>
-          <w:b w:val="0"/>
-          <w:i w:val="0"/>
-          <w:sz w:val="24"/>
         </w:rPr>
         <w:t>Indeed, Great King, among gains, health is the greatest gain. Among riches, contentment with what one has is the greatest wealth, the ultimate wealth. Among relatives, trust is the supreme relative. And when considering happiness, the ultimate happiness is Nibbāna. Giving this meaning, He uttered this stanza—the one we mentioned earlier:</w:t>
       </w:r>
@@ -307,9 +252,6 @@
       <w:r>
         <w:rPr>
           <w:rFonts w:ascii="Georgia" w:hAnsi="Georgia"/>
-          <w:b w:val="0"/>
-          <w:i w:val="0"/>
-          <w:sz w:val="24"/>
         </w:rPr>
         <w:t>*Ārogāparamā lābhā, santuṭṭhiparamam dhanaṃ,*</w:t>
       </w:r>
@@ -318,9 +260,6 @@
       <w:r>
         <w:rPr>
           <w:rFonts w:ascii="Georgia" w:hAnsi="Georgia"/>
-          <w:b w:val="0"/>
-          <w:i w:val="0"/>
-          <w:sz w:val="24"/>
         </w:rPr>
         <w:t>*vissāsaparamā ñātī, nibbānaparamam sukham.*</w:t>
       </w:r>
@@ -329,9 +268,6 @@
       <w:r>
         <w:rPr>
           <w:rFonts w:ascii="Georgia" w:hAnsi="Georgia"/>
-          <w:b w:val="0"/>
-          <w:i w:val="0"/>
-          <w:sz w:val="24"/>
         </w:rPr>
         <w:t>Now, this stanza, as well as the stories surrounding it, provide us with wonderful examples. The first point is clearly visible to us. Health was declared in relation to the King's situation, which was the issue of eating food. When we contemplate this, we see what a valuable Dhamma the Blessed One brought to light through the King's eating habits. First of all, let alone other things, even the simile used—the simile of the pig in that stanza—shows this. The Blessed One was not afraid to speak in a sarcastic manner even to a king. To that extent, the King also had immense respect for the Blessed One. Now, you all know that a pig is an animal with a mouth made for eating, a large mouth, and a large belly that drags along the ground. In houses, they feed it all kinds of waste at the back of the house, not out of love for the pig, nor to get milk from it—you know this very well. In the end, the fatter it gets, the quicker its death approaches. That was an excellent simile for the King to keep in mind.</w:t>
       </w:r>
@@ -340,9 +276,6 @@
       <w:r>
         <w:rPr>
           <w:rFonts w:ascii="Georgia" w:hAnsi="Georgia"/>
-          <w:b w:val="0"/>
-          <w:i w:val="0"/>
-          <w:sz w:val="24"/>
         </w:rPr>
         <w:t>Therefore, if we think of the result of over-eating in terms of the Dhamma, because of drowsiness, laziness, and physical inactivity, one's inclination toward the Dhamma decreases. Consequently, *saṃsāra* is prolonged further and further. That is to say, one falls prey to Māra and undergoes death again and again by consuming excessive food in that manner. Thus, in addition to that simile, the practical method the Blessed One gave to the King to reduce his food intake is of extraordinary practical value. What is it? It is the practice of knowing the proper measure in consuming food (*bhojane mattaññutā*). Whose measure is it? It is the measure of the person who eats. Therefore, only the person who eats knows their own measure; no one else can measure it for them. Thus, fittingly, the Blessed One next uttered a stanza that serves like a reflection (*paccavekkhaṇā*) for the King. We have already explained its meaning.</w:t>
       </w:r>
@@ -351,10 +284,8 @@
       <w:r>
         <w:rPr>
           <w:rFonts w:ascii="Georgia" w:hAnsi="Georgia"/>
-          <w:b w:val="0"/>
-          <w:i w:val="0"/>
-          <w:sz w:val="24"/>
         </w:rPr>
+        <w:lastRenderedPageBreak/>
         <w:t>When the youth Sudassana recited that stanza, the King remembered the beneficial aspect of eating less food: that feelings (*vedanā*) decrease when food is consumed in moderation. Just as the last morsel of rice was about to go in, he would discard it. By letting go in this manner, he gradually understood the precise amount necessary for his sustenance. The King, who used to eat a huge quantity of food amounting to a *droṇa*, was eventually able to be satisfied with a single *nāḷi*. Here too, we can see the wonderful quality of the Blessed One as the "incomparable leader of persons to be tamed" (*purisadamma sārathi*). He showed a method suited to taming a person.</w:t>
       </w:r>
     </w:p>
@@ -362,9 +293,6 @@
       <w:r>
         <w:rPr>
           <w:rFonts w:ascii="Georgia" w:hAnsi="Georgia"/>
-          <w:b w:val="0"/>
-          <w:i w:val="0"/>
-          <w:sz w:val="24"/>
         </w:rPr>
         <w:t>Next, when we think generally, we see that this weakness regarding food is also present among lay devotees, who over-eat at banquets and feasts. In an era where food is often used as an ostentatious display of status and wealth on the dining table, it shows us that we must be careful with food. Just like lay devotees, the Saṅgha also has to be careful regarding this matter at *saṅghika dānas* (almsgivings to the community). Because if one does not eat in moderation, not only do various diseases arise, but the body also becomes sluggish. Drowsiness and laziness set in. Consequently, many disadvantages arise, and the body decays rapidly.</w:t>
       </w:r>
@@ -373,9 +301,6 @@
       <w:r>
         <w:rPr>
           <w:rFonts w:ascii="Georgia" w:hAnsi="Georgia"/>
-          <w:b w:val="0"/>
-          <w:i w:val="0"/>
-          <w:sz w:val="24"/>
         </w:rPr>
         <w:t>"Slowly he ages, preserving his life-span" (*saṇikaṃ jīrati āyupālayaṃ*). Why is it said that one ages slowly when food is reduced? It is because undigested food is often what hastens decay, speeds up old age, and multiplies diseases. Thus, this point is also worth remembering. This is actually in agreement with medical science. In medical science, too, there are two important principles regarding food: *hita-bhuk* (eating what is beneficial) and *mita-bhuk* (eating in moderation). *Hita-bhuk*, dear devotees, means eating wholesome food—nutritious food that is beneficial to one's health. Next, *mita-bhuk* means knowing the measure of that food.</w:t>
       </w:r>
@@ -384,9 +309,6 @@
       <w:r>
         <w:rPr>
           <w:rFonts w:ascii="Georgia" w:hAnsi="Georgia"/>
-          <w:b w:val="0"/>
-          <w:i w:val="0"/>
-          <w:sz w:val="24"/>
         </w:rPr>
         <w:t>If we express this in dispensation (*sāsana*) terms, this *hita-bhuk* principle itself is denoted by the words *sappāya* (suitable) and *asappāya* (unsuitable). *Sappāya* refers to consuming wholesome, nutritious food. By discarding what is unwholesome and knowing what is suitable for oneself, one removes the unsuitable and takes the suitable. Then, corresponding to *mita-bhuk* is "moderation in eating" (*bhojane mattaññutā*). The Blessed One has pointed out to the Saṅgha, and particularly to yogis—not only to monastics but also to lay practitioners—to eat knowing the proper measure. It is through this that one can successfully practice Dhamma and meditation. By removing drowsiness and laziness, it helps to keep the body and mind active and awake, without succumbing to craving (*taṇhā*) for taste.</w:t>
       </w:r>
@@ -395,20 +317,21 @@
       <w:r>
         <w:rPr>
           <w:rFonts w:ascii="Georgia" w:hAnsi="Georgia"/>
-          <w:b w:val="0"/>
-          <w:i w:val="0"/>
-          <w:sz w:val="24"/>
         </w:rPr>
-        <w:t>For the Saṅgha, this principle regarding food is even stricter. That is what is called reflection (*paccavekkhaṇā*). There is an old phrase, "consuming by reflecting" (*pasvikā vaḷandanavā*), used in reference to monastics. It does not carry the colloquial meaning used nowadays; "consuming by reflecting" means eating with wise consideration and reflection. The Blessed One has even laid down a specific passage for monastics to recite when eating, just as He gave that special stanza to King Kosala. It reminds them that this food is not taken for physical strength or beautification of the body like laypeople do. It is taken solely—and the word "solely" is specifically used—for the maintenance of this body, for keeping it going, and for leading this noble holy life (*brahmacariya*). Furthermore, it is to appease the old feeling (*vedanā* of hunger) and to prevent new feeling (*vedanā* of over-eating) from arising, so that one can practice Dhamma and meditation in comfort. In this way, the Blessed One has prescribed that they consume food by turning the act itself into a meditation.</w:t>
+        <w:t xml:space="preserve">For the Saṅgha, this principle regarding food is even stricter. That is what is called reflection (*paccavekkhaṇā*). There is an old phrase, "consuming by reflecting" (*pasvikā vaḷandanavā*), used in reference to monastics. It does not carry the colloquial meaning used nowadays; "consuming by reflecting" means eating with wise consideration and reflection. The Blessed One has even laid down a specific passage for monastics to recite when eating, just as He gave that special stanza to King Kosala. It reminds them that this food is not taken for physical strength or beautification of the body like laypeople do. It is taken solely—and the word "solely" </w:t>
+      </w:r>
+      <w:r>
+        <w:rPr>
+          <w:rFonts w:ascii="Georgia" w:hAnsi="Georgia"/>
+        </w:rPr>
+        <w:lastRenderedPageBreak/>
+        <w:t>is specifically used—for the maintenance of this body, for keeping it going, and for leading this noble holy life (*brahmacariya*). Furthermore, it is to appease the old feeling (*vedanā* of hunger) and to prevent new feeling (*vedanā* of over-eating) from arising, so that one can practice Dhamma and meditation in comfort. In this way, the Blessed One has prescribed that they consume food by turning the act itself into a meditation.</w:t>
       </w:r>
     </w:p>
     <w:p>
       <w:r>
         <w:rPr>
           <w:rFonts w:ascii="Georgia" w:hAnsi="Georgia"/>
-          <w:b w:val="0"/>
-          <w:i w:val="0"/>
-          <w:sz w:val="24"/>
         </w:rPr>
         <w:t>Thus, through this principle concerning food, whether lay or ordained, everyone can attain that health, the blessing of physical well-being. Indeed, why was health declared as the ultimate gain? Because no matter what other gains one has, no matter what wealth or grain one possesses, if one is sick, one cannot enjoy them. It is said of certain multi-millionaires in this world that sometimes they were in a state where they could not even subsist on a single slice of bread, perhaps due to diseases born of karma. Even today, lay devotees living urban lives, sometimes due to karma created in this very life—not some ancient karma—eat inappropriately at banquets just like King Kosala did in his early days, and in their final years, they are forced to subsist on a slice of bread, perhaps even stale bread. They fall into such a state. That becomes the cause of their illness. The Blessed One has stated that various diseases arise from over-eating.</w:t>
       </w:r>
@@ -417,9 +340,6 @@
       <w:r>
         <w:rPr>
           <w:rFonts w:ascii="Georgia" w:hAnsi="Georgia"/>
-          <w:b w:val="0"/>
-          <w:i w:val="0"/>
-          <w:sz w:val="24"/>
         </w:rPr>
         <w:t>Therefore, this is an extremely valuable message for the world. Not only for ordinary devotees living their day-to-day lives, but also for everyone practicing Dhamma and meditation, striving for Nibbāna. If this principle is broken, what happens is exactly what happened to that pig. Although they may look stout externally, they not only meet an early death but also pave the way for numerous deaths throughout *saṃsāra* due to greed for food and taste. Because of this, the Blessed One has presented the principle of food to the Saṅgha using most extraordinary similes, instructing them to consume food as if it were medicine for an illness. What is the illness? They are told to treat food as a medicine for this self-groaning disease of hunger that everyone has. Not as a form of entertainment, but in a way that sometimes evokes a sense of urgency (*saṃvega*), the Blessed One has described food to practitioners so that it directly aids in attaining Nibbāna.</w:t>
       </w:r>
@@ -428,9 +348,6 @@
       <w:r>
         <w:rPr>
           <w:rFonts w:ascii="Georgia" w:hAnsi="Georgia"/>
-          <w:b w:val="0"/>
-          <w:i w:val="0"/>
-          <w:sz w:val="24"/>
         </w:rPr>
         <w:t>Next, He gives another simile: just as oil is applied to the axle of a moving cart to make it run, so should food be regarded. Maintaining this body in the four postures is like driving this vehicle of the body. Food is like the lubricating oil that assists this. They are told to think in that manner. There are other even more striking, urgency-inducing (*saṃvega*) similes. You might even feel frightened upon hearing them. The Blessed One describes the consuming of food—which is unavoidable if one is to cross over the desert of *saṃsāra*—through a unique allegorical story.</w:t>
       </w:r>
@@ -439,20 +356,21 @@
       <w:r>
         <w:rPr>
           <w:rFonts w:ascii="Georgia" w:hAnsi="Georgia"/>
-          <w:b w:val="0"/>
-          <w:i w:val="0"/>
-          <w:sz w:val="24"/>
         </w:rPr>
-        <w:t>Parents who set out with their only child to cross a desert ran out of food midway. Having no other alternative, they killed and ate their own child. However the child died—various details are given by different commentators—let us understand that it was done for nothing other than to keep themselves alive. When they ate that food, eating their own child's flesh, they did not do so for entertainment. Beating their breasts, crying, "Alas, our only child!", they ate it simply to cross over the desert. The Blessed One presented such a perspective on food, urging one to view food in that heart-rending, urgency-evoking manner, so that it leads directly to Nibbāna.</w:t>
+        <w:t xml:space="preserve">Parents who set out with their only child to cross a desert ran out of food midway. Having no other alternative, they killed and ate their own child. However the child died—various details are given by different commentators—let us understand that it was done for nothing other than to keep themselves alive. When they ate that food, eating their own child's flesh, they did not do so for entertainment. Beating their </w:t>
+      </w:r>
+      <w:r>
+        <w:rPr>
+          <w:rFonts w:ascii="Georgia" w:hAnsi="Georgia"/>
+        </w:rPr>
+        <w:lastRenderedPageBreak/>
+        <w:t>breasts, crying, "Alas, our only child!", they ate it simply to cross over the desert. The Blessed One presented such a perspective on food, urging one to view food in that heart-rending, urgency-evoking manner, so that it leads directly to Nibbāna.</w:t>
       </w:r>
     </w:p>
     <w:p>
       <w:r>
         <w:rPr>
           <w:rFonts w:ascii="Georgia" w:hAnsi="Georgia"/>
-          <w:b w:val="0"/>
-          <w:i w:val="0"/>
-          <w:sz w:val="24"/>
         </w:rPr>
         <w:t>Through these various similes, the Blessed One showed that food is indeed necessary for life. One cannot live without eating and drinking like the Nigaṇṭhas. According to the Middle Path, it is something to be used as an aid for one's Dhamma practice, for maintaining this life, and for realizing Nibbāna. So, even from that perspective, this *mita-bhuk* principle regarding food—eating while knowing one's measure—is a highly valuable practice.</w:t>
       </w:r>
@@ -461,9 +379,6 @@
       <w:r>
         <w:rPr>
           <w:rFonts w:ascii="Georgia" w:hAnsi="Georgia"/>
-          <w:b w:val="0"/>
-          <w:i w:val="0"/>
-          <w:sz w:val="24"/>
         </w:rPr>
         <w:t>Next, if we contemplate the phrase "contentment is the greatest wealth" (*santuṭṭhiparamam dhanaṃ*), being content with what one has, we see that it is also an extremely valuable virtue in society. The reason is that no matter how much of a millionaire someone is, if they are miserly, envious, and not satisfied with what they have, they are always mentally poor. They are not rich in mind, but poor in mind. That is why contentment with what one has is considered the greatest wealth. "Contentment is the greatest wealth"—a person who lacks the virtue of being content with what they have is poor and destitute, no matter how much wealth they possess. To put it briefly, this also has a connection to the story of King Kosala. Why is that? We must relate the account of the battle with King Ajātasattu, which corresponds to the brief statement made by the King.</w:t>
       </w:r>
@@ -472,9 +387,6 @@
       <w:r>
         <w:rPr>
           <w:rFonts w:ascii="Georgia" w:hAnsi="Georgia"/>
-          <w:b w:val="0"/>
-          <w:i w:val="0"/>
-          <w:sz w:val="24"/>
         </w:rPr>
         <w:t>What was this issue regarding the village of Kāsi? These matters are shown by piecing together facts mentioned in various places in the Sutta discourses. First, it must be said that King Mahā Kosala—that is, the father of King Pasenadi of Kosala—gave his daughter in marriage to King Bimbisāra. That daughter was King Pasenadi's sister, and she was known as Queen Kosala Devī. Her son was Ajātasattu. Ajātasattu killed his father while still a prince and usurped the throne. After Bimbisāra was killed, King Pasenadi of Kosala, out of the grief he felt over this, decided that this patricide did not deserve a land belonging to their clan, and took back the village of Kāsi. In fact, that village of Kāsi had been given by King Mahā Kosala as a dowry—as mentioned, like a soap allowance—but King Kosala repossessed it. It was on this account that King Ajātasattu went to war with King Pasenadi of Kosala.</w:t>
       </w:r>
@@ -483,9 +395,6 @@
       <w:r>
         <w:rPr>
           <w:rFonts w:ascii="Georgia" w:hAnsi="Georgia"/>
-          <w:b w:val="0"/>
-          <w:i w:val="0"/>
-          <w:sz w:val="24"/>
         </w:rPr>
         <w:t>In that war, King Kosala was defeated the first time. The second time, King Kosala captured King Ajātasattu alive, caught him red-handed, and took possession of his fourfold army, taking them into custody. When the Blessed One came to know of this, He uttered a series of stanzas. Those stanzas did not convey praise for King Kosala. Rather, they showed how disadvantageous plunder is. The general idea of those stanzas is: some people plunder others at will, but they only understand when others come forward and plunder them in turn. Several other valuable, instructive points are mentioned in that series of stanzas:</w:t>
       </w:r>
@@ -494,9 +403,6 @@
       <w:r>
         <w:rPr>
           <w:rFonts w:ascii="Georgia" w:hAnsi="Georgia"/>
-          <w:b w:val="0"/>
-          <w:i w:val="0"/>
-          <w:sz w:val="24"/>
         </w:rPr>
         <w:t>"The slayer gets a slayer; the conqueror gets a conqueror; the abuser gets abused; the annoyer gets annoyed; the plunderer gets plundered."</w:t>
       </w:r>
@@ -505,10 +411,8 @@
       <w:r>
         <w:rPr>
           <w:rFonts w:ascii="Georgia" w:hAnsi="Georgia"/>
-          <w:b w:val="0"/>
-          <w:i w:val="0"/>
-          <w:sz w:val="24"/>
         </w:rPr>
+        <w:lastRenderedPageBreak/>
         <w:t>This means that if someone kills, they too will meet death—either by that person or by someone else. You can understand the other points mentioned as well; they are the results of action. Once that karma rotates back to the plunderer, he himself becomes subject to having his own property plundered. Even though it was not said directly to King Kosala, he must have heard about this instructive stanza uttered by the Blessed One. Having heard it, King Kosala must have abandoned his earlier stance. Previously, when he captured King Ajātasattu, he had let him go simply out of familial consideration because he was his nephew, but he had confiscated his fourfold army. What did he do this time? He handed all of that back, gave his daughter in marriage to him, making him his son-in-law for the second time, and donated that village of Kāsi as bath-powder money. Thus, King Kosala adopted a very generous and valuable course of action there, instead of plundering. Within that lies "contentment is the greatest wealth" (*santuṭṭhiparamam dhanaṃ*)—not expanding one's wealth by grabbing other people's possessions. Based on this, we can understand that King Kosala had received some guidance from the Blessed One, and that this principle of contentment was connected to the King's life.</w:t>
       </w:r>
     </w:p>
@@ -516,9 +420,6 @@
       <w:r>
         <w:rPr>
           <w:rFonts w:ascii="Georgia" w:hAnsi="Georgia"/>
-          <w:b w:val="0"/>
-          <w:i w:val="0"/>
-          <w:sz w:val="24"/>
         </w:rPr>
         <w:t>Next, let us come to the third line: "Trust is the supreme relative" (*vissāsaparamā ñātī*). When you first think about it, it might not be immediately clear. What does this mean? Even when we think of relatives, our parents are the first who come to mind. But if there is no trust, if there is distrust, then there is no real relationship. Conversely, even if there is no blood relationship or any other kinship, if there is trust in someone, if there is mutual trust, that person is the true relative. That is what the Blessed One highlights. This fits here as well. King Ajātasattu was already a relative, a nephew. But despite being a relative, because there was no mutual trust, they went to war. Furthermore, that trust would have been further eroded if King Kosala had kept the fourfold army in his custody. Instead, understanding this, King Kosala handed all of that back, gave his daughter in marriage, and established trust in the truest sense. That trust is the true relationship. This holds true from that perspective. Next, the King stated another additional point. Thinking of making himself more trustworthy to the Saṅgha—believing that the monastics would respect him even more—what did he do? He wedded Princess Vāsabhakhattiyā of the Sakyan clan. Now, looking at this realistically, it is not that the Blessed One approved of this; whether he married her or not, the truth is that mutual trust itself is the real relative, the greatest relative. We can understand that this is something applicable to the life of King Kosala as well as to the lives of every one of you, dear devotees.</w:t>
       </w:r>
@@ -527,20 +428,21 @@
       <w:r>
         <w:rPr>
           <w:rFonts w:ascii="Georgia" w:hAnsi="Georgia"/>
-          <w:b w:val="0"/>
-          <w:i w:val="0"/>
-          <w:sz w:val="24"/>
         </w:rPr>
-        <w:t>So now, in this way, we have three points that are useful even for our daily lives—when people speak of "daily life," they mostly think of the worldly side. First is the valuable principle of health. The food we consume, which we take to live, should not be used to aid death. It should not be used to bring death closer. But nowadays in society, a person is often measured by the food they eat. Such a concept has developed. Or they are measured by the number of stars of the place where they eat. Due to such hollow values, people die untimely deaths. They bring diseases upon their bodies prematurely. Consuming food and drink without any regard for what is suitable (*sappāya*) or unsuitable (*asappāya*), or for the beneficial or harmful quantity, they turn what should be a medicine into a poison. They make it a toxic poison. Such is the era we live in. Therefore, what the Blessed One presented through "health is the ultimate gain" is helpful not only to King Kosala but to us as well.</w:t>
+        <w:t xml:space="preserve">So now, in this way, we have three points that are useful even for our daily lives—when people speak of "daily life," they mostly think of the worldly side. First is the valuable principle of health. The food we consume, which we take to live, should not be used to aid death. It should not be used to bring death closer. But nowadays in society, a person is often measured by the food they eat. Such a concept has developed. Or they are measured by the number of stars of the place where they eat. Due to such hollow values, people die untimely deaths. They bring diseases upon their bodies prematurely. Consuming food and drink without any regard for what is </w:t>
+      </w:r>
+      <w:r>
+        <w:rPr>
+          <w:rFonts w:ascii="Georgia" w:hAnsi="Georgia"/>
+        </w:rPr>
+        <w:lastRenderedPageBreak/>
+        <w:t>suitable (*sappāya*) or unsuitable (*asappāya*), or for the beneficial or harmful quantity, they turn what should be a medicine into a poison. They make it a toxic poison. Such is the era we live in. Therefore, what the Blessed One presented through "health is the ultimate gain" is helpful not only to King Kosala but to us as well.</w:t>
       </w:r>
     </w:p>
     <w:p>
       <w:r>
         <w:rPr>
           <w:rFonts w:ascii="Georgia" w:hAnsi="Georgia"/>
-          <w:b w:val="0"/>
-          <w:i w:val="0"/>
-          <w:sz w:val="24"/>
         </w:rPr>
         <w:t>Next, if we briefly consider these few points, even the principle of being content with what one has applies to daily life. Looking around nowadays, we see a custom in society where people measure their wealth by looking at the appliances and items used by their neighbors. They do not follow the concept of "simple living and high thinking" that we frequently mention. Instead, they think, "If I do not have the latest luxury item that my neighbor uses, I am poor," and they fall into disastrous situations such as getting into debt to acquire it. Today's society is in such a plight.</w:t>
       </w:r>
@@ -549,9 +451,6 @@
       <w:r>
         <w:rPr>
           <w:rFonts w:ascii="Georgia" w:hAnsi="Georgia"/>
-          <w:b w:val="0"/>
-          <w:i w:val="0"/>
-          <w:sz w:val="24"/>
         </w:rPr>
         <w:t>Thus, everyone lives their daily lives mentally poor, no matter how many millions they possess in terms of money. This is because they lack contentment with what they have. On the other hand, there may be someone with little wealth, perhaps considered poor by society. If they possess this virtue of being content with what they have—and being content with what one has does not mean one stops earning and just remains satisfied with that—they live in a way that fits what they currently have. If one tries to live today according to a plan targeted for several years in the future, what happens? One gets into debt. One should live with the wealth one has today. When it increases slightly, one adjusts accordingly, but one must still practice saving and living within one's means. Even if we do not speak of these things, you, dear devotees, will contemplate them. You surely get to hear many sermons on these matters. However, what we have to say in connection with this is about those very values. Often, these are confused because of a wrong understanding of life values. If we remember this principle highlighted by the Blessed One, "contentment is the greatest wealth" (*santuṭṭhiparamam dhanaṃ*), in our daily households, then without sighing in regret like those people, we can live happily with our children, subsisting on what we have, thinking, "Let us subsist on what is available; this is enough for us." One can lean toward such a practice.</w:t>
       </w:r>
@@ -560,9 +459,6 @@
       <w:r>
         <w:rPr>
           <w:rFonts w:ascii="Georgia" w:hAnsi="Georgia"/>
-          <w:b w:val="0"/>
-          <w:i w:val="0"/>
-          <w:sz w:val="24"/>
         </w:rPr>
         <w:t>Similarly, regarding relatives—many people make various efforts to build connections and establish relationships with influential people in order to gain high status in society. No matter how many relationships they build, whether blood relations or any other connections, if that trust is absent, if there is no trust, if there are grievances such that they cannot even look at each other's faces, if there is distrust, suspicion, and envy, then there is no real relationship. Therefore, the true relationship is that trust. If one has a good friend, that person is the best relative; no other relationship is needed. This too is an extremely valuable principle for society.</w:t>
       </w:r>
@@ -571,20 +467,21 @@
       <w:r>
         <w:rPr>
           <w:rFonts w:ascii="Georgia" w:hAnsi="Georgia"/>
-          <w:b w:val="0"/>
-          <w:i w:val="0"/>
-          <w:sz w:val="24"/>
         </w:rPr>
-        <w:t>Now we come to the deepest part of the Dhamma. Do not let the word "deepest" frighten you. Although we cannot do so to the extent of the Blessed One, we always try to present this Dhamma in simple ways so that you can approach that depth. Why is it said, "Extinguishment is the ultimate happiness" (*nibbānaparamam sukham*)? Why is Nibbāna called the greatest happiness? Let us consider that for a moment. Generally, we all associate happiness with pleasant feeling (*vedanā*). But the Blessed One declared something very extraordinary: *yaṃ kiñci vedayitaṃ taṃ dukkhasmiṃ*—that is, "whatever is felt is in suffering (*dukkha*)." The Blessed One realized and declared that whatever can be taken as a feeling (*vedanā*) is all suffering (*dukkha*). When we speak of feelings (*vedanā*), there are three kinds of feelings, which you may have heard of: pleasant feeling, painful feeling, and neutral feeling. In the Dhamma, they are termed *sukha*, *dukkha*, and *adukkhamasukha*. If we translate them into Sinhala, painful feeling, pleasant feeling, and neutral feeling can be described as "neither-painful-nor-pleasant feeling." "Neither-painful-nor-pleasant"—that is the dispensation term. It is neutral feeling (*vedanā*).</w:t>
+        <w:t xml:space="preserve">Now we come to the deepest part of the Dhamma. Do not let the word "deepest" frighten you. Although we cannot do so to the extent of the Blessed One, we always try to present this Dhamma in simple ways so that you can approach that depth. Why is it said, "Extinguishment is the ultimate happiness" (*nibbānaparamam sukham*)? Why is Nibbāna called the greatest happiness? Let us consider that for a moment. </w:t>
+      </w:r>
+      <w:r>
+        <w:rPr>
+          <w:rFonts w:ascii="Georgia" w:hAnsi="Georgia"/>
+        </w:rPr>
+        <w:lastRenderedPageBreak/>
+        <w:t>Generally, we all associate happiness with pleasant feeling (*vedanā*). But the Blessed One declared something very extraordinary: *yaṃ kiñci vedayitaṃ taṃ dukkhasmiṃ*—that is, "whatever is felt is in suffering (*dukkha*)." The Blessed One realized and declared that whatever can be taken as a feeling (*vedanā*) is all suffering (*dukkha*). When we speak of feelings (*vedanā*), there are three kinds of feelings, which you may have heard of: pleasant feeling, painful feeling, and neutral feeling. In the Dhamma, they are termed *sukha*, *dukkha*, and *adukkhamasukha*. If we translate them into Sinhala, painful feeling, pleasant feeling, and neutral feeling can be described as "neither-painful-nor-pleasant feeling." "Neither-painful-nor-pleasant"—that is the dispensation term. It is neutral feeling (*vedanā*).</w:t>
       </w:r>
     </w:p>
     <w:p>
       <w:r>
         <w:rPr>
           <w:rFonts w:ascii="Georgia" w:hAnsi="Georgia"/>
-          <w:b w:val="0"/>
-          <w:i w:val="0"/>
-          <w:sz w:val="24"/>
         </w:rPr>
         <w:t>An ordinary person has no awareness of this neutral feeling (*vedanā*). In fact, the Blessed One states: What is the nature of a worldling (*puthujjana*) in this world? When afflicted by painful feeling, the worldling, hoping for pleasant feeling, inclines toward pleasant feeling, because the worldling knows no other way to escape painful feeling. As soon as painful feeling arises, the worldling grasps at pleasant feeling, because he has no clear understanding of neutral feeling. The teachers of old explain this through a simile. When a deer walks over a rocky mountain, the path by which the deer approached the mountain is visible, and the path by which it descended is also visible, but the footprints left on top of the rock are not visible. Similarly, an ordinary person generally does not perceive neutral feeling; it is a subtle thing. That subtle feeling (*vedanā*) is felt only by a meditative mind, by those who develop absorption (*jhāna*) meditation. Thus, here we have the "neither-painful-nor-pleasant" situated right between pain and pleasure.</w:t>
       </w:r>
@@ -593,9 +490,6 @@
       <w:r>
         <w:rPr>
           <w:rFonts w:ascii="Georgia" w:hAnsi="Georgia"/>
-          <w:b w:val="0"/>
-          <w:i w:val="0"/>
-          <w:sz w:val="24"/>
         </w:rPr>
         <w:t>If we direct our attention a bit more to this point, let us bring in a small simile. In villages, children play a small game called riding on coconut petioles. They sit on a coconut petiole and swing this way and that. For this same game, they sometimes construct a small plaything. They place a plank over a wooden log or some pivot, and two children sit on either end and swing up and down, back and forth. This is a small game called "seesaw, seesaw, seesaw." In fact, "seesaw" is the foreign name for this play equipment. This may also have come into common use now. They make a seesaw. Now, what happens on a seesaw is a continuous swinging. In truth, existence is also just like this. This *saṃsāric* existence is exactly like this. It is a swinging between suffering (*dukkha*) and pleasure. Like swinging on a swing, it is a kind of oscillation. It is between these two extremes that this entire *saṃsāric* existence lies. They go on swinging, saying "seesaw, seesaw." But the Blessed One saw the risk and danger inherent in this. This never comes to an end. Within this, one only falls into suffering (*dukkha*). Thinking of escaping painful feeling, one goes to pleasant feeling; but when one gets there and looks, it is not permanent (*anicca*). When it ends there, this side sinks down again. That is how it is.</w:t>
       </w:r>
@@ -604,53 +498,250 @@
       <w:r>
         <w:rPr>
           <w:rFonts w:ascii="Georgia" w:hAnsi="Georgia"/>
-          <w:b w:val="0"/>
-          <w:i w:val="0"/>
-          <w:sz w:val="24"/>
         </w:rPr>
-        <w:t>That is precisely what the Blessed One points out regarding the three feelings (*vedanā*). The nature of painful feeling is that it is painful as long as it lasts, and pleasant when it changes. The nature of pleasant feeling is that it is pleasant while it lasts, and painful when it changes. But the neutral feeling—the feeling in the middle—is a subtle thing. It is painful as long as it is not understood; it is pleasant when it is understood. This is expressed as *aññāṇadukkhā, ñāṇasukhā*. *Aññāṇa* means not understanding. As long as one does not understand neutral feeling, it is suffering (*dukkha*). But if at some point wisdom, understanding, and comprehension reach it, it can be turned into happiness. Based on this very Dhamma principle, even before the time of the Buddha, those who strived to escape this *saṃsāra* detached themselves from the five cords of sensual pleasure in which the ordinary worldlings are mired, developed absorption (*jhāna*) meditation, and gradually brought their minds to that third level—the neutral state.</w:t>
+        <w:t xml:space="preserve">That is precisely what the Blessed One points out regarding the three feelings (*vedanā*). The nature of painful feeling is that it is painful as long as it lasts, and </w:t>
+      </w:r>
+      <w:r>
+        <w:rPr>
+          <w:rFonts w:ascii="Georgia" w:hAnsi="Georgia"/>
+        </w:rPr>
+        <w:lastRenderedPageBreak/>
+        <w:t>pleasant when it changes. The nature of pleasant feeling is that it is pleasant while it lasts, and painful when it changes. But the neutral feeling—the feeling in the middle—is a subtle thing. It is painful as long as it is not understood; it is pleasant when it is understood. This is expressed as *aññāṇadukkhā, ñāṇasukhā*. *Aññāṇa* means not understanding. As long as one does not understand neutral feeling, it is suffering (*dukkha*). But if at some point wisdom, understanding, and comprehension reach it, it can be turned into happiness. Based on this very Dhamma principle, even before the time of the Buddha, those who strived to escape this *saṃsāra* detached themselves from the five cords of sensual pleasure in which the ordinary worldlings are mired, developed absorption (*jhāna*) meditation, and gradually brought their minds to that third level—the neutral state.</w:t>
       </w:r>
     </w:p>
     <w:p>
       <w:r>
         <w:rPr>
           <w:rFonts w:ascii="Georgia" w:hAnsi="Georgia"/>
-          <w:b w:val="0"/>
-          <w:i w:val="0"/>
-          <w:sz w:val="24"/>
         </w:rPr>
-        <w:t>If we look at this in terms of formations (*saṅkhāra*), there is something in the Dhamma we must recollect: the Blessed One described Nibbāna as the stilling of all formations (*sabbasankhārasamatha*). Let us define formations (*saṅkhāra*) as "constructs" or "fabrications." This word *saṅkhāra* is an extremely deep term. It is stated: "all formations are impermanent" (*sabbe saṅkhārā aniccā*). Throughout this entire *saṃsāric* existence, there is only an accumulation of formations (*saṅkhāra*). But because of the impermanent (*anicca*) nature of these formations, the Blessed One declared that this entire *saṃsāra* is suffering (*dukkha*). That is why the Blessed One declared: "formations are the ultimate suffering" (*saṅkhārā paramā dukkhā*). Even if we eliminate and escape all those gross, coarse forms of suffering that we usually think of, in the end, this very nature of formations is suffering (*dukkha*). Formations (*saṅkhāra*) are the greatest suffering (*dukkha*).</w:t>
+        <w:t xml:space="preserve">If we look at this in terms of </w:t>
+      </w:r>
+      <w:r>
+        <w:rPr>
+          <w:rFonts w:ascii="Georgia" w:hAnsi="Georgia"/>
+        </w:rPr>
+        <w:t>Preparations</w:t>
+      </w:r>
+      <w:r>
+        <w:rPr>
+          <w:rFonts w:ascii="Georgia" w:hAnsi="Georgia"/>
+        </w:rPr>
+        <w:t xml:space="preserve"> (*saṅkhāra*), there is something in the Dhamma we must recollect: the Blessed One described Nibbāna as the stilling of all </w:t>
+      </w:r>
+      <w:r>
+        <w:rPr>
+          <w:rFonts w:ascii="Georgia" w:hAnsi="Georgia"/>
+        </w:rPr>
+        <w:t>Preparations</w:t>
+      </w:r>
+      <w:r>
+        <w:rPr>
+          <w:rFonts w:ascii="Georgia" w:hAnsi="Georgia"/>
+        </w:rPr>
+        <w:t xml:space="preserve"> (*sabbasankhārasamatha*). Let us define </w:t>
+      </w:r>
+      <w:r>
+        <w:rPr>
+          <w:rFonts w:ascii="Georgia" w:hAnsi="Georgia"/>
+        </w:rPr>
+        <w:t>Preparations</w:t>
+      </w:r>
+      <w:r>
+        <w:rPr>
+          <w:rFonts w:ascii="Georgia" w:hAnsi="Georgia"/>
+        </w:rPr>
+        <w:t xml:space="preserve"> (*saṅkhāra*) as "constructs" or "fabrications." This word *saṅkhāra* is an extremely deep term. It is stated: "all </w:t>
+      </w:r>
+      <w:r>
+        <w:rPr>
+          <w:rFonts w:ascii="Georgia" w:hAnsi="Georgia"/>
+        </w:rPr>
+        <w:t>Preparations</w:t>
+      </w:r>
+      <w:r>
+        <w:rPr>
+          <w:rFonts w:ascii="Georgia" w:hAnsi="Georgia"/>
+        </w:rPr>
+        <w:t xml:space="preserve"> are impermanent" (*sabbe saṅkhārā aniccā*). Throughout this entire *saṃsāric* existence, there is only an accumulation of </w:t>
+      </w:r>
+      <w:r>
+        <w:rPr>
+          <w:rFonts w:ascii="Georgia" w:hAnsi="Georgia"/>
+        </w:rPr>
+        <w:t>Preparations</w:t>
+      </w:r>
+      <w:r>
+        <w:rPr>
+          <w:rFonts w:ascii="Georgia" w:hAnsi="Georgia"/>
+        </w:rPr>
+        <w:t xml:space="preserve"> (*saṅkhāra*). But because of the impermanent (*anicca*) nature of these </w:t>
+      </w:r>
+      <w:r>
+        <w:rPr>
+          <w:rFonts w:ascii="Georgia" w:hAnsi="Georgia"/>
+        </w:rPr>
+        <w:t>Preparations</w:t>
+      </w:r>
+      <w:r>
+        <w:rPr>
+          <w:rFonts w:ascii="Georgia" w:hAnsi="Georgia"/>
+        </w:rPr>
+        <w:t>, the Blessed One declared that this entire *saṃsāra* is suffering (*dukkha*). That is why the Blessed One declared: "</w:t>
+      </w:r>
+      <w:r>
+        <w:rPr>
+          <w:rFonts w:ascii="Georgia" w:hAnsi="Georgia"/>
+        </w:rPr>
+        <w:t>Preparations</w:t>
+      </w:r>
+      <w:r>
+        <w:rPr>
+          <w:rFonts w:ascii="Georgia" w:hAnsi="Georgia"/>
+        </w:rPr>
+        <w:t xml:space="preserve"> are the ultimate suffering" (*saṅkhārā paramā dukkhā*). Even if we eliminate and escape all those gross, coarse forms of suffering that we usually think of, in the end, this very nature of </w:t>
+      </w:r>
+      <w:r>
+        <w:rPr>
+          <w:rFonts w:ascii="Georgia" w:hAnsi="Georgia"/>
+        </w:rPr>
+        <w:t>Preparations</w:t>
+      </w:r>
+      <w:r>
+        <w:rPr>
+          <w:rFonts w:ascii="Georgia" w:hAnsi="Georgia"/>
+        </w:rPr>
+        <w:t xml:space="preserve"> is suffering (*dukkha*). </w:t>
+      </w:r>
+      <w:r>
+        <w:rPr>
+          <w:rFonts w:ascii="Georgia" w:hAnsi="Georgia"/>
+        </w:rPr>
+        <w:t>Preparations</w:t>
+      </w:r>
+      <w:r>
+        <w:rPr>
+          <w:rFonts w:ascii="Georgia" w:hAnsi="Georgia"/>
+        </w:rPr>
+        <w:t xml:space="preserve"> (*saṅkhāra*) are the greatest suffering (*dukkha*).</w:t>
       </w:r>
     </w:p>
     <w:p>
       <w:r>
         <w:rPr>
           <w:rFonts w:ascii="Georgia" w:hAnsi="Georgia"/>
-          <w:b w:val="0"/>
-          <w:i w:val="0"/>
-          <w:sz w:val="24"/>
         </w:rPr>
-        <w:t>There are three subtle levels of these formations (*saṅkhāra*). To a practitioner (*yogāvacara*) developing absorption, the out-breath becomes perceptible. The troubles and distresses of other external activities are indeed suffering (*dukkha*), but when viewed at the minimum level, even this in-breath and out-breath possess the nature of suffering (*dukkha*), though the ordinary world does not understand this. In short, this in-breath and out-breath are identified as bodily formations (*kāya-saṅkhāra*), the subtlest level of bodily formations. Next, verbal formations (*vacī-saṅkhāra*) are the formations of speech; at the minimum level, these fabrications of speech are described as *vitakka* (thought-conception) and *vicāra* (discursive thinking)—thoughts within the mind, various kinds of thoughts. When a problem arises, say, on a sleepless night, one can clearly understand what a suffering (*dukkha*) this *vitakka* and *vicāra* can be. One cannot sleep; thoughts keep coming, one after another, and one cannot escape them. It is like being dragged by both hands toward a pit of embers. That is *vitakka* and *vicāra*. As the mind becomes subtler and subtler, moving toward levels of absorption, one realizes that this verbal formation (*vacī-saṅkhāra*) is also suffering (*dukkha*). Then, beyond that, there is mental formation (*citta-saṅkhāra*).</w:t>
+        <w:t xml:space="preserve">There are three subtle levels of these </w:t>
+      </w:r>
+      <w:r>
+        <w:rPr>
+          <w:rFonts w:ascii="Georgia" w:hAnsi="Georgia"/>
+        </w:rPr>
+        <w:t>Preparations</w:t>
+      </w:r>
+      <w:r>
+        <w:rPr>
+          <w:rFonts w:ascii="Georgia" w:hAnsi="Georgia"/>
+        </w:rPr>
+        <w:t xml:space="preserve"> (*saṅkhāra*). To a practitioner (*yogāvacara*) developing absorption, the out-breath becomes perceptible. The troubles and distresses of other external activities are indeed suffering (*dukkha*), but when viewed at the minimum level, even this in-breath and out-breath possess the nature of suffering (*dukkha*), though the ordinary world does not understand this. In short, this in-breath and out-breath are identified as bodily </w:t>
+      </w:r>
+      <w:r>
+        <w:rPr>
+          <w:rFonts w:ascii="Georgia" w:hAnsi="Georgia"/>
+        </w:rPr>
+        <w:t>Preparations</w:t>
+      </w:r>
+      <w:r>
+        <w:rPr>
+          <w:rFonts w:ascii="Georgia" w:hAnsi="Georgia"/>
+        </w:rPr>
+        <w:t xml:space="preserve"> (*kāya-saṅkhāra*), the subtlest level of bodily </w:t>
+      </w:r>
+      <w:r>
+        <w:rPr>
+          <w:rFonts w:ascii="Georgia" w:hAnsi="Georgia"/>
+        </w:rPr>
+        <w:t>Preparations</w:t>
+      </w:r>
+      <w:r>
+        <w:rPr>
+          <w:rFonts w:ascii="Georgia" w:hAnsi="Georgia"/>
+        </w:rPr>
+        <w:t xml:space="preserve">. Next, verbal </w:t>
+      </w:r>
+      <w:r>
+        <w:rPr>
+          <w:rFonts w:ascii="Georgia" w:hAnsi="Georgia"/>
+        </w:rPr>
+        <w:t>Preparations</w:t>
+      </w:r>
+      <w:r>
+        <w:rPr>
+          <w:rFonts w:ascii="Georgia" w:hAnsi="Georgia"/>
+        </w:rPr>
+        <w:t xml:space="preserve"> (*vacī-saṅkhāra*) are the </w:t>
+      </w:r>
+      <w:r>
+        <w:rPr>
+          <w:rFonts w:ascii="Georgia" w:hAnsi="Georgia"/>
+        </w:rPr>
+        <w:t>Preparations</w:t>
+      </w:r>
+      <w:r>
+        <w:rPr>
+          <w:rFonts w:ascii="Georgia" w:hAnsi="Georgia"/>
+        </w:rPr>
+        <w:t xml:space="preserve"> of speech; at the minimum level, these fabrications of speech are described as *vitakka* (thought-conception) and *vicāra* (discursive thinking)—thoughts within the mind, various kinds of thoughts. When a problem arises, say, on a sleepless night, one can clearly understand what a suffering (*dukkha*) this *vitakka* and *vicāra* can be. One cannot sleep; thoughts keep coming, one after another, and one cannot escape them. It is like being dragged by both hands toward a pit of embers. That is *vitakka* and *vicāra*. As the mind becomes subtler and subtler, moving toward levels of absorption, one realizes that this verbal formation (*vacī-saṅkhāra*) is also suffering (*dukkha*). Then, beyond that, there is mental formation (*citta-saṅkhāra*).</w:t>
       </w:r>
     </w:p>
     <w:p>
       <w:r>
         <w:rPr>
           <w:rFonts w:ascii="Georgia" w:hAnsi="Georgia"/>
-          <w:b w:val="0"/>
-          <w:i w:val="0"/>
-          <w:sz w:val="24"/>
         </w:rPr>
-        <w:t>That is directly connected to the mind itself. There, perception (*saññā*) and feeling (*vedanā*) are indicated. Perception (*saññā*) means recognition. In our minds, there is a certain capacity—a capacity to recognize things, as well as a capacity to experience. This is what we started with when we spoke of pleasure and pain. These two, perception (*saññā*) and feeling (*vedanā*), are extremely subtle formations (*saṅkhāra*). They are called mental formations (*citta-saṅkhāra*). It was to escape from this level of formations (*saṅkhāra*) that the yogis of old strived. By the time the Buddha appeared, they had reached the utmost limit of their efforts. One such person who had gone to that limit was Uddaka Rāmaputta. You have heard that when the Blessed One went in search of teachers, He approached two teachers: Āḷāra Kālāma and Uddaka Rāmaputta. The teacher Āḷāra Kālāma had attained an extremely high state of absorption called the sphere of nothingness (*ākiñcaññāyatana*). Even higher than that, the teacher Uddaka Rāmaputta had attained the state known as the sphere of neither-perception-nor-non-perception (*nevasaññānāsaññāyatana*).</w:t>
+        <w:lastRenderedPageBreak/>
+        <w:t xml:space="preserve">That is directly connected to the mind itself. There, perception (*saññā*) and feeling (*vedanā*) are indicated. Perception (*saññā*) means recognition. In our minds, there is a certain capacity—a capacity to recognize things, as well as a capacity to experience. This is what we started with when we spoke of pleasure and pain. These two, perception (*saññā*) and feeling (*vedanā*), are extremely subtle </w:t>
+      </w:r>
+      <w:r>
+        <w:rPr>
+          <w:rFonts w:ascii="Georgia" w:hAnsi="Georgia"/>
+        </w:rPr>
+        <w:t>Preparations</w:t>
+      </w:r>
+      <w:r>
+        <w:rPr>
+          <w:rFonts w:ascii="Georgia" w:hAnsi="Georgia"/>
+        </w:rPr>
+        <w:t xml:space="preserve"> (*saṅkhāra*). They are called mental </w:t>
+      </w:r>
+      <w:r>
+        <w:rPr>
+          <w:rFonts w:ascii="Georgia" w:hAnsi="Georgia"/>
+        </w:rPr>
+        <w:t>Preparations</w:t>
+      </w:r>
+      <w:r>
+        <w:rPr>
+          <w:rFonts w:ascii="Georgia" w:hAnsi="Georgia"/>
+        </w:rPr>
+        <w:t xml:space="preserve"> (*citta-saṅkhāra*). It was to escape from this level of </w:t>
+      </w:r>
+      <w:r>
+        <w:rPr>
+          <w:rFonts w:ascii="Georgia" w:hAnsi="Georgia"/>
+        </w:rPr>
+        <w:t>Preparations</w:t>
+      </w:r>
+      <w:r>
+        <w:rPr>
+          <w:rFonts w:ascii="Georgia" w:hAnsi="Georgia"/>
+        </w:rPr>
+        <w:t xml:space="preserve"> (*saṅkhāra*) that the yogis of old strived. By the time the Buddha appeared, they had reached the utmost limit of their efforts. One such person who had gone to that limit was Uddaka Rāmaputta. You have heard that when the Blessed One went in search of teachers, He approached two teachers: Āḷāra Kālāma and Uddaka Rāmaputta. The teacher Āḷāra Kālāma had attained an extremely high state of absorption called the sphere of nothingness (*ākiñcaññāyatana*). Even higher than that, the teacher Uddaka Rāmaputta had attained the state known as the sphere of neither-perception-nor-non-perception (*nevasaññānāsaññāyatana*).</w:t>
       </w:r>
     </w:p>
     <w:p>
       <w:r>
         <w:rPr>
           <w:rFonts w:ascii="Georgia" w:hAnsi="Georgia"/>
-          <w:b w:val="0"/>
-          <w:i w:val="0"/>
-          <w:sz w:val="24"/>
         </w:rPr>
         <w:t>If we are to understand this sphere of neither-perception-nor-non-perception, we must look at it like this: "perception is neither present nor absent." Now we return to our seesaw. In *nevasaññānāsaññāyatana*, perception is neither absent nor present. Within it, there is a hesitation, a state of double-mindedness, a perturbation, like standing on top of a fence. The yogis of that era, when the Blessed One appeared, had reached such a state. Thus, Uddaka Rāmaputta was the final teacher He approached. When asked, "What do you teach?", he replied, "The sphere of neither-perception-nor-non-perception." Even before that teacher had finished speaking, the Blessed One had already attained it, having realized such states on countless occasions throughout past *saṃsāra*. However, the Blessed One was not satisfied with it. Why? Because there was still hesitation. Even if one stands at the center of the seesaw, it still oscillates. There is no true peace there. It is impermanent (*anicca*).</w:t>
       </w:r>
@@ -659,9 +750,6 @@
       <w:r>
         <w:rPr>
           <w:rFonts w:ascii="Georgia" w:hAnsi="Georgia"/>
-          <w:b w:val="0"/>
-          <w:i w:val="0"/>
-          <w:sz w:val="24"/>
         </w:rPr>
         <w:t>That is why the Blessed One declared that painful feeling (*vedanā*) needs no further explanation; it is like a thorn, a great suffering (*dukkha*). As for pleasant feeling (*vedanā*), while it is present, it is pleasant, but when it undergoes change (*vipariṇāma*), its painful nature is realized. Therefore, it too is suffering (*dukkha*). So, painful feeling (*vedanā*) needs no further explanation; it is entirely suffering (*dukkha*), like an embedded thorn. Pleasant feeling (*vedanā*) is suffering (*dukkha*) when it changes. Hence, a wise person knows beforehand: "Here comes a pleasant feeling, and along with its change, I will now have to face suffering (*dukkha*)." Next, there is neither-painful-nor-pleasant (*adukkhamasukha*), which we called the neutral middle ground. That is what those past teachers grasped onto as a great refuge. But the Blessed One pointed out that it too is impermanent (*anicca*). Why? Because even if one attains such absorption states and is reborn in the Brahma worlds, remaining there for eons, one still rotates back.</w:t>
       </w:r>
@@ -670,42 +758,110 @@
       <w:r>
         <w:rPr>
           <w:rFonts w:ascii="Georgia" w:hAnsi="Georgia"/>
-          <w:b w:val="0"/>
-          <w:i w:val="0"/>
-          <w:sz w:val="24"/>
         </w:rPr>
-        <w:t>Such is the situation. That is why the Blessed One presented the stilling of all formations (*saṅkhāra*) as the greatest attainment. The Blessed One declared that whatever feelings (*vedanā*) exist, whether pleasant, painful, or neither-painful-nor-pleasant, every feeling (*vedanā*) is suffering (*dukkha*). Thus, on one occasion, the Blessed One stated to the Venerable Ānanda that some ascetics of other sects might raise this debate: "This Ascetic Gotama speaks of a unique meditative state, a unique state of concentration called the 'cessation of perception and feeling' (*saññā-vedayita-nirodha*). What is that? What kind of thing is it?" They would then say: "They declare this special absorption state, this state of attainment called 'cessation of perception and feeling' as happiness. How can it be happiness if there is no perception, feeling, or anything else present? How can there be happiness if there is no feeling (*vedanā*)?" Foreseeing that they might raise this argument, the Blessed One told Venerable Ānanda beforehand: "To those who raise such arguments, explain it in this way: The Blessed One does not describe happiness solely in terms of pleasant feeling (*vedanā*). Wherever happiness is found, the Blessed One designates that very place as happiness." What this points to is not worldly happiness, but supramundane happiness. In supramundane happiness, one has escaped even from the level of feeling (*vedanā*). Because all levels of worldly happiness are impermanent (*anicca*). Painful feeling (*vedanā*) needs no further elaboration. Pleasant feeling (*vedanā*) is suffering (*dukkha*) when it changes. And neutral feeling (*vedanā*) is the subtlest form of suffering (*dukkha*) within formations (*saṅkhāra*).</w:t>
+        <w:lastRenderedPageBreak/>
+        <w:t xml:space="preserve">Such is the situation. That is why the Blessed One presented the stilling of all </w:t>
+      </w:r>
+      <w:r>
+        <w:rPr>
+          <w:rFonts w:ascii="Georgia" w:hAnsi="Georgia"/>
+        </w:rPr>
+        <w:t>Preparations</w:t>
+      </w:r>
+      <w:r>
+        <w:rPr>
+          <w:rFonts w:ascii="Georgia" w:hAnsi="Georgia"/>
+        </w:rPr>
+        <w:t xml:space="preserve"> (*saṅkhāra*) as the greatest attainment. The Blessed One declared that whatever feelings (*vedanā*) exist, whether pleasant, painful, or neither-painful-nor-pleasant, every feeling (*vedanā*) is suffering (*dukkha*). Thus, on one occasion, the Blessed One stated to the Venerable Ānanda that some ascetics of other sects might raise this debate: "This Ascetic Gotama speaks of a unique meditative state, a unique state of concentration called the 'cessation of perception and feeling' (*saññā-vedayita-nirodha*). What is that? What kind of thing is it?" They would then say: "They declare this special absorption state, this state of attainment called 'cessation of perception and feeling' as happiness. How can it be happiness if there is no perception, feeling, or anything else present? How can there be happiness if there is no feeling (*vedanā*)?" Foreseeing that they might raise this argument, the Blessed One told Venerable Ānanda beforehand: "To those who raise such arguments, explain it in this way: The Blessed One does not describe happiness solely in terms of pleasant feeling (*vedanā*). Wherever happiness is found, the Blessed One designates that very place as happiness." What this points to is not worldly happiness, but supramundane happiness. In supramundane happiness, one has escaped even from the level of feeling (*vedanā*). Because all levels of worldly happiness are impermanent (*anicca*). Painful feeling (*vedanā*) needs no further elaboration. Pleasant feeling (*vedanā*) is suffering (*dukkha*) when it changes. And neutral feeling (*vedanā*) is the subtlest form of suffering (*dukkha*) within </w:t>
+      </w:r>
+      <w:r>
+        <w:rPr>
+          <w:rFonts w:ascii="Georgia" w:hAnsi="Georgia"/>
+        </w:rPr>
+        <w:t>Preparations</w:t>
+      </w:r>
+      <w:r>
+        <w:rPr>
+          <w:rFonts w:ascii="Georgia" w:hAnsi="Georgia"/>
+        </w:rPr>
+        <w:t xml:space="preserve"> (*saṅkhāra*).</w:t>
       </w:r>
     </w:p>
     <w:p>
       <w:r>
         <w:rPr>
           <w:rFonts w:ascii="Georgia" w:hAnsi="Georgia"/>
-          <w:b w:val="0"/>
-          <w:i w:val="0"/>
-          <w:sz w:val="24"/>
         </w:rPr>
-        <w:t>If we analyze this further, another valuable concept is shown in the Dhamma. It is deep, but we will mention it briefly for you, wise devotees, to contemplate. The levels of suffering are presented in three modes: *dukkha-dukkhatā* (suffering as pain), *vipariṇāma-dukkhatā* (suffering due to change), and *saṅkhāra-dukkhatā* (suffering due to formations). *Dukkha-dukkhatā* refers to painful feeling (*vedanā*)—sheer suffering (*dukkha*) when viewed coarsely, which anyone can recognize. *Vipariṇāma-dukkhatā* refers to pleasant feelings (*vedanā*); because it leads to suffering (*dukkha*) when it changes, pleasant feeling (*vedanā*) is termed suffering due to change. And *saṅkhāra-dukkhatā* refers to that neutral state we mentioned. The mode of suffering due to formations (*saṅkhāra-dukkhatā*) is the last one shown. It is experienced only by those who have developed their minds in the manner described. Only they truly understand the danger of this *saṃsāra*—that not a single one of these feelings (*vedanā*) can be grasped, and that this seesaw-swinging must be brought to an end. It is that cessation of existence, rather than existence itself, which is needed. It is for this purpose—for this realization—that the Blessed One preached this supramundane Dhamma.</w:t>
+        <w:t xml:space="preserve">If we analyze this further, another valuable concept is shown in the Dhamma. It is deep, but we will mention it briefly for you, wise devotees, to contemplate. The levels of suffering are presented in three modes: *dukkha-dukkhatā* (suffering as pain), *vipariṇāma-dukkhatā* (suffering due to change), and *saṅkhāra-dukkhatā* (suffering due to </w:t>
+      </w:r>
+      <w:r>
+        <w:rPr>
+          <w:rFonts w:ascii="Georgia" w:hAnsi="Georgia"/>
+        </w:rPr>
+        <w:t>Preparations</w:t>
+      </w:r>
+      <w:r>
+        <w:rPr>
+          <w:rFonts w:ascii="Georgia" w:hAnsi="Georgia"/>
+        </w:rPr>
+        <w:t xml:space="preserve">). *Dukkha-dukkhatā* refers to painful feeling (*vedanā*)—sheer suffering (*dukkha*) when viewed coarsely, which anyone can recognize. *Vipariṇāma-dukkhatā* refers to pleasant feelings (*vedanā*); because it leads to suffering (*dukkha*) when it changes, pleasant feeling (*vedanā*) is termed suffering due to change. And *saṅkhāra-dukkhatā* refers to that neutral state we mentioned. The mode of suffering due to </w:t>
+      </w:r>
+      <w:r>
+        <w:rPr>
+          <w:rFonts w:ascii="Georgia" w:hAnsi="Georgia"/>
+        </w:rPr>
+        <w:t>Preparations</w:t>
+      </w:r>
+      <w:r>
+        <w:rPr>
+          <w:rFonts w:ascii="Georgia" w:hAnsi="Georgia"/>
+        </w:rPr>
+        <w:t xml:space="preserve"> (*saṅkhāra-dukkhatā*) is the last one shown. It is experienced only by those who have developed their minds in the manner described. Only they truly understand the danger of this *saṃsāra*—that not a single one of these feelings (*vedanā*) can be grasped, and that this seesaw-swinging must be brought to an end. It is that cessation of existence, rather than existence itself, which is needed. It is for this purpose—for this realization—that the Blessed One preached this supramundane Dhamma.</w:t>
       </w:r>
     </w:p>
     <w:p>
       <w:r>
         <w:rPr>
           <w:rFonts w:ascii="Georgia" w:hAnsi="Georgia"/>
-          <w:b w:val="0"/>
-          <w:i w:val="0"/>
-          <w:sz w:val="24"/>
         </w:rPr>
-        <w:t>Thus, what we have here is this: beneath that "neither-painful-nor-pleasant" neutral feeling lies ignorance, lack of knowledge, and lack of comprehension. The moment it is turned into comprehension, there is happiness. That becomes a peaceful, exquisite happiness. That is precisely what the Blessed One ultimately presented as Nibbāna. This "cessation of perception and feeling" (*saññā-vedayita-nirodha*) is a state where both perceptions and feelings are ceased. The Blessed One revealed this; no other teacher was able to do so. It is the highest state of concentration, a state of attainment, having freed oneself from both perception and feeling. Emerging from it, one stands in Nibbāna. That is to say, one has completely escaped from formations (*saṅkhāra*). Escaping from formations (*saṅkhāra*) is indeed the highest happiness. That is supramundane happiness, which is designated as Nibbāna.</w:t>
+        <w:t xml:space="preserve">Thus, what we have here is this: beneath that "neither-painful-nor-pleasant" neutral feeling lies ignorance, lack of knowledge, and lack of comprehension. The moment it is turned into comprehension, there is happiness. That becomes a peaceful, exquisite happiness. That is precisely what the Blessed One ultimately presented as Nibbāna. This "cessation of perception and feeling" (*saññā-vedayita-nirodha*) is a state </w:t>
+      </w:r>
+      <w:r>
+        <w:rPr>
+          <w:rFonts w:ascii="Georgia" w:hAnsi="Georgia"/>
+        </w:rPr>
+        <w:lastRenderedPageBreak/>
+        <w:t xml:space="preserve">where both perceptions and feelings are ceased. The Blessed One revealed this; no other teacher was able to do so. It is the highest state of concentration, a state of attainment, having freed oneself from both perception and feeling. Emerging from it, one stands in Nibbāna. That is to say, one has completely escaped from </w:t>
+      </w:r>
+      <w:r>
+        <w:rPr>
+          <w:rFonts w:ascii="Georgia" w:hAnsi="Georgia"/>
+        </w:rPr>
+        <w:t>Preparations</w:t>
+      </w:r>
+      <w:r>
+        <w:rPr>
+          <w:rFonts w:ascii="Georgia" w:hAnsi="Georgia"/>
+        </w:rPr>
+        <w:t xml:space="preserve"> (*saṅkhāra*). Escaping from </w:t>
+      </w:r>
+      <w:r>
+        <w:rPr>
+          <w:rFonts w:ascii="Georgia" w:hAnsi="Georgia"/>
+        </w:rPr>
+        <w:t>Preparations</w:t>
+      </w:r>
+      <w:r>
+        <w:rPr>
+          <w:rFonts w:ascii="Georgia" w:hAnsi="Georgia"/>
+        </w:rPr>
+        <w:t xml:space="preserve"> (*saṅkhāra*) is indeed the highest happiness. That is supramundane happiness, which is designated as Nibbāna.</w:t>
       </w:r>
     </w:p>
     <w:p>
       <w:r>
         <w:rPr>
           <w:rFonts w:ascii="Georgia" w:hAnsi="Georgia"/>
-          <w:b w:val="0"/>
-          <w:i w:val="0"/>
-          <w:sz w:val="24"/>
         </w:rPr>
         <w:t>So, what did the Blessed One present as that realization? Let us return to our seesaw. What is the cause of this seesaw's swinging? It is that pivot placed in the middle, isn't it? It is over that pivot in the middle that the plank is placed. The Blessed One removed that very pivot. What is this pivot? In the Dhamma, it is called the conceit "I am" (*asmimāna*)—the conceit of "I am." Its coarse aspect is what you have heard of as the view of existing group/body (*sakkāya-diṭṭhi*), which thinks in terms of "I" and "mine." Today, we hear everyone talking about the view of existing group/body (*sakkāya-diṭṭhi*): "form is self, feeling is self"—that coarse concept of self. The subtlest level of that is "I am"—the conceit "I am." It exists at an extremely subtle level, remaining all the way up to the stage of the non-returner (*anāgāmī*). As long as it is present, that swinging continues; becoming (*bhava*) remains, existence remains. But the Buddha-eye saw that this is suffering (*dukkha*). Because, driven by the force of karma within that existence, one falls into various states of becoming (*bhava*), wandering in *saṃsāra* for a long time through miserable realms and happy realms. The only solution is to escape from this becoming (*bhava*). That is called the cessation of becoming (*bhava-nirodha*), the stopping of that swinging. What is required for this is to realize the true nature of feelings (*vedanā*), and to see that underlying all these feelings is the conceit "I am" (*asmimāna*), which lies even deeper than the concepts of "I" and "mine." This is not something to be acquired merely through words; it can only be realized by walking this path of Dhamma.</w:t>
       </w:r>
@@ -714,53 +870,196 @@
       <w:r>
         <w:rPr>
           <w:rFonts w:ascii="Georgia" w:hAnsi="Georgia"/>
-          <w:b w:val="0"/>
-          <w:i w:val="0"/>
-          <w:sz w:val="24"/>
         </w:rPr>
-        <w:t>That is what this is about. This is discussed in various ways, and we have illustrated it here using a small simile. Now, we must contemplate why it is said, "Extinguishment is the ultimate happiness" (*nibbānaparamam sukham*). We brought this up because it is relevant to our theme. Why is Nibbāna called the ultimate happiness? King Pasenadi of Kosala presented those four worldly matters as happiness. But the Blessed One did not stop there. He did not say, "Yes, yes, Great King, that is indeed the greatest happiness; and becoming related to us is also the greatest thing." He did not say, "Very well, we too are now relatives." He did not leave it at the worldly level. He took it all the way to Nibbāna. He gave a hint: "These are not the true happiness." Even health is not permanent (*anicca*). *Rogantaṃ hi ārogyaṃ*—health ends in illness. Therefore, although "health is the ultimate gain" (*ārogāparamā lābhā*) holds true as a gain, and health is the highest among gains, it is not the ultimate happiness. "Contentment is the greatest wealth" (*santuṭṭhiparamam dhanaṃ*), being content with what one has; or other kinds of wealth—they are indeed wealth, but ultimate happiness is not found there. "Trust is the supreme relative" (*vissāsaparamā ñātī*)—even if one establishes relationships and maintains trust among relatives, there is no true happiness in any of that. All of these are merely a pile of formations (*saṅkhāra*). Every single one of them is a formation (*saṅkhāra*). Therefore, escaping from formations—which is called the stilling of all formations (*sabbasankhārasamatha*)—is indeed the highest happiness. That is what the Blessed One highlighted here. Nibbāna is defined as *sabbasankhārasamatha*—the stilling of all formations (*saṅkhāra*).</w:t>
+        <w:t xml:space="preserve">That is what this is about. This is discussed in various ways, and we have illustrated it here using a small simile. Now, we must contemplate why it is said, "Extinguishment is the ultimate happiness" (*nibbānaparamam sukham*). We brought this up because it is relevant to our theme. Why is Nibbāna called the ultimate happiness? King Pasenadi of Kosala presented those four worldly matters as happiness. But the Blessed One did not stop there. He did not say, "Yes, yes, Great King, that is indeed the greatest happiness; and becoming related to us is also the greatest thing." He did not say, "Very well, we too are now relatives." He did not leave it at the worldly level. He took it all the way to Nibbāna. He gave a hint: "These are not the true happiness." Even health is not permanent (*anicca*). *Rogantaṃ hi ārogyaṃ*—health ends in illness. Therefore, although "health is the ultimate gain" (*ārogāparamā lābhā*) holds true as a gain, and health is the highest among gains, it is not the ultimate happiness. "Contentment is the greatest wealth" (*santuṭṭhiparamam dhanaṃ*), being content with what one has; or other kinds of wealth—they are indeed wealth, but ultimate happiness is not found there. "Trust is the supreme relative" (*vissāsaparamā ñātī*)—even if one establishes relationships and maintains trust </w:t>
+      </w:r>
+      <w:r>
+        <w:rPr>
+          <w:rFonts w:ascii="Georgia" w:hAnsi="Georgia"/>
+        </w:rPr>
+        <w:lastRenderedPageBreak/>
+        <w:t xml:space="preserve">among relatives, there is no true happiness in any of that. All of these are merely a pile of </w:t>
+      </w:r>
+      <w:r>
+        <w:rPr>
+          <w:rFonts w:ascii="Georgia" w:hAnsi="Georgia"/>
+        </w:rPr>
+        <w:t>Preparations</w:t>
+      </w:r>
+      <w:r>
+        <w:rPr>
+          <w:rFonts w:ascii="Georgia" w:hAnsi="Georgia"/>
+        </w:rPr>
+        <w:t xml:space="preserve"> (*saṅkhāra*). Every single one of them is a formation (*saṅkhāra*). Therefore, escaping from </w:t>
+      </w:r>
+      <w:r>
+        <w:rPr>
+          <w:rFonts w:ascii="Georgia" w:hAnsi="Georgia"/>
+        </w:rPr>
+        <w:t>Preparations</w:t>
+      </w:r>
+      <w:r>
+        <w:rPr>
+          <w:rFonts w:ascii="Georgia" w:hAnsi="Georgia"/>
+        </w:rPr>
+        <w:t xml:space="preserve">—which is called the stilling of all </w:t>
+      </w:r>
+      <w:r>
+        <w:rPr>
+          <w:rFonts w:ascii="Georgia" w:hAnsi="Georgia"/>
+        </w:rPr>
+        <w:t>Preparations</w:t>
+      </w:r>
+      <w:r>
+        <w:rPr>
+          <w:rFonts w:ascii="Georgia" w:hAnsi="Georgia"/>
+        </w:rPr>
+        <w:t xml:space="preserve"> (*sabbasankhārasamatha*)—is indeed the highest happiness. That is what the Blessed One highlighted here. Nibbāna is defined as *sabbasankhārasamatha*—the stilling of all </w:t>
+      </w:r>
+      <w:r>
+        <w:rPr>
+          <w:rFonts w:ascii="Georgia" w:hAnsi="Georgia"/>
+        </w:rPr>
+        <w:t>Preparations</w:t>
+      </w:r>
+      <w:r>
+        <w:rPr>
+          <w:rFonts w:ascii="Georgia" w:hAnsi="Georgia"/>
+        </w:rPr>
+        <w:t xml:space="preserve"> (*saṅkhāra*).</w:t>
       </w:r>
     </w:p>
     <w:p>
       <w:r>
         <w:rPr>
           <w:rFonts w:ascii="Georgia" w:hAnsi="Georgia"/>
-          <w:b w:val="0"/>
-          <w:i w:val="0"/>
-          <w:sz w:val="24"/>
         </w:rPr>
-        <w:t>We have briefly mentioned what formations (*saṅkhāra*) are. Indeed, the coarse part of formations exists as karma. You may have heard of this: if one performs unwholesome karma, as everyone knows, one has to suffer in the realms of misery. If one performs unwholesome deeds, one is first of all afraid of that. Then, because of that, we think, "Let us instead perform meritorious deeds and go to the heavenly worlds." But even if we go there, at the moment of passing away (*cuti*), there is great suffering (*dukkha*). After passing away from there, there is no telling where one will fall next. That is why the Blessed One declared that not only the heavenly worlds but even the Brahma worlds are impermanent (*anicca*). It is said that when the Blessed One preached the Dhamma, even the Brahmas were shaken: "We too are impermanent! All this time we thought we were permanent, but now we see that we too are impermanent," and they became afraid. That is the Lion's Roar (*sīhanāda*). The Buddha roared his Lion's Roar. It is recorded that when He declared *sabbe saṅkhārā aniccā*—"all formations are impermanent"—even the Brahmas were shaken. Such is the status of worldly things. Therefore, the Blessed One points out that one must escape from all of them, escaping from the state of formations (*saṅkhāra*) to attain Nibbāna, which is unformed (*visankhāra* / Unconditioned). That is to say, since formations (*saṅkhāra*) arise due to ignorance (*avijjā*), all merit and demerit that cause pleasure and pain are performed based on the ignorance of "I" and "mine." One cannot escape this merely by thinking about it. It must be realized by gradually developing meditation. However, as we have stated on previous occasions, one first turns away from unwholesome actions and sins, inclining the mind toward merit. Then, without stopping there, one gradually engages in meditation to transcend both merit and demerit, gradually practicing insight (*vipassanā*) to see things as impermanent (*anicca*), suffering (*dukkha*), and not-self (*anattā*). Seeing the impermanent (*anicca*) nature of these formations (*saṅkhāra*), one develops disenchantment with *saṃsāra*, and only then can one escape this cycle. Only then can one directly realize that noble state of Nibbāna in this very life. That state is the end of that seesaw-swinging. In other words, the path leading to that is this entire Buddhist practice.</w:t>
+        <w:t xml:space="preserve">We have briefly mentioned what </w:t>
+      </w:r>
+      <w:r>
+        <w:rPr>
+          <w:rFonts w:ascii="Georgia" w:hAnsi="Georgia"/>
+        </w:rPr>
+        <w:t>Preparations</w:t>
+      </w:r>
+      <w:r>
+        <w:rPr>
+          <w:rFonts w:ascii="Georgia" w:hAnsi="Georgia"/>
+        </w:rPr>
+        <w:t xml:space="preserve"> (*saṅkhāra*) are. Indeed, the coarse part of </w:t>
+      </w:r>
+      <w:r>
+        <w:rPr>
+          <w:rFonts w:ascii="Georgia" w:hAnsi="Georgia"/>
+        </w:rPr>
+        <w:t>Preparations</w:t>
+      </w:r>
+      <w:r>
+        <w:rPr>
+          <w:rFonts w:ascii="Georgia" w:hAnsi="Georgia"/>
+        </w:rPr>
+        <w:t xml:space="preserve"> exists as karma. You may have heard of this: if one performs unwholesome karma, as everyone knows, one has to suffer in the realms of misery. If one performs unwholesome deeds, one is first of all afraid of that. Then, because of that, we think, "Let us instead perform meritorious deeds and go to the heavenly worlds." But even if we go there, at the moment of passing away (*cuti*), there is great suffering (*dukkha*). After passing away from there, there is no telling where one will fall next. That is why the Blessed One declared that not only the heavenly worlds but even the Brahma worlds are impermanent (*anicca*). It is said that when the Blessed One preached the Dhamma, even the Brahmas were shaken: "We too are impermanent! All this time we thought we were permanent, but now we see that we too are impermanent," and they became afraid. That is the Lion's Roar (*sīhanāda*). The Buddha roared his Lion's Roar. It is recorded that when He declared *sabbe saṅkhārā aniccā*—"all </w:t>
+      </w:r>
+      <w:r>
+        <w:rPr>
+          <w:rFonts w:ascii="Georgia" w:hAnsi="Georgia"/>
+        </w:rPr>
+        <w:t>Preparations</w:t>
+      </w:r>
+      <w:r>
+        <w:rPr>
+          <w:rFonts w:ascii="Georgia" w:hAnsi="Georgia"/>
+        </w:rPr>
+        <w:t xml:space="preserve"> are impermanent"—even the Brahmas were shaken. Such is the status of worldly things. Therefore, the Blessed One points out that one must escape from all of them, escaping from the state of </w:t>
+      </w:r>
+      <w:r>
+        <w:rPr>
+          <w:rFonts w:ascii="Georgia" w:hAnsi="Georgia"/>
+        </w:rPr>
+        <w:t>Preparations</w:t>
+      </w:r>
+      <w:r>
+        <w:rPr>
+          <w:rFonts w:ascii="Georgia" w:hAnsi="Georgia"/>
+        </w:rPr>
+        <w:t xml:space="preserve"> (*saṅkhāra*) to attain Nibbāna, which is unformed (*visankhāra</w:t>
+      </w:r>
+      <w:r>
+        <w:rPr>
+          <w:rFonts w:ascii="Georgia" w:hAnsi="Georgia"/>
+        </w:rPr>
+        <w:t>*)</w:t>
+      </w:r>
+      <w:r>
+        <w:rPr>
+          <w:rFonts w:ascii="Georgia" w:hAnsi="Georgia"/>
+        </w:rPr>
+        <w:t xml:space="preserve">. That is to say, since </w:t>
+      </w:r>
+      <w:r>
+        <w:rPr>
+          <w:rFonts w:ascii="Georgia" w:hAnsi="Georgia"/>
+        </w:rPr>
+        <w:t>Preparations</w:t>
+      </w:r>
+      <w:r>
+        <w:rPr>
+          <w:rFonts w:ascii="Georgia" w:hAnsi="Georgia"/>
+        </w:rPr>
+        <w:t xml:space="preserve"> (*saṅkhāra*) arise due to ignorance (*avijjā*), all merit and demerit that cause pleasure and pain are performed based on the ignorance of "I" and "mine." One cannot escape this merely by thinking about it. It must be realized by gradually developing meditation. However, as we have stated on previous occasions, one first turns away from unwholesome actions and sins, inclining the mind toward merit. Then, without stopping there, one gradually engages in meditation to transcend both merit and demerit, gradually practicing insight (*vipassanā*) to see things as impermanent (*anicca*), suffering (*dukkha*), and not-self (*anattā*). Seeing the impermanent (*anicca*) nature of these </w:t>
+      </w:r>
+      <w:r>
+        <w:rPr>
+          <w:rFonts w:ascii="Georgia" w:hAnsi="Georgia"/>
+        </w:rPr>
+        <w:t>Preparations</w:t>
+      </w:r>
+      <w:r>
+        <w:rPr>
+          <w:rFonts w:ascii="Georgia" w:hAnsi="Georgia"/>
+        </w:rPr>
+        <w:t xml:space="preserve"> (*saṅkhāra*), one develops disenchantment with *saṃsāra*, and only then can one escape this cycle. Only then can one directly realize that noble state of Nibbāna in this very life. That state is the end of that seesaw-swinging. In other words, the path leading to that is this entire Buddhist practice.</w:t>
       </w:r>
     </w:p>
     <w:p>
       <w:r>
         <w:rPr>
           <w:rFonts w:ascii="Georgia" w:hAnsi="Georgia"/>
-          <w:b w:val="0"/>
-          <w:i w:val="0"/>
-          <w:sz w:val="24"/>
         </w:rPr>
-        <w:t>This is what we frequently remind you, dear devotees. What is the meaning of the practice by which a Buddhist tames himself—whether we look at it briefly as the Noble Eightfold Path or through various other frameworks like the four foundations of mindfulness (*satipaṭṭhāna*)? It is to bring the mind to that state. It is to remove that conceit "I am" (*asmimāna*)—even that underlying conceit of "I am"—so that one's life is lived just like the trees and plants around us. Since trees and plants do not possess consciousness (*viññāṇa*), there is no such thing as suffering (*dukkha*) for them. When a rubber tree is tapped, latex flows, but we do not think it experiences painful feeling (*vedanā*). Trees and plants do not have that kind of problem. But it is for a conscious being—one endowed with consciousness (*viññāṇa*)—that this suffering (*dukkha*) exists. Furthermore, existence does not end here. This was seen not only by the Blessed One, but also by others who could perceive the sequence of past aggregates. Before the Blessed One, there were yogis who could see hundreds of thousands of past births (*jāti*). They too saw this problem of *saṃsāra*. They saw the problem, but they could not find the answer. Only the Blessed One was able to find the true answer.</w:t>
+        <w:t xml:space="preserve">This is what we frequently remind you, dear devotees. What is the meaning of the practice by which a Buddhist tames himself—whether we look at it briefly as the Noble Eightfold Path or through various other frameworks like the four foundations of mindfulness (*satipaṭṭhāna*)? It is to bring the mind to that state. It is to remove that conceit "I am" (*asmimāna*)—even that underlying conceit of "I am"—so that one's life is lived just like the trees and plants around us. Since trees and plants do not possess consciousness (*viññāṇa*), there is no such thing as suffering (*dukkha*) </w:t>
+      </w:r>
+      <w:r>
+        <w:rPr>
+          <w:rFonts w:ascii="Georgia" w:hAnsi="Georgia"/>
+        </w:rPr>
+        <w:lastRenderedPageBreak/>
+        <w:t>for them. When a rubber tree is tapped, latex flows, but we do not think it experiences painful feeling (*vedanā*). Trees and plants do not have that kind of problem. But it is for a conscious being—one endowed with consciousness (*viññāṇa*)—that this suffering (*dukkha*) exists. Furthermore, existence does not end here. This was seen not only by the Blessed One, but also by others who could perceive the sequence of past aggregates. Before the Blessed One, there were yogis who could see hundreds of thousands of past births (*jāti*). They too saw this problem of *saṃsāra*. They saw the problem, but they could not find the answer. Only the Blessed One was able to find the true answer.</w:t>
       </w:r>
     </w:p>
     <w:p>
       <w:r>
         <w:rPr>
           <w:rFonts w:ascii="Georgia" w:hAnsi="Georgia"/>
-          <w:b w:val="0"/>
-          <w:i w:val="0"/>
-          <w:sz w:val="24"/>
         </w:rPr>
-        <w:t>Thus, what we call accumulating karma is that very coarse level of formations (*saṅkhāra*). We generate two types of karma: merit and demerit. We are responsible for them, because we perform merit and demerit based on the premise of "I" and "mine." We emphasize this because many people have confused these matters today. There is a concept called "the right view of ownership of karma" (*kammasakatā sammādiṭṭhi*). Based on that, we turn away from sinful, unwholesome actions and direct the mind toward wholesome karma. Then we perform wholesome actions, thereby securing good states of rebirth in happy realms. But even though that arrangement is made, one does not stop there. When we look at it according to the Middle Path of the Blessed One, we do not grasp onto any of these; we use them all as aids. It is just as we said about food. Everything is used as an aid, even the states of absorption (*jhāna*).</w:t>
+        <w:t xml:space="preserve">Thus, what we call accumulating karma is that very coarse level of </w:t>
+      </w:r>
+      <w:r>
+        <w:rPr>
+          <w:rFonts w:ascii="Georgia" w:hAnsi="Georgia"/>
+        </w:rPr>
+        <w:t>Preparations</w:t>
+      </w:r>
+      <w:r>
+        <w:rPr>
+          <w:rFonts w:ascii="Georgia" w:hAnsi="Georgia"/>
+        </w:rPr>
+        <w:t xml:space="preserve"> (*saṅkhāra*). We generate two types of karma: merit and demerit. We are responsible for them, because we perform merit and demerit based on the premise of "I" and "mine." We emphasize this because many people have confused these matters today. There is a concept called "the right view of ownership of karma" (*kammasakatā sammādiṭṭhi*). Based on that, we turn away from sinful, unwholesome actions and direct the mind toward wholesome karma. Then we perform wholesome actions, thereby securing good states of rebirth in happy realms. But even though that arrangement is made, one does not stop there. When we look at it according to the Middle Path of the Blessed One, we do not grasp onto any of these; we use them all as aids. It is just as we said about food. Everything is used as an aid, even the states of absorption (*jhāna*).</w:t>
       </w:r>
     </w:p>
     <w:p>
       <w:r>
         <w:rPr>
           <w:rFonts w:ascii="Georgia" w:hAnsi="Georgia"/>
-          <w:b w:val="0"/>
-          <w:i w:val="0"/>
-          <w:sz w:val="24"/>
         </w:rPr>
         <w:t>Therefore, using merit and wholesome actions as aids, we can practice meditation. We obtain lives endowed with various blessings of birth (*upadhi-sampatti*) and strong intellectual capacities. But we do not stop there. If we remain satisfied with that, our past bad karma can surface, and without making any further progress, we can fall back into the realms of misery. Instead, we use those assets; having calmed and concentrated the mind through serenity (*samatha*) meditation, and based on that, we contemplate the three characteristics pointed out by the Blessed One: impermanence (*anicca*), suffering (*dukkha*), and not-self (*anattā*). Taking up specific subjects of meditation (*kammaṭṭhāna*), we must practice meditation and see this within ourselves. Because the Blessed One pointed out that this Dhamma is to be directly realized by oneself. This is not something to be acquired externally from someone else's explanation; it must be seen within one's own five aggregates (*pañcakkhandha*).</w:t>
       </w:r>
@@ -769,20 +1068,33 @@
       <w:r>
         <w:rPr>
           <w:rFonts w:ascii="Georgia" w:hAnsi="Georgia"/>
-          <w:b w:val="0"/>
-          <w:i w:val="0"/>
-          <w:sz w:val="24"/>
         </w:rPr>
-        <w:t>First, we must understand this aggregate of form (*rūpakkhandha*), this aggregate of feeling (*vedanākkhandha*)—this heap of form, heap of feelings, heap of perceptions, heap of formations (*saṅkhāras*), and heap of consciousnesses—as just heaps. Although we refer to them as the five aggregates (*pañcakkhandha*), meaning "heaps," an ordinary person does not perceive them as heaps. There is a natural tendency to take them as a single, solid unit. It is only the meditating yogi who can see this. As the mind gradually becomes concentrated and wise attention (*yoniso manasikāra*) is directed toward this, one sees: "Here is a heap of form, here is a heap of feelings." If it is a heap, each component arises and passes away. What is present here is a vast heap of arisings and passings-away. In the end, as one looks closely, it is not even a heap of things arising and a heap of things passing away; it is simply a vast heap of passing away. In this manner, it begins to appear in a deep way. Then, one's attachment to this fades. "This is something that decays, something that breaks down. If I grasp onto this, will I not perish along with it?" It is then that the inclination to let go arises; letting go occurs. The primary sign of liberation through letting go appears.</w:t>
+        <w:t xml:space="preserve">First, we must understand this aggregate of form (*rūpakkhandha*), this aggregate of feeling (*vedanākkhandha*)—this heap of form, heap of feelings, heap of perceptions, heap of </w:t>
+      </w:r>
+      <w:r>
+        <w:rPr>
+          <w:rFonts w:ascii="Georgia" w:hAnsi="Georgia"/>
+        </w:rPr>
+        <w:t>Preparations</w:t>
+      </w:r>
+      <w:r>
+        <w:rPr>
+          <w:rFonts w:ascii="Georgia" w:hAnsi="Georgia"/>
+        </w:rPr>
+        <w:t xml:space="preserve"> (*saṅkhāras*), and heap of consciousnesses—as just heaps. Although we refer to them as the five aggregates (*pañcakkhandha*), meaning "heaps," an ordinary person does not perceive them as heaps. There is a natural tendency to take them as a single, solid unit. It is only the meditating yogi who can see this. As the mind gradually becomes concentrated and wise attention (*yoniso manasikāra*) is directed toward this, one sees: "Here is a heap of form, here </w:t>
+      </w:r>
+      <w:r>
+        <w:rPr>
+          <w:rFonts w:ascii="Georgia" w:hAnsi="Georgia"/>
+        </w:rPr>
+        <w:lastRenderedPageBreak/>
+        <w:t>is a heap of feelings." If it is a heap, each component arises and passes away. What is present here is a vast heap of arisings and passings-away. In the end, as one looks closely, it is not even a heap of things arising and a heap of things passing away; it is simply a vast heap of passing away. In this manner, it begins to appear in a deep way. Then, one's attachment to this fades. "This is something that decays, something that breaks down. If I grasp onto this, will I not perish along with it?" It is then that the inclination to let go arises; letting go occurs. The primary sign of liberation through letting go appears.</w:t>
       </w:r>
     </w:p>
     <w:p>
       <w:r>
         <w:rPr>
           <w:rFonts w:ascii="Georgia" w:hAnsi="Georgia"/>
-          <w:b w:val="0"/>
-          <w:i w:val="0"/>
-          <w:sz w:val="24"/>
         </w:rPr>
         <w:t>Gradually letting go in this manner—now, what was the mistake made by Āḷāra Kālāma, Uddaka Rāmaputta, and others? As soon as they attained those states of absorption, they immersed themselves in that pleasure and grasped it as self. It was because they took it as self that they were unable to cross over. The Blessed One showed that this existence is something that arises due to a network of causes and conditions. When one correctly sees that network of causes and conditions, the perception of self—the feeling of "I" and "mine"—is gradually removed. The more one sees this, the deeper one sees it, and that is what the three characteristics are about. Whatever is impermanent (*anicca*) is suffering (*dukkha*), because one constantly has to keep constructing what is impermanent.</w:t>
       </w:r>
@@ -791,31 +1103,95 @@
       <w:r>
         <w:rPr>
           <w:rFonts w:ascii="Georgia" w:hAnsi="Georgia"/>
-          <w:b w:val="0"/>
-          <w:i w:val="0"/>
-          <w:sz w:val="24"/>
         </w:rPr>
-        <w:t>Formations (*saṅkhāra*) are a heap of fabrications. We frequently remind you of the simile of the wild banana trunk. Why did the Blessed One compare formations (*saṅkhāra*) to a banana trunk? There is no core, no heartwood. What exists here is merely a network of causes and conditions. A foolish person mistakes it for a tree trunk with a solid core of wood. In the same way, we take this aggregate of form (*rūpakkhandha*), give it a name, and take it as "I am so-and-so." The same applies to other things, and ultimately to the mind. That is extremely subtle. The mind grasps it as "I" and "mine." Those past yogis and wrong-view holders ultimately grasped this mind, this consciousness (*viññāṇa*), taking it as self. But the Blessed One pointed out that all of this is a heap of formations (*saṅkhāra*). It is upon a heap of formations (*saṅkhāra*) that this mind called consciousness (*viññāṇa*) exists. Therefore, to put it briefly, the Blessed One revealed all of this as suffering (*dukkha*). The five aggregates (*pañcakkhandha*) are entirely suffering (*dukkha*) as long as one remains in becoming (*bhava*). Contemplating this at the subtlest level, the entirety of becoming (*bhava*) is suffering (*dukkha*).</w:t>
+        <w:t>Preparations</w:t>
+      </w:r>
+      <w:r>
+        <w:rPr>
+          <w:rFonts w:ascii="Georgia" w:hAnsi="Georgia"/>
+        </w:rPr>
+        <w:t xml:space="preserve"> (*saṅkhāra*) are a heap of fabrications. We frequently remind you of the simile of the wild banana trunk. Why did the Blessed One compare </w:t>
+      </w:r>
+      <w:r>
+        <w:rPr>
+          <w:rFonts w:ascii="Georgia" w:hAnsi="Georgia"/>
+        </w:rPr>
+        <w:t>Preparations</w:t>
+      </w:r>
+      <w:r>
+        <w:rPr>
+          <w:rFonts w:ascii="Georgia" w:hAnsi="Georgia"/>
+        </w:rPr>
+        <w:t xml:space="preserve"> (*saṅkhāra*) to a banana trunk? There is no core, no heartwood. What exists here is merely a network of causes and conditions. A foolish person mistakes it for a tree trunk with a solid core of wood. In the same way, we take this aggregate of form (*rūpakkhandha*), give it a name, and take it as "I am so-and-so." The same applies to other things, and ultimately to the mind. That is extremely subtle. The mind grasps it as "I" and "mine." Those past yogis and wrong-view holders ultimately grasped this mind, this consciousness (*viññāṇa*), taking it as self. But the Blessed One pointed out that all of this is a heap of </w:t>
+      </w:r>
+      <w:r>
+        <w:rPr>
+          <w:rFonts w:ascii="Georgia" w:hAnsi="Georgia"/>
+        </w:rPr>
+        <w:t>Preparations</w:t>
+      </w:r>
+      <w:r>
+        <w:rPr>
+          <w:rFonts w:ascii="Georgia" w:hAnsi="Georgia"/>
+        </w:rPr>
+        <w:t xml:space="preserve"> (*saṅkhāra*). It is upon a heap of </w:t>
+      </w:r>
+      <w:r>
+        <w:rPr>
+          <w:rFonts w:ascii="Georgia" w:hAnsi="Georgia"/>
+        </w:rPr>
+        <w:t>Preparations</w:t>
+      </w:r>
+      <w:r>
+        <w:rPr>
+          <w:rFonts w:ascii="Georgia" w:hAnsi="Georgia"/>
+        </w:rPr>
+        <w:t xml:space="preserve"> (*saṅkhāra*) that this mind called consciousness (*viññāṇa*) exists. Therefore, to put it briefly, the Blessed One revealed all of this as suffering (*dukkha*). The five aggregates (*pañcakkhandha*) are entirely suffering (*dukkha*) as long as one remains in becoming (*bhava*). Contemplating this at the subtlest level, the entirety of becoming (*bhava*) is suffering (*dukkha*).</w:t>
       </w:r>
     </w:p>
     <w:p>
       <w:r>
         <w:rPr>
           <w:rFonts w:ascii="Georgia" w:hAnsi="Georgia"/>
-          <w:b w:val="0"/>
-          <w:i w:val="0"/>
-          <w:sz w:val="24"/>
         </w:rPr>
-        <w:t>Now, this is difficult for someone to comprehend. That is why we illustrate it with the medical simile. When presenting the Blessed One as the incomparable physician, the true nature of the illness must be stated. If this illness is to be cured completely, one must escape from the entire heap of formations (*saṅkhāra*). By gradually stilling those formations (*saṅkhāra*) at their subtlest levels—moving from the in-breath and out-breath, to *vitakka* and *vicāra*, and then to perception and feeling—one ultimately escapes from all feelings (*vedanā*). That is why Nibbāna is called an unfelt happiness (*avedayita-sukha*). You may have heard that everything in this world is the happiness of experiencing (*vedayita-sukha*), whereas Nibbāna is the happiness of stilling (*upasama-sukha*). Everything else is the happiness of experiencing; Nibbāna is the happiness of stilling. Therefore, the journey toward that stilling, that tranquility, is this path to Nibbāna. It was in reference to this that the Blessed One declared: *nibbānaparamam sukham*—"Extinguishment is the ultimate happiness."</w:t>
+        <w:t xml:space="preserve">Now, this is difficult for someone to comprehend. That is why we illustrate it with the medical simile. When presenting the Blessed One as the incomparable physician, the true nature of the illness must be stated. If this illness is to be cured completely, one must escape from the entire heap of </w:t>
+      </w:r>
+      <w:r>
+        <w:rPr>
+          <w:rFonts w:ascii="Georgia" w:hAnsi="Georgia"/>
+        </w:rPr>
+        <w:t>Preparations</w:t>
+      </w:r>
+      <w:r>
+        <w:rPr>
+          <w:rFonts w:ascii="Georgia" w:hAnsi="Georgia"/>
+        </w:rPr>
+        <w:t xml:space="preserve"> (*saṅkhāra*). By gradually stilling those </w:t>
+      </w:r>
+      <w:r>
+        <w:rPr>
+          <w:rFonts w:ascii="Georgia" w:hAnsi="Georgia"/>
+        </w:rPr>
+        <w:t>Preparations</w:t>
+      </w:r>
+      <w:r>
+        <w:rPr>
+          <w:rFonts w:ascii="Georgia" w:hAnsi="Georgia"/>
+        </w:rPr>
+        <w:t xml:space="preserve"> (*saṅkhāra*) at their subtlest levels—moving from the in-breath and out-breath, to *vitakka* and *vicāra*, and then to perception and feeling—one ultimately escapes from all feelings (*vedanā*). That is why Nibbāna is called an unfelt happiness (*avedayita-sukha*). You may have heard that everything in this world is the happiness of experiencing (*vedayita-sukha*), whereas Nibbāna is the </w:t>
+      </w:r>
+      <w:r>
+        <w:rPr>
+          <w:rFonts w:ascii="Georgia" w:hAnsi="Georgia"/>
+        </w:rPr>
+        <w:lastRenderedPageBreak/>
+        <w:t>happiness of stilling (*upasama-sukha*). Everything else is the happiness of experiencing; Nibbāna is the happiness of stilling. Therefore, the journey toward that stilling, that tranquility, is this path to Nibbāna. It was in reference to this that the Blessed One declared: *nibbānaparamam sukham*—"Extinguishment is the ultimate happiness."</w:t>
       </w:r>
     </w:p>
     <w:p>
       <w:r>
         <w:rPr>
           <w:rFonts w:ascii="Georgia" w:hAnsi="Georgia"/>
-          <w:b w:val="0"/>
-          <w:i w:val="0"/>
-          <w:sz w:val="24"/>
         </w:rPr>
         <w:t>Therefore, we should consider that on this valuable day, this meritorious gathering of people, having contemplated from a worldly perspective on what we call daily worldly life, has received many Dhamma points that will help them live with more peace, happiness, relief, and comfort than before. Furthermore, without stopping there, they have gained some understanding through this short Dhamma sermon regarding Nibbāna, which assists in bringing to an end this entire *saṃsāric* existence—a task we have been unable to accomplish for so long. You should understand that this has been a wonderful opportunity to develop the spiritual faculties and powers of conviction (*saddhā*), energy (*viriya*), mindfulness (*sati*), concentration (*samadhi*), and wisdom (*paññā*) that aid in attaining Nibbāna. May you make the aspiration: "By developing these strengths, associating with noble friends (*kalyāṇamittas*), and without any other worldly aspirations, may we practice well within this Buddha's dispensation, developing virtue (*sīla*), concentration (*samādhi*), and wisdom (*paññā*), and by realizing the paths and fruits of Stream-entry (*Sotāpanna*), Once-returning (*Sakadāgāmi*), Non-returning (*Anāgāmi*), and Arahatship, may this meritorious acquisition of hearing the Dhamma surely lead us to escape all *saṃsāric* suffering (*dukkha*) and realize that happiness of stilling, the ultimate happiness!"</w:t>
       </w:r>
@@ -824,9 +1200,6 @@
       <w:r>
         <w:rPr>
           <w:rFonts w:ascii="Georgia" w:hAnsi="Georgia"/>
-          <w:b w:val="0"/>
-          <w:i w:val="0"/>
-          <w:sz w:val="24"/>
         </w:rPr>
         <w:t>In the same way, may you share these merits by reciting stanzas, wishing that all living beings from the lowest hell (*Avīci*) to the highest heaven (*Akaniṭṭha*), including your own deceased relatives who desire merit and seek Nibbāna, may rejoice in this meritorious deed of delivering and hearing the Dhamma, and through one of the three forms of enlightenment they aspire to, may they bring this *saṃsāric* suffering (*dukkha*) to an end as quickly as possible, freeing themselves from all suffering (*dukkha*) such as birth (*jāti*), aging and death (*jarāmaraṇa*), and sickness, and find peace in the supreme, deathless, great Nibbāna.</w:t>
       </w:r>
@@ -835,19 +1208,10 @@
       <w:r>
         <w:rPr>
           <w:rFonts w:ascii="Georgia" w:hAnsi="Georgia"/>
-          <w:b w:val="0"/>
-          <w:i w:val="0"/>
-          <w:sz w:val="24"/>
         </w:rPr>
         <w:t>“*Ettāvatā ca amhehi.........*”</w:t>
       </w:r>
     </w:p>
-    <w:sectPr>
-      <w:pgSz w:w="12240" w:h="15840"/>
-      <w:pgMar w:top="1440" w:right="1800" w:bottom="1440" w:left="1800" w:header="720" w:footer="720" w:gutter="0"/>
-      <w:cols w:space="720"/>
-      <w:docGrid w:linePitch="360"/>
-    </w:sectPr>
   </w:body>
 </w:document>
 </file>

--- a/docx/sermon_021_ENGLISH.docx
+++ b/docx/sermon_021_ENGLISH.docx
@@ -3,25 +3,22 @@
 <w:document xmlns:wpc="http://schemas.microsoft.com/office/word/2010/wordprocessingCanvas" xmlns:mo="http://schemas.microsoft.com/office/mac/office/2008/main" xmlns:mc="http://schemas.openxmlformats.org/markup-compatibility/2006" xmlns:mv="urn:schemas-microsoft-com:mac:vml" xmlns:o="urn:schemas-microsoft-com:office:office" xmlns:r="http://schemas.openxmlformats.org/officeDocument/2006/relationships" xmlns:m="http://schemas.openxmlformats.org/officeDocument/2006/math" xmlns:v="urn:schemas-microsoft-com:vml" xmlns:wp14="http://schemas.microsoft.com/office/word/2010/wordprocessingDrawing" xmlns:wp="http://schemas.openxmlformats.org/drawingml/2006/wordprocessingDrawing" xmlns:w10="urn:schemas-microsoft-com:office:word" xmlns:w="http://schemas.openxmlformats.org/wordprocessingml/2006/main" xmlns:w14="http://schemas.microsoft.com/office/word/2010/wordml" xmlns:wpg="http://schemas.microsoft.com/office/word/2010/wordprocessingGroup" xmlns:wpi="http://schemas.microsoft.com/office/word/2010/wordprocessingInk" xmlns:wne="http://schemas.microsoft.com/office/word/2006/wordml" xmlns:wps="http://schemas.microsoft.com/office/word/2010/wordprocessingShape" mc:Ignorable="w14 wp14">
   <w:body>
     <w:p>
-      <w:pPr>
-        <w:pStyle w:val="Heading1"/>
-      </w:pPr>
-      <w:bookmarkStart w:id="23" w:name="_Toc242628804"/>
       <w:r>
         <w:rPr>
           <w:rFonts w:ascii="Georgia" w:hAnsi="Georgia"/>
           <w:b/>
+          <w:i w:val="0"/>
           <w:sz w:val="32"/>
         </w:rPr>
-        <w:lastRenderedPageBreak/>
         <w:t>Pahankanuwa Sermon #21</w:t>
       </w:r>
-      <w:bookmarkEnd w:id="23"/>
     </w:p>
     <w:p>
       <w:r>
         <w:rPr>
           <w:rFonts w:ascii="Georgia" w:hAnsi="Georgia"/>
+          <w:b w:val="0"/>
+          <w:i w:val="0"/>
           <w:sz w:val="22"/>
         </w:rPr>
         <w:t>English Translation</w:t>
@@ -31,6 +28,8 @@
       <w:r>
         <w:rPr>
           <w:rFonts w:ascii="Georgia" w:hAnsi="Georgia"/>
+          <w:b w:val="0"/>
+          <w:i w:val="0"/>
           <w:sz w:val="22"/>
         </w:rPr>
         <w:t>Translated from Sinhala</w:t>
@@ -41,7 +40,9 @@
         <w:rPr>
           <w:rFonts w:ascii="Georgia" w:hAnsi="Georgia"/>
           <w:b/>
+          <w:i w:val="0"/>
           <w:color w:val="000000"/>
+          <w:sz w:val="24"/>
         </w:rPr>
         <w:t>Author: Ven. Katukurunde Nanananda Thero</w:t>
       </w:r>
@@ -50,6 +51,9 @@
       <w:r>
         <w:rPr>
           <w:rFonts w:ascii="Georgia" w:hAnsi="Georgia"/>
+          <w:b w:val="0"/>
+          <w:i w:val="0"/>
+          <w:sz w:val="24"/>
         </w:rPr>
         <w:t>(Pahankaṇuwa Sinhala Audio Dhamma Sermon No. )</w:t>
       </w:r>
@@ -58,6 +62,9 @@
       <w:r>
         <w:rPr>
           <w:rFonts w:ascii="Georgia" w:hAnsi="Georgia"/>
+          <w:b w:val="0"/>
+          <w:i w:val="0"/>
+          <w:sz w:val="24"/>
         </w:rPr>
         <w:t>Namo tassa bhagavato arahato sammāsambuddhassa</w:t>
       </w:r>
@@ -66,6 +73,9 @@
       <w:r>
         <w:rPr>
           <w:rFonts w:ascii="Georgia" w:hAnsi="Georgia"/>
+          <w:b w:val="0"/>
+          <w:i w:val="0"/>
+          <w:sz w:val="24"/>
         </w:rPr>
         <w:t>(Homage to the Blessed One, the Worthy One, the Fully Self-Enlightened One)</w:t>
       </w:r>
@@ -75,6 +85,7 @@
         <w:rPr>
           <w:rFonts w:ascii="Georgia" w:hAnsi="Georgia"/>
           <w:b/>
+          <w:i w:val="0"/>
           <w:color w:val="000000"/>
           <w:sz w:val="22"/>
         </w:rPr>
@@ -85,6 +96,7 @@
       <w:r>
         <w:rPr>
           <w:rFonts w:ascii="Georgia" w:hAnsi="Georgia"/>
+          <w:b w:val="0"/>
           <w:i/>
           <w:color w:val="000000"/>
           <w:sz w:val="28"/>
@@ -97,6 +109,7 @@
         <w:rPr>
           <w:rFonts w:ascii="Georgia" w:hAnsi="Georgia"/>
           <w:b/>
+          <w:i w:val="0"/>
           <w:sz w:val="22"/>
         </w:rPr>
         <w:t>From:</w:t>
@@ -106,6 +119,8 @@
       <w:r>
         <w:rPr>
           <w:rFonts w:ascii="Georgia" w:hAnsi="Georgia"/>
+          <w:b w:val="0"/>
+          <w:i w:val="0"/>
           <w:color w:val="000000"/>
           <w:sz w:val="28"/>
         </w:rPr>
@@ -116,6 +131,9 @@
       <w:r>
         <w:rPr>
           <w:rFonts w:ascii="Georgia" w:hAnsi="Georgia"/>
+          <w:b w:val="0"/>
+          <w:i w:val="0"/>
+          <w:sz w:val="24"/>
         </w:rPr>
         <w:t>Dear Listeners,</w:t>
       </w:r>
@@ -124,6 +142,9 @@
       <w:r>
         <w:rPr>
           <w:rFonts w:ascii="Georgia" w:hAnsi="Georgia"/>
+          <w:b w:val="0"/>
+          <w:i w:val="0"/>
+          <w:sz w:val="24"/>
         </w:rPr>
         <w:t>Every person strives throughout their entire life to attain happiness, relief, and peace. However, through the very efforts they make, it is frequently seen that they only acquire suffering (*dukkha*), unease, and ruin. This happens because of following wrong principles and courses of action. If one correctly understands the values highlighted by the Blessed One, one will be able to attain happiness, relief, and peace. Today, the stanza (*gāthā*) we have chosen as our theme mentions four such values. This stanza was preached to King Pasenadi of Kosala.</w:t>
       </w:r>
@@ -132,6 +153,9 @@
       <w:r>
         <w:rPr>
           <w:rFonts w:ascii="Georgia" w:hAnsi="Georgia"/>
+          <w:b w:val="0"/>
+          <w:i w:val="0"/>
+          <w:sz w:val="24"/>
         </w:rPr>
         <w:t>This King of Kosala was accustomed to eating a large quantity of food daily. A *droṇa* is said to be a large measure of grain used in those days. It is recorded that he consumed boiled rice prepared from a *droṇa* of raw rice for a single meal. One morning, having consumed such a vast amount of food, he came to the Blessed One, and being unable even to sit up straight, rolling from side to side, and nodding off in a stupor from a food-coma, he sat there. Then the Blessed One asked him, "Why, Great King? Did you not come after taking some rest?" The King replied, "Venerable Sir, I came immediately after having my meal. Ever since I took food, my body has felt very heavy." Then the Blessed One stated, "Yes, Great King, by consuming food beyond measure, suffering (*dukkha*) arises in this manner," and as a slightly humorous or sarcastic advice to the King, he uttered a certain stanza of Dhamma:</w:t>
       </w:r>
@@ -140,6 +164,9 @@
       <w:r>
         <w:rPr>
           <w:rFonts w:ascii="Georgia" w:hAnsi="Georgia"/>
+          <w:b w:val="0"/>
+          <w:i w:val="0"/>
+          <w:sz w:val="24"/>
         </w:rPr>
         <w:t>*Yadā hotī mahagghaso niddāyitā*</w:t>
       </w:r>
@@ -148,6 +175,9 @@
       <w:r>
         <w:rPr>
           <w:rFonts w:ascii="Georgia" w:hAnsi="Georgia"/>
+          <w:b w:val="0"/>
+          <w:i w:val="0"/>
+          <w:sz w:val="24"/>
         </w:rPr>
         <w:t>*mahāvarāho va nivāpapuṭṭho,*</w:t>
       </w:r>
@@ -156,6 +186,9 @@
       <w:r>
         <w:rPr>
           <w:rFonts w:ascii="Georgia" w:hAnsi="Georgia"/>
+          <w:b w:val="0"/>
+          <w:i w:val="0"/>
+          <w:sz w:val="24"/>
         </w:rPr>
         <w:t>*punappunaṃ gabbhamupeti mando.*</w:t>
       </w:r>
@@ -164,8 +197,10 @@
       <w:r>
         <w:rPr>
           <w:rFonts w:ascii="Georgia" w:hAnsi="Georgia"/>
+          <w:b w:val="0"/>
+          <w:i w:val="0"/>
+          <w:sz w:val="24"/>
         </w:rPr>
-        <w:lastRenderedPageBreak/>
         <w:t>The meaning of that stanza is: The foolish person who eats excessively and sleeps, rolling from side to side in drowsiness, is just like a pig fattened on various foods for slaughter, returning again and again to a mother's womb. Having uttered this stanza, the Blessed One further stated, "Great King, food is something that must be eaten knowing the proper measure. Only when one eats knowing the proper measure does the body feel comfortable." Then, to help him remember this advice, He uttered another stanza:</w:t>
       </w:r>
     </w:p>
@@ -173,6 +208,9 @@
       <w:r>
         <w:rPr>
           <w:rFonts w:ascii="Georgia" w:hAnsi="Georgia"/>
+          <w:b w:val="0"/>
+          <w:i w:val="0"/>
+          <w:sz w:val="24"/>
         </w:rPr>
         <w:t>*Manujassa sadā satīmato,*</w:t>
       </w:r>
@@ -181,6 +219,9 @@
       <w:r>
         <w:rPr>
           <w:rFonts w:ascii="Georgia" w:hAnsi="Georgia"/>
+          <w:b w:val="0"/>
+          <w:i w:val="0"/>
+          <w:sz w:val="24"/>
         </w:rPr>
         <w:t>*mattaṃ jānato laddhabhojane;*</w:t>
       </w:r>
@@ -189,6 +230,9 @@
       <w:r>
         <w:rPr>
           <w:rFonts w:ascii="Georgia" w:hAnsi="Georgia"/>
+          <w:b w:val="0"/>
+          <w:i w:val="0"/>
+          <w:sz w:val="24"/>
         </w:rPr>
         <w:t>*tanu tassa bhavanti vedanā,*</w:t>
       </w:r>
@@ -197,6 +241,9 @@
       <w:r>
         <w:rPr>
           <w:rFonts w:ascii="Georgia" w:hAnsi="Georgia"/>
+          <w:b w:val="0"/>
+          <w:i w:val="0"/>
+          <w:sz w:val="24"/>
         </w:rPr>
         <w:t>*saṇikaṃ jīrati āyupālayaṃ.*</w:t>
       </w:r>
@@ -205,6 +252,9 @@
       <w:r>
         <w:rPr>
           <w:rFonts w:ascii="Georgia" w:hAnsi="Georgia"/>
+          <w:b w:val="0"/>
+          <w:i w:val="0"/>
+          <w:sz w:val="24"/>
         </w:rPr>
         <w:t>The meaning of that stanza is: For a human who is always mindful, knowing the proper measure in the food obtained, his feelings (*vedanā*) become mild; he ages slowly, preserving his life-span. Thus, He declared the benefit of eating less food.</w:t>
       </w:r>
@@ -213,6 +263,9 @@
       <w:r>
         <w:rPr>
           <w:rFonts w:ascii="Georgia" w:hAnsi="Georgia"/>
+          <w:b w:val="0"/>
+          <w:i w:val="0"/>
+          <w:sz w:val="24"/>
         </w:rPr>
         <w:t>But even though this stanza was proclaimed, the King could not memorize it. He was that drowsy. So, the King said to the young man named Sudassana, his nephew who had accompanied him, "Memorize this on my behalf." The youth Sudassana memorized the stanza and asked the Blessed One, "Venerable Sir, what should be done with this stanza?" The Blessed One instructed him: "When this King is taking his meals, stand nearby, and just as he is about to put the very last morsel of rice into his mouth, recite this stanza. Then, considering the meaning of the stanza, the King will put that morsel of rice aside. The next day, prepare the meal by reducing the amount of raw rice by the number of rice grains in that discarded morsel. In this manner, gradually accustom the King to the practice of reducing his food intake."</w:t>
       </w:r>
@@ -221,6 +274,9 @@
       <w:r>
         <w:rPr>
           <w:rFonts w:ascii="Georgia" w:hAnsi="Georgia"/>
+          <w:b w:val="0"/>
+          <w:i w:val="0"/>
+          <w:sz w:val="24"/>
         </w:rPr>
         <w:t>So, the youth Sudassana acted in that very manner. Not only that, but whenever the stanza was recited, the King even gave a gift of a thousand coins to the youth Sudassana. As this went on for several days, the King reached a state where he could subsist on just one *nāḷi* (a much smaller measure) of food. Along with this, as a benefit of that practice, the King experienced great physical comfort, lightness, and strength.</w:t>
       </w:r>
@@ -229,21 +285,20 @@
       <w:r>
         <w:rPr>
           <w:rFonts w:ascii="Georgia" w:hAnsi="Georgia"/>
+          <w:b w:val="0"/>
+          <w:i w:val="0"/>
+          <w:sz w:val="24"/>
         </w:rPr>
-        <w:t xml:space="preserve">Seeing these benefits, one day the King came to the Blessed One in great joy and declared: "Venerable Sir, now my body has so much strength that I can chase and catch a deer or a horse. My body is now very light, and that obesity I had earlier is gone. I feel very healthy. This has been a source of great happiness to me." At that moment, he also expressed several other matters that had brought him happiness: "In recent days, I had battles with my nephew, King Ajātasattu. Now, I have settled those battles by giving my daughter, Princess Vajirā, in marriage to that king. Furthermore, the battle had arisen over the ownership of the village of Kāsi. I have gifted that village of Kāsi to my daughter as bath-powder money—which we could call a soap allowance in modern terms—this was a custom among kings. Since I </w:t>
-      </w:r>
-      <w:r>
-        <w:rPr>
-          <w:rFonts w:ascii="Georgia" w:hAnsi="Georgia"/>
-        </w:rPr>
-        <w:lastRenderedPageBreak/>
-        <w:t>handed over that village as a dowry to my daughter, the conflict has ceased, and that is also a source of great joy to me." He mentioned another reason for his joy: "Recently, a family heirloom gem in our palace was lost and could not be found. That too was suddenly recovered. That is also a cause of happiness for me." Then, fourthly, he presented another matter: "To make myself more trustworthy and pleasing to the Blessed One's disciples, and considering it a significant matter, I have taken a relative-daughter of the Blessed One in marriage"—here he was referring to Princess Vāsabhakhattiyā of the Sakyan clan. "I have wedded this relative-daughter. Thus, in these several ways, I now possess great happiness and joy." When the King declared this, it was in relation to these statements that the Blessed One uttered this stanza:</w:t>
+        <w:t>Seeing these benefits, one day the King came to the Blessed One in great joy and declared: "Venerable Sir, now my body has so much strength that I can chase and catch a deer or a horse. My body is now very light, and that obesity I had earlier is gone. I feel very healthy. This has been a source of great happiness to me." At that moment, he also expressed several other matters that had brought him happiness: "In recent days, I had battles with my nephew, King Ajātasattu. Now, I have settled those battles by giving my daughter, Princess Vajirā, in marriage to that king. Furthermore, the battle had arisen over the ownership of the village of Kāsi. I have gifted that village of Kāsi to my daughter as bath-powder money—which we could call a soap allowance in modern terms—this was a custom among kings. Since I handed over that village as a dowry to my daughter, the conflict has ceased, and that is also a source of great joy to me." He mentioned another reason for his joy: "Recently, a family heirloom gem in our palace was lost and could not be found. That too was suddenly recovered. That is also a cause of happiness for me." Then, fourthly, he presented another matter: "To make myself more trustworthy and pleasing to the Blessed One's disciples, and considering it a significant matter, I have taken a relative-daughter of the Blessed One in marriage"—here he was referring to Princess Vāsabhakhattiyā of the Sakyan clan. "I have wedded this relative-daughter. Thus, in these several ways, I now possess great happiness and joy." When the King declared this, it was in relation to these statements that the Blessed One uttered this stanza:</w:t>
       </w:r>
     </w:p>
     <w:p>
       <w:r>
         <w:rPr>
           <w:rFonts w:ascii="Georgia" w:hAnsi="Georgia"/>
+          <w:b w:val="0"/>
+          <w:i w:val="0"/>
+          <w:sz w:val="24"/>
         </w:rPr>
         <w:t>Indeed, Great King, among gains, health is the greatest gain. Among riches, contentment with what one has is the greatest wealth, the ultimate wealth. Among relatives, trust is the supreme relative. And when considering happiness, the ultimate happiness is Nibbāna. Giving this meaning, He uttered this stanza—the one we mentioned earlier:</w:t>
       </w:r>
@@ -252,6 +307,9 @@
       <w:r>
         <w:rPr>
           <w:rFonts w:ascii="Georgia" w:hAnsi="Georgia"/>
+          <w:b w:val="0"/>
+          <w:i w:val="0"/>
+          <w:sz w:val="24"/>
         </w:rPr>
         <w:t>*Ārogāparamā lābhā, santuṭṭhiparamam dhanaṃ,*</w:t>
       </w:r>
@@ -260,6 +318,9 @@
       <w:r>
         <w:rPr>
           <w:rFonts w:ascii="Georgia" w:hAnsi="Georgia"/>
+          <w:b w:val="0"/>
+          <w:i w:val="0"/>
+          <w:sz w:val="24"/>
         </w:rPr>
         <w:t>*vissāsaparamā ñātī, nibbānaparamam sukham.*</w:t>
       </w:r>
@@ -268,6 +329,9 @@
       <w:r>
         <w:rPr>
           <w:rFonts w:ascii="Georgia" w:hAnsi="Georgia"/>
+          <w:b w:val="0"/>
+          <w:i w:val="0"/>
+          <w:sz w:val="24"/>
         </w:rPr>
         <w:t>Now, this stanza, as well as the stories surrounding it, provide us with wonderful examples. The first point is clearly visible to us. Health was declared in relation to the King's situation, which was the issue of eating food. When we contemplate this, we see what a valuable Dhamma the Blessed One brought to light through the King's eating habits. First of all, let alone other things, even the simile used—the simile of the pig in that stanza—shows this. The Blessed One was not afraid to speak in a sarcastic manner even to a king. To that extent, the King also had immense respect for the Blessed One. Now, you all know that a pig is an animal with a mouth made for eating, a large mouth, and a large belly that drags along the ground. In houses, they feed it all kinds of waste at the back of the house, not out of love for the pig, nor to get milk from it—you know this very well. In the end, the fatter it gets, the quicker its death approaches. That was an excellent simile for the King to keep in mind.</w:t>
       </w:r>
@@ -276,6 +340,9 @@
       <w:r>
         <w:rPr>
           <w:rFonts w:ascii="Georgia" w:hAnsi="Georgia"/>
+          <w:b w:val="0"/>
+          <w:i w:val="0"/>
+          <w:sz w:val="24"/>
         </w:rPr>
         <w:t>Therefore, if we think of the result of over-eating in terms of the Dhamma, because of drowsiness, laziness, and physical inactivity, one's inclination toward the Dhamma decreases. Consequently, *saṃsāra* is prolonged further and further. That is to say, one falls prey to Māra and undergoes death again and again by consuming excessive food in that manner. Thus, in addition to that simile, the practical method the Blessed One gave to the King to reduce his food intake is of extraordinary practical value. What is it? It is the practice of knowing the proper measure in consuming food (*bhojane mattaññutā*). Whose measure is it? It is the measure of the person who eats. Therefore, only the person who eats knows their own measure; no one else can measure it for them. Thus, fittingly, the Blessed One next uttered a stanza that serves like a reflection (*paccavekkhaṇā*) for the King. We have already explained its meaning.</w:t>
       </w:r>
@@ -284,8 +351,10 @@
       <w:r>
         <w:rPr>
           <w:rFonts w:ascii="Georgia" w:hAnsi="Georgia"/>
+          <w:b w:val="0"/>
+          <w:i w:val="0"/>
+          <w:sz w:val="24"/>
         </w:rPr>
-        <w:lastRenderedPageBreak/>
         <w:t>When the youth Sudassana recited that stanza, the King remembered the beneficial aspect of eating less food: that feelings (*vedanā*) decrease when food is consumed in moderation. Just as the last morsel of rice was about to go in, he would discard it. By letting go in this manner, he gradually understood the precise amount necessary for his sustenance. The King, who used to eat a huge quantity of food amounting to a *droṇa*, was eventually able to be satisfied with a single *nāḷi*. Here too, we can see the wonderful quality of the Blessed One as the "incomparable leader of persons to be tamed" (*purisadamma sārathi*). He showed a method suited to taming a person.</w:t>
       </w:r>
     </w:p>
@@ -293,6 +362,9 @@
       <w:r>
         <w:rPr>
           <w:rFonts w:ascii="Georgia" w:hAnsi="Georgia"/>
+          <w:b w:val="0"/>
+          <w:i w:val="0"/>
+          <w:sz w:val="24"/>
         </w:rPr>
         <w:t>Next, when we think generally, we see that this weakness regarding food is also present among lay devotees, who over-eat at banquets and feasts. In an era where food is often used as an ostentatious display of status and wealth on the dining table, it shows us that we must be careful with food. Just like lay devotees, the Saṅgha also has to be careful regarding this matter at *saṅghika dānas* (almsgivings to the community). Because if one does not eat in moderation, not only do various diseases arise, but the body also becomes sluggish. Drowsiness and laziness set in. Consequently, many disadvantages arise, and the body decays rapidly.</w:t>
       </w:r>
@@ -301,6 +373,9 @@
       <w:r>
         <w:rPr>
           <w:rFonts w:ascii="Georgia" w:hAnsi="Georgia"/>
+          <w:b w:val="0"/>
+          <w:i w:val="0"/>
+          <w:sz w:val="24"/>
         </w:rPr>
         <w:t>"Slowly he ages, preserving his life-span" (*saṇikaṃ jīrati āyupālayaṃ*). Why is it said that one ages slowly when food is reduced? It is because undigested food is often what hastens decay, speeds up old age, and multiplies diseases. Thus, this point is also worth remembering. This is actually in agreement with medical science. In medical science, too, there are two important principles regarding food: *hita-bhuk* (eating what is beneficial) and *mita-bhuk* (eating in moderation). *Hita-bhuk*, dear devotees, means eating wholesome food—nutritious food that is beneficial to one's health. Next, *mita-bhuk* means knowing the measure of that food.</w:t>
       </w:r>
@@ -309,6 +384,9 @@
       <w:r>
         <w:rPr>
           <w:rFonts w:ascii="Georgia" w:hAnsi="Georgia"/>
+          <w:b w:val="0"/>
+          <w:i w:val="0"/>
+          <w:sz w:val="24"/>
         </w:rPr>
         <w:t>If we express this in dispensation (*sāsana*) terms, this *hita-bhuk* principle itself is denoted by the words *sappāya* (suitable) and *asappāya* (unsuitable). *Sappāya* refers to consuming wholesome, nutritious food. By discarding what is unwholesome and knowing what is suitable for oneself, one removes the unsuitable and takes the suitable. Then, corresponding to *mita-bhuk* is "moderation in eating" (*bhojane mattaññutā*). The Blessed One has pointed out to the Saṅgha, and particularly to yogis—not only to monastics but also to lay practitioners—to eat knowing the proper measure. It is through this that one can successfully practice Dhamma and meditation. By removing drowsiness and laziness, it helps to keep the body and mind active and awake, without succumbing to craving (*taṇhā*) for taste.</w:t>
       </w:r>
@@ -317,21 +395,20 @@
       <w:r>
         <w:rPr>
           <w:rFonts w:ascii="Georgia" w:hAnsi="Georgia"/>
+          <w:b w:val="0"/>
+          <w:i w:val="0"/>
+          <w:sz w:val="24"/>
         </w:rPr>
-        <w:t xml:space="preserve">For the Saṅgha, this principle regarding food is even stricter. That is what is called reflection (*paccavekkhaṇā*). There is an old phrase, "consuming by reflecting" (*pasvikā vaḷandanavā*), used in reference to monastics. It does not carry the colloquial meaning used nowadays; "consuming by reflecting" means eating with wise consideration and reflection. The Blessed One has even laid down a specific passage for monastics to recite when eating, just as He gave that special stanza to King Kosala. It reminds them that this food is not taken for physical strength or beautification of the body like laypeople do. It is taken solely—and the word "solely" </w:t>
-      </w:r>
-      <w:r>
-        <w:rPr>
-          <w:rFonts w:ascii="Georgia" w:hAnsi="Georgia"/>
-        </w:rPr>
-        <w:lastRenderedPageBreak/>
-        <w:t>is specifically used—for the maintenance of this body, for keeping it going, and for leading this noble holy life (*brahmacariya*). Furthermore, it is to appease the old feeling (*vedanā* of hunger) and to prevent new feeling (*vedanā* of over-eating) from arising, so that one can practice Dhamma and meditation in comfort. In this way, the Blessed One has prescribed that they consume food by turning the act itself into a meditation.</w:t>
+        <w:t>For the Saṅgha, this principle regarding food is even stricter. That is what is called reflection (*paccavekkhaṇā*). There is an old phrase, "consuming by reflecting" (*pasvikā vaḷandanavā*), used in reference to monastics. It does not carry the colloquial meaning used nowadays; "consuming by reflecting" means eating with wise consideration and reflection. The Blessed One has even laid down a specific passage for monastics to recite when eating, just as He gave that special stanza to King Kosala. It reminds them that this food is not taken for physical strength or beautification of the body like laypeople do. It is taken solely—and the word "solely" is specifically used—for the maintenance of this body, for keeping it going, and for leading this noble holy life (*brahmacariya*). Furthermore, it is to appease the old feeling (*vedanā* of hunger) and to prevent new feeling (*vedanā* of over-eating) from arising, so that one can practice Dhamma and meditation in comfort. In this way, the Blessed One has prescribed that they consume food by turning the act itself into a meditation.</w:t>
       </w:r>
     </w:p>
     <w:p>
       <w:r>
         <w:rPr>
           <w:rFonts w:ascii="Georgia" w:hAnsi="Georgia"/>
+          <w:b w:val="0"/>
+          <w:i w:val="0"/>
+          <w:sz w:val="24"/>
         </w:rPr>
         <w:t>Thus, through this principle concerning food, whether lay or ordained, everyone can attain that health, the blessing of physical well-being. Indeed, why was health declared as the ultimate gain? Because no matter what other gains one has, no matter what wealth or grain one possesses, if one is sick, one cannot enjoy them. It is said of certain multi-millionaires in this world that sometimes they were in a state where they could not even subsist on a single slice of bread, perhaps due to diseases born of karma. Even today, lay devotees living urban lives, sometimes due to karma created in this very life—not some ancient karma—eat inappropriately at banquets just like King Kosala did in his early days, and in their final years, they are forced to subsist on a slice of bread, perhaps even stale bread. They fall into such a state. That becomes the cause of their illness. The Blessed One has stated that various diseases arise from over-eating.</w:t>
       </w:r>
@@ -340,6 +417,9 @@
       <w:r>
         <w:rPr>
           <w:rFonts w:ascii="Georgia" w:hAnsi="Georgia"/>
+          <w:b w:val="0"/>
+          <w:i w:val="0"/>
+          <w:sz w:val="24"/>
         </w:rPr>
         <w:t>Therefore, this is an extremely valuable message for the world. Not only for ordinary devotees living their day-to-day lives, but also for everyone practicing Dhamma and meditation, striving for Nibbāna. If this principle is broken, what happens is exactly what happened to that pig. Although they may look stout externally, they not only meet an early death but also pave the way for numerous deaths throughout *saṃsāra* due to greed for food and taste. Because of this, the Blessed One has presented the principle of food to the Saṅgha using most extraordinary similes, instructing them to consume food as if it were medicine for an illness. What is the illness? They are told to treat food as a medicine for this self-groaning disease of hunger that everyone has. Not as a form of entertainment, but in a way that sometimes evokes a sense of urgency (*saṃvega*), the Blessed One has described food to practitioners so that it directly aids in attaining Nibbāna.</w:t>
       </w:r>
@@ -348,6 +428,9 @@
       <w:r>
         <w:rPr>
           <w:rFonts w:ascii="Georgia" w:hAnsi="Georgia"/>
+          <w:b w:val="0"/>
+          <w:i w:val="0"/>
+          <w:sz w:val="24"/>
         </w:rPr>
         <w:t>Next, He gives another simile: just as oil is applied to the axle of a moving cart to make it run, so should food be regarded. Maintaining this body in the four postures is like driving this vehicle of the body. Food is like the lubricating oil that assists this. They are told to think in that manner. There are other even more striking, urgency-inducing (*saṃvega*) similes. You might even feel frightened upon hearing them. The Blessed One describes the consuming of food—which is unavoidable if one is to cross over the desert of *saṃsāra*—through a unique allegorical story.</w:t>
       </w:r>
@@ -356,21 +439,20 @@
       <w:r>
         <w:rPr>
           <w:rFonts w:ascii="Georgia" w:hAnsi="Georgia"/>
+          <w:b w:val="0"/>
+          <w:i w:val="0"/>
+          <w:sz w:val="24"/>
         </w:rPr>
-        <w:t xml:space="preserve">Parents who set out with their only child to cross a desert ran out of food midway. Having no other alternative, they killed and ate their own child. However the child died—various details are given by different commentators—let us understand that it was done for nothing other than to keep themselves alive. When they ate that food, eating their own child's flesh, they did not do so for entertainment. Beating their </w:t>
-      </w:r>
-      <w:r>
-        <w:rPr>
-          <w:rFonts w:ascii="Georgia" w:hAnsi="Georgia"/>
-        </w:rPr>
-        <w:lastRenderedPageBreak/>
-        <w:t>breasts, crying, "Alas, our only child!", they ate it simply to cross over the desert. The Blessed One presented such a perspective on food, urging one to view food in that heart-rending, urgency-evoking manner, so that it leads directly to Nibbāna.</w:t>
+        <w:t>Parents who set out with their only child to cross a desert ran out of food midway. Having no other alternative, they killed and ate their own child. However the child died—various details are given by different commentators—let us understand that it was done for nothing other than to keep themselves alive. When they ate that food, eating their own child's flesh, they did not do so for entertainment. Beating their breasts, crying, "Alas, our only child!", they ate it simply to cross over the desert. The Blessed One presented such a perspective on food, urging one to view food in that heart-rending, urgency-evoking manner, so that it leads directly to Nibbāna.</w:t>
       </w:r>
     </w:p>
     <w:p>
       <w:r>
         <w:rPr>
           <w:rFonts w:ascii="Georgia" w:hAnsi="Georgia"/>
+          <w:b w:val="0"/>
+          <w:i w:val="0"/>
+          <w:sz w:val="24"/>
         </w:rPr>
         <w:t>Through these various similes, the Blessed One showed that food is indeed necessary for life. One cannot live without eating and drinking like the Nigaṇṭhas. According to the Middle Path, it is something to be used as an aid for one's Dhamma practice, for maintaining this life, and for realizing Nibbāna. So, even from that perspective, this *mita-bhuk* principle regarding food—eating while knowing one's measure—is a highly valuable practice.</w:t>
       </w:r>
@@ -379,6 +461,9 @@
       <w:r>
         <w:rPr>
           <w:rFonts w:ascii="Georgia" w:hAnsi="Georgia"/>
+          <w:b w:val="0"/>
+          <w:i w:val="0"/>
+          <w:sz w:val="24"/>
         </w:rPr>
         <w:t>Next, if we contemplate the phrase "contentment is the greatest wealth" (*santuṭṭhiparamam dhanaṃ*), being content with what one has, we see that it is also an extremely valuable virtue in society. The reason is that no matter how much of a millionaire someone is, if they are miserly, envious, and not satisfied with what they have, they are always mentally poor. They are not rich in mind, but poor in mind. That is why contentment with what one has is considered the greatest wealth. "Contentment is the greatest wealth"—a person who lacks the virtue of being content with what they have is poor and destitute, no matter how much wealth they possess. To put it briefly, this also has a connection to the story of King Kosala. Why is that? We must relate the account of the battle with King Ajātasattu, which corresponds to the brief statement made by the King.</w:t>
       </w:r>
@@ -387,6 +472,9 @@
       <w:r>
         <w:rPr>
           <w:rFonts w:ascii="Georgia" w:hAnsi="Georgia"/>
+          <w:b w:val="0"/>
+          <w:i w:val="0"/>
+          <w:sz w:val="24"/>
         </w:rPr>
         <w:t>What was this issue regarding the village of Kāsi? These matters are shown by piecing together facts mentioned in various places in the Sutta discourses. First, it must be said that King Mahā Kosala—that is, the father of King Pasenadi of Kosala—gave his daughter in marriage to King Bimbisāra. That daughter was King Pasenadi's sister, and she was known as Queen Kosala Devī. Her son was Ajātasattu. Ajātasattu killed his father while still a prince and usurped the throne. After Bimbisāra was killed, King Pasenadi of Kosala, out of the grief he felt over this, decided that this patricide did not deserve a land belonging to their clan, and took back the village of Kāsi. In fact, that village of Kāsi had been given by King Mahā Kosala as a dowry—as mentioned, like a soap allowance—but King Kosala repossessed it. It was on this account that King Ajātasattu went to war with King Pasenadi of Kosala.</w:t>
       </w:r>
@@ -395,6 +483,9 @@
       <w:r>
         <w:rPr>
           <w:rFonts w:ascii="Georgia" w:hAnsi="Georgia"/>
+          <w:b w:val="0"/>
+          <w:i w:val="0"/>
+          <w:sz w:val="24"/>
         </w:rPr>
         <w:t>In that war, King Kosala was defeated the first time. The second time, King Kosala captured King Ajātasattu alive, caught him red-handed, and took possession of his fourfold army, taking them into custody. When the Blessed One came to know of this, He uttered a series of stanzas. Those stanzas did not convey praise for King Kosala. Rather, they showed how disadvantageous plunder is. The general idea of those stanzas is: some people plunder others at will, but they only understand when others come forward and plunder them in turn. Several other valuable, instructive points are mentioned in that series of stanzas:</w:t>
       </w:r>
@@ -403,6 +494,9 @@
       <w:r>
         <w:rPr>
           <w:rFonts w:ascii="Georgia" w:hAnsi="Georgia"/>
+          <w:b w:val="0"/>
+          <w:i w:val="0"/>
+          <w:sz w:val="24"/>
         </w:rPr>
         <w:t>"The slayer gets a slayer; the conqueror gets a conqueror; the abuser gets abused; the annoyer gets annoyed; the plunderer gets plundered."</w:t>
       </w:r>
@@ -411,8 +505,10 @@
       <w:r>
         <w:rPr>
           <w:rFonts w:ascii="Georgia" w:hAnsi="Georgia"/>
+          <w:b w:val="0"/>
+          <w:i w:val="0"/>
+          <w:sz w:val="24"/>
         </w:rPr>
-        <w:lastRenderedPageBreak/>
         <w:t>This means that if someone kills, they too will meet death—either by that person or by someone else. You can understand the other points mentioned as well; they are the results of action. Once that karma rotates back to the plunderer, he himself becomes subject to having his own property plundered. Even though it was not said directly to King Kosala, he must have heard about this instructive stanza uttered by the Blessed One. Having heard it, King Kosala must have abandoned his earlier stance. Previously, when he captured King Ajātasattu, he had let him go simply out of familial consideration because he was his nephew, but he had confiscated his fourfold army. What did he do this time? He handed all of that back, gave his daughter in marriage to him, making him his son-in-law for the second time, and donated that village of Kāsi as bath-powder money. Thus, King Kosala adopted a very generous and valuable course of action there, instead of plundering. Within that lies "contentment is the greatest wealth" (*santuṭṭhiparamam dhanaṃ*)—not expanding one's wealth by grabbing other people's possessions. Based on this, we can understand that King Kosala had received some guidance from the Blessed One, and that this principle of contentment was connected to the King's life.</w:t>
       </w:r>
     </w:p>
@@ -420,6 +516,9 @@
       <w:r>
         <w:rPr>
           <w:rFonts w:ascii="Georgia" w:hAnsi="Georgia"/>
+          <w:b w:val="0"/>
+          <w:i w:val="0"/>
+          <w:sz w:val="24"/>
         </w:rPr>
         <w:t>Next, let us come to the third line: "Trust is the supreme relative" (*vissāsaparamā ñātī*). When you first think about it, it might not be immediately clear. What does this mean? Even when we think of relatives, our parents are the first who come to mind. But if there is no trust, if there is distrust, then there is no real relationship. Conversely, even if there is no blood relationship or any other kinship, if there is trust in someone, if there is mutual trust, that person is the true relative. That is what the Blessed One highlights. This fits here as well. King Ajātasattu was already a relative, a nephew. But despite being a relative, because there was no mutual trust, they went to war. Furthermore, that trust would have been further eroded if King Kosala had kept the fourfold army in his custody. Instead, understanding this, King Kosala handed all of that back, gave his daughter in marriage, and established trust in the truest sense. That trust is the true relationship. This holds true from that perspective. Next, the King stated another additional point. Thinking of making himself more trustworthy to the Saṅgha—believing that the monastics would respect him even more—what did he do? He wedded Princess Vāsabhakhattiyā of the Sakyan clan. Now, looking at this realistically, it is not that the Blessed One approved of this; whether he married her or not, the truth is that mutual trust itself is the real relative, the greatest relative. We can understand that this is something applicable to the life of King Kosala as well as to the lives of every one of you, dear devotees.</w:t>
       </w:r>
@@ -428,21 +527,20 @@
       <w:r>
         <w:rPr>
           <w:rFonts w:ascii="Georgia" w:hAnsi="Georgia"/>
+          <w:b w:val="0"/>
+          <w:i w:val="0"/>
+          <w:sz w:val="24"/>
         </w:rPr>
-        <w:t xml:space="preserve">So now, in this way, we have three points that are useful even for our daily lives—when people speak of "daily life," they mostly think of the worldly side. First is the valuable principle of health. The food we consume, which we take to live, should not be used to aid death. It should not be used to bring death closer. But nowadays in society, a person is often measured by the food they eat. Such a concept has developed. Or they are measured by the number of stars of the place where they eat. Due to such hollow values, people die untimely deaths. They bring diseases upon their bodies prematurely. Consuming food and drink without any regard for what is </w:t>
-      </w:r>
-      <w:r>
-        <w:rPr>
-          <w:rFonts w:ascii="Georgia" w:hAnsi="Georgia"/>
-        </w:rPr>
-        <w:lastRenderedPageBreak/>
-        <w:t>suitable (*sappāya*) or unsuitable (*asappāya*), or for the beneficial or harmful quantity, they turn what should be a medicine into a poison. They make it a toxic poison. Such is the era we live in. Therefore, what the Blessed One presented through "health is the ultimate gain" is helpful not only to King Kosala but to us as well.</w:t>
+        <w:t>So now, in this way, we have three points that are useful even for our daily lives—when people speak of "daily life," they mostly think of the worldly side. First is the valuable principle of health. The food we consume, which we take to live, should not be used to aid death. It should not be used to bring death closer. But nowadays in society, a person is often measured by the food they eat. Such a concept has developed. Or they are measured by the number of stars of the place where they eat. Due to such hollow values, people die untimely deaths. They bring diseases upon their bodies prematurely. Consuming food and drink without any regard for what is suitable (*sappāya*) or unsuitable (*asappāya*), or for the beneficial or harmful quantity, they turn what should be a medicine into a poison. They make it a toxic poison. Such is the era we live in. Therefore, what the Blessed One presented through "health is the ultimate gain" is helpful not only to King Kosala but to us as well.</w:t>
       </w:r>
     </w:p>
     <w:p>
       <w:r>
         <w:rPr>
           <w:rFonts w:ascii="Georgia" w:hAnsi="Georgia"/>
+          <w:b w:val="0"/>
+          <w:i w:val="0"/>
+          <w:sz w:val="24"/>
         </w:rPr>
         <w:t>Next, if we briefly consider these few points, even the principle of being content with what one has applies to daily life. Looking around nowadays, we see a custom in society where people measure their wealth by looking at the appliances and items used by their neighbors. They do not follow the concept of "simple living and high thinking" that we frequently mention. Instead, they think, "If I do not have the latest luxury item that my neighbor uses, I am poor," and they fall into disastrous situations such as getting into debt to acquire it. Today's society is in such a plight.</w:t>
       </w:r>
@@ -451,6 +549,9 @@
       <w:r>
         <w:rPr>
           <w:rFonts w:ascii="Georgia" w:hAnsi="Georgia"/>
+          <w:b w:val="0"/>
+          <w:i w:val="0"/>
+          <w:sz w:val="24"/>
         </w:rPr>
         <w:t>Thus, everyone lives their daily lives mentally poor, no matter how many millions they possess in terms of money. This is because they lack contentment with what they have. On the other hand, there may be someone with little wealth, perhaps considered poor by society. If they possess this virtue of being content with what they have—and being content with what one has does not mean one stops earning and just remains satisfied with that—they live in a way that fits what they currently have. If one tries to live today according to a plan targeted for several years in the future, what happens? One gets into debt. One should live with the wealth one has today. When it increases slightly, one adjusts accordingly, but one must still practice saving and living within one's means. Even if we do not speak of these things, you, dear devotees, will contemplate them. You surely get to hear many sermons on these matters. However, what we have to say in connection with this is about those very values. Often, these are confused because of a wrong understanding of life values. If we remember this principle highlighted by the Blessed One, "contentment is the greatest wealth" (*santuṭṭhiparamam dhanaṃ*), in our daily households, then without sighing in regret like those people, we can live happily with our children, subsisting on what we have, thinking, "Let us subsist on what is available; this is enough for us." One can lean toward such a practice.</w:t>
       </w:r>
@@ -459,6 +560,9 @@
       <w:r>
         <w:rPr>
           <w:rFonts w:ascii="Georgia" w:hAnsi="Georgia"/>
+          <w:b w:val="0"/>
+          <w:i w:val="0"/>
+          <w:sz w:val="24"/>
         </w:rPr>
         <w:t>Similarly, regarding relatives—many people make various efforts to build connections and establish relationships with influential people in order to gain high status in society. No matter how many relationships they build, whether blood relations or any other connections, if that trust is absent, if there is no trust, if there are grievances such that they cannot even look at each other's faces, if there is distrust, suspicion, and envy, then there is no real relationship. Therefore, the true relationship is that trust. If one has a good friend, that person is the best relative; no other relationship is needed. This too is an extremely valuable principle for society.</w:t>
       </w:r>
@@ -467,21 +571,20 @@
       <w:r>
         <w:rPr>
           <w:rFonts w:ascii="Georgia" w:hAnsi="Georgia"/>
+          <w:b w:val="0"/>
+          <w:i w:val="0"/>
+          <w:sz w:val="24"/>
         </w:rPr>
-        <w:t xml:space="preserve">Now we come to the deepest part of the Dhamma. Do not let the word "deepest" frighten you. Although we cannot do so to the extent of the Blessed One, we always try to present this Dhamma in simple ways so that you can approach that depth. Why is it said, "Extinguishment is the ultimate happiness" (*nibbānaparamam sukham*)? Why is Nibbāna called the greatest happiness? Let us consider that for a moment. </w:t>
-      </w:r>
-      <w:r>
-        <w:rPr>
-          <w:rFonts w:ascii="Georgia" w:hAnsi="Georgia"/>
-        </w:rPr>
-        <w:lastRenderedPageBreak/>
-        <w:t>Generally, we all associate happiness with pleasant feeling (*vedanā*). But the Blessed One declared something very extraordinary: *yaṃ kiñci vedayitaṃ taṃ dukkhasmiṃ*—that is, "whatever is felt is in suffering (*dukkha*)." The Blessed One realized and declared that whatever can be taken as a feeling (*vedanā*) is all suffering (*dukkha*). When we speak of feelings (*vedanā*), there are three kinds of feelings, which you may have heard of: pleasant feeling, painful feeling, and neutral feeling. In the Dhamma, they are termed *sukha*, *dukkha*, and *adukkhamasukha*. If we translate them into Sinhala, painful feeling, pleasant feeling, and neutral feeling can be described as "neither-painful-nor-pleasant feeling." "Neither-painful-nor-pleasant"—that is the dispensation term. It is neutral feeling (*vedanā*).</w:t>
+        <w:t>Now we come to the deepest part of the Dhamma. Do not let the word "deepest" frighten you. Although we cannot do so to the extent of the Blessed One, we always try to present this Dhamma in simple ways so that you can approach that depth. Why is it said, "Extinguishment is the ultimate happiness" (*nibbānaparamam sukham*)? Why is Nibbāna called the greatest happiness? Let us consider that for a moment. Generally, we all associate happiness with pleasant feeling (*vedanā*). But the Blessed One declared something very extraordinary: *yaṃ kiñci vedayitaṃ taṃ dukkhasmiṃ*—that is, "whatever is felt is in suffering (*dukkha*)." The Blessed One realized and declared that whatever can be taken as a feeling (*vedanā*) is all suffering (*dukkha*). When we speak of feelings (*vedanā*), there are three kinds of feelings, which you may have heard of: pleasant feeling, painful feeling, and neutral feeling. In the Dhamma, they are termed *sukha*, *dukkha*, and *adukkhamasukha*. If we translate them into Sinhala, painful feeling, pleasant feeling, and neutral feeling can be described as "neither-painful-nor-pleasant feeling." "Neither-painful-nor-pleasant"—that is the dispensation term. It is neutral feeling (*vedanā*).</w:t>
       </w:r>
     </w:p>
     <w:p>
       <w:r>
         <w:rPr>
           <w:rFonts w:ascii="Georgia" w:hAnsi="Georgia"/>
+          <w:b w:val="0"/>
+          <w:i w:val="0"/>
+          <w:sz w:val="24"/>
         </w:rPr>
         <w:t>An ordinary person has no awareness of this neutral feeling (*vedanā*). In fact, the Blessed One states: What is the nature of a worldling (*puthujjana*) in this world? When afflicted by painful feeling, the worldling, hoping for pleasant feeling, inclines toward pleasant feeling, because the worldling knows no other way to escape painful feeling. As soon as painful feeling arises, the worldling grasps at pleasant feeling, because he has no clear understanding of neutral feeling. The teachers of old explain this through a simile. When a deer walks over a rocky mountain, the path by which the deer approached the mountain is visible, and the path by which it descended is also visible, but the footprints left on top of the rock are not visible. Similarly, an ordinary person generally does not perceive neutral feeling; it is a subtle thing. That subtle feeling (*vedanā*) is felt only by a meditative mind, by those who develop absorption (*jhāna*) meditation. Thus, here we have the "neither-painful-nor-pleasant" situated right between pain and pleasure.</w:t>
       </w:r>
@@ -490,6 +593,9 @@
       <w:r>
         <w:rPr>
           <w:rFonts w:ascii="Georgia" w:hAnsi="Georgia"/>
+          <w:b w:val="0"/>
+          <w:i w:val="0"/>
+          <w:sz w:val="24"/>
         </w:rPr>
         <w:t>If we direct our attention a bit more to this point, let us bring in a small simile. In villages, children play a small game called riding on coconut petioles. They sit on a coconut petiole and swing this way and that. For this same game, they sometimes construct a small plaything. They place a plank over a wooden log or some pivot, and two children sit on either end and swing up and down, back and forth. This is a small game called "seesaw, seesaw, seesaw." In fact, "seesaw" is the foreign name for this play equipment. This may also have come into common use now. They make a seesaw. Now, what happens on a seesaw is a continuous swinging. In truth, existence is also just like this. This *saṃsāric* existence is exactly like this. It is a swinging between suffering (*dukkha*) and pleasure. Like swinging on a swing, it is a kind of oscillation. It is between these two extremes that this entire *saṃsāric* existence lies. They go on swinging, saying "seesaw, seesaw." But the Blessed One saw the risk and danger inherent in this. This never comes to an end. Within this, one only falls into suffering (*dukkha*). Thinking of escaping painful feeling, one goes to pleasant feeling; but when one gets there and looks, it is not permanent (*anicca*). When it ends there, this side sinks down again. That is how it is.</w:t>
       </w:r>
@@ -498,250 +604,53 @@
       <w:r>
         <w:rPr>
           <w:rFonts w:ascii="Georgia" w:hAnsi="Georgia"/>
+          <w:b w:val="0"/>
+          <w:i w:val="0"/>
+          <w:sz w:val="24"/>
         </w:rPr>
-        <w:t xml:space="preserve">That is precisely what the Blessed One points out regarding the three feelings (*vedanā*). The nature of painful feeling is that it is painful as long as it lasts, and </w:t>
-      </w:r>
-      <w:r>
-        <w:rPr>
-          <w:rFonts w:ascii="Georgia" w:hAnsi="Georgia"/>
-        </w:rPr>
-        <w:lastRenderedPageBreak/>
-        <w:t>pleasant when it changes. The nature of pleasant feeling is that it is pleasant while it lasts, and painful when it changes. But the neutral feeling—the feeling in the middle—is a subtle thing. It is painful as long as it is not understood; it is pleasant when it is understood. This is expressed as *aññāṇadukkhā, ñāṇasukhā*. *Aññāṇa* means not understanding. As long as one does not understand neutral feeling, it is suffering (*dukkha*). But if at some point wisdom, understanding, and comprehension reach it, it can be turned into happiness. Based on this very Dhamma principle, even before the time of the Buddha, those who strived to escape this *saṃsāra* detached themselves from the five cords of sensual pleasure in which the ordinary worldlings are mired, developed absorption (*jhāna*) meditation, and gradually brought their minds to that third level—the neutral state.</w:t>
+        <w:t>That is precisely what the Blessed One points out regarding the three feelings (*vedanā*). The nature of painful feeling is that it is painful as long as it lasts, and pleasant when it changes. The nature of pleasant feeling is that it is pleasant while it lasts, and painful when it changes. But the neutral feeling—the feeling in the middle—is a subtle thing. It is painful as long as it is not understood; it is pleasant when it is understood. This is expressed as *aññāṇadukkhā, ñāṇasukhā*. *Aññāṇa* means not understanding. As long as one does not understand neutral feeling, it is suffering (*dukkha*). But if at some point wisdom, understanding, and comprehension reach it, it can be turned into happiness. Based on this very Dhamma principle, even before the time of the Buddha, those who strived to escape this *saṃsāra* detached themselves from the five cords of sensual pleasure in which the ordinary worldlings are mired, developed absorption (*jhāna*) meditation, and gradually brought their minds to that third level—the neutral state.</w:t>
       </w:r>
     </w:p>
     <w:p>
       <w:r>
         <w:rPr>
           <w:rFonts w:ascii="Georgia" w:hAnsi="Georgia"/>
+          <w:b w:val="0"/>
+          <w:i w:val="0"/>
+          <w:sz w:val="24"/>
         </w:rPr>
-        <w:t xml:space="preserve">If we look at this in terms of </w:t>
-      </w:r>
-      <w:r>
-        <w:rPr>
-          <w:rFonts w:ascii="Georgia" w:hAnsi="Georgia"/>
-        </w:rPr>
-        <w:t>Preparations</w:t>
-      </w:r>
-      <w:r>
-        <w:rPr>
-          <w:rFonts w:ascii="Georgia" w:hAnsi="Georgia"/>
-        </w:rPr>
-        <w:t xml:space="preserve"> (*saṅkhāra*), there is something in the Dhamma we must recollect: the Blessed One described Nibbāna as the stilling of all </w:t>
-      </w:r>
-      <w:r>
-        <w:rPr>
-          <w:rFonts w:ascii="Georgia" w:hAnsi="Georgia"/>
-        </w:rPr>
-        <w:t>Preparations</w:t>
-      </w:r>
-      <w:r>
-        <w:rPr>
-          <w:rFonts w:ascii="Georgia" w:hAnsi="Georgia"/>
-        </w:rPr>
-        <w:t xml:space="preserve"> (*sabbasankhārasamatha*). Let us define </w:t>
-      </w:r>
-      <w:r>
-        <w:rPr>
-          <w:rFonts w:ascii="Georgia" w:hAnsi="Georgia"/>
-        </w:rPr>
-        <w:t>Preparations</w:t>
-      </w:r>
-      <w:r>
-        <w:rPr>
-          <w:rFonts w:ascii="Georgia" w:hAnsi="Georgia"/>
-        </w:rPr>
-        <w:t xml:space="preserve"> (*saṅkhāra*) as "constructs" or "fabrications." This word *saṅkhāra* is an extremely deep term. It is stated: "all </w:t>
-      </w:r>
-      <w:r>
-        <w:rPr>
-          <w:rFonts w:ascii="Georgia" w:hAnsi="Georgia"/>
-        </w:rPr>
-        <w:t>Preparations</w:t>
-      </w:r>
-      <w:r>
-        <w:rPr>
-          <w:rFonts w:ascii="Georgia" w:hAnsi="Georgia"/>
-        </w:rPr>
-        <w:t xml:space="preserve"> are impermanent" (*sabbe saṅkhārā aniccā*). Throughout this entire *saṃsāric* existence, there is only an accumulation of </w:t>
-      </w:r>
-      <w:r>
-        <w:rPr>
-          <w:rFonts w:ascii="Georgia" w:hAnsi="Georgia"/>
-        </w:rPr>
-        <w:t>Preparations</w:t>
-      </w:r>
-      <w:r>
-        <w:rPr>
-          <w:rFonts w:ascii="Georgia" w:hAnsi="Georgia"/>
-        </w:rPr>
-        <w:t xml:space="preserve"> (*saṅkhāra*). But because of the impermanent (*anicca*) nature of these </w:t>
-      </w:r>
-      <w:r>
-        <w:rPr>
-          <w:rFonts w:ascii="Georgia" w:hAnsi="Georgia"/>
-        </w:rPr>
-        <w:t>Preparations</w:t>
-      </w:r>
-      <w:r>
-        <w:rPr>
-          <w:rFonts w:ascii="Georgia" w:hAnsi="Georgia"/>
-        </w:rPr>
-        <w:t>, the Blessed One declared that this entire *saṃsāra* is suffering (*dukkha*). That is why the Blessed One declared: "</w:t>
-      </w:r>
-      <w:r>
-        <w:rPr>
-          <w:rFonts w:ascii="Georgia" w:hAnsi="Georgia"/>
-        </w:rPr>
-        <w:t>Preparations</w:t>
-      </w:r>
-      <w:r>
-        <w:rPr>
-          <w:rFonts w:ascii="Georgia" w:hAnsi="Georgia"/>
-        </w:rPr>
-        <w:t xml:space="preserve"> are the ultimate suffering" (*saṅkhārā paramā dukkhā*). Even if we eliminate and escape all those gross, coarse forms of suffering that we usually think of, in the end, this very nature of </w:t>
-      </w:r>
-      <w:r>
-        <w:rPr>
-          <w:rFonts w:ascii="Georgia" w:hAnsi="Georgia"/>
-        </w:rPr>
-        <w:t>Preparations</w:t>
-      </w:r>
-      <w:r>
-        <w:rPr>
-          <w:rFonts w:ascii="Georgia" w:hAnsi="Georgia"/>
-        </w:rPr>
-        <w:t xml:space="preserve"> is suffering (*dukkha*). </w:t>
-      </w:r>
-      <w:r>
-        <w:rPr>
-          <w:rFonts w:ascii="Georgia" w:hAnsi="Georgia"/>
-        </w:rPr>
-        <w:t>Preparations</w:t>
-      </w:r>
-      <w:r>
-        <w:rPr>
-          <w:rFonts w:ascii="Georgia" w:hAnsi="Georgia"/>
-        </w:rPr>
-        <w:t xml:space="preserve"> (*saṅkhāra*) are the greatest suffering (*dukkha*).</w:t>
+        <w:t>If we look at this in terms of formations (*saṅkhāra*), there is something in the Dhamma we must recollect: the Blessed One described Nibbāna as the stilling of all formations (*sabbasankhārasamatha*). Let us define formations (*saṅkhāra*) as "constructs" or "fabrications." This word *saṅkhāra* is an extremely deep term. It is stated: "all formations are impermanent" (*sabbe saṅkhārā aniccā*). Throughout this entire *saṃsāric* existence, there is only an accumulation of formations (*saṅkhāra*). But because of the impermanent (*anicca*) nature of these formations, the Blessed One declared that this entire *saṃsāra* is suffering (*dukkha*). That is why the Blessed One declared: "formations are the ultimate suffering" (*saṅkhārā paramā dukkhā*). Even if we eliminate and escape all those gross, coarse forms of suffering that we usually think of, in the end, this very nature of formations is suffering (*dukkha*). Formations (*saṅkhāra*) are the greatest suffering (*dukkha*).</w:t>
       </w:r>
     </w:p>
     <w:p>
       <w:r>
         <w:rPr>
           <w:rFonts w:ascii="Georgia" w:hAnsi="Georgia"/>
+          <w:b w:val="0"/>
+          <w:i w:val="0"/>
+          <w:sz w:val="24"/>
         </w:rPr>
-        <w:t xml:space="preserve">There are three subtle levels of these </w:t>
-      </w:r>
-      <w:r>
-        <w:rPr>
-          <w:rFonts w:ascii="Georgia" w:hAnsi="Georgia"/>
-        </w:rPr>
-        <w:t>Preparations</w:t>
-      </w:r>
-      <w:r>
-        <w:rPr>
-          <w:rFonts w:ascii="Georgia" w:hAnsi="Georgia"/>
-        </w:rPr>
-        <w:t xml:space="preserve"> (*saṅkhāra*). To a practitioner (*yogāvacara*) developing absorption, the out-breath becomes perceptible. The troubles and distresses of other external activities are indeed suffering (*dukkha*), but when viewed at the minimum level, even this in-breath and out-breath possess the nature of suffering (*dukkha*), though the ordinary world does not understand this. In short, this in-breath and out-breath are identified as bodily </w:t>
-      </w:r>
-      <w:r>
-        <w:rPr>
-          <w:rFonts w:ascii="Georgia" w:hAnsi="Georgia"/>
-        </w:rPr>
-        <w:t>Preparations</w:t>
-      </w:r>
-      <w:r>
-        <w:rPr>
-          <w:rFonts w:ascii="Georgia" w:hAnsi="Georgia"/>
-        </w:rPr>
-        <w:t xml:space="preserve"> (*kāya-saṅkhāra*), the subtlest level of bodily </w:t>
-      </w:r>
-      <w:r>
-        <w:rPr>
-          <w:rFonts w:ascii="Georgia" w:hAnsi="Georgia"/>
-        </w:rPr>
-        <w:t>Preparations</w:t>
-      </w:r>
-      <w:r>
-        <w:rPr>
-          <w:rFonts w:ascii="Georgia" w:hAnsi="Georgia"/>
-        </w:rPr>
-        <w:t xml:space="preserve">. Next, verbal </w:t>
-      </w:r>
-      <w:r>
-        <w:rPr>
-          <w:rFonts w:ascii="Georgia" w:hAnsi="Georgia"/>
-        </w:rPr>
-        <w:t>Preparations</w:t>
-      </w:r>
-      <w:r>
-        <w:rPr>
-          <w:rFonts w:ascii="Georgia" w:hAnsi="Georgia"/>
-        </w:rPr>
-        <w:t xml:space="preserve"> (*vacī-saṅkhāra*) are the </w:t>
-      </w:r>
-      <w:r>
-        <w:rPr>
-          <w:rFonts w:ascii="Georgia" w:hAnsi="Georgia"/>
-        </w:rPr>
-        <w:t>Preparations</w:t>
-      </w:r>
-      <w:r>
-        <w:rPr>
-          <w:rFonts w:ascii="Georgia" w:hAnsi="Georgia"/>
-        </w:rPr>
-        <w:t xml:space="preserve"> of speech; at the minimum level, these fabrications of speech are described as *vitakka* (thought-conception) and *vicāra* (discursive thinking)—thoughts within the mind, various kinds of thoughts. When a problem arises, say, on a sleepless night, one can clearly understand what a suffering (*dukkha*) this *vitakka* and *vicāra* can be. One cannot sleep; thoughts keep coming, one after another, and one cannot escape them. It is like being dragged by both hands toward a pit of embers. That is *vitakka* and *vicāra*. As the mind becomes subtler and subtler, moving toward levels of absorption, one realizes that this verbal formation (*vacī-saṅkhāra*) is also suffering (*dukkha*). Then, beyond that, there is mental formation (*citta-saṅkhāra*).</w:t>
+        <w:t>There are three subtle levels of these formations (*saṅkhāra*). To a practitioner (*yogāvacara*) developing absorption, the out-breath becomes perceptible. The troubles and distresses of other external activities are indeed suffering (*dukkha*), but when viewed at the minimum level, even this in-breath and out-breath possess the nature of suffering (*dukkha*), though the ordinary world does not understand this. In short, this in-breath and out-breath are identified as bodily formations (*kāya-saṅkhāra*), the subtlest level of bodily formations. Next, verbal formations (*vacī-saṅkhāra*) are the formations of speech; at the minimum level, these fabrications of speech are described as *vitakka* (thought-conception) and *vicāra* (discursive thinking)—thoughts within the mind, various kinds of thoughts. When a problem arises, say, on a sleepless night, one can clearly understand what a suffering (*dukkha*) this *vitakka* and *vicāra* can be. One cannot sleep; thoughts keep coming, one after another, and one cannot escape them. It is like being dragged by both hands toward a pit of embers. That is *vitakka* and *vicāra*. As the mind becomes subtler and subtler, moving toward levels of absorption, one realizes that this verbal formation (*vacī-saṅkhāra*) is also suffering (*dukkha*). Then, beyond that, there is mental formation (*citta-saṅkhāra*).</w:t>
       </w:r>
     </w:p>
     <w:p>
       <w:r>
         <w:rPr>
           <w:rFonts w:ascii="Georgia" w:hAnsi="Georgia"/>
+          <w:b w:val="0"/>
+          <w:i w:val="0"/>
+          <w:sz w:val="24"/>
         </w:rPr>
-        <w:lastRenderedPageBreak/>
-        <w:t xml:space="preserve">That is directly connected to the mind itself. There, perception (*saññā*) and feeling (*vedanā*) are indicated. Perception (*saññā*) means recognition. In our minds, there is a certain capacity—a capacity to recognize things, as well as a capacity to experience. This is what we started with when we spoke of pleasure and pain. These two, perception (*saññā*) and feeling (*vedanā*), are extremely subtle </w:t>
-      </w:r>
-      <w:r>
-        <w:rPr>
-          <w:rFonts w:ascii="Georgia" w:hAnsi="Georgia"/>
-        </w:rPr>
-        <w:t>Preparations</w:t>
-      </w:r>
-      <w:r>
-        <w:rPr>
-          <w:rFonts w:ascii="Georgia" w:hAnsi="Georgia"/>
-        </w:rPr>
-        <w:t xml:space="preserve"> (*saṅkhāra*). They are called mental </w:t>
-      </w:r>
-      <w:r>
-        <w:rPr>
-          <w:rFonts w:ascii="Georgia" w:hAnsi="Georgia"/>
-        </w:rPr>
-        <w:t>Preparations</w:t>
-      </w:r>
-      <w:r>
-        <w:rPr>
-          <w:rFonts w:ascii="Georgia" w:hAnsi="Georgia"/>
-        </w:rPr>
-        <w:t xml:space="preserve"> (*citta-saṅkhāra*). It was to escape from this level of </w:t>
-      </w:r>
-      <w:r>
-        <w:rPr>
-          <w:rFonts w:ascii="Georgia" w:hAnsi="Georgia"/>
-        </w:rPr>
-        <w:t>Preparations</w:t>
-      </w:r>
-      <w:r>
-        <w:rPr>
-          <w:rFonts w:ascii="Georgia" w:hAnsi="Georgia"/>
-        </w:rPr>
-        <w:t xml:space="preserve"> (*saṅkhāra*) that the yogis of old strived. By the time the Buddha appeared, they had reached the utmost limit of their efforts. One such person who had gone to that limit was Uddaka Rāmaputta. You have heard that when the Blessed One went in search of teachers, He approached two teachers: Āḷāra Kālāma and Uddaka Rāmaputta. The teacher Āḷāra Kālāma had attained an extremely high state of absorption called the sphere of nothingness (*ākiñcaññāyatana*). Even higher than that, the teacher Uddaka Rāmaputta had attained the state known as the sphere of neither-perception-nor-non-perception (*nevasaññānāsaññāyatana*).</w:t>
+        <w:t>That is directly connected to the mind itself. There, perception (*saññā*) and feeling (*vedanā*) are indicated. Perception (*saññā*) means recognition. In our minds, there is a certain capacity—a capacity to recognize things, as well as a capacity to experience. This is what we started with when we spoke of pleasure and pain. These two, perception (*saññā*) and feeling (*vedanā*), are extremely subtle formations (*saṅkhāra*). They are called mental formations (*citta-saṅkhāra*). It was to escape from this level of formations (*saṅkhāra*) that the yogis of old strived. By the time the Buddha appeared, they had reached the utmost limit of their efforts. One such person who had gone to that limit was Uddaka Rāmaputta. You have heard that when the Blessed One went in search of teachers, He approached two teachers: Āḷāra Kālāma and Uddaka Rāmaputta. The teacher Āḷāra Kālāma had attained an extremely high state of absorption called the sphere of nothingness (*ākiñcaññāyatana*). Even higher than that, the teacher Uddaka Rāmaputta had attained the state known as the sphere of neither-perception-nor-non-perception (*nevasaññānāsaññāyatana*).</w:t>
       </w:r>
     </w:p>
     <w:p>
       <w:r>
         <w:rPr>
           <w:rFonts w:ascii="Georgia" w:hAnsi="Georgia"/>
+          <w:b w:val="0"/>
+          <w:i w:val="0"/>
+          <w:sz w:val="24"/>
         </w:rPr>
         <w:t>If we are to understand this sphere of neither-perception-nor-non-perception, we must look at it like this: "perception is neither present nor absent." Now we return to our seesaw. In *nevasaññānāsaññāyatana*, perception is neither absent nor present. Within it, there is a hesitation, a state of double-mindedness, a perturbation, like standing on top of a fence. The yogis of that era, when the Blessed One appeared, had reached such a state. Thus, Uddaka Rāmaputta was the final teacher He approached. When asked, "What do you teach?", he replied, "The sphere of neither-perception-nor-non-perception." Even before that teacher had finished speaking, the Blessed One had already attained it, having realized such states on countless occasions throughout past *saṃsāra*. However, the Blessed One was not satisfied with it. Why? Because there was still hesitation. Even if one stands at the center of the seesaw, it still oscillates. There is no true peace there. It is impermanent (*anicca*).</w:t>
       </w:r>
@@ -750,6 +659,9 @@
       <w:r>
         <w:rPr>
           <w:rFonts w:ascii="Georgia" w:hAnsi="Georgia"/>
+          <w:b w:val="0"/>
+          <w:i w:val="0"/>
+          <w:sz w:val="24"/>
         </w:rPr>
         <w:t>That is why the Blessed One declared that painful feeling (*vedanā*) needs no further explanation; it is like a thorn, a great suffering (*dukkha*). As for pleasant feeling (*vedanā*), while it is present, it is pleasant, but when it undergoes change (*vipariṇāma*), its painful nature is realized. Therefore, it too is suffering (*dukkha*). So, painful feeling (*vedanā*) needs no further explanation; it is entirely suffering (*dukkha*), like an embedded thorn. Pleasant feeling (*vedanā*) is suffering (*dukkha*) when it changes. Hence, a wise person knows beforehand: "Here comes a pleasant feeling, and along with its change, I will now have to face suffering (*dukkha*)." Next, there is neither-painful-nor-pleasant (*adukkhamasukha*), which we called the neutral middle ground. That is what those past teachers grasped onto as a great refuge. But the Blessed One pointed out that it too is impermanent (*anicca*). Why? Because even if one attains such absorption states and is reborn in the Brahma worlds, remaining there for eons, one still rotates back.</w:t>
       </w:r>
@@ -758,110 +670,42 @@
       <w:r>
         <w:rPr>
           <w:rFonts w:ascii="Georgia" w:hAnsi="Georgia"/>
+          <w:b w:val="0"/>
+          <w:i w:val="0"/>
+          <w:sz w:val="24"/>
         </w:rPr>
-        <w:lastRenderedPageBreak/>
-        <w:t xml:space="preserve">Such is the situation. That is why the Blessed One presented the stilling of all </w:t>
-      </w:r>
-      <w:r>
-        <w:rPr>
-          <w:rFonts w:ascii="Georgia" w:hAnsi="Georgia"/>
-        </w:rPr>
-        <w:t>Preparations</w:t>
-      </w:r>
-      <w:r>
-        <w:rPr>
-          <w:rFonts w:ascii="Georgia" w:hAnsi="Georgia"/>
-        </w:rPr>
-        <w:t xml:space="preserve"> (*saṅkhāra*) as the greatest attainment. The Blessed One declared that whatever feelings (*vedanā*) exist, whether pleasant, painful, or neither-painful-nor-pleasant, every feeling (*vedanā*) is suffering (*dukkha*). Thus, on one occasion, the Blessed One stated to the Venerable Ānanda that some ascetics of other sects might raise this debate: "This Ascetic Gotama speaks of a unique meditative state, a unique state of concentration called the 'cessation of perception and feeling' (*saññā-vedayita-nirodha*). What is that? What kind of thing is it?" They would then say: "They declare this special absorption state, this state of attainment called 'cessation of perception and feeling' as happiness. How can it be happiness if there is no perception, feeling, or anything else present? How can there be happiness if there is no feeling (*vedanā*)?" Foreseeing that they might raise this argument, the Blessed One told Venerable Ānanda beforehand: "To those who raise such arguments, explain it in this way: The Blessed One does not describe happiness solely in terms of pleasant feeling (*vedanā*). Wherever happiness is found, the Blessed One designates that very place as happiness." What this points to is not worldly happiness, but supramundane happiness. In supramundane happiness, one has escaped even from the level of feeling (*vedanā*). Because all levels of worldly happiness are impermanent (*anicca*). Painful feeling (*vedanā*) needs no further elaboration. Pleasant feeling (*vedanā*) is suffering (*dukkha*) when it changes. And neutral feeling (*vedanā*) is the subtlest form of suffering (*dukkha*) within </w:t>
-      </w:r>
-      <w:r>
-        <w:rPr>
-          <w:rFonts w:ascii="Georgia" w:hAnsi="Georgia"/>
-        </w:rPr>
-        <w:t>Preparations</w:t>
-      </w:r>
-      <w:r>
-        <w:rPr>
-          <w:rFonts w:ascii="Georgia" w:hAnsi="Georgia"/>
-        </w:rPr>
-        <w:t xml:space="preserve"> (*saṅkhāra*).</w:t>
+        <w:t>Such is the situation. That is why the Blessed One presented the stilling of all formations (*saṅkhāra*) as the greatest attainment. The Blessed One declared that whatever feelings (*vedanā*) exist, whether pleasant, painful, or neither-painful-nor-pleasant, every feeling (*vedanā*) is suffering (*dukkha*). Thus, on one occasion, the Blessed One stated to the Venerable Ānanda that some ascetics of other sects might raise this debate: "This Ascetic Gotama speaks of a unique meditative state, a unique state of concentration called the 'cessation of perception and feeling' (*saññā-vedayita-nirodha*). What is that? What kind of thing is it?" They would then say: "They declare this special absorption state, this state of attainment called 'cessation of perception and feeling' as happiness. How can it be happiness if there is no perception, feeling, or anything else present? How can there be happiness if there is no feeling (*vedanā*)?" Foreseeing that they might raise this argument, the Blessed One told Venerable Ānanda beforehand: "To those who raise such arguments, explain it in this way: The Blessed One does not describe happiness solely in terms of pleasant feeling (*vedanā*). Wherever happiness is found, the Blessed One designates that very place as happiness." What this points to is not worldly happiness, but supramundane happiness. In supramundane happiness, one has escaped even from the level of feeling (*vedanā*). Because all levels of worldly happiness are impermanent (*anicca*). Painful feeling (*vedanā*) needs no further elaboration. Pleasant feeling (*vedanā*) is suffering (*dukkha*) when it changes. And neutral feeling (*vedanā*) is the subtlest form of suffering (*dukkha*) within formations (*saṅkhāra*).</w:t>
       </w:r>
     </w:p>
     <w:p>
       <w:r>
         <w:rPr>
           <w:rFonts w:ascii="Georgia" w:hAnsi="Georgia"/>
+          <w:b w:val="0"/>
+          <w:i w:val="0"/>
+          <w:sz w:val="24"/>
         </w:rPr>
-        <w:t xml:space="preserve">If we analyze this further, another valuable concept is shown in the Dhamma. It is deep, but we will mention it briefly for you, wise devotees, to contemplate. The levels of suffering are presented in three modes: *dukkha-dukkhatā* (suffering as pain), *vipariṇāma-dukkhatā* (suffering due to change), and *saṅkhāra-dukkhatā* (suffering due to </w:t>
-      </w:r>
-      <w:r>
-        <w:rPr>
-          <w:rFonts w:ascii="Georgia" w:hAnsi="Georgia"/>
-        </w:rPr>
-        <w:t>Preparations</w:t>
-      </w:r>
-      <w:r>
-        <w:rPr>
-          <w:rFonts w:ascii="Georgia" w:hAnsi="Georgia"/>
-        </w:rPr>
-        <w:t xml:space="preserve">). *Dukkha-dukkhatā* refers to painful feeling (*vedanā*)—sheer suffering (*dukkha*) when viewed coarsely, which anyone can recognize. *Vipariṇāma-dukkhatā* refers to pleasant feelings (*vedanā*); because it leads to suffering (*dukkha*) when it changes, pleasant feeling (*vedanā*) is termed suffering due to change. And *saṅkhāra-dukkhatā* refers to that neutral state we mentioned. The mode of suffering due to </w:t>
-      </w:r>
-      <w:r>
-        <w:rPr>
-          <w:rFonts w:ascii="Georgia" w:hAnsi="Georgia"/>
-        </w:rPr>
-        <w:t>Preparations</w:t>
-      </w:r>
-      <w:r>
-        <w:rPr>
-          <w:rFonts w:ascii="Georgia" w:hAnsi="Georgia"/>
-        </w:rPr>
-        <w:t xml:space="preserve"> (*saṅkhāra-dukkhatā*) is the last one shown. It is experienced only by those who have developed their minds in the manner described. Only they truly understand the danger of this *saṃsāra*—that not a single one of these feelings (*vedanā*) can be grasped, and that this seesaw-swinging must be brought to an end. It is that cessation of existence, rather than existence itself, which is needed. It is for this purpose—for this realization—that the Blessed One preached this supramundane Dhamma.</w:t>
+        <w:t>If we analyze this further, another valuable concept is shown in the Dhamma. It is deep, but we will mention it briefly for you, wise devotees, to contemplate. The levels of suffering are presented in three modes: *dukkha-dukkhatā* (suffering as pain), *vipariṇāma-dukkhatā* (suffering due to change), and *saṅkhāra-dukkhatā* (suffering due to formations). *Dukkha-dukkhatā* refers to painful feeling (*vedanā*)—sheer suffering (*dukkha*) when viewed coarsely, which anyone can recognize. *Vipariṇāma-dukkhatā* refers to pleasant feelings (*vedanā*); because it leads to suffering (*dukkha*) when it changes, pleasant feeling (*vedanā*) is termed suffering due to change. And *saṅkhāra-dukkhatā* refers to that neutral state we mentioned. The mode of suffering due to formations (*saṅkhāra-dukkhatā*) is the last one shown. It is experienced only by those who have developed their minds in the manner described. Only they truly understand the danger of this *saṃsāra*—that not a single one of these feelings (*vedanā*) can be grasped, and that this seesaw-swinging must be brought to an end. It is that cessation of existence, rather than existence itself, which is needed. It is for this purpose—for this realization—that the Blessed One preached this supramundane Dhamma.</w:t>
       </w:r>
     </w:p>
     <w:p>
       <w:r>
         <w:rPr>
           <w:rFonts w:ascii="Georgia" w:hAnsi="Georgia"/>
+          <w:b w:val="0"/>
+          <w:i w:val="0"/>
+          <w:sz w:val="24"/>
         </w:rPr>
-        <w:t xml:space="preserve">Thus, what we have here is this: beneath that "neither-painful-nor-pleasant" neutral feeling lies ignorance, lack of knowledge, and lack of comprehension. The moment it is turned into comprehension, there is happiness. That becomes a peaceful, exquisite happiness. That is precisely what the Blessed One ultimately presented as Nibbāna. This "cessation of perception and feeling" (*saññā-vedayita-nirodha*) is a state </w:t>
-      </w:r>
-      <w:r>
-        <w:rPr>
-          <w:rFonts w:ascii="Georgia" w:hAnsi="Georgia"/>
-        </w:rPr>
-        <w:lastRenderedPageBreak/>
-        <w:t xml:space="preserve">where both perceptions and feelings are ceased. The Blessed One revealed this; no other teacher was able to do so. It is the highest state of concentration, a state of attainment, having freed oneself from both perception and feeling. Emerging from it, one stands in Nibbāna. That is to say, one has completely escaped from </w:t>
-      </w:r>
-      <w:r>
-        <w:rPr>
-          <w:rFonts w:ascii="Georgia" w:hAnsi="Georgia"/>
-        </w:rPr>
-        <w:t>Preparations</w:t>
-      </w:r>
-      <w:r>
-        <w:rPr>
-          <w:rFonts w:ascii="Georgia" w:hAnsi="Georgia"/>
-        </w:rPr>
-        <w:t xml:space="preserve"> (*saṅkhāra*). Escaping from </w:t>
-      </w:r>
-      <w:r>
-        <w:rPr>
-          <w:rFonts w:ascii="Georgia" w:hAnsi="Georgia"/>
-        </w:rPr>
-        <w:t>Preparations</w:t>
-      </w:r>
-      <w:r>
-        <w:rPr>
-          <w:rFonts w:ascii="Georgia" w:hAnsi="Georgia"/>
-        </w:rPr>
-        <w:t xml:space="preserve"> (*saṅkhāra*) is indeed the highest happiness. That is supramundane happiness, which is designated as Nibbāna.</w:t>
+        <w:t>Thus, what we have here is this: beneath that "neither-painful-nor-pleasant" neutral feeling lies ignorance, lack of knowledge, and lack of comprehension. The moment it is turned into comprehension, there is happiness. That becomes a peaceful, exquisite happiness. That is precisely what the Blessed One ultimately presented as Nibbāna. This "cessation of perception and feeling" (*saññā-vedayita-nirodha*) is a state where both perceptions and feelings are ceased. The Blessed One revealed this; no other teacher was able to do so. It is the highest state of concentration, a state of attainment, having freed oneself from both perception and feeling. Emerging from it, one stands in Nibbāna. That is to say, one has completely escaped from formations (*saṅkhāra*). Escaping from formations (*saṅkhāra*) is indeed the highest happiness. That is supramundane happiness, which is designated as Nibbāna.</w:t>
       </w:r>
     </w:p>
     <w:p>
       <w:r>
         <w:rPr>
           <w:rFonts w:ascii="Georgia" w:hAnsi="Georgia"/>
+          <w:b w:val="0"/>
+          <w:i w:val="0"/>
+          <w:sz w:val="24"/>
         </w:rPr>
         <w:t>So, what did the Blessed One present as that realization? Let us return to our seesaw. What is the cause of this seesaw's swinging? It is that pivot placed in the middle, isn't it? It is over that pivot in the middle that the plank is placed. The Blessed One removed that very pivot. What is this pivot? In the Dhamma, it is called the conceit "I am" (*asmimāna*)—the conceit of "I am." Its coarse aspect is what you have heard of as the view of existing group/body (*sakkāya-diṭṭhi*), which thinks in terms of "I" and "mine." Today, we hear everyone talking about the view of existing group/body (*sakkāya-diṭṭhi*): "form is self, feeling is self"—that coarse concept of self. The subtlest level of that is "I am"—the conceit "I am." It exists at an extremely subtle level, remaining all the way up to the stage of the non-returner (*anāgāmī*). As long as it is present, that swinging continues; becoming (*bhava*) remains, existence remains. But the Buddha-eye saw that this is suffering (*dukkha*). Because, driven by the force of karma within that existence, one falls into various states of becoming (*bhava*), wandering in *saṃsāra* for a long time through miserable realms and happy realms. The only solution is to escape from this becoming (*bhava*). That is called the cessation of becoming (*bhava-nirodha*), the stopping of that swinging. What is required for this is to realize the true nature of feelings (*vedanā*), and to see that underlying all these feelings is the conceit "I am" (*asmimāna*), which lies even deeper than the concepts of "I" and "mine." This is not something to be acquired merely through words; it can only be realized by walking this path of Dhamma.</w:t>
       </w:r>
@@ -870,196 +714,53 @@
       <w:r>
         <w:rPr>
           <w:rFonts w:ascii="Georgia" w:hAnsi="Georgia"/>
+          <w:b w:val="0"/>
+          <w:i w:val="0"/>
+          <w:sz w:val="24"/>
         </w:rPr>
-        <w:t xml:space="preserve">That is what this is about. This is discussed in various ways, and we have illustrated it here using a small simile. Now, we must contemplate why it is said, "Extinguishment is the ultimate happiness" (*nibbānaparamam sukham*). We brought this up because it is relevant to our theme. Why is Nibbāna called the ultimate happiness? King Pasenadi of Kosala presented those four worldly matters as happiness. But the Blessed One did not stop there. He did not say, "Yes, yes, Great King, that is indeed the greatest happiness; and becoming related to us is also the greatest thing." He did not say, "Very well, we too are now relatives." He did not leave it at the worldly level. He took it all the way to Nibbāna. He gave a hint: "These are not the true happiness." Even health is not permanent (*anicca*). *Rogantaṃ hi ārogyaṃ*—health ends in illness. Therefore, although "health is the ultimate gain" (*ārogāparamā lābhā*) holds true as a gain, and health is the highest among gains, it is not the ultimate happiness. "Contentment is the greatest wealth" (*santuṭṭhiparamam dhanaṃ*), being content with what one has; or other kinds of wealth—they are indeed wealth, but ultimate happiness is not found there. "Trust is the supreme relative" (*vissāsaparamā ñātī*)—even if one establishes relationships and maintains trust </w:t>
-      </w:r>
-      <w:r>
-        <w:rPr>
-          <w:rFonts w:ascii="Georgia" w:hAnsi="Georgia"/>
-        </w:rPr>
-        <w:lastRenderedPageBreak/>
-        <w:t xml:space="preserve">among relatives, there is no true happiness in any of that. All of these are merely a pile of </w:t>
-      </w:r>
-      <w:r>
-        <w:rPr>
-          <w:rFonts w:ascii="Georgia" w:hAnsi="Georgia"/>
-        </w:rPr>
-        <w:t>Preparations</w:t>
-      </w:r>
-      <w:r>
-        <w:rPr>
-          <w:rFonts w:ascii="Georgia" w:hAnsi="Georgia"/>
-        </w:rPr>
-        <w:t xml:space="preserve"> (*saṅkhāra*). Every single one of them is a formation (*saṅkhāra*). Therefore, escaping from </w:t>
-      </w:r>
-      <w:r>
-        <w:rPr>
-          <w:rFonts w:ascii="Georgia" w:hAnsi="Georgia"/>
-        </w:rPr>
-        <w:t>Preparations</w:t>
-      </w:r>
-      <w:r>
-        <w:rPr>
-          <w:rFonts w:ascii="Georgia" w:hAnsi="Georgia"/>
-        </w:rPr>
-        <w:t xml:space="preserve">—which is called the stilling of all </w:t>
-      </w:r>
-      <w:r>
-        <w:rPr>
-          <w:rFonts w:ascii="Georgia" w:hAnsi="Georgia"/>
-        </w:rPr>
-        <w:t>Preparations</w:t>
-      </w:r>
-      <w:r>
-        <w:rPr>
-          <w:rFonts w:ascii="Georgia" w:hAnsi="Georgia"/>
-        </w:rPr>
-        <w:t xml:space="preserve"> (*sabbasankhārasamatha*)—is indeed the highest happiness. That is what the Blessed One highlighted here. Nibbāna is defined as *sabbasankhārasamatha*—the stilling of all </w:t>
-      </w:r>
-      <w:r>
-        <w:rPr>
-          <w:rFonts w:ascii="Georgia" w:hAnsi="Georgia"/>
-        </w:rPr>
-        <w:t>Preparations</w:t>
-      </w:r>
-      <w:r>
-        <w:rPr>
-          <w:rFonts w:ascii="Georgia" w:hAnsi="Georgia"/>
-        </w:rPr>
-        <w:t xml:space="preserve"> (*saṅkhāra*).</w:t>
+        <w:t>That is what this is about. This is discussed in various ways, and we have illustrated it here using a small simile. Now, we must contemplate why it is said, "Extinguishment is the ultimate happiness" (*nibbānaparamam sukham*). We brought this up because it is relevant to our theme. Why is Nibbāna called the ultimate happiness? King Pasenadi of Kosala presented those four worldly matters as happiness. But the Blessed One did not stop there. He did not say, "Yes, yes, Great King, that is indeed the greatest happiness; and becoming related to us is also the greatest thing." He did not say, "Very well, we too are now relatives." He did not leave it at the worldly level. He took it all the way to Nibbāna. He gave a hint: "These are not the true happiness." Even health is not permanent (*anicca*). *Rogantaṃ hi ārogyaṃ*—health ends in illness. Therefore, although "health is the ultimate gain" (*ārogāparamā lābhā*) holds true as a gain, and health is the highest among gains, it is not the ultimate happiness. "Contentment is the greatest wealth" (*santuṭṭhiparamam dhanaṃ*), being content with what one has; or other kinds of wealth—they are indeed wealth, but ultimate happiness is not found there. "Trust is the supreme relative" (*vissāsaparamā ñātī*)—even if one establishes relationships and maintains trust among relatives, there is no true happiness in any of that. All of these are merely a pile of formations (*saṅkhāra*). Every single one of them is a formation (*saṅkhāra*). Therefore, escaping from formations—which is called the stilling of all formations (*sabbasankhārasamatha*)—is indeed the highest happiness. That is what the Blessed One highlighted here. Nibbāna is defined as *sabbasankhārasamatha*—the stilling of all formations (*saṅkhāra*).</w:t>
       </w:r>
     </w:p>
     <w:p>
       <w:r>
         <w:rPr>
           <w:rFonts w:ascii="Georgia" w:hAnsi="Georgia"/>
+          <w:b w:val="0"/>
+          <w:i w:val="0"/>
+          <w:sz w:val="24"/>
         </w:rPr>
-        <w:t xml:space="preserve">We have briefly mentioned what </w:t>
-      </w:r>
-      <w:r>
-        <w:rPr>
-          <w:rFonts w:ascii="Georgia" w:hAnsi="Georgia"/>
-        </w:rPr>
-        <w:t>Preparations</w:t>
-      </w:r>
-      <w:r>
-        <w:rPr>
-          <w:rFonts w:ascii="Georgia" w:hAnsi="Georgia"/>
-        </w:rPr>
-        <w:t xml:space="preserve"> (*saṅkhāra*) are. Indeed, the coarse part of </w:t>
-      </w:r>
-      <w:r>
-        <w:rPr>
-          <w:rFonts w:ascii="Georgia" w:hAnsi="Georgia"/>
-        </w:rPr>
-        <w:t>Preparations</w:t>
-      </w:r>
-      <w:r>
-        <w:rPr>
-          <w:rFonts w:ascii="Georgia" w:hAnsi="Georgia"/>
-        </w:rPr>
-        <w:t xml:space="preserve"> exists as karma. You may have heard of this: if one performs unwholesome karma, as everyone knows, one has to suffer in the realms of misery. If one performs unwholesome deeds, one is first of all afraid of that. Then, because of that, we think, "Let us instead perform meritorious deeds and go to the heavenly worlds." But even if we go there, at the moment of passing away (*cuti*), there is great suffering (*dukkha*). After passing away from there, there is no telling where one will fall next. That is why the Blessed One declared that not only the heavenly worlds but even the Brahma worlds are impermanent (*anicca*). It is said that when the Blessed One preached the Dhamma, even the Brahmas were shaken: "We too are impermanent! All this time we thought we were permanent, but now we see that we too are impermanent," and they became afraid. That is the Lion's Roar (*sīhanāda*). The Buddha roared his Lion's Roar. It is recorded that when He declared *sabbe saṅkhārā aniccā*—"all </w:t>
-      </w:r>
-      <w:r>
-        <w:rPr>
-          <w:rFonts w:ascii="Georgia" w:hAnsi="Georgia"/>
-        </w:rPr>
-        <w:t>Preparations</w:t>
-      </w:r>
-      <w:r>
-        <w:rPr>
-          <w:rFonts w:ascii="Georgia" w:hAnsi="Georgia"/>
-        </w:rPr>
-        <w:t xml:space="preserve"> are impermanent"—even the Brahmas were shaken. Such is the status of worldly things. Therefore, the Blessed One points out that one must escape from all of them, escaping from the state of </w:t>
-      </w:r>
-      <w:r>
-        <w:rPr>
-          <w:rFonts w:ascii="Georgia" w:hAnsi="Georgia"/>
-        </w:rPr>
-        <w:t>Preparations</w:t>
-      </w:r>
-      <w:r>
-        <w:rPr>
-          <w:rFonts w:ascii="Georgia" w:hAnsi="Georgia"/>
-        </w:rPr>
-        <w:t xml:space="preserve"> (*saṅkhāra*) to attain Nibbāna, which is unformed (*visankhāra</w:t>
-      </w:r>
-      <w:r>
-        <w:rPr>
-          <w:rFonts w:ascii="Georgia" w:hAnsi="Georgia"/>
-        </w:rPr>
-        <w:t>*)</w:t>
-      </w:r>
-      <w:r>
-        <w:rPr>
-          <w:rFonts w:ascii="Georgia" w:hAnsi="Georgia"/>
-        </w:rPr>
-        <w:t xml:space="preserve">. That is to say, since </w:t>
-      </w:r>
-      <w:r>
-        <w:rPr>
-          <w:rFonts w:ascii="Georgia" w:hAnsi="Georgia"/>
-        </w:rPr>
-        <w:t>Preparations</w:t>
-      </w:r>
-      <w:r>
-        <w:rPr>
-          <w:rFonts w:ascii="Georgia" w:hAnsi="Georgia"/>
-        </w:rPr>
-        <w:t xml:space="preserve"> (*saṅkhāra*) arise due to ignorance (*avijjā*), all merit and demerit that cause pleasure and pain are performed based on the ignorance of "I" and "mine." One cannot escape this merely by thinking about it. It must be realized by gradually developing meditation. However, as we have stated on previous occasions, one first turns away from unwholesome actions and sins, inclining the mind toward merit. Then, without stopping there, one gradually engages in meditation to transcend both merit and demerit, gradually practicing insight (*vipassanā*) to see things as impermanent (*anicca*), suffering (*dukkha*), and not-self (*anattā*). Seeing the impermanent (*anicca*) nature of these </w:t>
-      </w:r>
-      <w:r>
-        <w:rPr>
-          <w:rFonts w:ascii="Georgia" w:hAnsi="Georgia"/>
-        </w:rPr>
-        <w:t>Preparations</w:t>
-      </w:r>
-      <w:r>
-        <w:rPr>
-          <w:rFonts w:ascii="Georgia" w:hAnsi="Georgia"/>
-        </w:rPr>
-        <w:t xml:space="preserve"> (*saṅkhāra*), one develops disenchantment with *saṃsāra*, and only then can one escape this cycle. Only then can one directly realize that noble state of Nibbāna in this very life. That state is the end of that seesaw-swinging. In other words, the path leading to that is this entire Buddhist practice.</w:t>
+        <w:t>We have briefly mentioned what formations (*saṅkhāra*) are. Indeed, the coarse part of formations exists as karma. You may have heard of this: if one performs unwholesome karma, as everyone knows, one has to suffer in the realms of misery. If one performs unwholesome deeds, one is first of all afraid of that. Then, because of that, we think, "Let us instead perform meritorious deeds and go to the heavenly worlds." But even if we go there, at the moment of passing away (*cuti*), there is great suffering (*dukkha*). After passing away from there, there is no telling where one will fall next. That is why the Blessed One declared that not only the heavenly worlds but even the Brahma worlds are impermanent (*anicca*). It is said that when the Blessed One preached the Dhamma, even the Brahmas were shaken: "We too are impermanent! All this time we thought we were permanent, but now we see that we too are impermanent," and they became afraid. That is the Lion's Roar (*sīhanāda*). The Buddha roared his Lion's Roar. It is recorded that when He declared *sabbe saṅkhārā aniccā*—"all formations are impermanent"—even the Brahmas were shaken. Such is the status of worldly things. Therefore, the Blessed One points out that one must escape from all of them, escaping from the state of formations (*saṅkhāra*) to attain Nibbāna, which is unformed (*visankhāra* / Unconditioned). That is to say, since formations (*saṅkhāra*) arise due to ignorance (*avijjā*), all merit and demerit that cause pleasure and pain are performed based on the ignorance of "I" and "mine." One cannot escape this merely by thinking about it. It must be realized by gradually developing meditation. However, as we have stated on previous occasions, one first turns away from unwholesome actions and sins, inclining the mind toward merit. Then, without stopping there, one gradually engages in meditation to transcend both merit and demerit, gradually practicing insight (*vipassanā*) to see things as impermanent (*anicca*), suffering (*dukkha*), and not-self (*anattā*). Seeing the impermanent (*anicca*) nature of these formations (*saṅkhāra*), one develops disenchantment with *saṃsāra*, and only then can one escape this cycle. Only then can one directly realize that noble state of Nibbāna in this very life. That state is the end of that seesaw-swinging. In other words, the path leading to that is this entire Buddhist practice.</w:t>
       </w:r>
     </w:p>
     <w:p>
       <w:r>
         <w:rPr>
           <w:rFonts w:ascii="Georgia" w:hAnsi="Georgia"/>
+          <w:b w:val="0"/>
+          <w:i w:val="0"/>
+          <w:sz w:val="24"/>
         </w:rPr>
-        <w:t xml:space="preserve">This is what we frequently remind you, dear devotees. What is the meaning of the practice by which a Buddhist tames himself—whether we look at it briefly as the Noble Eightfold Path or through various other frameworks like the four foundations of mindfulness (*satipaṭṭhāna*)? It is to bring the mind to that state. It is to remove that conceit "I am" (*asmimāna*)—even that underlying conceit of "I am"—so that one's life is lived just like the trees and plants around us. Since trees and plants do not possess consciousness (*viññāṇa*), there is no such thing as suffering (*dukkha*) </w:t>
-      </w:r>
-      <w:r>
-        <w:rPr>
-          <w:rFonts w:ascii="Georgia" w:hAnsi="Georgia"/>
-        </w:rPr>
-        <w:lastRenderedPageBreak/>
-        <w:t>for them. When a rubber tree is tapped, latex flows, but we do not think it experiences painful feeling (*vedanā*). Trees and plants do not have that kind of problem. But it is for a conscious being—one endowed with consciousness (*viññāṇa*)—that this suffering (*dukkha*) exists. Furthermore, existence does not end here. This was seen not only by the Blessed One, but also by others who could perceive the sequence of past aggregates. Before the Blessed One, there were yogis who could see hundreds of thousands of past births (*jāti*). They too saw this problem of *saṃsāra*. They saw the problem, but they could not find the answer. Only the Blessed One was able to find the true answer.</w:t>
+        <w:t>This is what we frequently remind you, dear devotees. What is the meaning of the practice by which a Buddhist tames himself—whether we look at it briefly as the Noble Eightfold Path or through various other frameworks like the four foundations of mindfulness (*satipaṭṭhāna*)? It is to bring the mind to that state. It is to remove that conceit "I am" (*asmimāna*)—even that underlying conceit of "I am"—so that one's life is lived just like the trees and plants around us. Since trees and plants do not possess consciousness (*viññāṇa*), there is no such thing as suffering (*dukkha*) for them. When a rubber tree is tapped, latex flows, but we do not think it experiences painful feeling (*vedanā*). Trees and plants do not have that kind of problem. But it is for a conscious being—one endowed with consciousness (*viññāṇa*)—that this suffering (*dukkha*) exists. Furthermore, existence does not end here. This was seen not only by the Blessed One, but also by others who could perceive the sequence of past aggregates. Before the Blessed One, there were yogis who could see hundreds of thousands of past births (*jāti*). They too saw this problem of *saṃsāra*. They saw the problem, but they could not find the answer. Only the Blessed One was able to find the true answer.</w:t>
       </w:r>
     </w:p>
     <w:p>
       <w:r>
         <w:rPr>
           <w:rFonts w:ascii="Georgia" w:hAnsi="Georgia"/>
+          <w:b w:val="0"/>
+          <w:i w:val="0"/>
+          <w:sz w:val="24"/>
         </w:rPr>
-        <w:t xml:space="preserve">Thus, what we call accumulating karma is that very coarse level of </w:t>
-      </w:r>
-      <w:r>
-        <w:rPr>
-          <w:rFonts w:ascii="Georgia" w:hAnsi="Georgia"/>
-        </w:rPr>
-        <w:t>Preparations</w:t>
-      </w:r>
-      <w:r>
-        <w:rPr>
-          <w:rFonts w:ascii="Georgia" w:hAnsi="Georgia"/>
-        </w:rPr>
-        <w:t xml:space="preserve"> (*saṅkhāra*). We generate two types of karma: merit and demerit. We are responsible for them, because we perform merit and demerit based on the premise of "I" and "mine." We emphasize this because many people have confused these matters today. There is a concept called "the right view of ownership of karma" (*kammasakatā sammādiṭṭhi*). Based on that, we turn away from sinful, unwholesome actions and direct the mind toward wholesome karma. Then we perform wholesome actions, thereby securing good states of rebirth in happy realms. But even though that arrangement is made, one does not stop there. When we look at it according to the Middle Path of the Blessed One, we do not grasp onto any of these; we use them all as aids. It is just as we said about food. Everything is used as an aid, even the states of absorption (*jhāna*).</w:t>
+        <w:t>Thus, what we call accumulating karma is that very coarse level of formations (*saṅkhāra*). We generate two types of karma: merit and demerit. We are responsible for them, because we perform merit and demerit based on the premise of "I" and "mine." We emphasize this because many people have confused these matters today. There is a concept called "the right view of ownership of karma" (*kammasakatā sammādiṭṭhi*). Based on that, we turn away from sinful, unwholesome actions and direct the mind toward wholesome karma. Then we perform wholesome actions, thereby securing good states of rebirth in happy realms. But even though that arrangement is made, one does not stop there. When we look at it according to the Middle Path of the Blessed One, we do not grasp onto any of these; we use them all as aids. It is just as we said about food. Everything is used as an aid, even the states of absorption (*jhāna*).</w:t>
       </w:r>
     </w:p>
     <w:p>
       <w:r>
         <w:rPr>
           <w:rFonts w:ascii="Georgia" w:hAnsi="Georgia"/>
+          <w:b w:val="0"/>
+          <w:i w:val="0"/>
+          <w:sz w:val="24"/>
         </w:rPr>
         <w:t>Therefore, using merit and wholesome actions as aids, we can practice meditation. We obtain lives endowed with various blessings of birth (*upadhi-sampatti*) and strong intellectual capacities. But we do not stop there. If we remain satisfied with that, our past bad karma can surface, and without making any further progress, we can fall back into the realms of misery. Instead, we use those assets; having calmed and concentrated the mind through serenity (*samatha*) meditation, and based on that, we contemplate the three characteristics pointed out by the Blessed One: impermanence (*anicca*), suffering (*dukkha*), and not-self (*anattā*). Taking up specific subjects of meditation (*kammaṭṭhāna*), we must practice meditation and see this within ourselves. Because the Blessed One pointed out that this Dhamma is to be directly realized by oneself. This is not something to be acquired externally from someone else's explanation; it must be seen within one's own five aggregates (*pañcakkhandha*).</w:t>
       </w:r>
@@ -1068,33 +769,20 @@
       <w:r>
         <w:rPr>
           <w:rFonts w:ascii="Georgia" w:hAnsi="Georgia"/>
+          <w:b w:val="0"/>
+          <w:i w:val="0"/>
+          <w:sz w:val="24"/>
         </w:rPr>
-        <w:t xml:space="preserve">First, we must understand this aggregate of form (*rūpakkhandha*), this aggregate of feeling (*vedanākkhandha*)—this heap of form, heap of feelings, heap of perceptions, heap of </w:t>
-      </w:r>
-      <w:r>
-        <w:rPr>
-          <w:rFonts w:ascii="Georgia" w:hAnsi="Georgia"/>
-        </w:rPr>
-        <w:t>Preparations</w:t>
-      </w:r>
-      <w:r>
-        <w:rPr>
-          <w:rFonts w:ascii="Georgia" w:hAnsi="Georgia"/>
-        </w:rPr>
-        <w:t xml:space="preserve"> (*saṅkhāras*), and heap of consciousnesses—as just heaps. Although we refer to them as the five aggregates (*pañcakkhandha*), meaning "heaps," an ordinary person does not perceive them as heaps. There is a natural tendency to take them as a single, solid unit. It is only the meditating yogi who can see this. As the mind gradually becomes concentrated and wise attention (*yoniso manasikāra*) is directed toward this, one sees: "Here is a heap of form, here </w:t>
-      </w:r>
-      <w:r>
-        <w:rPr>
-          <w:rFonts w:ascii="Georgia" w:hAnsi="Georgia"/>
-        </w:rPr>
-        <w:lastRenderedPageBreak/>
-        <w:t>is a heap of feelings." If it is a heap, each component arises and passes away. What is present here is a vast heap of arisings and passings-away. In the end, as one looks closely, it is not even a heap of things arising and a heap of things passing away; it is simply a vast heap of passing away. In this manner, it begins to appear in a deep way. Then, one's attachment to this fades. "This is something that decays, something that breaks down. If I grasp onto this, will I not perish along with it?" It is then that the inclination to let go arises; letting go occurs. The primary sign of liberation through letting go appears.</w:t>
+        <w:t>First, we must understand this aggregate of form (*rūpakkhandha*), this aggregate of feeling (*vedanākkhandha*)—this heap of form, heap of feelings, heap of perceptions, heap of preparations (*saṅkhāras*), and heap of consciousnesses—as just heaps. Although we refer to them as the five aggregates (*pañcakkhandha*), meaning "heaps," an ordinary person does not perceive them as heaps. There is a natural tendency to take them as a single, solid unit. It is only the meditating yogi who can see this. As the mind gradually becomes concentrated and wise attention (*yoniso manasikāra*) is directed toward this, one sees: "Here is a heap of form, here is a heap of feelings." If it is a heap, each component arises and passes away. What is present here is a vast heap of arisings and passings-away. In the end, as one looks closely, it is not even a heap of things arising and a heap of things passing away; it is simply a vast heap of passing away. In this manner, it begins to appear in a deep way. Then, one's attachment to this fades. "This is something that decays, something that breaks down. If I grasp onto this, will I not perish along with it?" It is then that the inclination to let go arises; letting go occurs. The primary sign of liberation through letting go appears.</w:t>
       </w:r>
     </w:p>
     <w:p>
       <w:r>
         <w:rPr>
           <w:rFonts w:ascii="Georgia" w:hAnsi="Georgia"/>
+          <w:b w:val="0"/>
+          <w:i w:val="0"/>
+          <w:sz w:val="24"/>
         </w:rPr>
         <w:t>Gradually letting go in this manner—now, what was the mistake made by Āḷāra Kālāma, Uddaka Rāmaputta, and others? As soon as they attained those states of absorption, they immersed themselves in that pleasure and grasped it as self. It was because they took it as self that they were unable to cross over. The Blessed One showed that this existence is something that arises due to a network of causes and conditions. When one correctly sees that network of causes and conditions, the perception of self—the feeling of "I" and "mine"—is gradually removed. The more one sees this, the deeper one sees it, and that is what the three characteristics are about. Whatever is impermanent (*anicca*) is suffering (*dukkha*), because one constantly has to keep constructing what is impermanent.</w:t>
       </w:r>
@@ -1103,95 +791,31 @@
       <w:r>
         <w:rPr>
           <w:rFonts w:ascii="Georgia" w:hAnsi="Georgia"/>
+          <w:b w:val="0"/>
+          <w:i w:val="0"/>
+          <w:sz w:val="24"/>
         </w:rPr>
-        <w:t>Preparations</w:t>
-      </w:r>
-      <w:r>
-        <w:rPr>
-          <w:rFonts w:ascii="Georgia" w:hAnsi="Georgia"/>
-        </w:rPr>
-        <w:t xml:space="preserve"> (*saṅkhāra*) are a heap of fabrications. We frequently remind you of the simile of the wild banana trunk. Why did the Blessed One compare </w:t>
-      </w:r>
-      <w:r>
-        <w:rPr>
-          <w:rFonts w:ascii="Georgia" w:hAnsi="Georgia"/>
-        </w:rPr>
-        <w:t>Preparations</w:t>
-      </w:r>
-      <w:r>
-        <w:rPr>
-          <w:rFonts w:ascii="Georgia" w:hAnsi="Georgia"/>
-        </w:rPr>
-        <w:t xml:space="preserve"> (*saṅkhāra*) to a banana trunk? There is no core, no heartwood. What exists here is merely a network of causes and conditions. A foolish person mistakes it for a tree trunk with a solid core of wood. In the same way, we take this aggregate of form (*rūpakkhandha*), give it a name, and take it as "I am so-and-so." The same applies to other things, and ultimately to the mind. That is extremely subtle. The mind grasps it as "I" and "mine." Those past yogis and wrong-view holders ultimately grasped this mind, this consciousness (*viññāṇa*), taking it as self. But the Blessed One pointed out that all of this is a heap of </w:t>
-      </w:r>
-      <w:r>
-        <w:rPr>
-          <w:rFonts w:ascii="Georgia" w:hAnsi="Georgia"/>
-        </w:rPr>
-        <w:t>Preparations</w:t>
-      </w:r>
-      <w:r>
-        <w:rPr>
-          <w:rFonts w:ascii="Georgia" w:hAnsi="Georgia"/>
-        </w:rPr>
-        <w:t xml:space="preserve"> (*saṅkhāra*). It is upon a heap of </w:t>
-      </w:r>
-      <w:r>
-        <w:rPr>
-          <w:rFonts w:ascii="Georgia" w:hAnsi="Georgia"/>
-        </w:rPr>
-        <w:t>Preparations</w:t>
-      </w:r>
-      <w:r>
-        <w:rPr>
-          <w:rFonts w:ascii="Georgia" w:hAnsi="Georgia"/>
-        </w:rPr>
-        <w:t xml:space="preserve"> (*saṅkhāra*) that this mind called consciousness (*viññāṇa*) exists. Therefore, to put it briefly, the Blessed One revealed all of this as suffering (*dukkha*). The five aggregates (*pañcakkhandha*) are entirely suffering (*dukkha*) as long as one remains in becoming (*bhava*). Contemplating this at the subtlest level, the entirety of becoming (*bhava*) is suffering (*dukkha*).</w:t>
+        <w:t>preparations (*saṅkhāra*) are a heap of fabrications. We frequently remind you of the simile of the wild banana trunk. Why did the Blessed One compare preparations (*saṅkhāra*) to a banana trunk? There is no core, no heartwood. What exists here is merely a network of causes and conditions. A foolish person mistakes it for a tree trunk with a solid core of wood. In the same way, we take this aggregate of form (*rūpakkhandha*), give it a name, and take it as "I am so-and-so." The same applies to other things, and ultimately to the mind. That is extremely subtle. The mind grasps it as "I" and "mine." Those past yogis and wrong-view holders ultimately grasped this mind, this consciousness (*viññāṇa*), taking it as self. But the Blessed One pointed out that all of this is a heap of preparations (*saṅkhāra*). It is upon a heap of preparations (*saṅkhāra*) that this mind called consciousness (*viññāṇa*) exists. Therefore, to put it briefly, the Blessed One revealed all of this as suffering (*dukkha*). The five aggregates (*pañcakkhandha*) are entirely suffering (*dukkha*) as long as one remains in becoming (*bhava*). Contemplating this at the subtlest level, the entirety of becoming (*bhava*) is suffering (*dukkha*).</w:t>
       </w:r>
     </w:p>
     <w:p>
       <w:r>
         <w:rPr>
           <w:rFonts w:ascii="Georgia" w:hAnsi="Georgia"/>
+          <w:b w:val="0"/>
+          <w:i w:val="0"/>
+          <w:sz w:val="24"/>
         </w:rPr>
-        <w:t xml:space="preserve">Now, this is difficult for someone to comprehend. That is why we illustrate it with the medical simile. When presenting the Blessed One as the incomparable physician, the true nature of the illness must be stated. If this illness is to be cured completely, one must escape from the entire heap of </w:t>
-      </w:r>
-      <w:r>
-        <w:rPr>
-          <w:rFonts w:ascii="Georgia" w:hAnsi="Georgia"/>
-        </w:rPr>
-        <w:t>Preparations</w:t>
-      </w:r>
-      <w:r>
-        <w:rPr>
-          <w:rFonts w:ascii="Georgia" w:hAnsi="Georgia"/>
-        </w:rPr>
-        <w:t xml:space="preserve"> (*saṅkhāra*). By gradually stilling those </w:t>
-      </w:r>
-      <w:r>
-        <w:rPr>
-          <w:rFonts w:ascii="Georgia" w:hAnsi="Georgia"/>
-        </w:rPr>
-        <w:t>Preparations</w:t>
-      </w:r>
-      <w:r>
-        <w:rPr>
-          <w:rFonts w:ascii="Georgia" w:hAnsi="Georgia"/>
-        </w:rPr>
-        <w:t xml:space="preserve"> (*saṅkhāra*) at their subtlest levels—moving from the in-breath and out-breath, to *vitakka* and *vicāra*, and then to perception and feeling—one ultimately escapes from all feelings (*vedanā*). That is why Nibbāna is called an unfelt happiness (*avedayita-sukha*). You may have heard that everything in this world is the happiness of experiencing (*vedayita-sukha*), whereas Nibbāna is the </w:t>
-      </w:r>
-      <w:r>
-        <w:rPr>
-          <w:rFonts w:ascii="Georgia" w:hAnsi="Georgia"/>
-        </w:rPr>
-        <w:lastRenderedPageBreak/>
-        <w:t>happiness of stilling (*upasama-sukha*). Everything else is the happiness of experiencing; Nibbāna is the happiness of stilling. Therefore, the journey toward that stilling, that tranquility, is this path to Nibbāna. It was in reference to this that the Blessed One declared: *nibbānaparamam sukham*—"Extinguishment is the ultimate happiness."</w:t>
+        <w:t>Now, this is difficult for someone to comprehend. That is why we illustrate it with the medical simile. When presenting the Blessed One as the incomparable physician, the true nature of the illness must be stated. If this illness is to be cured completely, one must escape from the entire heap of preparations (*saṅkhāra*). By gradually stilling those preparations (*saṅkhāra*) at their subtlest levels—moving from the in-breath and out-breath, to *vitakka* and *vicāra*, and then to perception and feeling—one ultimately escapes from all feelings (*vedanā*). That is why Nibbāna is called an unfelt happiness (*avedayita-sukha*). You may have heard that everything in this world is the happiness of experiencing (*vedayita-sukha*), whereas Nibbāna is the happiness of stilling (*upasama-sukha*). Everything else is the happiness of experiencing; Nibbāna is the happiness of stilling. Therefore, the journey toward that stilling, that tranquility, is this path to Nibbāna. It was in reference to this that the Blessed One declared: *nibbānaparamam sukham*—"Extinguishment is the ultimate happiness."</w:t>
       </w:r>
     </w:p>
     <w:p>
       <w:r>
         <w:rPr>
           <w:rFonts w:ascii="Georgia" w:hAnsi="Georgia"/>
+          <w:b w:val="0"/>
+          <w:i w:val="0"/>
+          <w:sz w:val="24"/>
         </w:rPr>
         <w:t>Therefore, we should consider that on this valuable day, this meritorious gathering of people, having contemplated from a worldly perspective on what we call daily worldly life, has received many Dhamma points that will help them live with more peace, happiness, relief, and comfort than before. Furthermore, without stopping there, they have gained some understanding through this short Dhamma sermon regarding Nibbāna, which assists in bringing to an end this entire *saṃsāric* existence—a task we have been unable to accomplish for so long. You should understand that this has been a wonderful opportunity to develop the spiritual faculties and powers of conviction (*saddhā*), energy (*viriya*), mindfulness (*sati*), concentration (*samadhi*), and wisdom (*paññā*) that aid in attaining Nibbāna. May you make the aspiration: "By developing these strengths, associating with noble friends (*kalyāṇamittas*), and without any other worldly aspirations, may we practice well within this Buddha's dispensation, developing virtue (*sīla*), concentration (*samādhi*), and wisdom (*paññā*), and by realizing the paths and fruits of Stream-entry (*Sotāpanna*), Once-returning (*Sakadāgāmi*), Non-returning (*Anāgāmi*), and Arahatship, may this meritorious acquisition of hearing the Dhamma surely lead us to escape all *saṃsāric* suffering (*dukkha*) and realize that happiness of stilling, the ultimate happiness!"</w:t>
       </w:r>
@@ -1200,6 +824,9 @@
       <w:r>
         <w:rPr>
           <w:rFonts w:ascii="Georgia" w:hAnsi="Georgia"/>
+          <w:b w:val="0"/>
+          <w:i w:val="0"/>
+          <w:sz w:val="24"/>
         </w:rPr>
         <w:t>In the same way, may you share these merits by reciting stanzas, wishing that all living beings from the lowest hell (*Avīci*) to the highest heaven (*Akaniṭṭha*), including your own deceased relatives who desire merit and seek Nibbāna, may rejoice in this meritorious deed of delivering and hearing the Dhamma, and through one of the three forms of enlightenment they aspire to, may they bring this *saṃsāric* suffering (*dukkha*) to an end as quickly as possible, freeing themselves from all suffering (*dukkha*) such as birth (*jāti*), aging and death (*jarāmaraṇa*), and sickness, and find peace in the supreme, deathless, great Nibbāna.</w:t>
       </w:r>
@@ -1208,10 +835,19 @@
       <w:r>
         <w:rPr>
           <w:rFonts w:ascii="Georgia" w:hAnsi="Georgia"/>
+          <w:b w:val="0"/>
+          <w:i w:val="0"/>
+          <w:sz w:val="24"/>
         </w:rPr>
         <w:t>“*Ettāvatā ca amhehi.........*”</w:t>
       </w:r>
     </w:p>
+    <w:sectPr>
+      <w:pgSz w:w="12240" w:h="15840"/>
+      <w:pgMar w:top="1440" w:right="1800" w:bottom="1440" w:left="1800" w:header="720" w:footer="720" w:gutter="0"/>
+      <w:cols w:space="720"/>
+      <w:docGrid w:linePitch="360"/>
+    </w:sectPr>
   </w:body>
 </w:document>
 </file>

--- a/docx/sermon_021_ENGLISH.docx
+++ b/docx/sermon_021_ENGLISH.docx
@@ -3,22 +3,25 @@
 <w:document xmlns:wpc="http://schemas.microsoft.com/office/word/2010/wordprocessingCanvas" xmlns:mo="http://schemas.microsoft.com/office/mac/office/2008/main" xmlns:mc="http://schemas.openxmlformats.org/markup-compatibility/2006" xmlns:mv="urn:schemas-microsoft-com:mac:vml" xmlns:o="urn:schemas-microsoft-com:office:office" xmlns:r="http://schemas.openxmlformats.org/officeDocument/2006/relationships" xmlns:m="http://schemas.openxmlformats.org/officeDocument/2006/math" xmlns:v="urn:schemas-microsoft-com:vml" xmlns:wp14="http://schemas.microsoft.com/office/word/2010/wordprocessingDrawing" xmlns:wp="http://schemas.openxmlformats.org/drawingml/2006/wordprocessingDrawing" xmlns:w10="urn:schemas-microsoft-com:office:word" xmlns:w="http://schemas.openxmlformats.org/wordprocessingml/2006/main" xmlns:w14="http://schemas.microsoft.com/office/word/2010/wordml" xmlns:wpg="http://schemas.microsoft.com/office/word/2010/wordprocessingGroup" xmlns:wpi="http://schemas.microsoft.com/office/word/2010/wordprocessingInk" xmlns:wne="http://schemas.microsoft.com/office/word/2006/wordml" xmlns:wps="http://schemas.microsoft.com/office/word/2010/wordprocessingShape" mc:Ignorable="w14 wp14">
   <w:body>
     <w:p>
+      <w:pPr>
+        <w:pStyle w:val="Heading1"/>
+      </w:pPr>
+      <w:bookmarkStart w:id="23" w:name="_Toc242628804"/>
       <w:r>
         <w:rPr>
           <w:rFonts w:ascii="Georgia" w:hAnsi="Georgia"/>
           <w:b/>
-          <w:i w:val="0"/>
           <w:sz w:val="32"/>
         </w:rPr>
+        <w:lastRenderedPageBreak/>
         <w:t>Pahankanuwa Sermon #21</w:t>
       </w:r>
+      <w:bookmarkEnd w:id="23"/>
     </w:p>
     <w:p>
       <w:r>
         <w:rPr>
           <w:rFonts w:ascii="Georgia" w:hAnsi="Georgia"/>
-          <w:b w:val="0"/>
-          <w:i w:val="0"/>
           <w:sz w:val="22"/>
         </w:rPr>
         <w:t>English Translation</w:t>
@@ -28,8 +31,6 @@
       <w:r>
         <w:rPr>
           <w:rFonts w:ascii="Georgia" w:hAnsi="Georgia"/>
-          <w:b w:val="0"/>
-          <w:i w:val="0"/>
           <w:sz w:val="22"/>
         </w:rPr>
         <w:t>Translated from Sinhala</w:t>
@@ -40,9 +41,7 @@
         <w:rPr>
           <w:rFonts w:ascii="Georgia" w:hAnsi="Georgia"/>
           <w:b/>
-          <w:i w:val="0"/>
           <w:color w:val="000000"/>
-          <w:sz w:val="24"/>
         </w:rPr>
         <w:t>Author: Ven. Katukurunde Nanananda Thero</w:t>
       </w:r>
@@ -51,9 +50,6 @@
       <w:r>
         <w:rPr>
           <w:rFonts w:ascii="Georgia" w:hAnsi="Georgia"/>
-          <w:b w:val="0"/>
-          <w:i w:val="0"/>
-          <w:sz w:val="24"/>
         </w:rPr>
         <w:t>(Pahankaṇuwa Sinhala Audio Dhamma Sermon No. )</w:t>
       </w:r>
@@ -62,9 +58,6 @@
       <w:r>
         <w:rPr>
           <w:rFonts w:ascii="Georgia" w:hAnsi="Georgia"/>
-          <w:b w:val="0"/>
-          <w:i w:val="0"/>
-          <w:sz w:val="24"/>
         </w:rPr>
         <w:t>Namo tassa bhagavato arahato sammāsambuddhassa</w:t>
       </w:r>
@@ -73,9 +66,6 @@
       <w:r>
         <w:rPr>
           <w:rFonts w:ascii="Georgia" w:hAnsi="Georgia"/>
-          <w:b w:val="0"/>
-          <w:i w:val="0"/>
-          <w:sz w:val="24"/>
         </w:rPr>
         <w:t>(Homage to the Blessed One, the Worthy One, the Fully Self-Enlightened One)</w:t>
       </w:r>
@@ -85,7 +75,6 @@
         <w:rPr>
           <w:rFonts w:ascii="Georgia" w:hAnsi="Georgia"/>
           <w:b/>
-          <w:i w:val="0"/>
           <w:color w:val="000000"/>
           <w:sz w:val="22"/>
         </w:rPr>
@@ -96,7 +85,6 @@
       <w:r>
         <w:rPr>
           <w:rFonts w:ascii="Georgia" w:hAnsi="Georgia"/>
-          <w:b w:val="0"/>
           <w:i/>
           <w:color w:val="000000"/>
           <w:sz w:val="28"/>
@@ -109,7 +97,6 @@
         <w:rPr>
           <w:rFonts w:ascii="Georgia" w:hAnsi="Georgia"/>
           <w:b/>
-          <w:i w:val="0"/>
           <w:sz w:val="22"/>
         </w:rPr>
         <w:t>From:</w:t>
@@ -119,8 +106,6 @@
       <w:r>
         <w:rPr>
           <w:rFonts w:ascii="Georgia" w:hAnsi="Georgia"/>
-          <w:b w:val="0"/>
-          <w:i w:val="0"/>
           <w:color w:val="000000"/>
           <w:sz w:val="28"/>
         </w:rPr>
@@ -131,9 +116,6 @@
       <w:r>
         <w:rPr>
           <w:rFonts w:ascii="Georgia" w:hAnsi="Georgia"/>
-          <w:b w:val="0"/>
-          <w:i w:val="0"/>
-          <w:sz w:val="24"/>
         </w:rPr>
         <w:t>Dear Listeners,</w:t>
       </w:r>
@@ -142,9 +124,6 @@
       <w:r>
         <w:rPr>
           <w:rFonts w:ascii="Georgia" w:hAnsi="Georgia"/>
-          <w:b w:val="0"/>
-          <w:i w:val="0"/>
-          <w:sz w:val="24"/>
         </w:rPr>
         <w:t>Every person strives throughout their entire life to attain happiness, relief, and peace. However, through the very efforts they make, it is frequently seen that they only acquire suffering (*dukkha*), unease, and ruin. This happens because of following wrong principles and courses of action. If one correctly understands the values highlighted by the Blessed One, one will be able to attain happiness, relief, and peace. Today, the stanza (*gāthā*) we have chosen as our theme mentions four such values. This stanza was preached to King Pasenadi of Kosala.</w:t>
       </w:r>
@@ -153,9 +132,6 @@
       <w:r>
         <w:rPr>
           <w:rFonts w:ascii="Georgia" w:hAnsi="Georgia"/>
-          <w:b w:val="0"/>
-          <w:i w:val="0"/>
-          <w:sz w:val="24"/>
         </w:rPr>
         <w:t>This King of Kosala was accustomed to eating a large quantity of food daily. A *droṇa* is said to be a large measure of grain used in those days. It is recorded that he consumed boiled rice prepared from a *droṇa* of raw rice for a single meal. One morning, having consumed such a vast amount of food, he came to the Blessed One, and being unable even to sit up straight, rolling from side to side, and nodding off in a stupor from a food-coma, he sat there. Then the Blessed One asked him, "Why, Great King? Did you not come after taking some rest?" The King replied, "Venerable Sir, I came immediately after having my meal. Ever since I took food, my body has felt very heavy." Then the Blessed One stated, "Yes, Great King, by consuming food beyond measure, suffering (*dukkha*) arises in this manner," and as a slightly humorous or sarcastic advice to the King, he uttered a certain stanza of Dhamma:</w:t>
       </w:r>
@@ -164,9 +140,6 @@
       <w:r>
         <w:rPr>
           <w:rFonts w:ascii="Georgia" w:hAnsi="Georgia"/>
-          <w:b w:val="0"/>
-          <w:i w:val="0"/>
-          <w:sz w:val="24"/>
         </w:rPr>
         <w:t>*Yadā hotī mahagghaso niddāyitā*</w:t>
       </w:r>
@@ -175,9 +148,6 @@
       <w:r>
         <w:rPr>
           <w:rFonts w:ascii="Georgia" w:hAnsi="Georgia"/>
-          <w:b w:val="0"/>
-          <w:i w:val="0"/>
-          <w:sz w:val="24"/>
         </w:rPr>
         <w:t>*mahāvarāho va nivāpapuṭṭho,*</w:t>
       </w:r>
@@ -186,9 +156,6 @@
       <w:r>
         <w:rPr>
           <w:rFonts w:ascii="Georgia" w:hAnsi="Georgia"/>
-          <w:b w:val="0"/>
-          <w:i w:val="0"/>
-          <w:sz w:val="24"/>
         </w:rPr>
         <w:t>*punappunaṃ gabbhamupeti mando.*</w:t>
       </w:r>
@@ -197,10 +164,8 @@
       <w:r>
         <w:rPr>
           <w:rFonts w:ascii="Georgia" w:hAnsi="Georgia"/>
-          <w:b w:val="0"/>
-          <w:i w:val="0"/>
-          <w:sz w:val="24"/>
         </w:rPr>
+        <w:lastRenderedPageBreak/>
         <w:t>The meaning of that stanza is: The foolish person who eats excessively and sleeps, rolling from side to side in drowsiness, is just like a pig fattened on various foods for slaughter, returning again and again to a mother's womb. Having uttered this stanza, the Blessed One further stated, "Great King, food is something that must be eaten knowing the proper measure. Only when one eats knowing the proper measure does the body feel comfortable." Then, to help him remember this advice, He uttered another stanza:</w:t>
       </w:r>
     </w:p>
@@ -208,9 +173,6 @@
       <w:r>
         <w:rPr>
           <w:rFonts w:ascii="Georgia" w:hAnsi="Georgia"/>
-          <w:b w:val="0"/>
-          <w:i w:val="0"/>
-          <w:sz w:val="24"/>
         </w:rPr>
         <w:t>*Manujassa sadā satīmato,*</w:t>
       </w:r>
@@ -219,9 +181,6 @@
       <w:r>
         <w:rPr>
           <w:rFonts w:ascii="Georgia" w:hAnsi="Georgia"/>
-          <w:b w:val="0"/>
-          <w:i w:val="0"/>
-          <w:sz w:val="24"/>
         </w:rPr>
         <w:t>*mattaṃ jānato laddhabhojane;*</w:t>
       </w:r>
@@ -230,9 +189,6 @@
       <w:r>
         <w:rPr>
           <w:rFonts w:ascii="Georgia" w:hAnsi="Georgia"/>
-          <w:b w:val="0"/>
-          <w:i w:val="0"/>
-          <w:sz w:val="24"/>
         </w:rPr>
         <w:t>*tanu tassa bhavanti vedanā,*</w:t>
       </w:r>
@@ -241,9 +197,6 @@
       <w:r>
         <w:rPr>
           <w:rFonts w:ascii="Georgia" w:hAnsi="Georgia"/>
-          <w:b w:val="0"/>
-          <w:i w:val="0"/>
-          <w:sz w:val="24"/>
         </w:rPr>
         <w:t>*saṇikaṃ jīrati āyupālayaṃ.*</w:t>
       </w:r>
@@ -252,9 +205,6 @@
       <w:r>
         <w:rPr>
           <w:rFonts w:ascii="Georgia" w:hAnsi="Georgia"/>
-          <w:b w:val="0"/>
-          <w:i w:val="0"/>
-          <w:sz w:val="24"/>
         </w:rPr>
         <w:t>The meaning of that stanza is: For a human who is always mindful, knowing the proper measure in the food obtained, his feelings (*vedanā*) become mild; he ages slowly, preserving his life-span. Thus, He declared the benefit of eating less food.</w:t>
       </w:r>
@@ -263,9 +213,6 @@
       <w:r>
         <w:rPr>
           <w:rFonts w:ascii="Georgia" w:hAnsi="Georgia"/>
-          <w:b w:val="0"/>
-          <w:i w:val="0"/>
-          <w:sz w:val="24"/>
         </w:rPr>
         <w:t>But even though this stanza was proclaimed, the King could not memorize it. He was that drowsy. So, the King said to the young man named Sudassana, his nephew who had accompanied him, "Memorize this on my behalf." The youth Sudassana memorized the stanza and asked the Blessed One, "Venerable Sir, what should be done with this stanza?" The Blessed One instructed him: "When this King is taking his meals, stand nearby, and just as he is about to put the very last morsel of rice into his mouth, recite this stanza. Then, considering the meaning of the stanza, the King will put that morsel of rice aside. The next day, prepare the meal by reducing the amount of raw rice by the number of rice grains in that discarded morsel. In this manner, gradually accustom the King to the practice of reducing his food intake."</w:t>
       </w:r>
@@ -274,9 +221,6 @@
       <w:r>
         <w:rPr>
           <w:rFonts w:ascii="Georgia" w:hAnsi="Georgia"/>
-          <w:b w:val="0"/>
-          <w:i w:val="0"/>
-          <w:sz w:val="24"/>
         </w:rPr>
         <w:t>So, the youth Sudassana acted in that very manner. Not only that, but whenever the stanza was recited, the King even gave a gift of a thousand coins to the youth Sudassana. As this went on for several days, the King reached a state where he could subsist on just one *nāḷi* (a much smaller measure) of food. Along with this, as a benefit of that practice, the King experienced great physical comfort, lightness, and strength.</w:t>
       </w:r>
@@ -285,20 +229,21 @@
       <w:r>
         <w:rPr>
           <w:rFonts w:ascii="Georgia" w:hAnsi="Georgia"/>
-          <w:b w:val="0"/>
-          <w:i w:val="0"/>
-          <w:sz w:val="24"/>
         </w:rPr>
-        <w:t>Seeing these benefits, one day the King came to the Blessed One in great joy and declared: "Venerable Sir, now my body has so much strength that I can chase and catch a deer or a horse. My body is now very light, and that obesity I had earlier is gone. I feel very healthy. This has been a source of great happiness to me." At that moment, he also expressed several other matters that had brought him happiness: "In recent days, I had battles with my nephew, King Ajātasattu. Now, I have settled those battles by giving my daughter, Princess Vajirā, in marriage to that king. Furthermore, the battle had arisen over the ownership of the village of Kāsi. I have gifted that village of Kāsi to my daughter as bath-powder money—which we could call a soap allowance in modern terms—this was a custom among kings. Since I handed over that village as a dowry to my daughter, the conflict has ceased, and that is also a source of great joy to me." He mentioned another reason for his joy: "Recently, a family heirloom gem in our palace was lost and could not be found. That too was suddenly recovered. That is also a cause of happiness for me." Then, fourthly, he presented another matter: "To make myself more trustworthy and pleasing to the Blessed One's disciples, and considering it a significant matter, I have taken a relative-daughter of the Blessed One in marriage"—here he was referring to Princess Vāsabhakhattiyā of the Sakyan clan. "I have wedded this relative-daughter. Thus, in these several ways, I now possess great happiness and joy." When the King declared this, it was in relation to these statements that the Blessed One uttered this stanza:</w:t>
+        <w:t xml:space="preserve">Seeing these benefits, one day the King came to the Blessed One in great joy and declared: "Venerable Sir, now my body has so much strength that I can chase and catch a deer or a horse. My body is now very light, and that obesity I had earlier is gone. I feel very healthy. This has been a source of great happiness to me." At that moment, he also expressed several other matters that had brought him happiness: "In recent days, I had battles with my nephew, King Ajātasattu. Now, I have settled those battles by giving my daughter, Princess Vajirā, in marriage to that king. Furthermore, the battle had arisen over the ownership of the village of Kāsi. I have gifted that village of Kāsi to my daughter as bath-powder money—which we could call a soap allowance in modern terms—this was a custom among kings. Since I </w:t>
+      </w:r>
+      <w:r>
+        <w:rPr>
+          <w:rFonts w:ascii="Georgia" w:hAnsi="Georgia"/>
+        </w:rPr>
+        <w:lastRenderedPageBreak/>
+        <w:t>handed over that village as a dowry to my daughter, the conflict has ceased, and that is also a source of great joy to me." He mentioned another reason for his joy: "Recently, a family heirloom gem in our palace was lost and could not be found. That too was suddenly recovered. That is also a cause of happiness for me." Then, fourthly, he presented another matter: "To make myself more trustworthy and pleasing to the Blessed One's disciples, and considering it a significant matter, I have taken a relative-daughter of the Blessed One in marriage"—here he was referring to Princess Vāsabhakhattiyā of the Sakyan clan. "I have wedded this relative-daughter. Thus, in these several ways, I now possess great happiness and joy." When the King declared this, it was in relation to these statements that the Blessed One uttered this stanza:</w:t>
       </w:r>
     </w:p>
     <w:p>
       <w:r>
         <w:rPr>
           <w:rFonts w:ascii="Georgia" w:hAnsi="Georgia"/>
-          <w:b w:val="0"/>
-          <w:i w:val="0"/>
-          <w:sz w:val="24"/>
         </w:rPr>
         <w:t>Indeed, Great King, among gains, health is the greatest gain. Among riches, contentment with what one has is the greatest wealth, the ultimate wealth. Among relatives, trust is the supreme relative. And when considering happiness, the ultimate happiness is Nibbāna. Giving this meaning, He uttered this stanza—the one we mentioned earlier:</w:t>
       </w:r>
@@ -307,9 +252,6 @@
       <w:r>
         <w:rPr>
           <w:rFonts w:ascii="Georgia" w:hAnsi="Georgia"/>
-          <w:b w:val="0"/>
-          <w:i w:val="0"/>
-          <w:sz w:val="24"/>
         </w:rPr>
         <w:t>*Ārogāparamā lābhā, santuṭṭhiparamam dhanaṃ,*</w:t>
       </w:r>
@@ -318,9 +260,6 @@
       <w:r>
         <w:rPr>
           <w:rFonts w:ascii="Georgia" w:hAnsi="Georgia"/>
-          <w:b w:val="0"/>
-          <w:i w:val="0"/>
-          <w:sz w:val="24"/>
         </w:rPr>
         <w:t>*vissāsaparamā ñātī, nibbānaparamam sukham.*</w:t>
       </w:r>
@@ -329,9 +268,6 @@
       <w:r>
         <w:rPr>
           <w:rFonts w:ascii="Georgia" w:hAnsi="Georgia"/>
-          <w:b w:val="0"/>
-          <w:i w:val="0"/>
-          <w:sz w:val="24"/>
         </w:rPr>
         <w:t>Now, this stanza, as well as the stories surrounding it, provide us with wonderful examples. The first point is clearly visible to us. Health was declared in relation to the King's situation, which was the issue of eating food. When we contemplate this, we see what a valuable Dhamma the Blessed One brought to light through the King's eating habits. First of all, let alone other things, even the simile used—the simile of the pig in that stanza—shows this. The Blessed One was not afraid to speak in a sarcastic manner even to a king. To that extent, the King also had immense respect for the Blessed One. Now, you all know that a pig is an animal with a mouth made for eating, a large mouth, and a large belly that drags along the ground. In houses, they feed it all kinds of waste at the back of the house, not out of love for the pig, nor to get milk from it—you know this very well. In the end, the fatter it gets, the quicker its death approaches. That was an excellent simile for the King to keep in mind.</w:t>
       </w:r>
@@ -340,9 +276,6 @@
       <w:r>
         <w:rPr>
           <w:rFonts w:ascii="Georgia" w:hAnsi="Georgia"/>
-          <w:b w:val="0"/>
-          <w:i w:val="0"/>
-          <w:sz w:val="24"/>
         </w:rPr>
         <w:t>Therefore, if we think of the result of over-eating in terms of the Dhamma, because of drowsiness, laziness, and physical inactivity, one's inclination toward the Dhamma decreases. Consequently, *saṃsāra* is prolonged further and further. That is to say, one falls prey to Māra and undergoes death again and again by consuming excessive food in that manner. Thus, in addition to that simile, the practical method the Blessed One gave to the King to reduce his food intake is of extraordinary practical value. What is it? It is the practice of knowing the proper measure in consuming food (*bhojane mattaññutā*). Whose measure is it? It is the measure of the person who eats. Therefore, only the person who eats knows their own measure; no one else can measure it for them. Thus, fittingly, the Blessed One next uttered a stanza that serves like a reflection (*paccavekkhaṇā*) for the King. We have already explained its meaning.</w:t>
       </w:r>
@@ -351,10 +284,8 @@
       <w:r>
         <w:rPr>
           <w:rFonts w:ascii="Georgia" w:hAnsi="Georgia"/>
-          <w:b w:val="0"/>
-          <w:i w:val="0"/>
-          <w:sz w:val="24"/>
         </w:rPr>
+        <w:lastRenderedPageBreak/>
         <w:t>When the youth Sudassana recited that stanza, the King remembered the beneficial aspect of eating less food: that feelings (*vedanā*) decrease when food is consumed in moderation. Just as the last morsel of rice was about to go in, he would discard it. By letting go in this manner, he gradually understood the precise amount necessary for his sustenance. The King, who used to eat a huge quantity of food amounting to a *droṇa*, was eventually able to be satisfied with a single *nāḷi*. Here too, we can see the wonderful quality of the Blessed One as the "incomparable leader of persons to be tamed" (*purisadamma sārathi*). He showed a method suited to taming a person.</w:t>
       </w:r>
     </w:p>
@@ -362,9 +293,6 @@
       <w:r>
         <w:rPr>
           <w:rFonts w:ascii="Georgia" w:hAnsi="Georgia"/>
-          <w:b w:val="0"/>
-          <w:i w:val="0"/>
-          <w:sz w:val="24"/>
         </w:rPr>
         <w:t>Next, when we think generally, we see that this weakness regarding food is also present among lay devotees, who over-eat at banquets and feasts. In an era where food is often used as an ostentatious display of status and wealth on the dining table, it shows us that we must be careful with food. Just like lay devotees, the Saṅgha also has to be careful regarding this matter at *saṅghika dānas* (almsgivings to the community). Because if one does not eat in moderation, not only do various diseases arise, but the body also becomes sluggish. Drowsiness and laziness set in. Consequently, many disadvantages arise, and the body decays rapidly.</w:t>
       </w:r>
@@ -373,9 +301,6 @@
       <w:r>
         <w:rPr>
           <w:rFonts w:ascii="Georgia" w:hAnsi="Georgia"/>
-          <w:b w:val="0"/>
-          <w:i w:val="0"/>
-          <w:sz w:val="24"/>
         </w:rPr>
         <w:t>"Slowly he ages, preserving his life-span" (*saṇikaṃ jīrati āyupālayaṃ*). Why is it said that one ages slowly when food is reduced? It is because undigested food is often what hastens decay, speeds up old age, and multiplies diseases. Thus, this point is also worth remembering. This is actually in agreement with medical science. In medical science, too, there are two important principles regarding food: *hita-bhuk* (eating what is beneficial) and *mita-bhuk* (eating in moderation). *Hita-bhuk*, dear devotees, means eating wholesome food—nutritious food that is beneficial to one's health. Next, *mita-bhuk* means knowing the measure of that food.</w:t>
       </w:r>
@@ -384,9 +309,6 @@
       <w:r>
         <w:rPr>
           <w:rFonts w:ascii="Georgia" w:hAnsi="Georgia"/>
-          <w:b w:val="0"/>
-          <w:i w:val="0"/>
-          <w:sz w:val="24"/>
         </w:rPr>
         <w:t>If we express this in dispensation (*sāsana*) terms, this *hita-bhuk* principle itself is denoted by the words *sappāya* (suitable) and *asappāya* (unsuitable). *Sappāya* refers to consuming wholesome, nutritious food. By discarding what is unwholesome and knowing what is suitable for oneself, one removes the unsuitable and takes the suitable. Then, corresponding to *mita-bhuk* is "moderation in eating" (*bhojane mattaññutā*). The Blessed One has pointed out to the Saṅgha, and particularly to yogis—not only to monastics but also to lay practitioners—to eat knowing the proper measure. It is through this that one can successfully practice Dhamma and meditation. By removing drowsiness and laziness, it helps to keep the body and mind active and awake, without succumbing to craving (*taṇhā*) for taste.</w:t>
       </w:r>
@@ -395,20 +317,21 @@
       <w:r>
         <w:rPr>
           <w:rFonts w:ascii="Georgia" w:hAnsi="Georgia"/>
-          <w:b w:val="0"/>
-          <w:i w:val="0"/>
-          <w:sz w:val="24"/>
         </w:rPr>
-        <w:t>For the Saṅgha, this principle regarding food is even stricter. That is what is called reflection (*paccavekkhaṇā*). There is an old phrase, "consuming by reflecting" (*pasvikā vaḷandanavā*), used in reference to monastics. It does not carry the colloquial meaning used nowadays; "consuming by reflecting" means eating with wise consideration and reflection. The Blessed One has even laid down a specific passage for monastics to recite when eating, just as He gave that special stanza to King Kosala. It reminds them that this food is not taken for physical strength or beautification of the body like laypeople do. It is taken solely—and the word "solely" is specifically used—for the maintenance of this body, for keeping it going, and for leading this noble holy life (*brahmacariya*). Furthermore, it is to appease the old feeling (*vedanā* of hunger) and to prevent new feeling (*vedanā* of over-eating) from arising, so that one can practice Dhamma and meditation in comfort. In this way, the Blessed One has prescribed that they consume food by turning the act itself into a meditation.</w:t>
+        <w:t xml:space="preserve">For the Saṅgha, this principle regarding food is even stricter. That is what is called reflection (*paccavekkhaṇā*). There is an old phrase, "consuming by reflecting" (*pasvikā vaḷandanavā*), used in reference to monastics. It does not carry the colloquial meaning used nowadays; "consuming by reflecting" means eating with wise consideration and reflection. The Blessed One has even laid down a specific passage for monastics to recite when eating, just as He gave that special stanza to King Kosala. It reminds them that this food is not taken for physical strength or beautification of the body like laypeople do. It is taken solely—and the word "solely" </w:t>
+      </w:r>
+      <w:r>
+        <w:rPr>
+          <w:rFonts w:ascii="Georgia" w:hAnsi="Georgia"/>
+        </w:rPr>
+        <w:lastRenderedPageBreak/>
+        <w:t>is specifically used—for the maintenance of this body, for keeping it going, and for leading this noble holy life (*brahmacariya*). Furthermore, it is to appease the old feeling (*vedanā* of hunger) and to prevent new feeling (*vedanā* of over-eating) from arising, so that one can practice Dhamma and meditation in comfort. In this way, the Blessed One has prescribed that they consume food by turning the act itself into a meditation.</w:t>
       </w:r>
     </w:p>
     <w:p>
       <w:r>
         <w:rPr>
           <w:rFonts w:ascii="Georgia" w:hAnsi="Georgia"/>
-          <w:b w:val="0"/>
-          <w:i w:val="0"/>
-          <w:sz w:val="24"/>
         </w:rPr>
         <w:t>Thus, through this principle concerning food, whether lay or ordained, everyone can attain that health, the blessing of physical well-being. Indeed, why was health declared as the ultimate gain? Because no matter what other gains one has, no matter what wealth or grain one possesses, if one is sick, one cannot enjoy them. It is said of certain multi-millionaires in this world that sometimes they were in a state where they could not even subsist on a single slice of bread, perhaps due to diseases born of karma. Even today, lay devotees living urban lives, sometimes due to karma created in this very life—not some ancient karma—eat inappropriately at banquets just like King Kosala did in his early days, and in their final years, they are forced to subsist on a slice of bread, perhaps even stale bread. They fall into such a state. That becomes the cause of their illness. The Blessed One has stated that various diseases arise from over-eating.</w:t>
       </w:r>
@@ -417,9 +340,6 @@
       <w:r>
         <w:rPr>
           <w:rFonts w:ascii="Georgia" w:hAnsi="Georgia"/>
-          <w:b w:val="0"/>
-          <w:i w:val="0"/>
-          <w:sz w:val="24"/>
         </w:rPr>
         <w:t>Therefore, this is an extremely valuable message for the world. Not only for ordinary devotees living their day-to-day lives, but also for everyone practicing Dhamma and meditation, striving for Nibbāna. If this principle is broken, what happens is exactly what happened to that pig. Although they may look stout externally, they not only meet an early death but also pave the way for numerous deaths throughout *saṃsāra* due to greed for food and taste. Because of this, the Blessed One has presented the principle of food to the Saṅgha using most extraordinary similes, instructing them to consume food as if it were medicine for an illness. What is the illness? They are told to treat food as a medicine for this self-groaning disease of hunger that everyone has. Not as a form of entertainment, but in a way that sometimes evokes a sense of urgency (*saṃvega*), the Blessed One has described food to practitioners so that it directly aids in attaining Nibbāna.</w:t>
       </w:r>
@@ -428,9 +348,6 @@
       <w:r>
         <w:rPr>
           <w:rFonts w:ascii="Georgia" w:hAnsi="Georgia"/>
-          <w:b w:val="0"/>
-          <w:i w:val="0"/>
-          <w:sz w:val="24"/>
         </w:rPr>
         <w:t>Next, He gives another simile: just as oil is applied to the axle of a moving cart to make it run, so should food be regarded. Maintaining this body in the four postures is like driving this vehicle of the body. Food is like the lubricating oil that assists this. They are told to think in that manner. There are other even more striking, urgency-inducing (*saṃvega*) similes. You might even feel frightened upon hearing them. The Blessed One describes the consuming of food—which is unavoidable if one is to cross over the desert of *saṃsāra*—through a unique allegorical story.</w:t>
       </w:r>
@@ -439,20 +356,21 @@
       <w:r>
         <w:rPr>
           <w:rFonts w:ascii="Georgia" w:hAnsi="Georgia"/>
-          <w:b w:val="0"/>
-          <w:i w:val="0"/>
-          <w:sz w:val="24"/>
         </w:rPr>
-        <w:t>Parents who set out with their only child to cross a desert ran out of food midway. Having no other alternative, they killed and ate their own child. However the child died—various details are given by different commentators—let us understand that it was done for nothing other than to keep themselves alive. When they ate that food, eating their own child's flesh, they did not do so for entertainment. Beating their breasts, crying, "Alas, our only child!", they ate it simply to cross over the desert. The Blessed One presented such a perspective on food, urging one to view food in that heart-rending, urgency-evoking manner, so that it leads directly to Nibbāna.</w:t>
+        <w:t xml:space="preserve">Parents who set out with their only child to cross a desert ran out of food midway. Having no other alternative, they killed and ate their own child. However the child died—various details are given by different commentators—let us understand that it was done for nothing other than to keep themselves alive. When they ate that food, eating their own child's flesh, they did not do so for entertainment. Beating their </w:t>
+      </w:r>
+      <w:r>
+        <w:rPr>
+          <w:rFonts w:ascii="Georgia" w:hAnsi="Georgia"/>
+        </w:rPr>
+        <w:lastRenderedPageBreak/>
+        <w:t>breasts, crying, "Alas, our only child!", they ate it simply to cross over the desert. The Blessed One presented such a perspective on food, urging one to view food in that heart-rending, urgency-evoking manner, so that it leads directly to Nibbāna.</w:t>
       </w:r>
     </w:p>
     <w:p>
       <w:r>
         <w:rPr>
           <w:rFonts w:ascii="Georgia" w:hAnsi="Georgia"/>
-          <w:b w:val="0"/>
-          <w:i w:val="0"/>
-          <w:sz w:val="24"/>
         </w:rPr>
         <w:t>Through these various similes, the Blessed One showed that food is indeed necessary for life. One cannot live without eating and drinking like the Nigaṇṭhas. According to the Middle Path, it is something to be used as an aid for one's Dhamma practice, for maintaining this life, and for realizing Nibbāna. So, even from that perspective, this *mita-bhuk* principle regarding food—eating while knowing one's measure—is a highly valuable practice.</w:t>
       </w:r>
@@ -461,9 +379,6 @@
       <w:r>
         <w:rPr>
           <w:rFonts w:ascii="Georgia" w:hAnsi="Georgia"/>
-          <w:b w:val="0"/>
-          <w:i w:val="0"/>
-          <w:sz w:val="24"/>
         </w:rPr>
         <w:t>Next, if we contemplate the phrase "contentment is the greatest wealth" (*santuṭṭhiparamam dhanaṃ*), being content with what one has, we see that it is also an extremely valuable virtue in society. The reason is that no matter how much of a millionaire someone is, if they are miserly, envious, and not satisfied with what they have, they are always mentally poor. They are not rich in mind, but poor in mind. That is why contentment with what one has is considered the greatest wealth. "Contentment is the greatest wealth"—a person who lacks the virtue of being content with what they have is poor and destitute, no matter how much wealth they possess. To put it briefly, this also has a connection to the story of King Kosala. Why is that? We must relate the account of the battle with King Ajātasattu, which corresponds to the brief statement made by the King.</w:t>
       </w:r>
@@ -472,9 +387,6 @@
       <w:r>
         <w:rPr>
           <w:rFonts w:ascii="Georgia" w:hAnsi="Georgia"/>
-          <w:b w:val="0"/>
-          <w:i w:val="0"/>
-          <w:sz w:val="24"/>
         </w:rPr>
         <w:t>What was this issue regarding the village of Kāsi? These matters are shown by piecing together facts mentioned in various places in the Sutta discourses. First, it must be said that King Mahā Kosala—that is, the father of King Pasenadi of Kosala—gave his daughter in marriage to King Bimbisāra. That daughter was King Pasenadi's sister, and she was known as Queen Kosala Devī. Her son was Ajātasattu. Ajātasattu killed his father while still a prince and usurped the throne. After Bimbisāra was killed, King Pasenadi of Kosala, out of the grief he felt over this, decided that this patricide did not deserve a land belonging to their clan, and took back the village of Kāsi. In fact, that village of Kāsi had been given by King Mahā Kosala as a dowry—as mentioned, like a soap allowance—but King Kosala repossessed it. It was on this account that King Ajātasattu went to war with King Pasenadi of Kosala.</w:t>
       </w:r>
@@ -483,9 +395,6 @@
       <w:r>
         <w:rPr>
           <w:rFonts w:ascii="Georgia" w:hAnsi="Georgia"/>
-          <w:b w:val="0"/>
-          <w:i w:val="0"/>
-          <w:sz w:val="24"/>
         </w:rPr>
         <w:t>In that war, King Kosala was defeated the first time. The second time, King Kosala captured King Ajātasattu alive, caught him red-handed, and took possession of his fourfold army, taking them into custody. When the Blessed One came to know of this, He uttered a series of stanzas. Those stanzas did not convey praise for King Kosala. Rather, they showed how disadvantageous plunder is. The general idea of those stanzas is: some people plunder others at will, but they only understand when others come forward and plunder them in turn. Several other valuable, instructive points are mentioned in that series of stanzas:</w:t>
       </w:r>
@@ -494,9 +403,6 @@
       <w:r>
         <w:rPr>
           <w:rFonts w:ascii="Georgia" w:hAnsi="Georgia"/>
-          <w:b w:val="0"/>
-          <w:i w:val="0"/>
-          <w:sz w:val="24"/>
         </w:rPr>
         <w:t>"The slayer gets a slayer; the conqueror gets a conqueror; the abuser gets abused; the annoyer gets annoyed; the plunderer gets plundered."</w:t>
       </w:r>
@@ -505,10 +411,8 @@
       <w:r>
         <w:rPr>
           <w:rFonts w:ascii="Georgia" w:hAnsi="Georgia"/>
-          <w:b w:val="0"/>
-          <w:i w:val="0"/>
-          <w:sz w:val="24"/>
         </w:rPr>
+        <w:lastRenderedPageBreak/>
         <w:t>This means that if someone kills, they too will meet death—either by that person or by someone else. You can understand the other points mentioned as well; they are the results of action. Once that karma rotates back to the plunderer, he himself becomes subject to having his own property plundered. Even though it was not said directly to King Kosala, he must have heard about this instructive stanza uttered by the Blessed One. Having heard it, King Kosala must have abandoned his earlier stance. Previously, when he captured King Ajātasattu, he had let him go simply out of familial consideration because he was his nephew, but he had confiscated his fourfold army. What did he do this time? He handed all of that back, gave his daughter in marriage to him, making him his son-in-law for the second time, and donated that village of Kāsi as bath-powder money. Thus, King Kosala adopted a very generous and valuable course of action there, instead of plundering. Within that lies "contentment is the greatest wealth" (*santuṭṭhiparamam dhanaṃ*)—not expanding one's wealth by grabbing other people's possessions. Based on this, we can understand that King Kosala had received some guidance from the Blessed One, and that this principle of contentment was connected to the King's life.</w:t>
       </w:r>
     </w:p>
@@ -516,9 +420,6 @@
       <w:r>
         <w:rPr>
           <w:rFonts w:ascii="Georgia" w:hAnsi="Georgia"/>
-          <w:b w:val="0"/>
-          <w:i w:val="0"/>
-          <w:sz w:val="24"/>
         </w:rPr>
         <w:t>Next, let us come to the third line: "Trust is the supreme relative" (*vissāsaparamā ñātī*). When you first think about it, it might not be immediately clear. What does this mean? Even when we think of relatives, our parents are the first who come to mind. But if there is no trust, if there is distrust, then there is no real relationship. Conversely, even if there is no blood relationship or any other kinship, if there is trust in someone, if there is mutual trust, that person is the true relative. That is what the Blessed One highlights. This fits here as well. King Ajātasattu was already a relative, a nephew. But despite being a relative, because there was no mutual trust, they went to war. Furthermore, that trust would have been further eroded if King Kosala had kept the fourfold army in his custody. Instead, understanding this, King Kosala handed all of that back, gave his daughter in marriage, and established trust in the truest sense. That trust is the true relationship. This holds true from that perspective. Next, the King stated another additional point. Thinking of making himself more trustworthy to the Saṅgha—believing that the monastics would respect him even more—what did he do? He wedded Princess Vāsabhakhattiyā of the Sakyan clan. Now, looking at this realistically, it is not that the Blessed One approved of this; whether he married her or not, the truth is that mutual trust itself is the real relative, the greatest relative. We can understand that this is something applicable to the life of King Kosala as well as to the lives of every one of you, dear devotees.</w:t>
       </w:r>
@@ -527,20 +428,21 @@
       <w:r>
         <w:rPr>
           <w:rFonts w:ascii="Georgia" w:hAnsi="Georgia"/>
-          <w:b w:val="0"/>
-          <w:i w:val="0"/>
-          <w:sz w:val="24"/>
         </w:rPr>
-        <w:t>So now, in this way, we have three points that are useful even for our daily lives—when people speak of "daily life," they mostly think of the worldly side. First is the valuable principle of health. The food we consume, which we take to live, should not be used to aid death. It should not be used to bring death closer. But nowadays in society, a person is often measured by the food they eat. Such a concept has developed. Or they are measured by the number of stars of the place where they eat. Due to such hollow values, people die untimely deaths. They bring diseases upon their bodies prematurely. Consuming food and drink without any regard for what is suitable (*sappāya*) or unsuitable (*asappāya*), or for the beneficial or harmful quantity, they turn what should be a medicine into a poison. They make it a toxic poison. Such is the era we live in. Therefore, what the Blessed One presented through "health is the ultimate gain" is helpful not only to King Kosala but to us as well.</w:t>
+        <w:t xml:space="preserve">So now, in this way, we have three points that are useful even for our daily lives—when people speak of "daily life," they mostly think of the worldly side. First is the valuable principle of health. The food we consume, which we take to live, should not be used to aid death. It should not be used to bring death closer. But nowadays in society, a person is often measured by the food they eat. Such a concept has developed. Or they are measured by the number of stars of the place where they eat. Due to such hollow values, people die untimely deaths. They bring diseases upon their bodies prematurely. Consuming food and drink without any regard for what is </w:t>
+      </w:r>
+      <w:r>
+        <w:rPr>
+          <w:rFonts w:ascii="Georgia" w:hAnsi="Georgia"/>
+        </w:rPr>
+        <w:lastRenderedPageBreak/>
+        <w:t>suitable (*sappāya*) or unsuitable (*asappāya*), or for the beneficial or harmful quantity, they turn what should be a medicine into a poison. They make it a toxic poison. Such is the era we live in. Therefore, what the Blessed One presented through "health is the ultimate gain" is helpful not only to King Kosala but to us as well.</w:t>
       </w:r>
     </w:p>
     <w:p>
       <w:r>
         <w:rPr>
           <w:rFonts w:ascii="Georgia" w:hAnsi="Georgia"/>
-          <w:b w:val="0"/>
-          <w:i w:val="0"/>
-          <w:sz w:val="24"/>
         </w:rPr>
         <w:t>Next, if we briefly consider these few points, even the principle of being content with what one has applies to daily life. Looking around nowadays, we see a custom in society where people measure their wealth by looking at the appliances and items used by their neighbors. They do not follow the concept of "simple living and high thinking" that we frequently mention. Instead, they think, "If I do not have the latest luxury item that my neighbor uses, I am poor," and they fall into disastrous situations such as getting into debt to acquire it. Today's society is in such a plight.</w:t>
       </w:r>
@@ -549,9 +451,6 @@
       <w:r>
         <w:rPr>
           <w:rFonts w:ascii="Georgia" w:hAnsi="Georgia"/>
-          <w:b w:val="0"/>
-          <w:i w:val="0"/>
-          <w:sz w:val="24"/>
         </w:rPr>
         <w:t>Thus, everyone lives their daily lives mentally poor, no matter how many millions they possess in terms of money. This is because they lack contentment with what they have. On the other hand, there may be someone with little wealth, perhaps considered poor by society. If they possess this virtue of being content with what they have—and being content with what one has does not mean one stops earning and just remains satisfied with that—they live in a way that fits what they currently have. If one tries to live today according to a plan targeted for several years in the future, what happens? One gets into debt. One should live with the wealth one has today. When it increases slightly, one adjusts accordingly, but one must still practice saving and living within one's means. Even if we do not speak of these things, you, dear devotees, will contemplate them. You surely get to hear many sermons on these matters. However, what we have to say in connection with this is about those very values. Often, these are confused because of a wrong understanding of life values. If we remember this principle highlighted by the Blessed One, "contentment is the greatest wealth" (*santuṭṭhiparamam dhanaṃ*), in our daily households, then without sighing in regret like those people, we can live happily with our children, subsisting on what we have, thinking, "Let us subsist on what is available; this is enough for us." One can lean toward such a practice.</w:t>
       </w:r>
@@ -560,9 +459,6 @@
       <w:r>
         <w:rPr>
           <w:rFonts w:ascii="Georgia" w:hAnsi="Georgia"/>
-          <w:b w:val="0"/>
-          <w:i w:val="0"/>
-          <w:sz w:val="24"/>
         </w:rPr>
         <w:t>Similarly, regarding relatives—many people make various efforts to build connections and establish relationships with influential people in order to gain high status in society. No matter how many relationships they build, whether blood relations or any other connections, if that trust is absent, if there is no trust, if there are grievances such that they cannot even look at each other's faces, if there is distrust, suspicion, and envy, then there is no real relationship. Therefore, the true relationship is that trust. If one has a good friend, that person is the best relative; no other relationship is needed. This too is an extremely valuable principle for society.</w:t>
       </w:r>
@@ -571,20 +467,21 @@
       <w:r>
         <w:rPr>
           <w:rFonts w:ascii="Georgia" w:hAnsi="Georgia"/>
-          <w:b w:val="0"/>
-          <w:i w:val="0"/>
-          <w:sz w:val="24"/>
         </w:rPr>
-        <w:t>Now we come to the deepest part of the Dhamma. Do not let the word "deepest" frighten you. Although we cannot do so to the extent of the Blessed One, we always try to present this Dhamma in simple ways so that you can approach that depth. Why is it said, "Extinguishment is the ultimate happiness" (*nibbānaparamam sukham*)? Why is Nibbāna called the greatest happiness? Let us consider that for a moment. Generally, we all associate happiness with pleasant feeling (*vedanā*). But the Blessed One declared something very extraordinary: *yaṃ kiñci vedayitaṃ taṃ dukkhasmiṃ*—that is, "whatever is felt is in suffering (*dukkha*)." The Blessed One realized and declared that whatever can be taken as a feeling (*vedanā*) is all suffering (*dukkha*). When we speak of feelings (*vedanā*), there are three kinds of feelings, which you may have heard of: pleasant feeling, painful feeling, and neutral feeling. In the Dhamma, they are termed *sukha*, *dukkha*, and *adukkhamasukha*. If we translate them into Sinhala, painful feeling, pleasant feeling, and neutral feeling can be described as "neither-painful-nor-pleasant feeling." "Neither-painful-nor-pleasant"—that is the dispensation term. It is neutral feeling (*vedanā*).</w:t>
+        <w:t xml:space="preserve">Now we come to the deepest part of the Dhamma. Do not let the word "deepest" frighten you. Although we cannot do so to the extent of the Blessed One, we always try to present this Dhamma in simple ways so that you can approach that depth. Why is it said, "Extinguishment is the ultimate happiness" (*nibbānaparamam sukham*)? Why is Nibbāna called the greatest happiness? Let us consider that for a moment. </w:t>
+      </w:r>
+      <w:r>
+        <w:rPr>
+          <w:rFonts w:ascii="Georgia" w:hAnsi="Georgia"/>
+        </w:rPr>
+        <w:lastRenderedPageBreak/>
+        <w:t>Generally, we all associate happiness with pleasant feeling (*vedanā*). But the Blessed One declared something very extraordinary: *yaṃ kiñci vedayitaṃ taṃ dukkhasmiṃ*—that is, "whatever is felt is in suffering (*dukkha*)." The Blessed One realized and declared that whatever can be taken as a feeling (*vedanā*) is all suffering (*dukkha*). When we speak of feelings (*vedanā*), there are three kinds of feelings, which you may have heard of: pleasant feeling, painful feeling, and neutral feeling. In the Dhamma, they are termed *sukha*, *dukkha*, and *adukkhamasukha*. If we translate them into Sinhala, painful feeling, pleasant feeling, and neutral feeling can be described as "neither-painful-nor-pleasant feeling." "Neither-painful-nor-pleasant"—that is the dispensation term. It is neutral feeling (*vedanā*).</w:t>
       </w:r>
     </w:p>
     <w:p>
       <w:r>
         <w:rPr>
           <w:rFonts w:ascii="Georgia" w:hAnsi="Georgia"/>
-          <w:b w:val="0"/>
-          <w:i w:val="0"/>
-          <w:sz w:val="24"/>
         </w:rPr>
         <w:t>An ordinary person has no awareness of this neutral feeling (*vedanā*). In fact, the Blessed One states: What is the nature of a worldling (*puthujjana*) in this world? When afflicted by painful feeling, the worldling, hoping for pleasant feeling, inclines toward pleasant feeling, because the worldling knows no other way to escape painful feeling. As soon as painful feeling arises, the worldling grasps at pleasant feeling, because he has no clear understanding of neutral feeling. The teachers of old explain this through a simile. When a deer walks over a rocky mountain, the path by which the deer approached the mountain is visible, and the path by which it descended is also visible, but the footprints left on top of the rock are not visible. Similarly, an ordinary person generally does not perceive neutral feeling; it is a subtle thing. That subtle feeling (*vedanā*) is felt only by a meditative mind, by those who develop absorption (*jhāna*) meditation. Thus, here we have the "neither-painful-nor-pleasant" situated right between pain and pleasure.</w:t>
       </w:r>
@@ -593,9 +490,6 @@
       <w:r>
         <w:rPr>
           <w:rFonts w:ascii="Georgia" w:hAnsi="Georgia"/>
-          <w:b w:val="0"/>
-          <w:i w:val="0"/>
-          <w:sz w:val="24"/>
         </w:rPr>
         <w:t>If we direct our attention a bit more to this point, let us bring in a small simile. In villages, children play a small game called riding on coconut petioles. They sit on a coconut petiole and swing this way and that. For this same game, they sometimes construct a small plaything. They place a plank over a wooden log or some pivot, and two children sit on either end and swing up and down, back and forth. This is a small game called "seesaw, seesaw, seesaw." In fact, "seesaw" is the foreign name for this play equipment. This may also have come into common use now. They make a seesaw. Now, what happens on a seesaw is a continuous swinging. In truth, existence is also just like this. This *saṃsāric* existence is exactly like this. It is a swinging between suffering (*dukkha*) and pleasure. Like swinging on a swing, it is a kind of oscillation. It is between these two extremes that this entire *saṃsāric* existence lies. They go on swinging, saying "seesaw, seesaw." But the Blessed One saw the risk and danger inherent in this. This never comes to an end. Within this, one only falls into suffering (*dukkha*). Thinking of escaping painful feeling, one goes to pleasant feeling; but when one gets there and looks, it is not permanent (*anicca*). When it ends there, this side sinks down again. That is how it is.</w:t>
       </w:r>
@@ -604,53 +498,250 @@
       <w:r>
         <w:rPr>
           <w:rFonts w:ascii="Georgia" w:hAnsi="Georgia"/>
-          <w:b w:val="0"/>
-          <w:i w:val="0"/>
-          <w:sz w:val="24"/>
         </w:rPr>
-        <w:t>That is precisely what the Blessed One points out regarding the three feelings (*vedanā*). The nature of painful feeling is that it is painful as long as it lasts, and pleasant when it changes. The nature of pleasant feeling is that it is pleasant while it lasts, and painful when it changes. But the neutral feeling—the feeling in the middle—is a subtle thing. It is painful as long as it is not understood; it is pleasant when it is understood. This is expressed as *aññāṇadukkhā, ñāṇasukhā*. *Aññāṇa* means not understanding. As long as one does not understand neutral feeling, it is suffering (*dukkha*). But if at some point wisdom, understanding, and comprehension reach it, it can be turned into happiness. Based on this very Dhamma principle, even before the time of the Buddha, those who strived to escape this *saṃsāra* detached themselves from the five cords of sensual pleasure in which the ordinary worldlings are mired, developed absorption (*jhāna*) meditation, and gradually brought their minds to that third level—the neutral state.</w:t>
+        <w:t xml:space="preserve">That is precisely what the Blessed One points out regarding the three feelings (*vedanā*). The nature of painful feeling is that it is painful as long as it lasts, and </w:t>
+      </w:r>
+      <w:r>
+        <w:rPr>
+          <w:rFonts w:ascii="Georgia" w:hAnsi="Georgia"/>
+        </w:rPr>
+        <w:lastRenderedPageBreak/>
+        <w:t>pleasant when it changes. The nature of pleasant feeling is that it is pleasant while it lasts, and painful when it changes. But the neutral feeling—the feeling in the middle—is a subtle thing. It is painful as long as it is not understood; it is pleasant when it is understood. This is expressed as *aññāṇadukkhā, ñāṇasukhā*. *Aññāṇa* means not understanding. As long as one does not understand neutral feeling, it is suffering (*dukkha*). But if at some point wisdom, understanding, and comprehension reach it, it can be turned into happiness. Based on this very Dhamma principle, even before the time of the Buddha, those who strived to escape this *saṃsāra* detached themselves from the five cords of sensual pleasure in which the ordinary worldlings are mired, developed absorption (*jhāna*) meditation, and gradually brought their minds to that third level—the neutral state.</w:t>
       </w:r>
     </w:p>
     <w:p>
       <w:r>
         <w:rPr>
           <w:rFonts w:ascii="Georgia" w:hAnsi="Georgia"/>
-          <w:b w:val="0"/>
-          <w:i w:val="0"/>
-          <w:sz w:val="24"/>
         </w:rPr>
-        <w:t>If we look at this in terms of formations (*saṅkhāra*), there is something in the Dhamma we must recollect: the Blessed One described Nibbāna as the stilling of all formations (*sabbasankhārasamatha*). Let us define formations (*saṅkhāra*) as "constructs" or "fabrications." This word *saṅkhāra* is an extremely deep term. It is stated: "all formations are impermanent" (*sabbe saṅkhārā aniccā*). Throughout this entire *saṃsāric* existence, there is only an accumulation of formations (*saṅkhāra*). But because of the impermanent (*anicca*) nature of these formations, the Blessed One declared that this entire *saṃsāra* is suffering (*dukkha*). That is why the Blessed One declared: "formations are the ultimate suffering" (*saṅkhārā paramā dukkhā*). Even if we eliminate and escape all those gross, coarse forms of suffering that we usually think of, in the end, this very nature of formations is suffering (*dukkha*). Formations (*saṅkhāra*) are the greatest suffering (*dukkha*).</w:t>
+        <w:t xml:space="preserve">If we look at this in terms of </w:t>
+      </w:r>
+      <w:r>
+        <w:rPr>
+          <w:rFonts w:ascii="Georgia" w:hAnsi="Georgia"/>
+        </w:rPr>
+        <w:t>Preparations</w:t>
+      </w:r>
+      <w:r>
+        <w:rPr>
+          <w:rFonts w:ascii="Georgia" w:hAnsi="Georgia"/>
+        </w:rPr>
+        <w:t xml:space="preserve"> (*saṅkhāra*), there is something in the Dhamma we must recollect: the Blessed One described Nibbāna as the stilling of all </w:t>
+      </w:r>
+      <w:r>
+        <w:rPr>
+          <w:rFonts w:ascii="Georgia" w:hAnsi="Georgia"/>
+        </w:rPr>
+        <w:t>Preparations</w:t>
+      </w:r>
+      <w:r>
+        <w:rPr>
+          <w:rFonts w:ascii="Georgia" w:hAnsi="Georgia"/>
+        </w:rPr>
+        <w:t xml:space="preserve"> (*sabbasankhārasamatha*). Let us define </w:t>
+      </w:r>
+      <w:r>
+        <w:rPr>
+          <w:rFonts w:ascii="Georgia" w:hAnsi="Georgia"/>
+        </w:rPr>
+        <w:t>Preparations</w:t>
+      </w:r>
+      <w:r>
+        <w:rPr>
+          <w:rFonts w:ascii="Georgia" w:hAnsi="Georgia"/>
+        </w:rPr>
+        <w:t xml:space="preserve"> (*saṅkhāra*) as "constructs" or "fabrications." This word *saṅkhāra* is an extremely deep term. It is stated: "all </w:t>
+      </w:r>
+      <w:r>
+        <w:rPr>
+          <w:rFonts w:ascii="Georgia" w:hAnsi="Georgia"/>
+        </w:rPr>
+        <w:t>Preparations</w:t>
+      </w:r>
+      <w:r>
+        <w:rPr>
+          <w:rFonts w:ascii="Georgia" w:hAnsi="Georgia"/>
+        </w:rPr>
+        <w:t xml:space="preserve"> are impermanent" (*sabbe saṅkhārā aniccā*). Throughout this entire *saṃsāric* existence, there is only an accumulation of </w:t>
+      </w:r>
+      <w:r>
+        <w:rPr>
+          <w:rFonts w:ascii="Georgia" w:hAnsi="Georgia"/>
+        </w:rPr>
+        <w:t>Preparations</w:t>
+      </w:r>
+      <w:r>
+        <w:rPr>
+          <w:rFonts w:ascii="Georgia" w:hAnsi="Georgia"/>
+        </w:rPr>
+        <w:t xml:space="preserve"> (*saṅkhāra*). But because of the impermanent (*anicca*) nature of these </w:t>
+      </w:r>
+      <w:r>
+        <w:rPr>
+          <w:rFonts w:ascii="Georgia" w:hAnsi="Georgia"/>
+        </w:rPr>
+        <w:t>Preparations</w:t>
+      </w:r>
+      <w:r>
+        <w:rPr>
+          <w:rFonts w:ascii="Georgia" w:hAnsi="Georgia"/>
+        </w:rPr>
+        <w:t>, the Blessed One declared that this entire *saṃsāra* is suffering (*dukkha*). That is why the Blessed One declared: "</w:t>
+      </w:r>
+      <w:r>
+        <w:rPr>
+          <w:rFonts w:ascii="Georgia" w:hAnsi="Georgia"/>
+        </w:rPr>
+        <w:t>Preparations</w:t>
+      </w:r>
+      <w:r>
+        <w:rPr>
+          <w:rFonts w:ascii="Georgia" w:hAnsi="Georgia"/>
+        </w:rPr>
+        <w:t xml:space="preserve"> are the ultimate suffering" (*saṅkhārā paramā dukkhā*). Even if we eliminate and escape all those gross, coarse forms of suffering that we usually think of, in the end, this very nature of </w:t>
+      </w:r>
+      <w:r>
+        <w:rPr>
+          <w:rFonts w:ascii="Georgia" w:hAnsi="Georgia"/>
+        </w:rPr>
+        <w:t>Preparations</w:t>
+      </w:r>
+      <w:r>
+        <w:rPr>
+          <w:rFonts w:ascii="Georgia" w:hAnsi="Georgia"/>
+        </w:rPr>
+        <w:t xml:space="preserve"> is suffering (*dukkha*). </w:t>
+      </w:r>
+      <w:r>
+        <w:rPr>
+          <w:rFonts w:ascii="Georgia" w:hAnsi="Georgia"/>
+        </w:rPr>
+        <w:t>Preparations</w:t>
+      </w:r>
+      <w:r>
+        <w:rPr>
+          <w:rFonts w:ascii="Georgia" w:hAnsi="Georgia"/>
+        </w:rPr>
+        <w:t xml:space="preserve"> (*saṅkhāra*) are the greatest suffering (*dukkha*).</w:t>
       </w:r>
     </w:p>
     <w:p>
       <w:r>
         <w:rPr>
           <w:rFonts w:ascii="Georgia" w:hAnsi="Georgia"/>
-          <w:b w:val="0"/>
-          <w:i w:val="0"/>
-          <w:sz w:val="24"/>
         </w:rPr>
-        <w:t>There are three subtle levels of these formations (*saṅkhāra*). To a practitioner (*yogāvacara*) developing absorption, the out-breath becomes perceptible. The troubles and distresses of other external activities are indeed suffering (*dukkha*), but when viewed at the minimum level, even this in-breath and out-breath possess the nature of suffering (*dukkha*), though the ordinary world does not understand this. In short, this in-breath and out-breath are identified as bodily formations (*kāya-saṅkhāra*), the subtlest level of bodily formations. Next, verbal formations (*vacī-saṅkhāra*) are the formations of speech; at the minimum level, these fabrications of speech are described as *vitakka* (thought-conception) and *vicāra* (discursive thinking)—thoughts within the mind, various kinds of thoughts. When a problem arises, say, on a sleepless night, one can clearly understand what a suffering (*dukkha*) this *vitakka* and *vicāra* can be. One cannot sleep; thoughts keep coming, one after another, and one cannot escape them. It is like being dragged by both hands toward a pit of embers. That is *vitakka* and *vicāra*. As the mind becomes subtler and subtler, moving toward levels of absorption, one realizes that this verbal formation (*vacī-saṅkhāra*) is also suffering (*dukkha*). Then, beyond that, there is mental formation (*citta-saṅkhāra*).</w:t>
+        <w:t xml:space="preserve">There are three subtle levels of these </w:t>
+      </w:r>
+      <w:r>
+        <w:rPr>
+          <w:rFonts w:ascii="Georgia" w:hAnsi="Georgia"/>
+        </w:rPr>
+        <w:t>Preparations</w:t>
+      </w:r>
+      <w:r>
+        <w:rPr>
+          <w:rFonts w:ascii="Georgia" w:hAnsi="Georgia"/>
+        </w:rPr>
+        <w:t xml:space="preserve"> (*saṅkhāra*). To a practitioner (*yogāvacara*) developing absorption, the out-breath becomes perceptible. The troubles and distresses of other external activities are indeed suffering (*dukkha*), but when viewed at the minimum level, even this in-breath and out-breath possess the nature of suffering (*dukkha*), though the ordinary world does not understand this. In short, this in-breath and out-breath are identified as bodily </w:t>
+      </w:r>
+      <w:r>
+        <w:rPr>
+          <w:rFonts w:ascii="Georgia" w:hAnsi="Georgia"/>
+        </w:rPr>
+        <w:t>Preparations</w:t>
+      </w:r>
+      <w:r>
+        <w:rPr>
+          <w:rFonts w:ascii="Georgia" w:hAnsi="Georgia"/>
+        </w:rPr>
+        <w:t xml:space="preserve"> (*kāya-saṅkhāra*), the subtlest level of bodily </w:t>
+      </w:r>
+      <w:r>
+        <w:rPr>
+          <w:rFonts w:ascii="Georgia" w:hAnsi="Georgia"/>
+        </w:rPr>
+        <w:t>Preparations</w:t>
+      </w:r>
+      <w:r>
+        <w:rPr>
+          <w:rFonts w:ascii="Georgia" w:hAnsi="Georgia"/>
+        </w:rPr>
+        <w:t xml:space="preserve">. Next, verbal </w:t>
+      </w:r>
+      <w:r>
+        <w:rPr>
+          <w:rFonts w:ascii="Georgia" w:hAnsi="Georgia"/>
+        </w:rPr>
+        <w:t>Preparations</w:t>
+      </w:r>
+      <w:r>
+        <w:rPr>
+          <w:rFonts w:ascii="Georgia" w:hAnsi="Georgia"/>
+        </w:rPr>
+        <w:t xml:space="preserve"> (*vacī-saṅkhāra*) are the </w:t>
+      </w:r>
+      <w:r>
+        <w:rPr>
+          <w:rFonts w:ascii="Georgia" w:hAnsi="Georgia"/>
+        </w:rPr>
+        <w:t>Preparations</w:t>
+      </w:r>
+      <w:r>
+        <w:rPr>
+          <w:rFonts w:ascii="Georgia" w:hAnsi="Georgia"/>
+        </w:rPr>
+        <w:t xml:space="preserve"> of speech; at the minimum level, these fabrications of speech are described as *vitakka* (thought-conception) and *vicāra* (discursive thinking)—thoughts within the mind, various kinds of thoughts. When a problem arises, say, on a sleepless night, one can clearly understand what a suffering (*dukkha*) this *vitakka* and *vicāra* can be. One cannot sleep; thoughts keep coming, one after another, and one cannot escape them. It is like being dragged by both hands toward a pit of embers. That is *vitakka* and *vicāra*. As the mind becomes subtler and subtler, moving toward levels of absorption, one realizes that this verbal formation (*vacī-saṅkhāra*) is also suffering (*dukkha*). Then, beyond that, there is mental formation (*citta-saṅkhāra*).</w:t>
       </w:r>
     </w:p>
     <w:p>
       <w:r>
         <w:rPr>
           <w:rFonts w:ascii="Georgia" w:hAnsi="Georgia"/>
-          <w:b w:val="0"/>
-          <w:i w:val="0"/>
-          <w:sz w:val="24"/>
         </w:rPr>
-        <w:t>That is directly connected to the mind itself. There, perception (*saññā*) and feeling (*vedanā*) are indicated. Perception (*saññā*) means recognition. In our minds, there is a certain capacity—a capacity to recognize things, as well as a capacity to experience. This is what we started with when we spoke of pleasure and pain. These two, perception (*saññā*) and feeling (*vedanā*), are extremely subtle formations (*saṅkhāra*). They are called mental formations (*citta-saṅkhāra*). It was to escape from this level of formations (*saṅkhāra*) that the yogis of old strived. By the time the Buddha appeared, they had reached the utmost limit of their efforts. One such person who had gone to that limit was Uddaka Rāmaputta. You have heard that when the Blessed One went in search of teachers, He approached two teachers: Āḷāra Kālāma and Uddaka Rāmaputta. The teacher Āḷāra Kālāma had attained an extremely high state of absorption called the sphere of nothingness (*ākiñcaññāyatana*). Even higher than that, the teacher Uddaka Rāmaputta had attained the state known as the sphere of neither-perception-nor-non-perception (*nevasaññānāsaññāyatana*).</w:t>
+        <w:lastRenderedPageBreak/>
+        <w:t xml:space="preserve">That is directly connected to the mind itself. There, perception (*saññā*) and feeling (*vedanā*) are indicated. Perception (*saññā*) means recognition. In our minds, there is a certain capacity—a capacity to recognize things, as well as a capacity to experience. This is what we started with when we spoke of pleasure and pain. These two, perception (*saññā*) and feeling (*vedanā*), are extremely subtle </w:t>
+      </w:r>
+      <w:r>
+        <w:rPr>
+          <w:rFonts w:ascii="Georgia" w:hAnsi="Georgia"/>
+        </w:rPr>
+        <w:t>Preparations</w:t>
+      </w:r>
+      <w:r>
+        <w:rPr>
+          <w:rFonts w:ascii="Georgia" w:hAnsi="Georgia"/>
+        </w:rPr>
+        <w:t xml:space="preserve"> (*saṅkhāra*). They are called mental </w:t>
+      </w:r>
+      <w:r>
+        <w:rPr>
+          <w:rFonts w:ascii="Georgia" w:hAnsi="Georgia"/>
+        </w:rPr>
+        <w:t>Preparations</w:t>
+      </w:r>
+      <w:r>
+        <w:rPr>
+          <w:rFonts w:ascii="Georgia" w:hAnsi="Georgia"/>
+        </w:rPr>
+        <w:t xml:space="preserve"> (*citta-saṅkhāra*). It was to escape from this level of </w:t>
+      </w:r>
+      <w:r>
+        <w:rPr>
+          <w:rFonts w:ascii="Georgia" w:hAnsi="Georgia"/>
+        </w:rPr>
+        <w:t>Preparations</w:t>
+      </w:r>
+      <w:r>
+        <w:rPr>
+          <w:rFonts w:ascii="Georgia" w:hAnsi="Georgia"/>
+        </w:rPr>
+        <w:t xml:space="preserve"> (*saṅkhāra*) that the yogis of old strived. By the time the Buddha appeared, they had reached the utmost limit of their efforts. One such person who had gone to that limit was Uddaka Rāmaputta. You have heard that when the Blessed One went in search of teachers, He approached two teachers: Āḷāra Kālāma and Uddaka Rāmaputta. The teacher Āḷāra Kālāma had attained an extremely high state of absorption called the sphere of nothingness (*ākiñcaññāyatana*). Even higher than that, the teacher Uddaka Rāmaputta had attained the state known as the sphere of neither-perception-nor-non-perception (*nevasaññānāsaññāyatana*).</w:t>
       </w:r>
     </w:p>
     <w:p>
       <w:r>
         <w:rPr>
           <w:rFonts w:ascii="Georgia" w:hAnsi="Georgia"/>
-          <w:b w:val="0"/>
-          <w:i w:val="0"/>
-          <w:sz w:val="24"/>
         </w:rPr>
         <w:t>If we are to understand this sphere of neither-perception-nor-non-perception, we must look at it like this: "perception is neither present nor absent." Now we return to our seesaw. In *nevasaññānāsaññāyatana*, perception is neither absent nor present. Within it, there is a hesitation, a state of double-mindedness, a perturbation, like standing on top of a fence. The yogis of that era, when the Blessed One appeared, had reached such a state. Thus, Uddaka Rāmaputta was the final teacher He approached. When asked, "What do you teach?", he replied, "The sphere of neither-perception-nor-non-perception." Even before that teacher had finished speaking, the Blessed One had already attained it, having realized such states on countless occasions throughout past *saṃsāra*. However, the Blessed One was not satisfied with it. Why? Because there was still hesitation. Even if one stands at the center of the seesaw, it still oscillates. There is no true peace there. It is impermanent (*anicca*).</w:t>
       </w:r>
@@ -659,9 +750,6 @@
       <w:r>
         <w:rPr>
           <w:rFonts w:ascii="Georgia" w:hAnsi="Georgia"/>
-          <w:b w:val="0"/>
-          <w:i w:val="0"/>
-          <w:sz w:val="24"/>
         </w:rPr>
         <w:t>That is why the Blessed One declared that painful feeling (*vedanā*) needs no further explanation; it is like a thorn, a great suffering (*dukkha*). As for pleasant feeling (*vedanā*), while it is present, it is pleasant, but when it undergoes change (*vipariṇāma*), its painful nature is realized. Therefore, it too is suffering (*dukkha*). So, painful feeling (*vedanā*) needs no further explanation; it is entirely suffering (*dukkha*), like an embedded thorn. Pleasant feeling (*vedanā*) is suffering (*dukkha*) when it changes. Hence, a wise person knows beforehand: "Here comes a pleasant feeling, and along with its change, I will now have to face suffering (*dukkha*)." Next, there is neither-painful-nor-pleasant (*adukkhamasukha*), which we called the neutral middle ground. That is what those past teachers grasped onto as a great refuge. But the Blessed One pointed out that it too is impermanent (*anicca*). Why? Because even if one attains such absorption states and is reborn in the Brahma worlds, remaining there for eons, one still rotates back.</w:t>
       </w:r>
@@ -670,42 +758,110 @@
       <w:r>
         <w:rPr>
           <w:rFonts w:ascii="Georgia" w:hAnsi="Georgia"/>
-          <w:b w:val="0"/>
-          <w:i w:val="0"/>
-          <w:sz w:val="24"/>
         </w:rPr>
-        <w:t>Such is the situation. That is why the Blessed One presented the stilling of all formations (*saṅkhāra*) as the greatest attainment. The Blessed One declared that whatever feelings (*vedanā*) exist, whether pleasant, painful, or neither-painful-nor-pleasant, every feeling (*vedanā*) is suffering (*dukkha*). Thus, on one occasion, the Blessed One stated to the Venerable Ānanda that some ascetics of other sects might raise this debate: "This Ascetic Gotama speaks of a unique meditative state, a unique state of concentration called the 'cessation of perception and feeling' (*saññā-vedayita-nirodha*). What is that? What kind of thing is it?" They would then say: "They declare this special absorption state, this state of attainment called 'cessation of perception and feeling' as happiness. How can it be happiness if there is no perception, feeling, or anything else present? How can there be happiness if there is no feeling (*vedanā*)?" Foreseeing that they might raise this argument, the Blessed One told Venerable Ānanda beforehand: "To those who raise such arguments, explain it in this way: The Blessed One does not describe happiness solely in terms of pleasant feeling (*vedanā*). Wherever happiness is found, the Blessed One designates that very place as happiness." What this points to is not worldly happiness, but supramundane happiness. In supramundane happiness, one has escaped even from the level of feeling (*vedanā*). Because all levels of worldly happiness are impermanent (*anicca*). Painful feeling (*vedanā*) needs no further elaboration. Pleasant feeling (*vedanā*) is suffering (*dukkha*) when it changes. And neutral feeling (*vedanā*) is the subtlest form of suffering (*dukkha*) within formations (*saṅkhāra*).</w:t>
+        <w:lastRenderedPageBreak/>
+        <w:t xml:space="preserve">Such is the situation. That is why the Blessed One presented the stilling of all </w:t>
+      </w:r>
+      <w:r>
+        <w:rPr>
+          <w:rFonts w:ascii="Georgia" w:hAnsi="Georgia"/>
+        </w:rPr>
+        <w:t>Preparations</w:t>
+      </w:r>
+      <w:r>
+        <w:rPr>
+          <w:rFonts w:ascii="Georgia" w:hAnsi="Georgia"/>
+        </w:rPr>
+        <w:t xml:space="preserve"> (*saṅkhāra*) as the greatest attainment. The Blessed One declared that whatever feelings (*vedanā*) exist, whether pleasant, painful, or neither-painful-nor-pleasant, every feeling (*vedanā*) is suffering (*dukkha*). Thus, on one occasion, the Blessed One stated to the Venerable Ānanda that some ascetics of other sects might raise this debate: "This Ascetic Gotama speaks of a unique meditative state, a unique state of concentration called the 'cessation of perception and feeling' (*saññā-vedayita-nirodha*). What is that? What kind of thing is it?" They would then say: "They declare this special absorption state, this state of attainment called 'cessation of perception and feeling' as happiness. How can it be happiness if there is no perception, feeling, or anything else present? How can there be happiness if there is no feeling (*vedanā*)?" Foreseeing that they might raise this argument, the Blessed One told Venerable Ānanda beforehand: "To those who raise such arguments, explain it in this way: The Blessed One does not describe happiness solely in terms of pleasant feeling (*vedanā*). Wherever happiness is found, the Blessed One designates that very place as happiness." What this points to is not worldly happiness, but supramundane happiness. In supramundane happiness, one has escaped even from the level of feeling (*vedanā*). Because all levels of worldly happiness are impermanent (*anicca*). Painful feeling (*vedanā*) needs no further elaboration. Pleasant feeling (*vedanā*) is suffering (*dukkha*) when it changes. And neutral feeling (*vedanā*) is the subtlest form of suffering (*dukkha*) within </w:t>
+      </w:r>
+      <w:r>
+        <w:rPr>
+          <w:rFonts w:ascii="Georgia" w:hAnsi="Georgia"/>
+        </w:rPr>
+        <w:t>Preparations</w:t>
+      </w:r>
+      <w:r>
+        <w:rPr>
+          <w:rFonts w:ascii="Georgia" w:hAnsi="Georgia"/>
+        </w:rPr>
+        <w:t xml:space="preserve"> (*saṅkhāra*).</w:t>
       </w:r>
     </w:p>
     <w:p>
       <w:r>
         <w:rPr>
           <w:rFonts w:ascii="Georgia" w:hAnsi="Georgia"/>
-          <w:b w:val="0"/>
-          <w:i w:val="0"/>
-          <w:sz w:val="24"/>
         </w:rPr>
-        <w:t>If we analyze this further, another valuable concept is shown in the Dhamma. It is deep, but we will mention it briefly for you, wise devotees, to contemplate. The levels of suffering are presented in three modes: *dukkha-dukkhatā* (suffering as pain), *vipariṇāma-dukkhatā* (suffering due to change), and *saṅkhāra-dukkhatā* (suffering due to formations). *Dukkha-dukkhatā* refers to painful feeling (*vedanā*)—sheer suffering (*dukkha*) when viewed coarsely, which anyone can recognize. *Vipariṇāma-dukkhatā* refers to pleasant feelings (*vedanā*); because it leads to suffering (*dukkha*) when it changes, pleasant feeling (*vedanā*) is termed suffering due to change. And *saṅkhāra-dukkhatā* refers to that neutral state we mentioned. The mode of suffering due to formations (*saṅkhāra-dukkhatā*) is the last one shown. It is experienced only by those who have developed their minds in the manner described. Only they truly understand the danger of this *saṃsāra*—that not a single one of these feelings (*vedanā*) can be grasped, and that this seesaw-swinging must be brought to an end. It is that cessation of existence, rather than existence itself, which is needed. It is for this purpose—for this realization—that the Blessed One preached this supramundane Dhamma.</w:t>
+        <w:t xml:space="preserve">If we analyze this further, another valuable concept is shown in the Dhamma. It is deep, but we will mention it briefly for you, wise devotees, to contemplate. The levels of suffering are presented in three modes: *dukkha-dukkhatā* (suffering as pain), *vipariṇāma-dukkhatā* (suffering due to change), and *saṅkhāra-dukkhatā* (suffering due to </w:t>
+      </w:r>
+      <w:r>
+        <w:rPr>
+          <w:rFonts w:ascii="Georgia" w:hAnsi="Georgia"/>
+        </w:rPr>
+        <w:t>Preparations</w:t>
+      </w:r>
+      <w:r>
+        <w:rPr>
+          <w:rFonts w:ascii="Georgia" w:hAnsi="Georgia"/>
+        </w:rPr>
+        <w:t xml:space="preserve">). *Dukkha-dukkhatā* refers to painful feeling (*vedanā*)—sheer suffering (*dukkha*) when viewed coarsely, which anyone can recognize. *Vipariṇāma-dukkhatā* refers to pleasant feelings (*vedanā*); because it leads to suffering (*dukkha*) when it changes, pleasant feeling (*vedanā*) is termed suffering due to change. And *saṅkhāra-dukkhatā* refers to that neutral state we mentioned. The mode of suffering due to </w:t>
+      </w:r>
+      <w:r>
+        <w:rPr>
+          <w:rFonts w:ascii="Georgia" w:hAnsi="Georgia"/>
+        </w:rPr>
+        <w:t>Preparations</w:t>
+      </w:r>
+      <w:r>
+        <w:rPr>
+          <w:rFonts w:ascii="Georgia" w:hAnsi="Georgia"/>
+        </w:rPr>
+        <w:t xml:space="preserve"> (*saṅkhāra-dukkhatā*) is the last one shown. It is experienced only by those who have developed their minds in the manner described. Only they truly understand the danger of this *saṃsāra*—that not a single one of these feelings (*vedanā*) can be grasped, and that this seesaw-swinging must be brought to an end. It is that cessation of existence, rather than existence itself, which is needed. It is for this purpose—for this realization—that the Blessed One preached this supramundane Dhamma.</w:t>
       </w:r>
     </w:p>
     <w:p>
       <w:r>
         <w:rPr>
           <w:rFonts w:ascii="Georgia" w:hAnsi="Georgia"/>
-          <w:b w:val="0"/>
-          <w:i w:val="0"/>
-          <w:sz w:val="24"/>
         </w:rPr>
-        <w:t>Thus, what we have here is this: beneath that "neither-painful-nor-pleasant" neutral feeling lies ignorance, lack of knowledge, and lack of comprehension. The moment it is turned into comprehension, there is happiness. That becomes a peaceful, exquisite happiness. That is precisely what the Blessed One ultimately presented as Nibbāna. This "cessation of perception and feeling" (*saññā-vedayita-nirodha*) is a state where both perceptions and feelings are ceased. The Blessed One revealed this; no other teacher was able to do so. It is the highest state of concentration, a state of attainment, having freed oneself from both perception and feeling. Emerging from it, one stands in Nibbāna. That is to say, one has completely escaped from formations (*saṅkhāra*). Escaping from formations (*saṅkhāra*) is indeed the highest happiness. That is supramundane happiness, which is designated as Nibbāna.</w:t>
+        <w:t xml:space="preserve">Thus, what we have here is this: beneath that "neither-painful-nor-pleasant" neutral feeling lies ignorance, lack of knowledge, and lack of comprehension. The moment it is turned into comprehension, there is happiness. That becomes a peaceful, exquisite happiness. That is precisely what the Blessed One ultimately presented as Nibbāna. This "cessation of perception and feeling" (*saññā-vedayita-nirodha*) is a state </w:t>
+      </w:r>
+      <w:r>
+        <w:rPr>
+          <w:rFonts w:ascii="Georgia" w:hAnsi="Georgia"/>
+        </w:rPr>
+        <w:lastRenderedPageBreak/>
+        <w:t xml:space="preserve">where both perceptions and feelings are ceased. The Blessed One revealed this; no other teacher was able to do so. It is the highest state of concentration, a state of attainment, having freed oneself from both perception and feeling. Emerging from it, one stands in Nibbāna. That is to say, one has completely escaped from </w:t>
+      </w:r>
+      <w:r>
+        <w:rPr>
+          <w:rFonts w:ascii="Georgia" w:hAnsi="Georgia"/>
+        </w:rPr>
+        <w:t>Preparations</w:t>
+      </w:r>
+      <w:r>
+        <w:rPr>
+          <w:rFonts w:ascii="Georgia" w:hAnsi="Georgia"/>
+        </w:rPr>
+        <w:t xml:space="preserve"> (*saṅkhāra*). Escaping from </w:t>
+      </w:r>
+      <w:r>
+        <w:rPr>
+          <w:rFonts w:ascii="Georgia" w:hAnsi="Georgia"/>
+        </w:rPr>
+        <w:t>Preparations</w:t>
+      </w:r>
+      <w:r>
+        <w:rPr>
+          <w:rFonts w:ascii="Georgia" w:hAnsi="Georgia"/>
+        </w:rPr>
+        <w:t xml:space="preserve"> (*saṅkhāra*) is indeed the highest happiness. That is supramundane happiness, which is designated as Nibbāna.</w:t>
       </w:r>
     </w:p>
     <w:p>
       <w:r>
         <w:rPr>
           <w:rFonts w:ascii="Georgia" w:hAnsi="Georgia"/>
-          <w:b w:val="0"/>
-          <w:i w:val="0"/>
-          <w:sz w:val="24"/>
         </w:rPr>
         <w:t>So, what did the Blessed One present as that realization? Let us return to our seesaw. What is the cause of this seesaw's swinging? It is that pivot placed in the middle, isn't it? It is over that pivot in the middle that the plank is placed. The Blessed One removed that very pivot. What is this pivot? In the Dhamma, it is called the conceit "I am" (*asmimāna*)—the conceit of "I am." Its coarse aspect is what you have heard of as the view of existing group/body (*sakkāya-diṭṭhi*), which thinks in terms of "I" and "mine." Today, we hear everyone talking about the view of existing group/body (*sakkāya-diṭṭhi*): "form is self, feeling is self"—that coarse concept of self. The subtlest level of that is "I am"—the conceit "I am." It exists at an extremely subtle level, remaining all the way up to the stage of the non-returner (*anāgāmī*). As long as it is present, that swinging continues; becoming (*bhava*) remains, existence remains. But the Buddha-eye saw that this is suffering (*dukkha*). Because, driven by the force of karma within that existence, one falls into various states of becoming (*bhava*), wandering in *saṃsāra* for a long time through miserable realms and happy realms. The only solution is to escape from this becoming (*bhava*). That is called the cessation of becoming (*bhava-nirodha*), the stopping of that swinging. What is required for this is to realize the true nature of feelings (*vedanā*), and to see that underlying all these feelings is the conceit "I am" (*asmimāna*), which lies even deeper than the concepts of "I" and "mine." This is not something to be acquired merely through words; it can only be realized by walking this path of Dhamma.</w:t>
       </w:r>
@@ -714,53 +870,196 @@
       <w:r>
         <w:rPr>
           <w:rFonts w:ascii="Georgia" w:hAnsi="Georgia"/>
-          <w:b w:val="0"/>
-          <w:i w:val="0"/>
-          <w:sz w:val="24"/>
         </w:rPr>
-        <w:t>That is what this is about. This is discussed in various ways, and we have illustrated it here using a small simile. Now, we must contemplate why it is said, "Extinguishment is the ultimate happiness" (*nibbānaparamam sukham*). We brought this up because it is relevant to our theme. Why is Nibbāna called the ultimate happiness? King Pasenadi of Kosala presented those four worldly matters as happiness. But the Blessed One did not stop there. He did not say, "Yes, yes, Great King, that is indeed the greatest happiness; and becoming related to us is also the greatest thing." He did not say, "Very well, we too are now relatives." He did not leave it at the worldly level. He took it all the way to Nibbāna. He gave a hint: "These are not the true happiness." Even health is not permanent (*anicca*). *Rogantaṃ hi ārogyaṃ*—health ends in illness. Therefore, although "health is the ultimate gain" (*ārogāparamā lābhā*) holds true as a gain, and health is the highest among gains, it is not the ultimate happiness. "Contentment is the greatest wealth" (*santuṭṭhiparamam dhanaṃ*), being content with what one has; or other kinds of wealth—they are indeed wealth, but ultimate happiness is not found there. "Trust is the supreme relative" (*vissāsaparamā ñātī*)—even if one establishes relationships and maintains trust among relatives, there is no true happiness in any of that. All of these are merely a pile of formations (*saṅkhāra*). Every single one of them is a formation (*saṅkhāra*). Therefore, escaping from formations—which is called the stilling of all formations (*sabbasankhārasamatha*)—is indeed the highest happiness. That is what the Blessed One highlighted here. Nibbāna is defined as *sabbasankhārasamatha*—the stilling of all formations (*saṅkhāra*).</w:t>
+        <w:t xml:space="preserve">That is what this is about. This is discussed in various ways, and we have illustrated it here using a small simile. Now, we must contemplate why it is said, "Extinguishment is the ultimate happiness" (*nibbānaparamam sukham*). We brought this up because it is relevant to our theme. Why is Nibbāna called the ultimate happiness? King Pasenadi of Kosala presented those four worldly matters as happiness. But the Blessed One did not stop there. He did not say, "Yes, yes, Great King, that is indeed the greatest happiness; and becoming related to us is also the greatest thing." He did not say, "Very well, we too are now relatives." He did not leave it at the worldly level. He took it all the way to Nibbāna. He gave a hint: "These are not the true happiness." Even health is not permanent (*anicca*). *Rogantaṃ hi ārogyaṃ*—health ends in illness. Therefore, although "health is the ultimate gain" (*ārogāparamā lābhā*) holds true as a gain, and health is the highest among gains, it is not the ultimate happiness. "Contentment is the greatest wealth" (*santuṭṭhiparamam dhanaṃ*), being content with what one has; or other kinds of wealth—they are indeed wealth, but ultimate happiness is not found there. "Trust is the supreme relative" (*vissāsaparamā ñātī*)—even if one establishes relationships and maintains trust </w:t>
+      </w:r>
+      <w:r>
+        <w:rPr>
+          <w:rFonts w:ascii="Georgia" w:hAnsi="Georgia"/>
+        </w:rPr>
+        <w:lastRenderedPageBreak/>
+        <w:t xml:space="preserve">among relatives, there is no true happiness in any of that. All of these are merely a pile of </w:t>
+      </w:r>
+      <w:r>
+        <w:rPr>
+          <w:rFonts w:ascii="Georgia" w:hAnsi="Georgia"/>
+        </w:rPr>
+        <w:t>Preparations</w:t>
+      </w:r>
+      <w:r>
+        <w:rPr>
+          <w:rFonts w:ascii="Georgia" w:hAnsi="Georgia"/>
+        </w:rPr>
+        <w:t xml:space="preserve"> (*saṅkhāra*). Every single one of them is a formation (*saṅkhāra*). Therefore, escaping from </w:t>
+      </w:r>
+      <w:r>
+        <w:rPr>
+          <w:rFonts w:ascii="Georgia" w:hAnsi="Georgia"/>
+        </w:rPr>
+        <w:t>Preparations</w:t>
+      </w:r>
+      <w:r>
+        <w:rPr>
+          <w:rFonts w:ascii="Georgia" w:hAnsi="Georgia"/>
+        </w:rPr>
+        <w:t xml:space="preserve">—which is called the stilling of all </w:t>
+      </w:r>
+      <w:r>
+        <w:rPr>
+          <w:rFonts w:ascii="Georgia" w:hAnsi="Georgia"/>
+        </w:rPr>
+        <w:t>Preparations</w:t>
+      </w:r>
+      <w:r>
+        <w:rPr>
+          <w:rFonts w:ascii="Georgia" w:hAnsi="Georgia"/>
+        </w:rPr>
+        <w:t xml:space="preserve"> (*sabbasankhārasamatha*)—is indeed the highest happiness. That is what the Blessed One highlighted here. Nibbāna is defined as *sabbasankhārasamatha*—the stilling of all </w:t>
+      </w:r>
+      <w:r>
+        <w:rPr>
+          <w:rFonts w:ascii="Georgia" w:hAnsi="Georgia"/>
+        </w:rPr>
+        <w:t>Preparations</w:t>
+      </w:r>
+      <w:r>
+        <w:rPr>
+          <w:rFonts w:ascii="Georgia" w:hAnsi="Georgia"/>
+        </w:rPr>
+        <w:t xml:space="preserve"> (*saṅkhāra*).</w:t>
       </w:r>
     </w:p>
     <w:p>
       <w:r>
         <w:rPr>
           <w:rFonts w:ascii="Georgia" w:hAnsi="Georgia"/>
-          <w:b w:val="0"/>
-          <w:i w:val="0"/>
-          <w:sz w:val="24"/>
         </w:rPr>
-        <w:t>We have briefly mentioned what formations (*saṅkhāra*) are. Indeed, the coarse part of formations exists as karma. You may have heard of this: if one performs unwholesome karma, as everyone knows, one has to suffer in the realms of misery. If one performs unwholesome deeds, one is first of all afraid of that. Then, because of that, we think, "Let us instead perform meritorious deeds and go to the heavenly worlds." But even if we go there, at the moment of passing away (*cuti*), there is great suffering (*dukkha*). After passing away from there, there is no telling where one will fall next. That is why the Blessed One declared that not only the heavenly worlds but even the Brahma worlds are impermanent (*anicca*). It is said that when the Blessed One preached the Dhamma, even the Brahmas were shaken: "We too are impermanent! All this time we thought we were permanent, but now we see that we too are impermanent," and they became afraid. That is the Lion's Roar (*sīhanāda*). The Buddha roared his Lion's Roar. It is recorded that when He declared *sabbe saṅkhārā aniccā*—"all formations are impermanent"—even the Brahmas were shaken. Such is the status of worldly things. Therefore, the Blessed One points out that one must escape from all of them, escaping from the state of formations (*saṅkhāra*) to attain Nibbāna, which is unformed (*visankhāra* / Unconditioned). That is to say, since formations (*saṅkhāra*) arise due to ignorance (*avijjā*), all merit and demerit that cause pleasure and pain are performed based on the ignorance of "I" and "mine." One cannot escape this merely by thinking about it. It must be realized by gradually developing meditation. However, as we have stated on previous occasions, one first turns away from unwholesome actions and sins, inclining the mind toward merit. Then, without stopping there, one gradually engages in meditation to transcend both merit and demerit, gradually practicing insight (*vipassanā*) to see things as impermanent (*anicca*), suffering (*dukkha*), and not-self (*anattā*). Seeing the impermanent (*anicca*) nature of these formations (*saṅkhāra*), one develops disenchantment with *saṃsāra*, and only then can one escape this cycle. Only then can one directly realize that noble state of Nibbāna in this very life. That state is the end of that seesaw-swinging. In other words, the path leading to that is this entire Buddhist practice.</w:t>
+        <w:t xml:space="preserve">We have briefly mentioned what </w:t>
+      </w:r>
+      <w:r>
+        <w:rPr>
+          <w:rFonts w:ascii="Georgia" w:hAnsi="Georgia"/>
+        </w:rPr>
+        <w:t>Preparations</w:t>
+      </w:r>
+      <w:r>
+        <w:rPr>
+          <w:rFonts w:ascii="Georgia" w:hAnsi="Georgia"/>
+        </w:rPr>
+        <w:t xml:space="preserve"> (*saṅkhāra*) are. Indeed, the coarse part of </w:t>
+      </w:r>
+      <w:r>
+        <w:rPr>
+          <w:rFonts w:ascii="Georgia" w:hAnsi="Georgia"/>
+        </w:rPr>
+        <w:t>Preparations</w:t>
+      </w:r>
+      <w:r>
+        <w:rPr>
+          <w:rFonts w:ascii="Georgia" w:hAnsi="Georgia"/>
+        </w:rPr>
+        <w:t xml:space="preserve"> exists as karma. You may have heard of this: if one performs unwholesome karma, as everyone knows, one has to suffer in the realms of misery. If one performs unwholesome deeds, one is first of all afraid of that. Then, because of that, we think, "Let us instead perform meritorious deeds and go to the heavenly worlds." But even if we go there, at the moment of passing away (*cuti*), there is great suffering (*dukkha*). After passing away from there, there is no telling where one will fall next. That is why the Blessed One declared that not only the heavenly worlds but even the Brahma worlds are impermanent (*anicca*). It is said that when the Blessed One preached the Dhamma, even the Brahmas were shaken: "We too are impermanent! All this time we thought we were permanent, but now we see that we too are impermanent," and they became afraid. That is the Lion's Roar (*sīhanāda*). The Buddha roared his Lion's Roar. It is recorded that when He declared *sabbe saṅkhārā aniccā*—"all </w:t>
+      </w:r>
+      <w:r>
+        <w:rPr>
+          <w:rFonts w:ascii="Georgia" w:hAnsi="Georgia"/>
+        </w:rPr>
+        <w:t>Preparations</w:t>
+      </w:r>
+      <w:r>
+        <w:rPr>
+          <w:rFonts w:ascii="Georgia" w:hAnsi="Georgia"/>
+        </w:rPr>
+        <w:t xml:space="preserve"> are impermanent"—even the Brahmas were shaken. Such is the status of worldly things. Therefore, the Blessed One points out that one must escape from all of them, escaping from the state of </w:t>
+      </w:r>
+      <w:r>
+        <w:rPr>
+          <w:rFonts w:ascii="Georgia" w:hAnsi="Georgia"/>
+        </w:rPr>
+        <w:t>Preparations</w:t>
+      </w:r>
+      <w:r>
+        <w:rPr>
+          <w:rFonts w:ascii="Georgia" w:hAnsi="Georgia"/>
+        </w:rPr>
+        <w:t xml:space="preserve"> (*saṅkhāra*) to attain Nibbāna, which is unformed (*visankhāra</w:t>
+      </w:r>
+      <w:r>
+        <w:rPr>
+          <w:rFonts w:ascii="Georgia" w:hAnsi="Georgia"/>
+        </w:rPr>
+        <w:t>*)</w:t>
+      </w:r>
+      <w:r>
+        <w:rPr>
+          <w:rFonts w:ascii="Georgia" w:hAnsi="Georgia"/>
+        </w:rPr>
+        <w:t xml:space="preserve">. That is to say, since </w:t>
+      </w:r>
+      <w:r>
+        <w:rPr>
+          <w:rFonts w:ascii="Georgia" w:hAnsi="Georgia"/>
+        </w:rPr>
+        <w:t>Preparations</w:t>
+      </w:r>
+      <w:r>
+        <w:rPr>
+          <w:rFonts w:ascii="Georgia" w:hAnsi="Georgia"/>
+        </w:rPr>
+        <w:t xml:space="preserve"> (*saṅkhāra*) arise due to ignorance (*avijjā*), all merit and demerit that cause pleasure and pain are performed based on the ignorance of "I" and "mine." One cannot escape this merely by thinking about it. It must be realized by gradually developing meditation. However, as we have stated on previous occasions, one first turns away from unwholesome actions and sins, inclining the mind toward merit. Then, without stopping there, one gradually engages in meditation to transcend both merit and demerit, gradually practicing insight (*vipassanā*) to see things as impermanent (*anicca*), suffering (*dukkha*), and not-self (*anattā*). Seeing the impermanent (*anicca*) nature of these </w:t>
+      </w:r>
+      <w:r>
+        <w:rPr>
+          <w:rFonts w:ascii="Georgia" w:hAnsi="Georgia"/>
+        </w:rPr>
+        <w:t>Preparations</w:t>
+      </w:r>
+      <w:r>
+        <w:rPr>
+          <w:rFonts w:ascii="Georgia" w:hAnsi="Georgia"/>
+        </w:rPr>
+        <w:t xml:space="preserve"> (*saṅkhāra*), one develops disenchantment with *saṃsāra*, and only then can one escape this cycle. Only then can one directly realize that noble state of Nibbāna in this very life. That state is the end of that seesaw-swinging. In other words, the path leading to that is this entire Buddhist practice.</w:t>
       </w:r>
     </w:p>
     <w:p>
       <w:r>
         <w:rPr>
           <w:rFonts w:ascii="Georgia" w:hAnsi="Georgia"/>
-          <w:b w:val="0"/>
-          <w:i w:val="0"/>
-          <w:sz w:val="24"/>
         </w:rPr>
-        <w:t>This is what we frequently remind you, dear devotees. What is the meaning of the practice by which a Buddhist tames himself—whether we look at it briefly as the Noble Eightfold Path or through various other frameworks like the four foundations of mindfulness (*satipaṭṭhāna*)? It is to bring the mind to that state. It is to remove that conceit "I am" (*asmimāna*)—even that underlying conceit of "I am"—so that one's life is lived just like the trees and plants around us. Since trees and plants do not possess consciousness (*viññāṇa*), there is no such thing as suffering (*dukkha*) for them. When a rubber tree is tapped, latex flows, but we do not think it experiences painful feeling (*vedanā*). Trees and plants do not have that kind of problem. But it is for a conscious being—one endowed with consciousness (*viññāṇa*)—that this suffering (*dukkha*) exists. Furthermore, existence does not end here. This was seen not only by the Blessed One, but also by others who could perceive the sequence of past aggregates. Before the Blessed One, there were yogis who could see hundreds of thousands of past births (*jāti*). They too saw this problem of *saṃsāra*. They saw the problem, but they could not find the answer. Only the Blessed One was able to find the true answer.</w:t>
+        <w:t xml:space="preserve">This is what we frequently remind you, dear devotees. What is the meaning of the practice by which a Buddhist tames himself—whether we look at it briefly as the Noble Eightfold Path or through various other frameworks like the four foundations of mindfulness (*satipaṭṭhāna*)? It is to bring the mind to that state. It is to remove that conceit "I am" (*asmimāna*)—even that underlying conceit of "I am"—so that one's life is lived just like the trees and plants around us. Since trees and plants do not possess consciousness (*viññāṇa*), there is no such thing as suffering (*dukkha*) </w:t>
+      </w:r>
+      <w:r>
+        <w:rPr>
+          <w:rFonts w:ascii="Georgia" w:hAnsi="Georgia"/>
+        </w:rPr>
+        <w:lastRenderedPageBreak/>
+        <w:t>for them. When a rubber tree is tapped, latex flows, but we do not think it experiences painful feeling (*vedanā*). Trees and plants do not have that kind of problem. But it is for a conscious being—one endowed with consciousness (*viññāṇa*)—that this suffering (*dukkha*) exists. Furthermore, existence does not end here. This was seen not only by the Blessed One, but also by others who could perceive the sequence of past aggregates. Before the Blessed One, there were yogis who could see hundreds of thousands of past births (*jāti*). They too saw this problem of *saṃsāra*. They saw the problem, but they could not find the answer. Only the Blessed One was able to find the true answer.</w:t>
       </w:r>
     </w:p>
     <w:p>
       <w:r>
         <w:rPr>
           <w:rFonts w:ascii="Georgia" w:hAnsi="Georgia"/>
-          <w:b w:val="0"/>
-          <w:i w:val="0"/>
-          <w:sz w:val="24"/>
         </w:rPr>
-        <w:t>Thus, what we call accumulating karma is that very coarse level of formations (*saṅkhāra*). We generate two types of karma: merit and demerit. We are responsible for them, because we perform merit and demerit based on the premise of "I" and "mine." We emphasize this because many people have confused these matters today. There is a concept called "the right view of ownership of karma" (*kammasakatā sammādiṭṭhi*). Based on that, we turn away from sinful, unwholesome actions and direct the mind toward wholesome karma. Then we perform wholesome actions, thereby securing good states of rebirth in happy realms. But even though that arrangement is made, one does not stop there. When we look at it according to the Middle Path of the Blessed One, we do not grasp onto any of these; we use them all as aids. It is just as we said about food. Everything is used as an aid, even the states of absorption (*jhāna*).</w:t>
+        <w:t xml:space="preserve">Thus, what we call accumulating karma is that very coarse level of </w:t>
+      </w:r>
+      <w:r>
+        <w:rPr>
+          <w:rFonts w:ascii="Georgia" w:hAnsi="Georgia"/>
+        </w:rPr>
+        <w:t>Preparations</w:t>
+      </w:r>
+      <w:r>
+        <w:rPr>
+          <w:rFonts w:ascii="Georgia" w:hAnsi="Georgia"/>
+        </w:rPr>
+        <w:t xml:space="preserve"> (*saṅkhāra*). We generate two types of karma: merit and demerit. We are responsible for them, because we perform merit and demerit based on the premise of "I" and "mine." We emphasize this because many people have confused these matters today. There is a concept called "the right view of ownership of karma" (*kammasakatā sammādiṭṭhi*). Based on that, we turn away from sinful, unwholesome actions and direct the mind toward wholesome karma. Then we perform wholesome actions, thereby securing good states of rebirth in happy realms. But even though that arrangement is made, one does not stop there. When we look at it according to the Middle Path of the Blessed One, we do not grasp onto any of these; we use them all as aids. It is just as we said about food. Everything is used as an aid, even the states of absorption (*jhāna*).</w:t>
       </w:r>
     </w:p>
     <w:p>
       <w:r>
         <w:rPr>
           <w:rFonts w:ascii="Georgia" w:hAnsi="Georgia"/>
-          <w:b w:val="0"/>
-          <w:i w:val="0"/>
-          <w:sz w:val="24"/>
         </w:rPr>
         <w:t>Therefore, using merit and wholesome actions as aids, we can practice meditation. We obtain lives endowed with various blessings of birth (*upadhi-sampatti*) and strong intellectual capacities. But we do not stop there. If we remain satisfied with that, our past bad karma can surface, and without making any further progress, we can fall back into the realms of misery. Instead, we use those assets; having calmed and concentrated the mind through serenity (*samatha*) meditation, and based on that, we contemplate the three characteristics pointed out by the Blessed One: impermanence (*anicca*), suffering (*dukkha*), and not-self (*anattā*). Taking up specific subjects of meditation (*kammaṭṭhāna*), we must practice meditation and see this within ourselves. Because the Blessed One pointed out that this Dhamma is to be directly realized by oneself. This is not something to be acquired externally from someone else's explanation; it must be seen within one's own five aggregates (*pañcakkhandha*).</w:t>
       </w:r>
@@ -769,20 +1068,33 @@
       <w:r>
         <w:rPr>
           <w:rFonts w:ascii="Georgia" w:hAnsi="Georgia"/>
-          <w:b w:val="0"/>
-          <w:i w:val="0"/>
-          <w:sz w:val="24"/>
         </w:rPr>
-        <w:t>First, we must understand this aggregate of form (*rūpakkhandha*), this aggregate of feeling (*vedanākkhandha*)—this heap of form, heap of feelings, heap of perceptions, heap of preparations (*saṅkhāras*), and heap of consciousnesses—as just heaps. Although we refer to them as the five aggregates (*pañcakkhandha*), meaning "heaps," an ordinary person does not perceive them as heaps. There is a natural tendency to take them as a single, solid unit. It is only the meditating yogi who can see this. As the mind gradually becomes concentrated and wise attention (*yoniso manasikāra*) is directed toward this, one sees: "Here is a heap of form, here is a heap of feelings." If it is a heap, each component arises and passes away. What is present here is a vast heap of arisings and passings-away. In the end, as one looks closely, it is not even a heap of things arising and a heap of things passing away; it is simply a vast heap of passing away. In this manner, it begins to appear in a deep way. Then, one's attachment to this fades. "This is something that decays, something that breaks down. If I grasp onto this, will I not perish along with it?" It is then that the inclination to let go arises; letting go occurs. The primary sign of liberation through letting go appears.</w:t>
+        <w:t xml:space="preserve">First, we must understand this aggregate of form (*rūpakkhandha*), this aggregate of feeling (*vedanākkhandha*)—this heap of form, heap of feelings, heap of perceptions, heap of </w:t>
+      </w:r>
+      <w:r>
+        <w:rPr>
+          <w:rFonts w:ascii="Georgia" w:hAnsi="Georgia"/>
+        </w:rPr>
+        <w:t>Preparations</w:t>
+      </w:r>
+      <w:r>
+        <w:rPr>
+          <w:rFonts w:ascii="Georgia" w:hAnsi="Georgia"/>
+        </w:rPr>
+        <w:t xml:space="preserve"> (*saṅkhāras*), and heap of consciousnesses—as just heaps. Although we refer to them as the five aggregates (*pañcakkhandha*), meaning "heaps," an ordinary person does not perceive them as heaps. There is a natural tendency to take them as a single, solid unit. It is only the meditating yogi who can see this. As the mind gradually becomes concentrated and wise attention (*yoniso manasikāra*) is directed toward this, one sees: "Here is a heap of form, here </w:t>
+      </w:r>
+      <w:r>
+        <w:rPr>
+          <w:rFonts w:ascii="Georgia" w:hAnsi="Georgia"/>
+        </w:rPr>
+        <w:lastRenderedPageBreak/>
+        <w:t>is a heap of feelings." If it is a heap, each component arises and passes away. What is present here is a vast heap of arisings and passings-away. In the end, as one looks closely, it is not even a heap of things arising and a heap of things passing away; it is simply a vast heap of passing away. In this manner, it begins to appear in a deep way. Then, one's attachment to this fades. "This is something that decays, something that breaks down. If I grasp onto this, will I not perish along with it?" It is then that the inclination to let go arises; letting go occurs. The primary sign of liberation through letting go appears.</w:t>
       </w:r>
     </w:p>
     <w:p>
       <w:r>
         <w:rPr>
           <w:rFonts w:ascii="Georgia" w:hAnsi="Georgia"/>
-          <w:b w:val="0"/>
-          <w:i w:val="0"/>
-          <w:sz w:val="24"/>
         </w:rPr>
         <w:t>Gradually letting go in this manner—now, what was the mistake made by Āḷāra Kālāma, Uddaka Rāmaputta, and others? As soon as they attained those states of absorption, they immersed themselves in that pleasure and grasped it as self. It was because they took it as self that they were unable to cross over. The Blessed One showed that this existence is something that arises due to a network of causes and conditions. When one correctly sees that network of causes and conditions, the perception of self—the feeling of "I" and "mine"—is gradually removed. The more one sees this, the deeper one sees it, and that is what the three characteristics are about. Whatever is impermanent (*anicca*) is suffering (*dukkha*), because one constantly has to keep constructing what is impermanent.</w:t>
       </w:r>
@@ -791,31 +1103,53 @@
       <w:r>
         <w:rPr>
           <w:rFonts w:ascii="Georgia" w:hAnsi="Georgia"/>
-          <w:b w:val="0"/>
-          <w:i w:val="0"/>
-          <w:sz w:val="24"/>
         </w:rPr>
-        <w:t>preparations (*saṅkhāra*) are a heap of fabrications. We frequently remind you of the simile of the wild banana trunk. Why did the Blessed One compare preparations (*saṅkhāra*) to a banana trunk? There is no core, no heartwood. What exists here is merely a network of causes and conditions. A foolish person mistakes it for a tree trunk with a solid core of wood. In the same way, we take this aggregate of form (*rūpakkhandha*), give it a name, and take it as "I am so-and-so." The same applies to other things, and ultimately to the mind. That is extremely subtle. The mind grasps it as "I" and "mine." Those past yogis and wrong-view holders ultimately grasped this mind, this consciousness (*viññāṇa*), taking it as self. But the Blessed One pointed out that all of this is a heap of preparations (*saṅkhāra*). It is upon a heap of preparations (*saṅkhāra*) that this mind called consciousness (*viññāṇa*) exists. Therefore, to put it briefly, the Blessed One revealed all of this as suffering (*dukkha*). The five aggregates (*pañcakkhandha*) are entirely suffering (*dukkha*) as long as one remains in becoming (*bhava*). Contemplating this at the subtlest level, the entirety of becoming (*bhava*) is suffering (*dukkha*).</w:t>
+        <w:t>Preparations (*saṅkhāra*) are a heap of fabrications. We frequently remind you of the simile of the wild banana trunk. Why did the Blessed One compare Preparations (*saṅkhāra*) to a banana trunk? There is no core, no heartwood. What exists here is merely a network of causes and conditions. A foolish person mistakes it for a tree trunk with a solid core of wood. In the same way, we take this aggregate of form (*rūpakkhandha*), give it a name, and take it as "I am so-and-so." The same applies to other things, and ultimately to the mind. That is extremely subtle. The mind grasps it as "I" and "mine." Those past yogis and wrong-view holders ultimately grasped this mind, this consciousness (*viññāṇa*), taking it as self. But the Blessed One pointed out that all of this is a heap of Preparations (*saṅkhāra*). It is upon a heap of Preparations (*saṅkhāra*) that this mind called consciousness (*viññāṇa*) exists. Therefore, to put it briefly, the Blessed One revealed all of this as suffering (*dukkha*). The five aggregates (*pañcakkhandha*) are entirely suffering (*dukkha*) as long as one remains in becoming (*bhava*). Contemplating this at the subtlest level, the entirety of becoming (*bhava*) is suffering (*dukkha*).</w:t>
       </w:r>
     </w:p>
     <w:p>
       <w:r>
         <w:rPr>
           <w:rFonts w:ascii="Georgia" w:hAnsi="Georgia"/>
-          <w:b w:val="0"/>
-          <w:i w:val="0"/>
-          <w:sz w:val="24"/>
         </w:rPr>
-        <w:t>Now, this is difficult for someone to comprehend. That is why we illustrate it with the medical simile. When presenting the Blessed One as the incomparable physician, the true nature of the illness must be stated. If this illness is to be cured completely, one must escape from the entire heap of preparations (*saṅkhāra*). By gradually stilling those preparations (*saṅkhāra*) at their subtlest levels—moving from the in-breath and out-breath, to *vitakka* and *vicāra*, and then to perception and feeling—one ultimately escapes from all feelings (*vedanā*). That is why Nibbāna is called an unfelt happiness (*avedayita-sukha*). You may have heard that everything in this world is the happiness of experiencing (*vedayita-sukha*), whereas Nibbāna is the happiness of stilling (*upasama-sukha*). Everything else is the happiness of experiencing; Nibbāna is the happiness of stilling. Therefore, the journey toward that stilling, that tranquility, is this path to Nibbāna. It was in reference to this that the Blessed One declared: *nibbānaparamam sukham*—"Extinguishment is the ultimate happiness."</w:t>
+        <w:t xml:space="preserve">Now, this is difficult for someone to comprehend. That is why we illustrate it with the medical simile. When presenting the Blessed One as the incomparable physician, the true nature of the illness must be stated. If this illness is to be cured completely, one must escape from the entire heap of </w:t>
+      </w:r>
+      <w:r>
+        <w:rPr>
+          <w:rFonts w:ascii="Georgia" w:hAnsi="Georgia"/>
+        </w:rPr>
+        <w:t>Preparations</w:t>
+      </w:r>
+      <w:r>
+        <w:rPr>
+          <w:rFonts w:ascii="Georgia" w:hAnsi="Georgia"/>
+        </w:rPr>
+        <w:t xml:space="preserve"> (*saṅkhāra*). By gradually stilling those </w:t>
+      </w:r>
+      <w:r>
+        <w:rPr>
+          <w:rFonts w:ascii="Georgia" w:hAnsi="Georgia"/>
+        </w:rPr>
+        <w:t>Preparations</w:t>
+      </w:r>
+      <w:r>
+        <w:rPr>
+          <w:rFonts w:ascii="Georgia" w:hAnsi="Georgia"/>
+        </w:rPr>
+        <w:t xml:space="preserve"> (*saṅkhāra*) at their subtlest levels—moving from the in-breath and out-breath, to *vitakka* and *vicāra*, and then to perception and feeling—one ultimately escapes from all feelings (*vedanā*). That is why Nibbāna is called an unfelt happiness (*avedayita-sukha*). You may have heard that everything in this world is the happiness of experiencing (*vedayita-sukha*), whereas Nibbāna is the </w:t>
+      </w:r>
+      <w:r>
+        <w:rPr>
+          <w:rFonts w:ascii="Georgia" w:hAnsi="Georgia"/>
+        </w:rPr>
+        <w:lastRenderedPageBreak/>
+        <w:t>happiness of stilling (*upasama-sukha*). Everything else is the happiness of experiencing; Nibbāna is the happiness of stilling. Therefore, the journey toward that stilling, that tranquility, is this path to Nibbāna. It was in reference to this that the Blessed One declared: *nibbānaparamam sukham*—"Extinguishment is the ultimate happiness."</w:t>
       </w:r>
     </w:p>
     <w:p>
       <w:r>
         <w:rPr>
           <w:rFonts w:ascii="Georgia" w:hAnsi="Georgia"/>
-          <w:b w:val="0"/>
-          <w:i w:val="0"/>
-          <w:sz w:val="24"/>
         </w:rPr>
         <w:t>Therefore, we should consider that on this valuable day, this meritorious gathering of people, having contemplated from a worldly perspective on what we call daily worldly life, has received many Dhamma points that will help them live with more peace, happiness, relief, and comfort than before. Furthermore, without stopping there, they have gained some understanding through this short Dhamma sermon regarding Nibbāna, which assists in bringing to an end this entire *saṃsāric* existence—a task we have been unable to accomplish for so long. You should understand that this has been a wonderful opportunity to develop the spiritual faculties and powers of conviction (*saddhā*), energy (*viriya*), mindfulness (*sati*), concentration (*samadhi*), and wisdom (*paññā*) that aid in attaining Nibbāna. May you make the aspiration: "By developing these strengths, associating with noble friends (*kalyāṇamittas*), and without any other worldly aspirations, may we practice well within this Buddha's dispensation, developing virtue (*sīla*), concentration (*samādhi*), and wisdom (*paññā*), and by realizing the paths and fruits of Stream-entry (*Sotāpanna*), Once-returning (*Sakadāgāmi*), Non-returning (*Anāgāmi*), and Arahatship, may this meritorious acquisition of hearing the Dhamma surely lead us to escape all *saṃsāric* suffering (*dukkha*) and realize that happiness of stilling, the ultimate happiness!"</w:t>
       </w:r>
@@ -824,9 +1158,6 @@
       <w:r>
         <w:rPr>
           <w:rFonts w:ascii="Georgia" w:hAnsi="Georgia"/>
-          <w:b w:val="0"/>
-          <w:i w:val="0"/>
-          <w:sz w:val="24"/>
         </w:rPr>
         <w:t>In the same way, may you share these merits by reciting stanzas, wishing that all living beings from the lowest hell (*Avīci*) to the highest heaven (*Akaniṭṭha*), including your own deceased relatives who desire merit and seek Nibbāna, may rejoice in this meritorious deed of delivering and hearing the Dhamma, and through one of the three forms of enlightenment they aspire to, may they bring this *saṃsāric* suffering (*dukkha*) to an end as quickly as possible, freeing themselves from all suffering (*dukkha*) such as birth (*jāti*), aging and death (*jarāmaraṇa*), and sickness, and find peace in the supreme, deathless, great Nibbāna.</w:t>
       </w:r>
@@ -835,19 +1166,10 @@
       <w:r>
         <w:rPr>
           <w:rFonts w:ascii="Georgia" w:hAnsi="Georgia"/>
-          <w:b w:val="0"/>
-          <w:i w:val="0"/>
-          <w:sz w:val="24"/>
         </w:rPr>
         <w:t>“*Ettāvatā ca amhehi.........*”</w:t>
       </w:r>
     </w:p>
-    <w:sectPr>
-      <w:pgSz w:w="12240" w:h="15840"/>
-      <w:pgMar w:top="1440" w:right="1800" w:bottom="1440" w:left="1800" w:header="720" w:footer="720" w:gutter="0"/>
-      <w:cols w:space="720"/>
-      <w:docGrid w:linePitch="360"/>
-    </w:sectPr>
   </w:body>
 </w:document>
 </file>
